--- a/public/report-templates/Template_CCTV_RTRW.docx
+++ b/public/report-templates/Template_CCTV_RTRW.docx
@@ -116,7 +116,25 @@
                 <w:sz w:val="24"/>
                 <w:szCs w:val="24"/>
               </w:rPr>
-              <w:t xml:space="preserve">Nama Paket Pekerjaan </w:t>
+              <w:t xml:space="preserve">Nama Paket </w:t>
+            </w:r>
+            <w:proofErr w:type="spellStart"/>
+            <w:r>
+              <w:rPr>
+                <w:rFonts w:ascii="Times New Roman" w:eastAsia="Times New Roman" w:hAnsi="Times New Roman" w:cs="Times New Roman"/>
+                <w:sz w:val="24"/>
+                <w:szCs w:val="24"/>
+              </w:rPr>
+              <w:t>Pekerjaan</w:t>
+            </w:r>
+            <w:proofErr w:type="spellEnd"/>
+            <w:r>
+              <w:rPr>
+                <w:rFonts w:ascii="Times New Roman" w:eastAsia="Times New Roman" w:hAnsi="Times New Roman" w:cs="Times New Roman"/>
+                <w:sz w:val="24"/>
+                <w:szCs w:val="24"/>
+              </w:rPr>
+              <w:t xml:space="preserve"> </w:t>
             </w:r>
           </w:p>
         </w:tc>
@@ -176,13 +194,23 @@
                 <w:szCs w:val="24"/>
               </w:rPr>
             </w:pPr>
-            <w:r>
-              <w:rPr>
-                <w:rFonts w:ascii="Times New Roman" w:eastAsia="Times New Roman" w:hAnsi="Times New Roman" w:cs="Times New Roman"/>
-                <w:sz w:val="24"/>
-                <w:szCs w:val="24"/>
-              </w:rPr>
-              <w:t xml:space="preserve">Pelaksana </w:t>
+            <w:proofErr w:type="spellStart"/>
+            <w:r>
+              <w:rPr>
+                <w:rFonts w:ascii="Times New Roman" w:eastAsia="Times New Roman" w:hAnsi="Times New Roman" w:cs="Times New Roman"/>
+                <w:sz w:val="24"/>
+                <w:szCs w:val="24"/>
+              </w:rPr>
+              <w:t>Pelaksana</w:t>
+            </w:r>
+            <w:proofErr w:type="spellEnd"/>
+            <w:r>
+              <w:rPr>
+                <w:rFonts w:ascii="Times New Roman" w:eastAsia="Times New Roman" w:hAnsi="Times New Roman" w:cs="Times New Roman"/>
+                <w:sz w:val="24"/>
+                <w:szCs w:val="24"/>
+              </w:rPr>
+              <w:t xml:space="preserve"> </w:t>
             </w:r>
           </w:p>
         </w:tc>
@@ -248,8 +276,18 @@
                 <w:sz w:val="24"/>
                 <w:szCs w:val="24"/>
               </w:rPr>
-              <w:t>Alamat Pelaksana</w:t>
-            </w:r>
+              <w:t xml:space="preserve">Alamat </w:t>
+            </w:r>
+            <w:proofErr w:type="spellStart"/>
+            <w:r>
+              <w:rPr>
+                <w:rFonts w:ascii="Times New Roman" w:eastAsia="Times New Roman" w:hAnsi="Times New Roman" w:cs="Times New Roman"/>
+                <w:sz w:val="24"/>
+                <w:szCs w:val="24"/>
+              </w:rPr>
+              <w:t>Pelaksana</w:t>
+            </w:r>
+            <w:proofErr w:type="spellEnd"/>
           </w:p>
         </w:tc>
         <w:tc>
@@ -314,7 +352,25 @@
                 <w:sz w:val="24"/>
                 <w:szCs w:val="24"/>
               </w:rPr>
-              <w:t xml:space="preserve">Lokasi Pekerjaan </w:t>
+              <w:t xml:space="preserve">Lokasi </w:t>
+            </w:r>
+            <w:proofErr w:type="spellStart"/>
+            <w:r>
+              <w:rPr>
+                <w:rFonts w:ascii="Times New Roman" w:eastAsia="Times New Roman" w:hAnsi="Times New Roman" w:cs="Times New Roman"/>
+                <w:sz w:val="24"/>
+                <w:szCs w:val="24"/>
+              </w:rPr>
+              <w:t>Pekerjaan</w:t>
+            </w:r>
+            <w:proofErr w:type="spellEnd"/>
+            <w:r>
+              <w:rPr>
+                <w:rFonts w:ascii="Times New Roman" w:eastAsia="Times New Roman" w:hAnsi="Times New Roman" w:cs="Times New Roman"/>
+                <w:sz w:val="24"/>
+                <w:szCs w:val="24"/>
+              </w:rPr>
+              <w:t xml:space="preserve"> </w:t>
             </w:r>
           </w:p>
         </w:tc>
@@ -380,8 +436,18 @@
                 <w:sz w:val="24"/>
                 <w:szCs w:val="24"/>
               </w:rPr>
-              <w:t>Waktu Pelaksanaan</w:t>
-            </w:r>
+              <w:t xml:space="preserve">Waktu </w:t>
+            </w:r>
+            <w:proofErr w:type="spellStart"/>
+            <w:r>
+              <w:rPr>
+                <w:rFonts w:ascii="Times New Roman" w:eastAsia="Times New Roman" w:hAnsi="Times New Roman" w:cs="Times New Roman"/>
+                <w:sz w:val="24"/>
+                <w:szCs w:val="24"/>
+              </w:rPr>
+              <w:t>Pelaksanaan</w:t>
+            </w:r>
+            <w:proofErr w:type="spellEnd"/>
           </w:p>
         </w:tc>
         <w:tc>
@@ -527,8 +593,18 @@
                 <w:sz w:val="24"/>
                 <w:szCs w:val="24"/>
               </w:rPr>
-              <w:t>Nama Komponen</w:t>
-            </w:r>
+              <w:t xml:space="preserve">Nama </w:t>
+            </w:r>
+            <w:proofErr w:type="spellStart"/>
+            <w:r>
+              <w:rPr>
+                <w:rFonts w:ascii="Times New Roman" w:eastAsia="Times New Roman" w:hAnsi="Times New Roman" w:cs="Times New Roman"/>
+                <w:sz w:val="24"/>
+                <w:szCs w:val="24"/>
+              </w:rPr>
+              <w:t>Komponen</w:t>
+            </w:r>
+            <w:proofErr w:type="spellEnd"/>
           </w:p>
         </w:tc>
         <w:tc>
@@ -546,6 +622,7 @@
                 <w:szCs w:val="24"/>
               </w:rPr>
             </w:pPr>
+            <w:proofErr w:type="spellStart"/>
             <w:r>
               <w:rPr>
                 <w:rFonts w:ascii="Times New Roman" w:eastAsia="Times New Roman" w:hAnsi="Times New Roman" w:cs="Times New Roman"/>
@@ -554,6 +631,7 @@
               </w:rPr>
               <w:t>Jumlah</w:t>
             </w:r>
+            <w:proofErr w:type="spellEnd"/>
           </w:p>
         </w:tc>
         <w:tc>
@@ -571,6 +649,7 @@
                 <w:szCs w:val="24"/>
               </w:rPr>
             </w:pPr>
+            <w:proofErr w:type="spellStart"/>
             <w:r>
               <w:rPr>
                 <w:rFonts w:ascii="Times New Roman" w:eastAsia="Times New Roman" w:hAnsi="Times New Roman" w:cs="Times New Roman"/>
@@ -579,6 +658,7 @@
               </w:rPr>
               <w:t>Satuan</w:t>
             </w:r>
+            <w:proofErr w:type="spellEnd"/>
           </w:p>
         </w:tc>
       </w:tr>
@@ -2761,6 +2841,12 @@
         <w:tblStyle w:val="TableGrid"/>
         <w:tblW w:w="10065" w:type="dxa"/>
         <w:tblInd w:w="-431" w:type="dxa"/>
+        <w:tblCellMar>
+          <w:top w:w="85" w:type="dxa"/>
+          <w:left w:w="85" w:type="dxa"/>
+          <w:bottom w:w="85" w:type="dxa"/>
+          <w:right w:w="85" w:type="dxa"/>
+        </w:tblCellMar>
         <w:tblLook w:val="04A0" w:firstRow="1" w:lastRow="0" w:firstColumn="1" w:lastColumn="0" w:noHBand="0" w:noVBand="1"/>
       </w:tblPr>
       <w:tblGrid>
@@ -2811,52 +2897,70 @@
                 <w:b/>
                 <w:bCs/>
               </w:rPr>
-              <w:t>Foto Fisik</w:t>
-            </w:r>
-          </w:p>
-        </w:tc>
-        <w:tc>
-          <w:tcPr>
-            <w:tcW w:w="3543" w:type="dxa"/>
-            <w:vAlign w:val="center"/>
-          </w:tcPr>
-          <w:p>
-            <w:pPr>
-              <w:jc w:val="center"/>
+              <w:t xml:space="preserve">Foto </w:t>
+            </w:r>
+            <w:proofErr w:type="spellStart"/>
+            <w:r>
               <w:rPr>
                 <w:b/>
                 <w:bCs/>
               </w:rPr>
-            </w:pPr>
-            <w:r>
+              <w:t>Fisik</w:t>
+            </w:r>
+            <w:proofErr w:type="spellEnd"/>
+          </w:p>
+        </w:tc>
+        <w:tc>
+          <w:tcPr>
+            <w:tcW w:w="3543" w:type="dxa"/>
+            <w:vAlign w:val="center"/>
+          </w:tcPr>
+          <w:p>
+            <w:pPr>
+              <w:jc w:val="center"/>
               <w:rPr>
                 <w:b/>
                 <w:bCs/>
               </w:rPr>
-              <w:t>Foto S/N</w:t>
-            </w:r>
-          </w:p>
-        </w:tc>
-        <w:tc>
-          <w:tcPr>
-            <w:tcW w:w="3402" w:type="dxa"/>
-            <w:vAlign w:val="center"/>
-          </w:tcPr>
-          <w:p>
-            <w:pPr>
-              <w:jc w:val="center"/>
+            </w:pPr>
+            <w:r>
               <w:rPr>
                 <w:b/>
                 <w:bCs/>
               </w:rPr>
-            </w:pPr>
-            <w:r>
+              <w:t>Foto S/N</w:t>
+            </w:r>
+          </w:p>
+        </w:tc>
+        <w:tc>
+          <w:tcPr>
+            <w:tcW w:w="3402" w:type="dxa"/>
+            <w:vAlign w:val="center"/>
+          </w:tcPr>
+          <w:p>
+            <w:pPr>
+              <w:jc w:val="center"/>
               <w:rPr>
                 <w:b/>
                 <w:bCs/>
               </w:rPr>
-              <w:t>Foto Terpasang</w:t>
-            </w:r>
+            </w:pPr>
+            <w:r>
+              <w:rPr>
+                <w:b/>
+                <w:bCs/>
+              </w:rPr>
+              <w:t xml:space="preserve">Foto </w:t>
+            </w:r>
+            <w:proofErr w:type="spellStart"/>
+            <w:r>
+              <w:rPr>
+                <w:b/>
+                <w:bCs/>
+              </w:rPr>
+              <w:t>Terpasang</w:t>
+            </w:r>
+            <w:proofErr w:type="spellEnd"/>
           </w:p>
         </w:tc>
       </w:tr>
@@ -2870,31 +2974,6 @@
             <w:pPr>
               <w:jc w:val="center"/>
             </w:pPr>
-          </w:p>
-          <w:p>
-            <w:pPr>
-              <w:jc w:val="center"/>
-            </w:pPr>
-          </w:p>
-          <w:p>
-            <w:pPr>
-              <w:jc w:val="center"/>
-            </w:pPr>
-          </w:p>
-          <w:p>
-            <w:pPr>
-              <w:jc w:val="center"/>
-            </w:pPr>
-          </w:p>
-          <w:p>
-            <w:pPr>
-              <w:jc w:val="center"/>
-            </w:pPr>
-          </w:p>
-          <w:p>
-            <w:pPr>
-              <w:jc w:val="center"/>
-            </w:pPr>
             <w:r>
               <w:t>{</w:t>
             </w:r>
@@ -2902,30 +2981,30 @@
               <w:t>%</w:t>
             </w:r>
             <w:r>
-              <w:t>photo_1}</w:t>
-            </w:r>
-          </w:p>
-          <w:p>
-            <w:pPr>
-              <w:jc w:val="center"/>
-            </w:pPr>
-          </w:p>
-          <w:p>
-            <w:pPr>
-              <w:jc w:val="center"/>
-            </w:pPr>
-          </w:p>
-          <w:p>
-            <w:pPr>
-              <w:jc w:val="center"/>
-            </w:pPr>
-          </w:p>
-          <w:p>
-            <w:pPr>
-              <w:jc w:val="center"/>
-            </w:pPr>
-            <w:r>
-              <w:t xml:space="preserve">Gambar Deskripsi : </w:t>
+              <w:t>photo_</w:t>
+            </w:r>
+            <w:r>
+              <w:t>1</w:t>
+            </w:r>
+            <w:r>
+              <w:t>}</w:t>
+            </w:r>
+          </w:p>
+          <w:p/>
+          <w:p>
+            <w:pPr>
+              <w:jc w:val="center"/>
+            </w:pPr>
+            <w:r>
+              <w:t xml:space="preserve">Gambar </w:t>
+            </w:r>
+            <w:proofErr w:type="spellStart"/>
+            <w:r>
+              <w:t>Deskripsi</w:t>
+            </w:r>
+            <w:proofErr w:type="spellEnd"/>
+            <w:r>
+              <w:t xml:space="preserve"> : </w:t>
             </w:r>
           </w:p>
         </w:tc>
@@ -2938,21 +3017,6 @@
             <w:pPr>
               <w:jc w:val="center"/>
             </w:pPr>
-          </w:p>
-          <w:p>
-            <w:pPr>
-              <w:jc w:val="center"/>
-            </w:pPr>
-          </w:p>
-          <w:p>
-            <w:pPr>
-              <w:jc w:val="center"/>
-            </w:pPr>
-          </w:p>
-          <w:p>
-            <w:pPr>
-              <w:jc w:val="center"/>
-            </w:pPr>
             <w:r>
               <w:t>{</w:t>
             </w:r>
@@ -2968,26 +3032,6 @@
             <w:r>
               <w:t>}</w:t>
             </w:r>
-          </w:p>
-          <w:p>
-            <w:pPr>
-              <w:jc w:val="center"/>
-            </w:pPr>
-          </w:p>
-          <w:p>
-            <w:pPr>
-              <w:jc w:val="center"/>
-            </w:pPr>
-          </w:p>
-          <w:p>
-            <w:pPr>
-              <w:jc w:val="center"/>
-            </w:pPr>
-          </w:p>
-          <w:p>
-            <w:pPr>
-              <w:jc w:val="center"/>
-            </w:pPr>
           </w:p>
         </w:tc>
         <w:tc>
@@ -3040,15 +3084,35 @@
               <w:jc w:val="center"/>
             </w:pPr>
             <w:r>
-              <w:t xml:space="preserve">Gambar Deskripsi : </w:t>
-            </w:r>
-          </w:p>
-          <w:p>
-            <w:pPr>
-              <w:jc w:val="center"/>
-            </w:pPr>
-            <w:r>
-              <w:t>SN Kamera</w:t>
+              <w:t xml:space="preserve">Gambar </w:t>
+            </w:r>
+            <w:proofErr w:type="spellStart"/>
+            <w:r>
+              <w:t>Deskripsi</w:t>
+            </w:r>
+            <w:proofErr w:type="spellEnd"/>
+            <w:r>
+              <w:t xml:space="preserve"> : </w:t>
+            </w:r>
+          </w:p>
+          <w:p>
+            <w:pPr>
+              <w:jc w:val="center"/>
+            </w:pPr>
+            <w:r>
+              <w:t>{</w:t>
+            </w:r>
+            <w:r>
+              <w:t>sn</w:t>
+            </w:r>
+            <w:r>
+              <w:t>_</w:t>
+            </w:r>
+            <w:r>
+              <w:t>3</w:t>
+            </w:r>
+            <w:r>
+              <w:t>}</w:t>
             </w:r>
           </w:p>
         </w:tc>
@@ -3062,7 +3126,15 @@
               <w:jc w:val="center"/>
             </w:pPr>
             <w:r>
-              <w:t>Gambar Deskripsi : CCTV 1</w:t>
+              <w:t xml:space="preserve">Gambar </w:t>
+            </w:r>
+            <w:proofErr w:type="spellStart"/>
+            <w:r>
+              <w:t>Deskripsi</w:t>
+            </w:r>
+            <w:proofErr w:type="spellEnd"/>
+            <w:r>
+              <w:t xml:space="preserve"> : CCTV 1</w:t>
             </w:r>
           </w:p>
         </w:tc>
@@ -3089,26 +3161,6 @@
             <w:pPr>
               <w:jc w:val="center"/>
             </w:pPr>
-          </w:p>
-          <w:p>
-            <w:pPr>
-              <w:jc w:val="center"/>
-            </w:pPr>
-          </w:p>
-          <w:p>
-            <w:pPr>
-              <w:jc w:val="center"/>
-            </w:pPr>
-          </w:p>
-          <w:p>
-            <w:pPr>
-              <w:jc w:val="center"/>
-            </w:pPr>
-          </w:p>
-          <w:p>
-            <w:pPr>
-              <w:jc w:val="center"/>
-            </w:pPr>
             <w:r>
               <w:t>{</w:t>
             </w:r>
@@ -3124,21 +3176,6 @@
             <w:r>
               <w:t>}</w:t>
             </w:r>
-          </w:p>
-          <w:p>
-            <w:pPr>
-              <w:jc w:val="center"/>
-            </w:pPr>
-          </w:p>
-          <w:p>
-            <w:pPr>
-              <w:jc w:val="center"/>
-            </w:pPr>
-          </w:p>
-          <w:p>
-            <w:pPr>
-              <w:jc w:val="center"/>
-            </w:pPr>
           </w:p>
         </w:tc>
         <w:tc>
@@ -3191,18 +3228,35 @@
               <w:jc w:val="center"/>
             </w:pPr>
             <w:r>
-              <w:t xml:space="preserve">Gambar Deskripsi : </w:t>
-            </w:r>
-          </w:p>
-          <w:p>
-            <w:pPr>
-              <w:jc w:val="center"/>
-            </w:pPr>
-            <w:r>
-              <w:t>SN Kamera</w:t>
-            </w:r>
-            <w:r>
-              <w:t xml:space="preserve"> </w:t>
+              <w:t xml:space="preserve">Gambar </w:t>
+            </w:r>
+            <w:proofErr w:type="spellStart"/>
+            <w:r>
+              <w:t>Deskripsi</w:t>
+            </w:r>
+            <w:proofErr w:type="spellEnd"/>
+            <w:r>
+              <w:t xml:space="preserve"> : </w:t>
+            </w:r>
+          </w:p>
+          <w:p>
+            <w:pPr>
+              <w:jc w:val="center"/>
+            </w:pPr>
+            <w:r>
+              <w:t>{</w:t>
+            </w:r>
+            <w:r>
+              <w:t>sn</w:t>
+            </w:r>
+            <w:r>
+              <w:t>_</w:t>
+            </w:r>
+            <w:r>
+              <w:t>5</w:t>
+            </w:r>
+            <w:r>
+              <w:t>}</w:t>
             </w:r>
           </w:p>
         </w:tc>
@@ -3216,7 +3270,15 @@
               <w:jc w:val="center"/>
             </w:pPr>
             <w:r>
-              <w:t>Gambar Deskripsi : CCTV 2</w:t>
+              <w:t xml:space="preserve">Gambar </w:t>
+            </w:r>
+            <w:proofErr w:type="spellStart"/>
+            <w:r>
+              <w:t>Deskripsi</w:t>
+            </w:r>
+            <w:proofErr w:type="spellEnd"/>
+            <w:r>
+              <w:t xml:space="preserve"> : CCTV 2</w:t>
             </w:r>
           </w:p>
         </w:tc>
@@ -3243,41 +3305,21 @@
             <w:pPr>
               <w:jc w:val="center"/>
             </w:pPr>
-          </w:p>
-          <w:p>
-            <w:pPr>
-              <w:jc w:val="center"/>
-            </w:pPr>
-          </w:p>
-          <w:p>
-            <w:pPr>
-              <w:jc w:val="center"/>
-            </w:pPr>
-          </w:p>
-          <w:p>
-            <w:pPr>
-              <w:jc w:val="center"/>
-            </w:pPr>
-          </w:p>
-          <w:p>
-            <w:pPr>
-              <w:jc w:val="center"/>
-            </w:pPr>
-          </w:p>
-          <w:p>
-            <w:pPr>
-              <w:jc w:val="center"/>
-            </w:pPr>
-          </w:p>
-          <w:p>
-            <w:pPr>
-              <w:jc w:val="center"/>
-            </w:pPr>
-          </w:p>
-          <w:p>
-            <w:pPr>
-              <w:jc w:val="center"/>
-            </w:pPr>
+            <w:r>
+              <w:t>{</w:t>
+            </w:r>
+            <w:r>
+              <w:t>%</w:t>
+            </w:r>
+            <w:r>
+              <w:t>photo_</w:t>
+            </w:r>
+            <w:r>
+              <w:t>7</w:t>
+            </w:r>
+            <w:r>
+              <w:t>}</w:t>
+            </w:r>
           </w:p>
         </w:tc>
         <w:tc>
@@ -3289,6 +3331,21 @@
             <w:pPr>
               <w:jc w:val="center"/>
             </w:pPr>
+            <w:r>
+              <w:t>{</w:t>
+            </w:r>
+            <w:r>
+              <w:t>%</w:t>
+            </w:r>
+            <w:r>
+              <w:t>photo_</w:t>
+            </w:r>
+            <w:r>
+              <w:t>6</w:t>
+            </w:r>
+            <w:r>
+              <w:t>}</w:t>
+            </w:r>
           </w:p>
         </w:tc>
       </w:tr>
@@ -3315,15 +3372,35 @@
               <w:jc w:val="center"/>
             </w:pPr>
             <w:r>
-              <w:t xml:space="preserve">Gambar Deskripsi : </w:t>
-            </w:r>
-          </w:p>
-          <w:p>
-            <w:pPr>
-              <w:jc w:val="center"/>
-            </w:pPr>
-            <w:r>
-              <w:t xml:space="preserve">SN Kamera </w:t>
+              <w:t xml:space="preserve">Gambar </w:t>
+            </w:r>
+            <w:proofErr w:type="spellStart"/>
+            <w:r>
+              <w:t>Deskripsi</w:t>
+            </w:r>
+            <w:proofErr w:type="spellEnd"/>
+            <w:r>
+              <w:t xml:space="preserve"> : </w:t>
+            </w:r>
+          </w:p>
+          <w:p>
+            <w:pPr>
+              <w:jc w:val="center"/>
+            </w:pPr>
+            <w:r>
+              <w:t>{</w:t>
+            </w:r>
+            <w:r>
+              <w:t>sn</w:t>
+            </w:r>
+            <w:r>
+              <w:t>_</w:t>
+            </w:r>
+            <w:r>
+              <w:t>7</w:t>
+            </w:r>
+            <w:r>
+              <w:t>}</w:t>
             </w:r>
           </w:p>
         </w:tc>
@@ -3337,7 +3414,15 @@
               <w:jc w:val="center"/>
             </w:pPr>
             <w:r>
-              <w:t>Gambar Deskripsi : CCTV 3</w:t>
+              <w:t xml:space="preserve">Gambar </w:t>
+            </w:r>
+            <w:proofErr w:type="spellStart"/>
+            <w:r>
+              <w:t>Deskripsi</w:t>
+            </w:r>
+            <w:proofErr w:type="spellEnd"/>
+            <w:r>
+              <w:t xml:space="preserve"> : CCTV 3</w:t>
             </w:r>
           </w:p>
         </w:tc>
@@ -3364,31 +3449,21 @@
             <w:pPr>
               <w:jc w:val="center"/>
             </w:pPr>
-          </w:p>
-          <w:p>
-            <w:pPr>
-              <w:jc w:val="center"/>
-            </w:pPr>
-          </w:p>
-          <w:p>
-            <w:pPr>
-              <w:jc w:val="center"/>
-            </w:pPr>
-          </w:p>
-          <w:p>
-            <w:pPr>
-              <w:jc w:val="center"/>
-            </w:pPr>
-          </w:p>
-          <w:p>
-            <w:pPr>
-              <w:jc w:val="center"/>
-            </w:pPr>
-          </w:p>
-          <w:p>
-            <w:pPr>
-              <w:jc w:val="center"/>
-            </w:pPr>
+            <w:r>
+              <w:t>{</w:t>
+            </w:r>
+            <w:r>
+              <w:t>%</w:t>
+            </w:r>
+            <w:r>
+              <w:t>photo_</w:t>
+            </w:r>
+            <w:r>
+              <w:t>9</w:t>
+            </w:r>
+            <w:r>
+              <w:t>}</w:t>
+            </w:r>
           </w:p>
         </w:tc>
         <w:tc>
@@ -3400,6 +3475,21 @@
             <w:pPr>
               <w:jc w:val="center"/>
             </w:pPr>
+            <w:r>
+              <w:t>{</w:t>
+            </w:r>
+            <w:r>
+              <w:t>%</w:t>
+            </w:r>
+            <w:r>
+              <w:t>photo_</w:t>
+            </w:r>
+            <w:r>
+              <w:t>8</w:t>
+            </w:r>
+            <w:r>
+              <w:t>}</w:t>
+            </w:r>
           </w:p>
         </w:tc>
       </w:tr>
@@ -3426,15 +3516,38 @@
               <w:jc w:val="center"/>
             </w:pPr>
             <w:r>
-              <w:t xml:space="preserve">Gambar Deskripsi : </w:t>
-            </w:r>
-          </w:p>
-          <w:p>
-            <w:pPr>
-              <w:jc w:val="center"/>
-            </w:pPr>
-            <w:r>
-              <w:t xml:space="preserve">SN Kamera </w:t>
+              <w:t xml:space="preserve">Gambar </w:t>
+            </w:r>
+            <w:proofErr w:type="spellStart"/>
+            <w:r>
+              <w:t>Deskripsi</w:t>
+            </w:r>
+            <w:proofErr w:type="spellEnd"/>
+            <w:r>
+              <w:t xml:space="preserve"> : </w:t>
+            </w:r>
+          </w:p>
+          <w:p>
+            <w:pPr>
+              <w:jc w:val="center"/>
+            </w:pPr>
+            <w:r>
+              <w:t>{</w:t>
+            </w:r>
+            <w:r>
+              <w:t>sn</w:t>
+            </w:r>
+            <w:r>
+              <w:t>_</w:t>
+            </w:r>
+            <w:r>
+              <w:t>9</w:t>
+            </w:r>
+            <w:r>
+              <w:t>}</w:t>
+            </w:r>
+            <w:r>
+              <w:t xml:space="preserve"> </w:t>
             </w:r>
           </w:p>
         </w:tc>
@@ -3448,7 +3561,15 @@
               <w:jc w:val="center"/>
             </w:pPr>
             <w:r>
-              <w:t>Gambar Deskripsi : CCTV 4</w:t>
+              <w:t xml:space="preserve">Gambar </w:t>
+            </w:r>
+            <w:proofErr w:type="spellStart"/>
+            <w:r>
+              <w:t>Deskripsi</w:t>
+            </w:r>
+            <w:proofErr w:type="spellEnd"/>
+            <w:r>
+              <w:t xml:space="preserve"> : CCTV 4</w:t>
             </w:r>
           </w:p>
         </w:tc>
@@ -3460,6 +3581,12 @@
         <w:tblStyle w:val="TableGrid"/>
         <w:tblW w:w="9999" w:type="dxa"/>
         <w:tblInd w:w="-431" w:type="dxa"/>
+        <w:tblCellMar>
+          <w:top w:w="85" w:type="dxa"/>
+          <w:left w:w="85" w:type="dxa"/>
+          <w:bottom w:w="85" w:type="dxa"/>
+          <w:right w:w="85" w:type="dxa"/>
+        </w:tblCellMar>
         <w:tblLook w:val="04A0" w:firstRow="1" w:lastRow="0" w:firstColumn="1" w:lastColumn="0" w:noHBand="0" w:noVBand="1"/>
       </w:tblPr>
       <w:tblGrid>
@@ -3506,31 +3633,22 @@
                 <w:b/>
                 <w:bCs/>
               </w:rPr>
-              <w:t>Foto Fisik</w:t>
-            </w:r>
-          </w:p>
-        </w:tc>
-        <w:tc>
-          <w:tcPr>
-            <w:tcW w:w="3472" w:type="dxa"/>
-            <w:vAlign w:val="center"/>
-          </w:tcPr>
-          <w:p>
-            <w:pPr>
-              <w:jc w:val="center"/>
-            </w:pPr>
+              <w:t xml:space="preserve">Foto </w:t>
+            </w:r>
+            <w:proofErr w:type="spellStart"/>
             <w:r>
               <w:rPr>
                 <w:b/>
                 <w:bCs/>
               </w:rPr>
-              <w:t>Foto S/N</w:t>
-            </w:r>
-          </w:p>
-        </w:tc>
-        <w:tc>
-          <w:tcPr>
-            <w:tcW w:w="2910" w:type="dxa"/>
+              <w:t>Fisik</w:t>
+            </w:r>
+            <w:proofErr w:type="spellEnd"/>
+          </w:p>
+        </w:tc>
+        <w:tc>
+          <w:tcPr>
+            <w:tcW w:w="3472" w:type="dxa"/>
             <w:vAlign w:val="center"/>
           </w:tcPr>
           <w:p>
@@ -3542,8 +3660,35 @@
                 <w:b/>
                 <w:bCs/>
               </w:rPr>
-              <w:t>Foto Terpasang</w:t>
-            </w:r>
+              <w:t>Foto S/N</w:t>
+            </w:r>
+          </w:p>
+        </w:tc>
+        <w:tc>
+          <w:tcPr>
+            <w:tcW w:w="2910" w:type="dxa"/>
+            <w:vAlign w:val="center"/>
+          </w:tcPr>
+          <w:p>
+            <w:pPr>
+              <w:jc w:val="center"/>
+            </w:pPr>
+            <w:r>
+              <w:rPr>
+                <w:b/>
+                <w:bCs/>
+              </w:rPr>
+              <w:t xml:space="preserve">Foto </w:t>
+            </w:r>
+            <w:proofErr w:type="spellStart"/>
+            <w:r>
+              <w:rPr>
+                <w:b/>
+                <w:bCs/>
+              </w:rPr>
+              <w:t>Terpasang</w:t>
+            </w:r>
+            <w:proofErr w:type="spellEnd"/>
           </w:p>
         </w:tc>
       </w:tr>
@@ -3557,36 +3702,21 @@
             <w:pPr>
               <w:jc w:val="center"/>
             </w:pPr>
-          </w:p>
-          <w:p>
-            <w:pPr>
-              <w:jc w:val="center"/>
-            </w:pPr>
-          </w:p>
-          <w:p>
-            <w:pPr>
-              <w:jc w:val="center"/>
-            </w:pPr>
-          </w:p>
-          <w:p>
-            <w:pPr>
-              <w:jc w:val="center"/>
-            </w:pPr>
-          </w:p>
-          <w:p>
-            <w:pPr>
-              <w:jc w:val="center"/>
-            </w:pPr>
-          </w:p>
-          <w:p>
-            <w:pPr>
-              <w:jc w:val="center"/>
-            </w:pPr>
-          </w:p>
-          <w:p>
-            <w:pPr>
-              <w:jc w:val="center"/>
-            </w:pPr>
+            <w:r>
+              <w:t>{</w:t>
+            </w:r>
+            <w:r>
+              <w:t>%</w:t>
+            </w:r>
+            <w:r>
+              <w:t>photo_</w:t>
+            </w:r>
+            <w:r>
+              <w:t>10</w:t>
+            </w:r>
+            <w:r>
+              <w:t>}</w:t>
+            </w:r>
           </w:p>
         </w:tc>
         <w:tc>
@@ -3598,6 +3728,21 @@
             <w:pPr>
               <w:jc w:val="center"/>
             </w:pPr>
+            <w:r>
+              <w:t>{</w:t>
+            </w:r>
+            <w:r>
+              <w:t>%</w:t>
+            </w:r>
+            <w:r>
+              <w:t>photo_</w:t>
+            </w:r>
+            <w:r>
+              <w:t>11</w:t>
+            </w:r>
+            <w:r>
+              <w:t>}</w:t>
+            </w:r>
           </w:p>
         </w:tc>
         <w:tc>
@@ -3609,6 +3754,21 @@
             <w:pPr>
               <w:jc w:val="center"/>
             </w:pPr>
+            <w:r>
+              <w:t>{</w:t>
+            </w:r>
+            <w:r>
+              <w:t>%</w:t>
+            </w:r>
+            <w:r>
+              <w:t>photo_</w:t>
+            </w:r>
+            <w:r>
+              <w:t>12</w:t>
+            </w:r>
+            <w:r>
+              <w:t>}</w:t>
+            </w:r>
           </w:p>
         </w:tc>
       </w:tr>
@@ -3624,11 +3784,33 @@
                 <w:lang w:val="sv-SE"/>
               </w:rPr>
             </w:pPr>
-            <w:r>
-              <w:rPr>
-                <w:lang w:val="sv-SE"/>
-              </w:rPr>
-              <w:t>Gambar Deskripsi : SWITCH POE SPC POE1008 8PORT</w:t>
+            <w:proofErr w:type="spellStart"/>
+            <w:r>
+              <w:rPr>
+                <w:lang w:val="sv-SE"/>
+              </w:rPr>
+              <w:t>Gambar</w:t>
+            </w:r>
+            <w:proofErr w:type="spellEnd"/>
+            <w:r>
+              <w:rPr>
+                <w:lang w:val="sv-SE"/>
+              </w:rPr>
+              <w:t xml:space="preserve"> </w:t>
+            </w:r>
+            <w:proofErr w:type="spellStart"/>
+            <w:r>
+              <w:rPr>
+                <w:lang w:val="sv-SE"/>
+              </w:rPr>
+              <w:t>Deskripsi</w:t>
+            </w:r>
+            <w:proofErr w:type="spellEnd"/>
+            <w:r>
+              <w:rPr>
+                <w:lang w:val="sv-SE"/>
+              </w:rPr>
+              <w:t xml:space="preserve"> : SWITCH POE SPC POE1008 8PORT</w:t>
             </w:r>
           </w:p>
         </w:tc>
@@ -3641,18 +3823,37 @@
               <w:jc w:val="center"/>
             </w:pPr>
             <w:r>
-              <w:t xml:space="preserve">Gambar Deskripsi : </w:t>
-            </w:r>
-          </w:p>
-          <w:p>
-            <w:pPr>
-              <w:jc w:val="center"/>
-            </w:pPr>
-            <w:r>
-              <w:t>SN Switc</w:t>
-            </w:r>
-            <w:r>
-              <w:t>h</w:t>
+              <w:t xml:space="preserve">Gambar </w:t>
+            </w:r>
+            <w:proofErr w:type="spellStart"/>
+            <w:r>
+              <w:t>Deskripsi</w:t>
+            </w:r>
+            <w:proofErr w:type="spellEnd"/>
+            <w:r>
+              <w:t xml:space="preserve"> : </w:t>
+            </w:r>
+          </w:p>
+          <w:p>
+            <w:pPr>
+              <w:jc w:val="center"/>
+            </w:pPr>
+            <w:r>
+              <w:t>{</w:t>
+            </w:r>
+            <w:proofErr w:type="spellStart"/>
+            <w:r>
+              <w:t>sn</w:t>
+            </w:r>
+            <w:proofErr w:type="spellEnd"/>
+            <w:r>
+              <w:t xml:space="preserve"> _</w:t>
+            </w:r>
+            <w:r>
+              <w:t>11</w:t>
+            </w:r>
+            <w:r>
+              <w:t>}</w:t>
             </w:r>
           </w:p>
         </w:tc>
@@ -3667,26 +3868,56 @@
                 <w:lang w:val="sv-SE"/>
               </w:rPr>
             </w:pPr>
-            <w:r>
-              <w:rPr>
-                <w:lang w:val="sv-SE"/>
-              </w:rPr>
-              <w:t xml:space="preserve">Gambar Deskripsi : </w:t>
-            </w:r>
-          </w:p>
-          <w:p>
-            <w:pPr>
-              <w:jc w:val="center"/>
-              <w:rPr>
-                <w:lang w:val="sv-SE"/>
-              </w:rPr>
-            </w:pPr>
-            <w:r>
-              <w:rPr>
-                <w:lang w:val="sv-SE"/>
-              </w:rPr>
-              <w:t>Switch POE Terpasang</w:t>
-            </w:r>
+            <w:proofErr w:type="spellStart"/>
+            <w:r>
+              <w:rPr>
+                <w:lang w:val="sv-SE"/>
+              </w:rPr>
+              <w:t>Gambar</w:t>
+            </w:r>
+            <w:proofErr w:type="spellEnd"/>
+            <w:r>
+              <w:rPr>
+                <w:lang w:val="sv-SE"/>
+              </w:rPr>
+              <w:t xml:space="preserve"> </w:t>
+            </w:r>
+            <w:proofErr w:type="spellStart"/>
+            <w:r>
+              <w:rPr>
+                <w:lang w:val="sv-SE"/>
+              </w:rPr>
+              <w:t>Deskripsi</w:t>
+            </w:r>
+            <w:proofErr w:type="spellEnd"/>
+            <w:r>
+              <w:rPr>
+                <w:lang w:val="sv-SE"/>
+              </w:rPr>
+              <w:t xml:space="preserve"> : </w:t>
+            </w:r>
+          </w:p>
+          <w:p>
+            <w:pPr>
+              <w:jc w:val="center"/>
+              <w:rPr>
+                <w:lang w:val="sv-SE"/>
+              </w:rPr>
+            </w:pPr>
+            <w:r>
+              <w:rPr>
+                <w:lang w:val="sv-SE"/>
+              </w:rPr>
+              <w:t xml:space="preserve">Switch POE </w:t>
+            </w:r>
+            <w:proofErr w:type="spellStart"/>
+            <w:r>
+              <w:rPr>
+                <w:lang w:val="sv-SE"/>
+              </w:rPr>
+              <w:t>Terpasang</w:t>
+            </w:r>
+            <w:proofErr w:type="spellEnd"/>
           </w:p>
         </w:tc>
       </w:tr>
@@ -3724,6 +3955,12 @@
         <w:tblStyle w:val="TableGrid"/>
         <w:tblW w:w="9999" w:type="dxa"/>
         <w:tblInd w:w="-431" w:type="dxa"/>
+        <w:tblCellMar>
+          <w:top w:w="85" w:type="dxa"/>
+          <w:left w:w="85" w:type="dxa"/>
+          <w:bottom w:w="85" w:type="dxa"/>
+          <w:right w:w="85" w:type="dxa"/>
+        </w:tblCellMar>
         <w:tblLook w:val="04A0" w:firstRow="1" w:lastRow="0" w:firstColumn="1" w:lastColumn="0" w:noHBand="0" w:noVBand="1"/>
       </w:tblPr>
       <w:tblGrid>
@@ -3754,8 +3991,29 @@
                 <w:szCs w:val="24"/>
                 <w:lang w:val="sv-SE"/>
               </w:rPr>
-              <w:lastRenderedPageBreak/>
-              <w:t>NVR 4 Channel POE + Dokumentasi Router</w:t>
+              <w:t xml:space="preserve">NVR 4 Channel POE + </w:t>
+            </w:r>
+            <w:proofErr w:type="spellStart"/>
+            <w:r>
+              <w:rPr>
+                <w:rFonts w:ascii="Times New Roman" w:eastAsia="Times New Roman" w:hAnsi="Times New Roman" w:cs="Times New Roman"/>
+                <w:b/>
+                <w:sz w:val="24"/>
+                <w:szCs w:val="24"/>
+                <w:lang w:val="sv-SE"/>
+              </w:rPr>
+              <w:t>Dokumentasi</w:t>
+            </w:r>
+            <w:proofErr w:type="spellEnd"/>
+            <w:r>
+              <w:rPr>
+                <w:rFonts w:ascii="Times New Roman" w:eastAsia="Times New Roman" w:hAnsi="Times New Roman" w:cs="Times New Roman"/>
+                <w:b/>
+                <w:sz w:val="24"/>
+                <w:szCs w:val="24"/>
+                <w:lang w:val="sv-SE"/>
+              </w:rPr>
+              <w:t xml:space="preserve"> Router</w:t>
             </w:r>
           </w:p>
         </w:tc>
@@ -3775,31 +4033,22 @@
                 <w:b/>
                 <w:bCs/>
               </w:rPr>
-              <w:t>Foto Fisik</w:t>
-            </w:r>
-          </w:p>
-        </w:tc>
-        <w:tc>
-          <w:tcPr>
-            <w:tcW w:w="3472" w:type="dxa"/>
-            <w:vAlign w:val="center"/>
-          </w:tcPr>
-          <w:p>
-            <w:pPr>
-              <w:jc w:val="center"/>
-            </w:pPr>
+              <w:t xml:space="preserve">Foto </w:t>
+            </w:r>
+            <w:proofErr w:type="spellStart"/>
             <w:r>
               <w:rPr>
                 <w:b/>
                 <w:bCs/>
               </w:rPr>
-              <w:t>Foto S/N</w:t>
-            </w:r>
-          </w:p>
-        </w:tc>
-        <w:tc>
-          <w:tcPr>
-            <w:tcW w:w="2910" w:type="dxa"/>
+              <w:t>Fisik</w:t>
+            </w:r>
+            <w:proofErr w:type="spellEnd"/>
+          </w:p>
+        </w:tc>
+        <w:tc>
+          <w:tcPr>
+            <w:tcW w:w="3472" w:type="dxa"/>
             <w:vAlign w:val="center"/>
           </w:tcPr>
           <w:p>
@@ -3811,8 +4060,35 @@
                 <w:b/>
                 <w:bCs/>
               </w:rPr>
-              <w:t>Foto Terpasang</w:t>
-            </w:r>
+              <w:t>Foto S/N</w:t>
+            </w:r>
+          </w:p>
+        </w:tc>
+        <w:tc>
+          <w:tcPr>
+            <w:tcW w:w="2910" w:type="dxa"/>
+            <w:vAlign w:val="center"/>
+          </w:tcPr>
+          <w:p>
+            <w:pPr>
+              <w:jc w:val="center"/>
+            </w:pPr>
+            <w:r>
+              <w:rPr>
+                <w:b/>
+                <w:bCs/>
+              </w:rPr>
+              <w:t xml:space="preserve">Foto </w:t>
+            </w:r>
+            <w:proofErr w:type="spellStart"/>
+            <w:r>
+              <w:rPr>
+                <w:b/>
+                <w:bCs/>
+              </w:rPr>
+              <w:t>Terpasang</w:t>
+            </w:r>
+            <w:proofErr w:type="spellEnd"/>
           </w:p>
         </w:tc>
       </w:tr>
@@ -3826,36 +4102,21 @@
             <w:pPr>
               <w:jc w:val="center"/>
             </w:pPr>
-          </w:p>
-          <w:p>
-            <w:pPr>
-              <w:jc w:val="center"/>
-            </w:pPr>
-          </w:p>
-          <w:p>
-            <w:pPr>
-              <w:jc w:val="center"/>
-            </w:pPr>
-          </w:p>
-          <w:p>
-            <w:pPr>
-              <w:jc w:val="center"/>
-            </w:pPr>
-          </w:p>
-          <w:p>
-            <w:pPr>
-              <w:jc w:val="center"/>
-            </w:pPr>
-          </w:p>
-          <w:p>
-            <w:pPr>
-              <w:jc w:val="center"/>
-            </w:pPr>
-          </w:p>
-          <w:p>
-            <w:pPr>
-              <w:jc w:val="center"/>
-            </w:pPr>
+            <w:r>
+              <w:t>{</w:t>
+            </w:r>
+            <w:r>
+              <w:t>%</w:t>
+            </w:r>
+            <w:r>
+              <w:t>photo_</w:t>
+            </w:r>
+            <w:r>
+              <w:t>13</w:t>
+            </w:r>
+            <w:r>
+              <w:t>}</w:t>
+            </w:r>
           </w:p>
         </w:tc>
         <w:tc>
@@ -3867,6 +4128,21 @@
             <w:pPr>
               <w:jc w:val="center"/>
             </w:pPr>
+            <w:r>
+              <w:t>{</w:t>
+            </w:r>
+            <w:r>
+              <w:t>%</w:t>
+            </w:r>
+            <w:r>
+              <w:t>photo_</w:t>
+            </w:r>
+            <w:r>
+              <w:t>14</w:t>
+            </w:r>
+            <w:r>
+              <w:t>}</w:t>
+            </w:r>
           </w:p>
         </w:tc>
         <w:tc>
@@ -3878,6 +4154,21 @@
             <w:pPr>
               <w:jc w:val="center"/>
             </w:pPr>
+            <w:r>
+              <w:t>{</w:t>
+            </w:r>
+            <w:r>
+              <w:t>%</w:t>
+            </w:r>
+            <w:r>
+              <w:t>photo_</w:t>
+            </w:r>
+            <w:r>
+              <w:t>15</w:t>
+            </w:r>
+            <w:r>
+              <w:t>}</w:t>
+            </w:r>
           </w:p>
         </w:tc>
       </w:tr>
@@ -3893,11 +4184,33 @@
                 <w:lang w:val="sv-SE"/>
               </w:rPr>
             </w:pPr>
-            <w:r>
-              <w:rPr>
-                <w:lang w:val="sv-SE"/>
-              </w:rPr>
-              <w:t xml:space="preserve">Gambar Deskripsi : </w:t>
+            <w:proofErr w:type="spellStart"/>
+            <w:r>
+              <w:rPr>
+                <w:lang w:val="sv-SE"/>
+              </w:rPr>
+              <w:t>Gambar</w:t>
+            </w:r>
+            <w:proofErr w:type="spellEnd"/>
+            <w:r>
+              <w:rPr>
+                <w:lang w:val="sv-SE"/>
+              </w:rPr>
+              <w:t xml:space="preserve"> </w:t>
+            </w:r>
+            <w:proofErr w:type="spellStart"/>
+            <w:r>
+              <w:rPr>
+                <w:lang w:val="sv-SE"/>
+              </w:rPr>
+              <w:t>Deskripsi</w:t>
+            </w:r>
+            <w:proofErr w:type="spellEnd"/>
+            <w:r>
+              <w:rPr>
+                <w:lang w:val="sv-SE"/>
+              </w:rPr>
+              <w:t xml:space="preserve"> : </w:t>
             </w:r>
           </w:p>
           <w:p>
@@ -3924,15 +4237,35 @@
               <w:jc w:val="center"/>
             </w:pPr>
             <w:r>
-              <w:t xml:space="preserve">Gambar Deskripsi : </w:t>
-            </w:r>
-          </w:p>
-          <w:p>
-            <w:pPr>
-              <w:jc w:val="center"/>
-            </w:pPr>
-            <w:r>
-              <w:t xml:space="preserve">SN NVR </w:t>
+              <w:t xml:space="preserve">Gambar </w:t>
+            </w:r>
+            <w:proofErr w:type="spellStart"/>
+            <w:r>
+              <w:t>Deskripsi</w:t>
+            </w:r>
+            <w:proofErr w:type="spellEnd"/>
+            <w:r>
+              <w:t xml:space="preserve"> : </w:t>
+            </w:r>
+          </w:p>
+          <w:p>
+            <w:pPr>
+              <w:jc w:val="center"/>
+            </w:pPr>
+            <w:r>
+              <w:t>{</w:t>
+            </w:r>
+            <w:r>
+              <w:t>sn</w:t>
+            </w:r>
+            <w:r>
+              <w:t>_</w:t>
+            </w:r>
+            <w:r>
+              <w:t>14</w:t>
+            </w:r>
+            <w:r>
+              <w:t>}</w:t>
             </w:r>
           </w:p>
         </w:tc>
@@ -3945,16 +4278,29 @@
               <w:jc w:val="center"/>
             </w:pPr>
             <w:r>
-              <w:t xml:space="preserve">Gambar Deskripsi : </w:t>
-            </w:r>
-          </w:p>
-          <w:p>
-            <w:pPr>
-              <w:jc w:val="center"/>
-            </w:pPr>
-            <w:r>
-              <w:t>NVR Terpasang</w:t>
-            </w:r>
+              <w:t xml:space="preserve">Gambar </w:t>
+            </w:r>
+            <w:proofErr w:type="spellStart"/>
+            <w:r>
+              <w:t>Deskripsi</w:t>
+            </w:r>
+            <w:proofErr w:type="spellEnd"/>
+            <w:r>
+              <w:t xml:space="preserve"> : </w:t>
+            </w:r>
+          </w:p>
+          <w:p>
+            <w:pPr>
+              <w:jc w:val="center"/>
+            </w:pPr>
+            <w:r>
+              <w:t xml:space="preserve">NVR </w:t>
+            </w:r>
+            <w:proofErr w:type="spellStart"/>
+            <w:r>
+              <w:t>Terpasang</w:t>
+            </w:r>
+            <w:proofErr w:type="spellEnd"/>
           </w:p>
         </w:tc>
       </w:tr>
@@ -3967,6 +4313,21 @@
             <w:pPr>
               <w:jc w:val="center"/>
             </w:pPr>
+            <w:r>
+              <w:t>{</w:t>
+            </w:r>
+            <w:r>
+              <w:t>%</w:t>
+            </w:r>
+            <w:r>
+              <w:t>photo_</w:t>
+            </w:r>
+            <w:r>
+              <w:t>16</w:t>
+            </w:r>
+            <w:r>
+              <w:t>}</w:t>
+            </w:r>
           </w:p>
         </w:tc>
         <w:tc>
@@ -3977,6 +4338,21 @@
             <w:pPr>
               <w:jc w:val="center"/>
             </w:pPr>
+            <w:r>
+              <w:t>{</w:t>
+            </w:r>
+            <w:r>
+              <w:t>%</w:t>
+            </w:r>
+            <w:r>
+              <w:t>photo_</w:t>
+            </w:r>
+            <w:r>
+              <w:t>17</w:t>
+            </w:r>
+            <w:r>
+              <w:t>}</w:t>
+            </w:r>
           </w:p>
         </w:tc>
         <w:tc>
@@ -3986,63 +4362,22 @@
           <w:p>
             <w:pPr>
               <w:jc w:val="center"/>
-              <w:rPr>
-                <w:noProof/>
-              </w:rPr>
-            </w:pPr>
-          </w:p>
-          <w:p>
-            <w:pPr>
-              <w:jc w:val="center"/>
-              <w:rPr>
-                <w:noProof/>
-              </w:rPr>
-            </w:pPr>
-          </w:p>
-          <w:p>
-            <w:pPr>
-              <w:jc w:val="center"/>
-              <w:rPr>
-                <w:noProof/>
-              </w:rPr>
-            </w:pPr>
-          </w:p>
-          <w:p>
-            <w:pPr>
-              <w:jc w:val="center"/>
-              <w:rPr>
-                <w:noProof/>
-              </w:rPr>
-            </w:pPr>
-          </w:p>
-          <w:p>
-            <w:pPr>
-              <w:jc w:val="center"/>
-              <w:rPr>
-                <w:noProof/>
-              </w:rPr>
-            </w:pPr>
-          </w:p>
-          <w:p>
-            <w:pPr>
-              <w:jc w:val="center"/>
-              <w:rPr>
-                <w:noProof/>
-              </w:rPr>
-            </w:pPr>
-          </w:p>
-          <w:p>
-            <w:pPr>
-              <w:jc w:val="center"/>
-              <w:rPr>
-                <w:noProof/>
-              </w:rPr>
-            </w:pPr>
-          </w:p>
-          <w:p>
-            <w:pPr>
-              <w:jc w:val="center"/>
-            </w:pPr>
+            </w:pPr>
+            <w:r>
+              <w:t>{</w:t>
+            </w:r>
+            <w:r>
+              <w:t>%</w:t>
+            </w:r>
+            <w:r>
+              <w:t>photo_</w:t>
+            </w:r>
+            <w:r>
+              <w:t>18</w:t>
+            </w:r>
+            <w:r>
+              <w:t>}</w:t>
+            </w:r>
           </w:p>
         </w:tc>
       </w:tr>
@@ -4058,25 +4393,61 @@
                 <w:lang w:val="sv-SE"/>
               </w:rPr>
             </w:pPr>
-            <w:r>
-              <w:rPr>
-                <w:lang w:val="sv-SE"/>
-              </w:rPr>
-              <w:t xml:space="preserve">Gambar Deskripsi : </w:t>
-            </w:r>
-          </w:p>
-          <w:p>
-            <w:pPr>
-              <w:jc w:val="center"/>
-              <w:rPr>
-                <w:lang w:val="sv-SE"/>
-              </w:rPr>
-            </w:pPr>
-            <w:r>
-              <w:rPr>
-                <w:lang w:val="sv-SE"/>
-              </w:rPr>
-              <w:t>Router Mikrotik RB750 R2 5Port</w:t>
+            <w:proofErr w:type="spellStart"/>
+            <w:r>
+              <w:rPr>
+                <w:lang w:val="sv-SE"/>
+              </w:rPr>
+              <w:t>Gambar</w:t>
+            </w:r>
+            <w:proofErr w:type="spellEnd"/>
+            <w:r>
+              <w:rPr>
+                <w:lang w:val="sv-SE"/>
+              </w:rPr>
+              <w:t xml:space="preserve"> </w:t>
+            </w:r>
+            <w:proofErr w:type="spellStart"/>
+            <w:r>
+              <w:rPr>
+                <w:lang w:val="sv-SE"/>
+              </w:rPr>
+              <w:t>Deskripsi</w:t>
+            </w:r>
+            <w:proofErr w:type="spellEnd"/>
+            <w:r>
+              <w:rPr>
+                <w:lang w:val="sv-SE"/>
+              </w:rPr>
+              <w:t xml:space="preserve"> : </w:t>
+            </w:r>
+          </w:p>
+          <w:p>
+            <w:pPr>
+              <w:jc w:val="center"/>
+              <w:rPr>
+                <w:lang w:val="sv-SE"/>
+              </w:rPr>
+            </w:pPr>
+            <w:r>
+              <w:rPr>
+                <w:lang w:val="sv-SE"/>
+              </w:rPr>
+              <w:t xml:space="preserve">Router </w:t>
+            </w:r>
+            <w:proofErr w:type="spellStart"/>
+            <w:r>
+              <w:rPr>
+                <w:lang w:val="sv-SE"/>
+              </w:rPr>
+              <w:t>Mikrotik</w:t>
+            </w:r>
+            <w:proofErr w:type="spellEnd"/>
+            <w:r>
+              <w:rPr>
+                <w:lang w:val="sv-SE"/>
+              </w:rPr>
+              <w:t xml:space="preserve"> RB750 R2 5Port</w:t>
             </w:r>
           </w:p>
         </w:tc>
@@ -4089,15 +4460,32 @@
               <w:jc w:val="center"/>
             </w:pPr>
             <w:r>
-              <w:t xml:space="preserve">Gambar Deskripsi : </w:t>
-            </w:r>
-          </w:p>
-          <w:p>
-            <w:pPr>
-              <w:jc w:val="center"/>
-            </w:pPr>
-            <w:r>
-              <w:t>SN Mikrotik</w:t>
+              <w:t xml:space="preserve">Gambar </w:t>
+            </w:r>
+            <w:proofErr w:type="spellStart"/>
+            <w:r>
+              <w:t>Deskripsi</w:t>
+            </w:r>
+            <w:proofErr w:type="spellEnd"/>
+            <w:r>
+              <w:t xml:space="preserve"> : </w:t>
+            </w:r>
+          </w:p>
+          <w:p>
+            <w:pPr>
+              <w:jc w:val="center"/>
+            </w:pPr>
+            <w:r>
+              <w:t>{sn</w:t>
+            </w:r>
+            <w:r>
+              <w:t>_</w:t>
+            </w:r>
+            <w:r>
+              <w:t>17</w:t>
+            </w:r>
+            <w:r>
+              <w:t>}</w:t>
             </w:r>
           </w:p>
         </w:tc>
@@ -4110,16 +4498,34 @@
               <w:jc w:val="center"/>
             </w:pPr>
             <w:r>
-              <w:t xml:space="preserve">Gambar Deskripsi : </w:t>
-            </w:r>
-          </w:p>
-          <w:p>
-            <w:pPr>
-              <w:jc w:val="center"/>
-            </w:pPr>
-            <w:r>
-              <w:t>Mikrotik Terpasang</w:t>
-            </w:r>
+              <w:t xml:space="preserve">Gambar </w:t>
+            </w:r>
+            <w:proofErr w:type="spellStart"/>
+            <w:r>
+              <w:t>Deskripsi</w:t>
+            </w:r>
+            <w:proofErr w:type="spellEnd"/>
+            <w:r>
+              <w:t xml:space="preserve"> : </w:t>
+            </w:r>
+          </w:p>
+          <w:p>
+            <w:pPr>
+              <w:jc w:val="center"/>
+            </w:pPr>
+            <w:proofErr w:type="spellStart"/>
+            <w:r>
+              <w:t>Mikrotik</w:t>
+            </w:r>
+            <w:proofErr w:type="spellEnd"/>
+            <w:r>
+              <w:t xml:space="preserve"> </w:t>
+            </w:r>
+            <w:proofErr w:type="spellStart"/>
+            <w:r>
+              <w:t>Terpasang</w:t>
+            </w:r>
+            <w:proofErr w:type="spellEnd"/>
           </w:p>
         </w:tc>
       </w:tr>
@@ -4130,6 +4536,12 @@
         <w:tblStyle w:val="TableGrid"/>
         <w:tblW w:w="9999" w:type="dxa"/>
         <w:tblInd w:w="-431" w:type="dxa"/>
+        <w:tblCellMar>
+          <w:top w:w="85" w:type="dxa"/>
+          <w:left w:w="85" w:type="dxa"/>
+          <w:bottom w:w="85" w:type="dxa"/>
+          <w:right w:w="85" w:type="dxa"/>
+        </w:tblCellMar>
         <w:tblLook w:val="04A0" w:firstRow="1" w:lastRow="0" w:firstColumn="1" w:lastColumn="0" w:noHBand="0" w:noVBand="1"/>
       </w:tblPr>
       <w:tblGrid>
@@ -4182,31 +4594,22 @@
                 <w:b/>
                 <w:bCs/>
               </w:rPr>
-              <w:t>Foto Fisik</w:t>
-            </w:r>
-          </w:p>
-        </w:tc>
-        <w:tc>
-          <w:tcPr>
-            <w:tcW w:w="3472" w:type="dxa"/>
-            <w:vAlign w:val="center"/>
-          </w:tcPr>
-          <w:p>
-            <w:pPr>
-              <w:jc w:val="center"/>
-            </w:pPr>
+              <w:t xml:space="preserve">Foto </w:t>
+            </w:r>
+            <w:proofErr w:type="spellStart"/>
             <w:r>
               <w:rPr>
                 <w:b/>
                 <w:bCs/>
               </w:rPr>
-              <w:t>Foto S/N</w:t>
-            </w:r>
-          </w:p>
-        </w:tc>
-        <w:tc>
-          <w:tcPr>
-            <w:tcW w:w="2910" w:type="dxa"/>
+              <w:t>Fisik</w:t>
+            </w:r>
+            <w:proofErr w:type="spellEnd"/>
+          </w:p>
+        </w:tc>
+        <w:tc>
+          <w:tcPr>
+            <w:tcW w:w="3472" w:type="dxa"/>
             <w:vAlign w:val="center"/>
           </w:tcPr>
           <w:p>
@@ -4218,8 +4621,35 @@
                 <w:b/>
                 <w:bCs/>
               </w:rPr>
-              <w:t>Foto Terpasang</w:t>
-            </w:r>
+              <w:t>Foto S/N</w:t>
+            </w:r>
+          </w:p>
+        </w:tc>
+        <w:tc>
+          <w:tcPr>
+            <w:tcW w:w="2910" w:type="dxa"/>
+            <w:vAlign w:val="center"/>
+          </w:tcPr>
+          <w:p>
+            <w:pPr>
+              <w:jc w:val="center"/>
+            </w:pPr>
+            <w:r>
+              <w:rPr>
+                <w:b/>
+                <w:bCs/>
+              </w:rPr>
+              <w:t xml:space="preserve">Foto </w:t>
+            </w:r>
+            <w:proofErr w:type="spellStart"/>
+            <w:r>
+              <w:rPr>
+                <w:b/>
+                <w:bCs/>
+              </w:rPr>
+              <w:t>Terpasang</w:t>
+            </w:r>
+            <w:proofErr w:type="spellEnd"/>
           </w:p>
         </w:tc>
       </w:tr>
@@ -4233,41 +4663,21 @@
             <w:pPr>
               <w:jc w:val="center"/>
             </w:pPr>
-          </w:p>
-          <w:p>
-            <w:pPr>
-              <w:jc w:val="center"/>
-            </w:pPr>
-          </w:p>
-          <w:p>
-            <w:pPr>
-              <w:jc w:val="center"/>
-            </w:pPr>
-          </w:p>
-          <w:p>
-            <w:pPr>
-              <w:jc w:val="center"/>
-            </w:pPr>
-          </w:p>
-          <w:p>
-            <w:pPr>
-              <w:jc w:val="center"/>
-            </w:pPr>
-          </w:p>
-          <w:p>
-            <w:pPr>
-              <w:jc w:val="center"/>
-            </w:pPr>
-          </w:p>
-          <w:p>
-            <w:pPr>
-              <w:jc w:val="center"/>
-            </w:pPr>
-          </w:p>
-          <w:p>
-            <w:pPr>
-              <w:jc w:val="center"/>
-            </w:pPr>
+            <w:r>
+              <w:t>{</w:t>
+            </w:r>
+            <w:r>
+              <w:t>%</w:t>
+            </w:r>
+            <w:r>
+              <w:t>photo_</w:t>
+            </w:r>
+            <w:r>
+              <w:t>19</w:t>
+            </w:r>
+            <w:r>
+              <w:t>}</w:t>
+            </w:r>
           </w:p>
         </w:tc>
         <w:tc>
@@ -4279,6 +4689,21 @@
             <w:pPr>
               <w:jc w:val="center"/>
             </w:pPr>
+            <w:r>
+              <w:t>{</w:t>
+            </w:r>
+            <w:r>
+              <w:t>%</w:t>
+            </w:r>
+            <w:r>
+              <w:t>photo_</w:t>
+            </w:r>
+            <w:r>
+              <w:t>20</w:t>
+            </w:r>
+            <w:r>
+              <w:t>}</w:t>
+            </w:r>
           </w:p>
         </w:tc>
         <w:tc>
@@ -4290,6 +4715,21 @@
             <w:pPr>
               <w:jc w:val="center"/>
             </w:pPr>
+            <w:r>
+              <w:t>{</w:t>
+            </w:r>
+            <w:r>
+              <w:t>%</w:t>
+            </w:r>
+            <w:r>
+              <w:t>photo_</w:t>
+            </w:r>
+            <w:r>
+              <w:t>21</w:t>
+            </w:r>
+            <w:r>
+              <w:t>}</w:t>
+            </w:r>
           </w:p>
         </w:tc>
       </w:tr>
@@ -4305,11 +4745,33 @@
                 <w:lang w:val="sv-SE"/>
               </w:rPr>
             </w:pPr>
-            <w:r>
-              <w:rPr>
-                <w:lang w:val="sv-SE"/>
-              </w:rPr>
-              <w:t xml:space="preserve">Gambar Deskripsi : </w:t>
+            <w:proofErr w:type="spellStart"/>
+            <w:r>
+              <w:rPr>
+                <w:lang w:val="sv-SE"/>
+              </w:rPr>
+              <w:t>Gambar</w:t>
+            </w:r>
+            <w:proofErr w:type="spellEnd"/>
+            <w:r>
+              <w:rPr>
+                <w:lang w:val="sv-SE"/>
+              </w:rPr>
+              <w:t xml:space="preserve"> </w:t>
+            </w:r>
+            <w:proofErr w:type="spellStart"/>
+            <w:r>
+              <w:rPr>
+                <w:lang w:val="sv-SE"/>
+              </w:rPr>
+              <w:t>Deskripsi</w:t>
+            </w:r>
+            <w:proofErr w:type="spellEnd"/>
+            <w:r>
+              <w:rPr>
+                <w:lang w:val="sv-SE"/>
+              </w:rPr>
+              <w:t xml:space="preserve"> : </w:t>
             </w:r>
           </w:p>
           <w:p>
@@ -4336,18 +4798,37 @@
               <w:jc w:val="center"/>
             </w:pPr>
             <w:r>
-              <w:t xml:space="preserve">Gambar Deskripsi : </w:t>
-            </w:r>
-          </w:p>
-          <w:p>
-            <w:pPr>
-              <w:jc w:val="center"/>
-            </w:pPr>
-            <w:r>
-              <w:t xml:space="preserve">SN </w:t>
-            </w:r>
-            <w:r>
-              <w:t xml:space="preserve">Monitor </w:t>
+              <w:t xml:space="preserve">Gambar </w:t>
+            </w:r>
+            <w:proofErr w:type="spellStart"/>
+            <w:r>
+              <w:t>Deskripsi</w:t>
+            </w:r>
+            <w:proofErr w:type="spellEnd"/>
+            <w:r>
+              <w:t xml:space="preserve"> : </w:t>
+            </w:r>
+          </w:p>
+          <w:p>
+            <w:pPr>
+              <w:jc w:val="center"/>
+            </w:pPr>
+            <w:r>
+              <w:t>{</w:t>
+            </w:r>
+            <w:proofErr w:type="spellStart"/>
+            <w:r>
+              <w:t>sn</w:t>
+            </w:r>
+            <w:proofErr w:type="spellEnd"/>
+            <w:r>
+              <w:t xml:space="preserve"> _</w:t>
+            </w:r>
+            <w:r>
+              <w:t>20</w:t>
+            </w:r>
+            <w:r>
+              <w:t>}</w:t>
             </w:r>
           </w:p>
         </w:tc>
@@ -4360,7 +4841,15 @@
               <w:jc w:val="center"/>
             </w:pPr>
             <w:r>
-              <w:t xml:space="preserve">Gambar Deskripsi : </w:t>
+              <w:t xml:space="preserve">Gambar </w:t>
+            </w:r>
+            <w:proofErr w:type="spellStart"/>
+            <w:r>
+              <w:t>Deskripsi</w:t>
+            </w:r>
+            <w:proofErr w:type="spellEnd"/>
+            <w:r>
+              <w:t xml:space="preserve"> : </w:t>
             </w:r>
           </w:p>
           <w:p>
@@ -4371,8 +4860,13 @@
               <w:t>Monitor</w:t>
             </w:r>
             <w:r>
-              <w:t xml:space="preserve"> Terpasang</w:t>
-            </w:r>
+              <w:t xml:space="preserve"> </w:t>
+            </w:r>
+            <w:proofErr w:type="spellStart"/>
+            <w:r>
+              <w:t>Terpasang</w:t>
+            </w:r>
+            <w:proofErr w:type="spellEnd"/>
           </w:p>
         </w:tc>
       </w:tr>
@@ -4383,6 +4877,12 @@
         <w:tblStyle w:val="TableGrid"/>
         <w:tblW w:w="9999" w:type="dxa"/>
         <w:tblInd w:w="-431" w:type="dxa"/>
+        <w:tblCellMar>
+          <w:top w:w="85" w:type="dxa"/>
+          <w:left w:w="85" w:type="dxa"/>
+          <w:bottom w:w="85" w:type="dxa"/>
+          <w:right w:w="85" w:type="dxa"/>
+        </w:tblCellMar>
         <w:tblLook w:val="04A0" w:firstRow="1" w:lastRow="0" w:firstColumn="1" w:lastColumn="0" w:noHBand="0" w:noVBand="1"/>
       </w:tblPr>
       <w:tblGrid>
@@ -4415,6 +4915,7 @@
                 <w:sz w:val="24"/>
                 <w:szCs w:val="24"/>
               </w:rPr>
+              <w:lastRenderedPageBreak/>
               <w:t>Hard Disk Internal 4 TB</w:t>
             </w:r>
           </w:p>
@@ -4435,31 +4936,22 @@
                 <w:b/>
                 <w:bCs/>
               </w:rPr>
-              <w:t>Foto Fisik</w:t>
-            </w:r>
-          </w:p>
-        </w:tc>
-        <w:tc>
-          <w:tcPr>
-            <w:tcW w:w="4253" w:type="dxa"/>
-            <w:vAlign w:val="center"/>
-          </w:tcPr>
-          <w:p>
-            <w:pPr>
-              <w:jc w:val="center"/>
-            </w:pPr>
+              <w:t xml:space="preserve">Foto </w:t>
+            </w:r>
+            <w:proofErr w:type="spellStart"/>
             <w:r>
               <w:rPr>
                 <w:b/>
                 <w:bCs/>
               </w:rPr>
-              <w:t>Foto S/N</w:t>
-            </w:r>
-          </w:p>
-        </w:tc>
-        <w:tc>
-          <w:tcPr>
-            <w:tcW w:w="3052" w:type="dxa"/>
+              <w:t>Fisik</w:t>
+            </w:r>
+            <w:proofErr w:type="spellEnd"/>
+          </w:p>
+        </w:tc>
+        <w:tc>
+          <w:tcPr>
+            <w:tcW w:w="4253" w:type="dxa"/>
             <w:vAlign w:val="center"/>
           </w:tcPr>
           <w:p>
@@ -4471,8 +4963,35 @@
                 <w:b/>
                 <w:bCs/>
               </w:rPr>
-              <w:t>Foto Terpasang</w:t>
-            </w:r>
+              <w:t>Foto S/N</w:t>
+            </w:r>
+          </w:p>
+        </w:tc>
+        <w:tc>
+          <w:tcPr>
+            <w:tcW w:w="3052" w:type="dxa"/>
+            <w:vAlign w:val="center"/>
+          </w:tcPr>
+          <w:p>
+            <w:pPr>
+              <w:jc w:val="center"/>
+            </w:pPr>
+            <w:r>
+              <w:rPr>
+                <w:b/>
+                <w:bCs/>
+              </w:rPr>
+              <w:t xml:space="preserve">Foto </w:t>
+            </w:r>
+            <w:proofErr w:type="spellStart"/>
+            <w:r>
+              <w:rPr>
+                <w:b/>
+                <w:bCs/>
+              </w:rPr>
+              <w:t>Terpasang</w:t>
+            </w:r>
+            <w:proofErr w:type="spellEnd"/>
           </w:p>
         </w:tc>
       </w:tr>
@@ -4486,6 +5005,21 @@
             <w:pPr>
               <w:jc w:val="center"/>
             </w:pPr>
+            <w:r>
+              <w:t>{</w:t>
+            </w:r>
+            <w:r>
+              <w:t>%</w:t>
+            </w:r>
+            <w:r>
+              <w:t>photo_</w:t>
+            </w:r>
+            <w:r>
+              <w:t>22</w:t>
+            </w:r>
+            <w:r>
+              <w:t>}</w:t>
+            </w:r>
           </w:p>
         </w:tc>
         <w:tc>
@@ -4497,46 +5031,21 @@
             <w:pPr>
               <w:jc w:val="center"/>
             </w:pPr>
-          </w:p>
-          <w:p>
-            <w:pPr>
-              <w:jc w:val="center"/>
-            </w:pPr>
-          </w:p>
-          <w:p>
-            <w:pPr>
-              <w:jc w:val="center"/>
-            </w:pPr>
-          </w:p>
-          <w:p>
-            <w:pPr>
-              <w:jc w:val="center"/>
-            </w:pPr>
-          </w:p>
-          <w:p>
-            <w:pPr>
-              <w:jc w:val="center"/>
-            </w:pPr>
-          </w:p>
-          <w:p>
-            <w:pPr>
-              <w:jc w:val="center"/>
-            </w:pPr>
-          </w:p>
-          <w:p>
-            <w:pPr>
-              <w:jc w:val="center"/>
-            </w:pPr>
-          </w:p>
-          <w:p>
-            <w:pPr>
-              <w:jc w:val="center"/>
-            </w:pPr>
-          </w:p>
-          <w:p>
-            <w:pPr>
-              <w:jc w:val="center"/>
-            </w:pPr>
+            <w:r>
+              <w:t>{</w:t>
+            </w:r>
+            <w:r>
+              <w:t>%</w:t>
+            </w:r>
+            <w:r>
+              <w:t>photo_</w:t>
+            </w:r>
+            <w:r>
+              <w:t>23</w:t>
+            </w:r>
+            <w:r>
+              <w:t>}</w:t>
+            </w:r>
           </w:p>
         </w:tc>
         <w:tc>
@@ -4548,6 +5057,21 @@
             <w:pPr>
               <w:jc w:val="center"/>
             </w:pPr>
+            <w:r>
+              <w:t>{</w:t>
+            </w:r>
+            <w:r>
+              <w:t>%</w:t>
+            </w:r>
+            <w:r>
+              <w:t>photo_</w:t>
+            </w:r>
+            <w:r>
+              <w:t>24</w:t>
+            </w:r>
+            <w:r>
+              <w:t>}</w:t>
+            </w:r>
           </w:p>
         </w:tc>
       </w:tr>
@@ -4563,25 +5087,75 @@
                 <w:lang w:val="sv-SE"/>
               </w:rPr>
             </w:pPr>
-            <w:r>
-              <w:rPr>
-                <w:lang w:val="sv-SE"/>
-              </w:rPr>
-              <w:t xml:space="preserve">Gambar Deskripsi : </w:t>
-            </w:r>
-          </w:p>
-          <w:p>
-            <w:pPr>
-              <w:jc w:val="center"/>
-              <w:rPr>
-                <w:lang w:val="sv-SE"/>
-              </w:rPr>
-            </w:pPr>
-            <w:r>
-              <w:rPr>
-                <w:lang w:val="sv-SE"/>
-              </w:rPr>
-              <w:t>HDD Internal Seagate 4TB</w:t>
+            <w:proofErr w:type="spellStart"/>
+            <w:r>
+              <w:rPr>
+                <w:lang w:val="sv-SE"/>
+              </w:rPr>
+              <w:t>Gambar</w:t>
+            </w:r>
+            <w:proofErr w:type="spellEnd"/>
+            <w:r>
+              <w:rPr>
+                <w:lang w:val="sv-SE"/>
+              </w:rPr>
+              <w:t xml:space="preserve"> </w:t>
+            </w:r>
+            <w:proofErr w:type="spellStart"/>
+            <w:r>
+              <w:rPr>
+                <w:lang w:val="sv-SE"/>
+              </w:rPr>
+              <w:t>Deskripsi</w:t>
+            </w:r>
+            <w:proofErr w:type="spellEnd"/>
+            <w:r>
+              <w:rPr>
+                <w:lang w:val="sv-SE"/>
+              </w:rPr>
+              <w:t xml:space="preserve"> : </w:t>
+            </w:r>
+          </w:p>
+          <w:p>
+            <w:pPr>
+              <w:jc w:val="center"/>
+              <w:rPr>
+                <w:lang w:val="sv-SE"/>
+              </w:rPr>
+            </w:pPr>
+            <w:r>
+              <w:rPr>
+                <w:lang w:val="sv-SE"/>
+              </w:rPr>
+              <w:t xml:space="preserve">HDD </w:t>
+            </w:r>
+            <w:proofErr w:type="spellStart"/>
+            <w:r>
+              <w:rPr>
+                <w:lang w:val="sv-SE"/>
+              </w:rPr>
+              <w:t>Internal</w:t>
+            </w:r>
+            <w:proofErr w:type="spellEnd"/>
+            <w:r>
+              <w:rPr>
+                <w:lang w:val="sv-SE"/>
+              </w:rPr>
+              <w:t xml:space="preserve"> </w:t>
+            </w:r>
+            <w:proofErr w:type="spellStart"/>
+            <w:r>
+              <w:rPr>
+                <w:lang w:val="sv-SE"/>
+              </w:rPr>
+              <w:t>Seagate</w:t>
+            </w:r>
+            <w:proofErr w:type="spellEnd"/>
+            <w:r>
+              <w:rPr>
+                <w:lang w:val="sv-SE"/>
+              </w:rPr>
+              <w:t xml:space="preserve"> 4TB</w:t>
             </w:r>
           </w:p>
         </w:tc>
@@ -4596,25 +5170,56 @@
                 <w:lang w:val="sv-SE"/>
               </w:rPr>
             </w:pPr>
-            <w:r>
-              <w:rPr>
-                <w:lang w:val="sv-SE"/>
-              </w:rPr>
-              <w:t xml:space="preserve">Gambar Deskripsi : </w:t>
-            </w:r>
-          </w:p>
-          <w:p>
-            <w:pPr>
-              <w:jc w:val="center"/>
-              <w:rPr>
-                <w:lang w:val="sv-SE"/>
-              </w:rPr>
-            </w:pPr>
-            <w:r>
-              <w:rPr>
-                <w:lang w:val="sv-SE"/>
-              </w:rPr>
-              <w:t>SN Hard Disk WW629C5G</w:t>
+            <w:proofErr w:type="spellStart"/>
+            <w:r>
+              <w:rPr>
+                <w:lang w:val="sv-SE"/>
+              </w:rPr>
+              <w:t>Gambar</w:t>
+            </w:r>
+            <w:proofErr w:type="spellEnd"/>
+            <w:r>
+              <w:rPr>
+                <w:lang w:val="sv-SE"/>
+              </w:rPr>
+              <w:t xml:space="preserve"> </w:t>
+            </w:r>
+            <w:proofErr w:type="spellStart"/>
+            <w:r>
+              <w:rPr>
+                <w:lang w:val="sv-SE"/>
+              </w:rPr>
+              <w:t>Deskripsi</w:t>
+            </w:r>
+            <w:proofErr w:type="spellEnd"/>
+            <w:r>
+              <w:rPr>
+                <w:lang w:val="sv-SE"/>
+              </w:rPr>
+              <w:t xml:space="preserve"> : </w:t>
+            </w:r>
+          </w:p>
+          <w:p>
+            <w:pPr>
+              <w:jc w:val="center"/>
+              <w:rPr>
+                <w:lang w:val="sv-SE"/>
+              </w:rPr>
+            </w:pPr>
+            <w:r>
+              <w:t>{</w:t>
+            </w:r>
+            <w:r>
+              <w:t>sn</w:t>
+            </w:r>
+            <w:r>
+              <w:t>_</w:t>
+            </w:r>
+            <w:r>
+              <w:t>23</w:t>
+            </w:r>
+            <w:r>
+              <w:t>}</w:t>
             </w:r>
           </w:p>
         </w:tc>
@@ -4629,26 +5234,56 @@
                 <w:lang w:val="sv-SE"/>
               </w:rPr>
             </w:pPr>
-            <w:r>
-              <w:rPr>
-                <w:lang w:val="sv-SE"/>
-              </w:rPr>
-              <w:t xml:space="preserve">Gambar Deskripsi : </w:t>
-            </w:r>
-          </w:p>
-          <w:p>
-            <w:pPr>
-              <w:jc w:val="center"/>
-              <w:rPr>
-                <w:lang w:val="sv-SE"/>
-              </w:rPr>
-            </w:pPr>
-            <w:r>
-              <w:rPr>
-                <w:lang w:val="sv-SE"/>
-              </w:rPr>
-              <w:t>Hard Disk Terpasang</w:t>
-            </w:r>
+            <w:proofErr w:type="spellStart"/>
+            <w:r>
+              <w:rPr>
+                <w:lang w:val="sv-SE"/>
+              </w:rPr>
+              <w:t>Gambar</w:t>
+            </w:r>
+            <w:proofErr w:type="spellEnd"/>
+            <w:r>
+              <w:rPr>
+                <w:lang w:val="sv-SE"/>
+              </w:rPr>
+              <w:t xml:space="preserve"> </w:t>
+            </w:r>
+            <w:proofErr w:type="spellStart"/>
+            <w:r>
+              <w:rPr>
+                <w:lang w:val="sv-SE"/>
+              </w:rPr>
+              <w:t>Deskripsi</w:t>
+            </w:r>
+            <w:proofErr w:type="spellEnd"/>
+            <w:r>
+              <w:rPr>
+                <w:lang w:val="sv-SE"/>
+              </w:rPr>
+              <w:t xml:space="preserve"> : </w:t>
+            </w:r>
+          </w:p>
+          <w:p>
+            <w:pPr>
+              <w:jc w:val="center"/>
+              <w:rPr>
+                <w:lang w:val="sv-SE"/>
+              </w:rPr>
+            </w:pPr>
+            <w:r>
+              <w:rPr>
+                <w:lang w:val="sv-SE"/>
+              </w:rPr>
+              <w:t xml:space="preserve">Hard Disk </w:t>
+            </w:r>
+            <w:proofErr w:type="spellStart"/>
+            <w:r>
+              <w:rPr>
+                <w:lang w:val="sv-SE"/>
+              </w:rPr>
+              <w:t>Terpasang</w:t>
+            </w:r>
+            <w:proofErr w:type="spellEnd"/>
           </w:p>
         </w:tc>
       </w:tr>
@@ -4707,6 +5342,12 @@
         <w:tblStyle w:val="TableGrid"/>
         <w:tblW w:w="9924" w:type="dxa"/>
         <w:tblInd w:w="-431" w:type="dxa"/>
+        <w:tblCellMar>
+          <w:top w:w="85" w:type="dxa"/>
+          <w:left w:w="85" w:type="dxa"/>
+          <w:bottom w:w="85" w:type="dxa"/>
+          <w:right w:w="85" w:type="dxa"/>
+        </w:tblCellMar>
         <w:tblLook w:val="04A0" w:firstRow="1" w:lastRow="0" w:firstColumn="1" w:lastColumn="0" w:noHBand="0" w:noVBand="1"/>
       </w:tblPr>
       <w:tblGrid>
@@ -4738,7 +5379,6 @@
                 <w:sz w:val="24"/>
                 <w:szCs w:val="24"/>
               </w:rPr>
-              <w:lastRenderedPageBreak/>
               <w:t>Connector RJ 45 CAT 5/5e</w:t>
             </w:r>
           </w:p>
@@ -4759,26 +5399,44 @@
                 <w:b/>
                 <w:bCs/>
               </w:rPr>
-              <w:t>Foto Fisik</w:t>
-            </w:r>
-          </w:p>
-        </w:tc>
-        <w:tc>
-          <w:tcPr>
-            <w:tcW w:w="4985" w:type="dxa"/>
-            <w:vAlign w:val="center"/>
-          </w:tcPr>
-          <w:p>
-            <w:pPr>
-              <w:jc w:val="center"/>
-            </w:pPr>
+              <w:t xml:space="preserve">Foto </w:t>
+            </w:r>
+            <w:proofErr w:type="spellStart"/>
             <w:r>
               <w:rPr>
                 <w:b/>
                 <w:bCs/>
               </w:rPr>
-              <w:t>Foto Terpasang</w:t>
-            </w:r>
+              <w:t>Fisik</w:t>
+            </w:r>
+            <w:proofErr w:type="spellEnd"/>
+          </w:p>
+        </w:tc>
+        <w:tc>
+          <w:tcPr>
+            <w:tcW w:w="4985" w:type="dxa"/>
+            <w:vAlign w:val="center"/>
+          </w:tcPr>
+          <w:p>
+            <w:pPr>
+              <w:jc w:val="center"/>
+            </w:pPr>
+            <w:r>
+              <w:rPr>
+                <w:b/>
+                <w:bCs/>
+              </w:rPr>
+              <w:t xml:space="preserve">Foto </w:t>
+            </w:r>
+            <w:proofErr w:type="spellStart"/>
+            <w:r>
+              <w:rPr>
+                <w:b/>
+                <w:bCs/>
+              </w:rPr>
+              <w:t>Terpasang</w:t>
+            </w:r>
+            <w:proofErr w:type="spellEnd"/>
           </w:p>
         </w:tc>
       </w:tr>
@@ -4792,6 +5450,21 @@
             <w:pPr>
               <w:jc w:val="center"/>
             </w:pPr>
+            <w:r>
+              <w:t>{</w:t>
+            </w:r>
+            <w:r>
+              <w:t>%</w:t>
+            </w:r>
+            <w:r>
+              <w:t>photo_</w:t>
+            </w:r>
+            <w:r>
+              <w:t>25</w:t>
+            </w:r>
+            <w:r>
+              <w:t>}</w:t>
+            </w:r>
           </w:p>
         </w:tc>
         <w:tc>
@@ -4802,63 +5475,22 @@
           <w:p>
             <w:pPr>
               <w:jc w:val="center"/>
-              <w:rPr>
-                <w:noProof/>
-              </w:rPr>
-            </w:pPr>
-          </w:p>
-          <w:p>
-            <w:pPr>
-              <w:jc w:val="center"/>
-              <w:rPr>
-                <w:noProof/>
-              </w:rPr>
-            </w:pPr>
-          </w:p>
-          <w:p>
-            <w:pPr>
-              <w:jc w:val="center"/>
-              <w:rPr>
-                <w:noProof/>
-              </w:rPr>
-            </w:pPr>
-          </w:p>
-          <w:p>
-            <w:pPr>
-              <w:jc w:val="center"/>
-              <w:rPr>
-                <w:noProof/>
-              </w:rPr>
-            </w:pPr>
-          </w:p>
-          <w:p>
-            <w:pPr>
-              <w:jc w:val="center"/>
-              <w:rPr>
-                <w:noProof/>
-              </w:rPr>
-            </w:pPr>
-          </w:p>
-          <w:p>
-            <w:pPr>
-              <w:jc w:val="center"/>
-              <w:rPr>
-                <w:noProof/>
-              </w:rPr>
-            </w:pPr>
-          </w:p>
-          <w:p>
-            <w:pPr>
-              <w:jc w:val="center"/>
-              <w:rPr>
-                <w:noProof/>
-              </w:rPr>
-            </w:pPr>
-          </w:p>
-          <w:p>
-            <w:pPr>
-              <w:jc w:val="center"/>
-            </w:pPr>
+            </w:pPr>
+            <w:r>
+              <w:t>{</w:t>
+            </w:r>
+            <w:r>
+              <w:t>%</w:t>
+            </w:r>
+            <w:r>
+              <w:t>photo_</w:t>
+            </w:r>
+            <w:r>
+              <w:t>26</w:t>
+            </w:r>
+            <w:r>
+              <w:t>}</w:t>
+            </w:r>
           </w:p>
         </w:tc>
       </w:tr>
@@ -4873,11 +5505,24 @@
               <w:jc w:val="center"/>
             </w:pPr>
             <w:r>
-              <w:t xml:space="preserve">Gambar Deskripsi : </w:t>
-            </w:r>
-            <w:r>
-              <w:t>Connector RJ45 Commscope</w:t>
-            </w:r>
+              <w:t xml:space="preserve">Gambar </w:t>
+            </w:r>
+            <w:proofErr w:type="spellStart"/>
+            <w:r>
+              <w:t>Deskripsi</w:t>
+            </w:r>
+            <w:proofErr w:type="spellEnd"/>
+            <w:r>
+              <w:t xml:space="preserve"> : </w:t>
+            </w:r>
+            <w:r>
+              <w:t xml:space="preserve">Connector RJ45 </w:t>
+            </w:r>
+            <w:proofErr w:type="spellStart"/>
+            <w:r>
+              <w:t>Commscope</w:t>
+            </w:r>
+            <w:proofErr w:type="spellEnd"/>
           </w:p>
         </w:tc>
         <w:tc>
@@ -4890,11 +5535,24 @@
               <w:jc w:val="center"/>
             </w:pPr>
             <w:r>
-              <w:t xml:space="preserve">Gambar Deskripsi : </w:t>
-            </w:r>
-            <w:r>
-              <w:t>Connector RJ45 Terpasang</w:t>
-            </w:r>
+              <w:t xml:space="preserve">Gambar </w:t>
+            </w:r>
+            <w:proofErr w:type="spellStart"/>
+            <w:r>
+              <w:t>Deskripsi</w:t>
+            </w:r>
+            <w:proofErr w:type="spellEnd"/>
+            <w:r>
+              <w:t xml:space="preserve"> : </w:t>
+            </w:r>
+            <w:r>
+              <w:t xml:space="preserve">Connector RJ45 </w:t>
+            </w:r>
+            <w:proofErr w:type="spellStart"/>
+            <w:r>
+              <w:t>Terpasang</w:t>
+            </w:r>
+            <w:proofErr w:type="spellEnd"/>
           </w:p>
         </w:tc>
       </w:tr>
@@ -4905,6 +5563,12 @@
         <w:tblStyle w:val="TableGrid"/>
         <w:tblW w:w="9924" w:type="dxa"/>
         <w:tblInd w:w="-431" w:type="dxa"/>
+        <w:tblCellMar>
+          <w:top w:w="85" w:type="dxa"/>
+          <w:left w:w="85" w:type="dxa"/>
+          <w:bottom w:w="85" w:type="dxa"/>
+          <w:right w:w="85" w:type="dxa"/>
+        </w:tblCellMar>
         <w:tblLook w:val="04A0" w:firstRow="1" w:lastRow="0" w:firstColumn="1" w:lastColumn="0" w:noHBand="0" w:noVBand="1"/>
       </w:tblPr>
       <w:tblGrid>
@@ -4958,26 +5622,44 @@
                 <w:b/>
                 <w:bCs/>
               </w:rPr>
-              <w:t>Foto Fisik</w:t>
-            </w:r>
-          </w:p>
-        </w:tc>
-        <w:tc>
-          <w:tcPr>
-            <w:tcW w:w="4985" w:type="dxa"/>
-            <w:vAlign w:val="center"/>
-          </w:tcPr>
-          <w:p>
-            <w:pPr>
-              <w:jc w:val="center"/>
-            </w:pPr>
+              <w:t xml:space="preserve">Foto </w:t>
+            </w:r>
+            <w:proofErr w:type="spellStart"/>
             <w:r>
               <w:rPr>
                 <w:b/>
                 <w:bCs/>
               </w:rPr>
-              <w:t>Foto Terpasang</w:t>
-            </w:r>
+              <w:t>Fisik</w:t>
+            </w:r>
+            <w:proofErr w:type="spellEnd"/>
+          </w:p>
+        </w:tc>
+        <w:tc>
+          <w:tcPr>
+            <w:tcW w:w="4985" w:type="dxa"/>
+            <w:vAlign w:val="center"/>
+          </w:tcPr>
+          <w:p>
+            <w:pPr>
+              <w:jc w:val="center"/>
+            </w:pPr>
+            <w:r>
+              <w:rPr>
+                <w:b/>
+                <w:bCs/>
+              </w:rPr>
+              <w:t xml:space="preserve">Foto </w:t>
+            </w:r>
+            <w:proofErr w:type="spellStart"/>
+            <w:r>
+              <w:rPr>
+                <w:b/>
+                <w:bCs/>
+              </w:rPr>
+              <w:t>Terpasang</w:t>
+            </w:r>
+            <w:proofErr w:type="spellEnd"/>
           </w:p>
         </w:tc>
       </w:tr>
@@ -4991,106 +5673,62 @@
             <w:pPr>
               <w:jc w:val="center"/>
               <w:rPr>
-                <w:noProof/>
-                <w:lang w:val="sv-SE"/>
-              </w:rPr>
-            </w:pPr>
-          </w:p>
-          <w:p>
-            <w:pPr>
-              <w:jc w:val="center"/>
-              <w:rPr>
-                <w:noProof/>
-                <w:lang w:val="sv-SE"/>
-              </w:rPr>
-            </w:pPr>
-          </w:p>
-          <w:p>
-            <w:pPr>
-              <w:jc w:val="center"/>
-              <w:rPr>
-                <w:noProof/>
-                <w:lang w:val="sv-SE"/>
-              </w:rPr>
-            </w:pPr>
-          </w:p>
-          <w:p>
-            <w:pPr>
-              <w:jc w:val="center"/>
-              <w:rPr>
-                <w:noProof/>
-                <w:lang w:val="sv-SE"/>
-              </w:rPr>
-            </w:pPr>
-          </w:p>
-          <w:p>
-            <w:pPr>
-              <w:jc w:val="center"/>
-              <w:rPr>
-                <w:noProof/>
-                <w:lang w:val="sv-SE"/>
-              </w:rPr>
-            </w:pPr>
-          </w:p>
-          <w:p>
-            <w:pPr>
-              <w:jc w:val="center"/>
-              <w:rPr>
-                <w:noProof/>
-                <w:lang w:val="sv-SE"/>
-              </w:rPr>
-            </w:pPr>
-          </w:p>
-          <w:p>
-            <w:pPr>
-              <w:jc w:val="center"/>
-              <w:rPr>
-                <w:noProof/>
-                <w:lang w:val="sv-SE"/>
-              </w:rPr>
-            </w:pPr>
-          </w:p>
-          <w:p>
-            <w:pPr>
-              <w:jc w:val="center"/>
-              <w:rPr>
-                <w:noProof/>
-                <w:lang w:val="sv-SE"/>
-              </w:rPr>
-            </w:pPr>
-          </w:p>
-          <w:p>
-            <w:pPr>
-              <w:jc w:val="center"/>
-              <w:rPr>
-                <w:noProof/>
-                <w:lang w:val="sv-SE"/>
-              </w:rPr>
-            </w:pPr>
-          </w:p>
-          <w:p>
-            <w:pPr>
-              <w:jc w:val="center"/>
-              <w:rPr>
-                <w:lang w:val="sv-SE"/>
-              </w:rPr>
-            </w:pPr>
-          </w:p>
-          <w:p>
-            <w:pPr>
-              <w:jc w:val="center"/>
-              <w:rPr>
-                <w:lang w:val="sv-SE"/>
-              </w:rPr>
-            </w:pPr>
-            <w:r>
-              <w:rPr>
-                <w:rFonts w:ascii="Times New Roman" w:eastAsia="Times New Roman" w:hAnsi="Times New Roman" w:cs="Times New Roman"/>
-                <w:sz w:val="24"/>
-                <w:szCs w:val="24"/>
-                <w:lang w:val="sv-SE"/>
-              </w:rPr>
-              <w:t>Gambar Deskripsi : Kabel LAN SFTP</w:t>
+                <w:lang w:val="sv-SE"/>
+              </w:rPr>
+            </w:pPr>
+            <w:r>
+              <w:rPr>
+                <w:lang w:val="sv-SE"/>
+              </w:rPr>
+              <w:t>{%photo_27}</w:t>
+            </w:r>
+          </w:p>
+          <w:p>
+            <w:pPr>
+              <w:jc w:val="center"/>
+              <w:rPr>
+                <w:lang w:val="sv-SE"/>
+              </w:rPr>
+            </w:pPr>
+            <w:proofErr w:type="spellStart"/>
+            <w:r>
+              <w:rPr>
+                <w:rFonts w:ascii="Times New Roman" w:eastAsia="Times New Roman" w:hAnsi="Times New Roman" w:cs="Times New Roman"/>
+                <w:sz w:val="24"/>
+                <w:szCs w:val="24"/>
+                <w:lang w:val="sv-SE"/>
+              </w:rPr>
+              <w:t>Gambar</w:t>
+            </w:r>
+            <w:proofErr w:type="spellEnd"/>
+            <w:r>
+              <w:rPr>
+                <w:rFonts w:ascii="Times New Roman" w:eastAsia="Times New Roman" w:hAnsi="Times New Roman" w:cs="Times New Roman"/>
+                <w:sz w:val="24"/>
+                <w:szCs w:val="24"/>
+                <w:lang w:val="sv-SE"/>
+              </w:rPr>
+              <w:t xml:space="preserve"> </w:t>
+            </w:r>
+            <w:proofErr w:type="spellStart"/>
+            <w:r>
+              <w:rPr>
+                <w:rFonts w:ascii="Times New Roman" w:eastAsia="Times New Roman" w:hAnsi="Times New Roman" w:cs="Times New Roman"/>
+                <w:sz w:val="24"/>
+                <w:szCs w:val="24"/>
+                <w:lang w:val="sv-SE"/>
+              </w:rPr>
+              <w:t>Deskripsi</w:t>
+            </w:r>
+            <w:proofErr w:type="spellEnd"/>
+            <w:r>
+              <w:rPr>
+                <w:rFonts w:ascii="Times New Roman" w:eastAsia="Times New Roman" w:hAnsi="Times New Roman" w:cs="Times New Roman"/>
+                <w:sz w:val="24"/>
+                <w:szCs w:val="24"/>
+                <w:lang w:val="sv-SE"/>
+              </w:rPr>
+              <w:t xml:space="preserve"> : Kabel LAN SFTP</w:t>
             </w:r>
           </w:p>
         </w:tc>
@@ -5103,77 +5741,120 @@
             <w:pPr>
               <w:jc w:val="center"/>
               <w:rPr>
-                <w:noProof/>
-                <w:lang w:val="sv-SE"/>
-              </w:rPr>
-            </w:pPr>
-          </w:p>
-          <w:p>
-            <w:pPr>
-              <w:jc w:val="center"/>
-              <w:rPr>
-                <w:noProof/>
-                <w:lang w:val="sv-SE"/>
-              </w:rPr>
-            </w:pPr>
-          </w:p>
-          <w:p>
-            <w:pPr>
-              <w:jc w:val="center"/>
-              <w:rPr>
-                <w:noProof/>
-                <w:lang w:val="sv-SE"/>
-              </w:rPr>
-            </w:pPr>
-          </w:p>
-          <w:p>
-            <w:pPr>
-              <w:jc w:val="center"/>
-              <w:rPr>
-                <w:noProof/>
-                <w:lang w:val="sv-SE"/>
-              </w:rPr>
-            </w:pPr>
-          </w:p>
-          <w:p>
-            <w:pPr>
-              <w:jc w:val="center"/>
-              <w:rPr>
-                <w:noProof/>
-                <w:lang w:val="sv-SE"/>
-              </w:rPr>
-            </w:pPr>
-          </w:p>
-          <w:p>
-            <w:pPr>
-              <w:jc w:val="center"/>
-              <w:rPr>
-                <w:noProof/>
-                <w:lang w:val="sv-SE"/>
-              </w:rPr>
-            </w:pPr>
-          </w:p>
-          <w:p>
-            <w:pPr>
-              <w:jc w:val="center"/>
-              <w:rPr>
-                <w:noProof/>
-                <w:lang w:val="sv-SE"/>
-              </w:rPr>
-            </w:pPr>
-          </w:p>
-          <w:p>
-            <w:pPr>
-              <w:jc w:val="center"/>
-              <w:rPr>
-                <w:lang w:val="sv-SE"/>
-              </w:rPr>
-            </w:pPr>
-            <w:r>
-              <w:rPr>
-                <w:lang w:val="sv-SE"/>
-              </w:rPr>
-              <w:t xml:space="preserve">  </w:t>
+                <w:lang w:val="sv-SE"/>
+              </w:rPr>
+            </w:pPr>
+            <w:r>
+              <w:rPr>
+                <w:lang w:val="sv-SE"/>
+              </w:rPr>
+              <w:t>{%photo_2</w:t>
+            </w:r>
+            <w:r>
+              <w:rPr>
+                <w:lang w:val="sv-SE"/>
+              </w:rPr>
+              <w:t>8</w:t>
+            </w:r>
+            <w:r>
+              <w:rPr>
+                <w:lang w:val="sv-SE"/>
+              </w:rPr>
+              <w:t>}</w:t>
+            </w:r>
+          </w:p>
+          <w:p>
+            <w:pPr>
+              <w:jc w:val="center"/>
+              <w:rPr>
+                <w:lang w:val="sv-SE"/>
+              </w:rPr>
+            </w:pPr>
+            <w:r>
+              <w:rPr>
+                <w:lang w:val="sv-SE"/>
+              </w:rPr>
+              <w:t>{%photo_2</w:t>
+            </w:r>
+            <w:r>
+              <w:rPr>
+                <w:lang w:val="sv-SE"/>
+              </w:rPr>
+              <w:t>9</w:t>
+            </w:r>
+            <w:r>
+              <w:rPr>
+                <w:lang w:val="sv-SE"/>
+              </w:rPr>
+              <w:t>}</w:t>
+            </w:r>
+          </w:p>
+          <w:p>
+            <w:pPr>
+              <w:jc w:val="center"/>
+              <w:rPr>
+                <w:lang w:val="sv-SE"/>
+              </w:rPr>
+            </w:pPr>
+            <w:proofErr w:type="spellStart"/>
+            <w:r>
+              <w:rPr>
+                <w:lang w:val="sv-SE"/>
+              </w:rPr>
+              <w:t>Panjang</w:t>
+            </w:r>
+            <w:proofErr w:type="spellEnd"/>
+            <w:r>
+              <w:rPr>
+                <w:lang w:val="sv-SE"/>
+              </w:rPr>
+              <w:t xml:space="preserve"> kabel </w:t>
+            </w:r>
+            <w:proofErr w:type="spellStart"/>
+            <w:r>
+              <w:rPr>
+                <w:lang w:val="sv-SE"/>
+              </w:rPr>
+              <w:t>awal</w:t>
+            </w:r>
+            <w:proofErr w:type="spellEnd"/>
+            <w:r>
+              <w:rPr>
+                <w:lang w:val="sv-SE"/>
+              </w:rPr>
+              <w:t xml:space="preserve"> </w:t>
+            </w:r>
+            <w:proofErr w:type="spellStart"/>
+            <w:r>
+              <w:rPr>
+                <w:lang w:val="sv-SE"/>
+              </w:rPr>
+              <w:t>cam</w:t>
+            </w:r>
+            <w:proofErr w:type="spellEnd"/>
+            <w:r>
+              <w:rPr>
+                <w:lang w:val="sv-SE"/>
+              </w:rPr>
+              <w:t xml:space="preserve"> 1 : </w:t>
+            </w:r>
+            <w:r>
+              <w:rPr>
+                <w:lang w:val="sv-SE"/>
+              </w:rPr>
+              <w:t>{</w:t>
+            </w:r>
+            <w:r>
+              <w:rPr>
+                <w:lang w:val="sv-SE"/>
+              </w:rPr>
+              <w:t>meter</w:t>
+            </w:r>
+            <w:r>
+              <w:rPr>
+                <w:lang w:val="sv-SE"/>
+              </w:rPr>
+              <w:t>_28}</w:t>
             </w:r>
           </w:p>
           <w:p>
@@ -5183,57 +5864,111 @@
                 <w:lang w:val="id-ID"/>
               </w:rPr>
             </w:pPr>
-            <w:r>
-              <w:rPr>
-                <w:lang w:val="sv-SE"/>
-              </w:rPr>
-              <w:t xml:space="preserve">Panjang kabel awal cam 1 : </w:t>
-            </w:r>
-            <w:r>
-              <w:rPr>
-                <w:lang w:val="id-ID"/>
-              </w:rPr>
-              <w:t>211 m</w:t>
-            </w:r>
-          </w:p>
-          <w:p>
-            <w:pPr>
-              <w:jc w:val="center"/>
-              <w:rPr>
-                <w:lang w:val="id-ID"/>
-              </w:rPr>
-            </w:pPr>
-            <w:r>
-              <w:rPr>
-                <w:lang w:val="sv-SE"/>
-              </w:rPr>
-              <w:t xml:space="preserve">Panjang kabel akhir cam 1 : </w:t>
-            </w:r>
-            <w:r>
-              <w:rPr>
-                <w:lang w:val="id-ID"/>
-              </w:rPr>
-              <w:t>151 m</w:t>
-            </w:r>
-          </w:p>
-          <w:p>
-            <w:pPr>
-              <w:jc w:val="center"/>
-              <w:rPr>
-                <w:lang w:val="sv-SE"/>
-              </w:rPr>
-            </w:pPr>
-            <w:r>
-              <w:rPr>
-                <w:lang w:val="sv-SE"/>
-              </w:rPr>
-              <w:t>Total kabel yang dipakai : 60</w:t>
-            </w:r>
-            <w:r>
-              <w:rPr>
-                <w:lang w:val="id-ID"/>
-              </w:rPr>
-              <w:t xml:space="preserve"> m</w:t>
+            <w:proofErr w:type="spellStart"/>
+            <w:r>
+              <w:rPr>
+                <w:lang w:val="sv-SE"/>
+              </w:rPr>
+              <w:t>Panjang</w:t>
+            </w:r>
+            <w:proofErr w:type="spellEnd"/>
+            <w:r>
+              <w:rPr>
+                <w:lang w:val="sv-SE"/>
+              </w:rPr>
+              <w:t xml:space="preserve"> kabel </w:t>
+            </w:r>
+            <w:proofErr w:type="spellStart"/>
+            <w:r>
+              <w:rPr>
+                <w:lang w:val="sv-SE"/>
+              </w:rPr>
+              <w:t>akhir</w:t>
+            </w:r>
+            <w:proofErr w:type="spellEnd"/>
+            <w:r>
+              <w:rPr>
+                <w:lang w:val="sv-SE"/>
+              </w:rPr>
+              <w:t xml:space="preserve"> </w:t>
+            </w:r>
+            <w:proofErr w:type="spellStart"/>
+            <w:r>
+              <w:rPr>
+                <w:lang w:val="sv-SE"/>
+              </w:rPr>
+              <w:t>cam</w:t>
+            </w:r>
+            <w:proofErr w:type="spellEnd"/>
+            <w:r>
+              <w:rPr>
+                <w:lang w:val="sv-SE"/>
+              </w:rPr>
+              <w:t xml:space="preserve"> 1 : </w:t>
+            </w:r>
+            <w:r>
+              <w:rPr>
+                <w:lang w:val="sv-SE"/>
+              </w:rPr>
+              <w:t>{</w:t>
+            </w:r>
+            <w:r>
+              <w:rPr>
+                <w:lang w:val="sv-SE"/>
+              </w:rPr>
+              <w:t>meter</w:t>
+            </w:r>
+            <w:r>
+              <w:rPr>
+                <w:lang w:val="sv-SE"/>
+              </w:rPr>
+              <w:t>_2</w:t>
+            </w:r>
+            <w:r>
+              <w:rPr>
+                <w:lang w:val="sv-SE"/>
+              </w:rPr>
+              <w:t>9</w:t>
+            </w:r>
+            <w:r>
+              <w:rPr>
+                <w:lang w:val="sv-SE"/>
+              </w:rPr>
+              <w:t>}</w:t>
+            </w:r>
+          </w:p>
+          <w:p>
+            <w:pPr>
+              <w:jc w:val="center"/>
+              <w:rPr>
+                <w:lang w:val="sv-SE"/>
+              </w:rPr>
+            </w:pPr>
+            <w:r>
+              <w:rPr>
+                <w:lang w:val="sv-SE"/>
+              </w:rPr>
+              <w:t xml:space="preserve">Total kabel yang </w:t>
+            </w:r>
+            <w:proofErr w:type="spellStart"/>
+            <w:r>
+              <w:rPr>
+                <w:lang w:val="sv-SE"/>
+              </w:rPr>
+              <w:t>dipakai</w:t>
+            </w:r>
+            <w:proofErr w:type="spellEnd"/>
+            <w:r>
+              <w:rPr>
+                <w:lang w:val="sv-SE"/>
+              </w:rPr>
+              <w:t xml:space="preserve"> : </w:t>
+            </w:r>
+            <w:r>
+              <w:rPr>
+                <w:lang w:val="sv-SE"/>
+              </w:rPr>
+              <w:t>{meter_total_28_29}</w:t>
             </w:r>
           </w:p>
         </w:tc>
@@ -5264,142 +5999,223 @@
             <w:pPr>
               <w:jc w:val="center"/>
               <w:rPr>
+                <w:lang w:val="sv-SE"/>
+              </w:rPr>
+            </w:pPr>
+            <w:r>
+              <w:rPr>
+                <w:lang w:val="sv-SE"/>
+              </w:rPr>
+              <w:t>{%photo_</w:t>
+            </w:r>
+            <w:r>
+              <w:rPr>
+                <w:lang w:val="sv-SE"/>
+              </w:rPr>
+              <w:t>30</w:t>
+            </w:r>
+            <w:r>
+              <w:rPr>
+                <w:lang w:val="sv-SE"/>
+              </w:rPr>
+              <w:t>}</w:t>
+            </w:r>
+          </w:p>
+          <w:p>
+            <w:pPr>
+              <w:jc w:val="center"/>
+              <w:rPr>
+                <w:lang w:val="sv-SE"/>
+              </w:rPr>
+            </w:pPr>
+            <w:r>
+              <w:rPr>
+                <w:lang w:val="sv-SE"/>
+              </w:rPr>
+              <w:t>{%photo_</w:t>
+            </w:r>
+            <w:r>
+              <w:rPr>
+                <w:lang w:val="sv-SE"/>
+              </w:rPr>
+              <w:t>31</w:t>
+            </w:r>
+            <w:r>
+              <w:rPr>
+                <w:lang w:val="sv-SE"/>
+              </w:rPr>
+              <w:t>}</w:t>
+            </w:r>
+          </w:p>
+          <w:p>
+            <w:pPr>
+              <w:jc w:val="center"/>
+              <w:rPr>
+                <w:lang w:val="id-ID"/>
+              </w:rPr>
+            </w:pPr>
+            <w:proofErr w:type="spellStart"/>
+            <w:r>
+              <w:rPr>
+                <w:lang w:val="sv-SE"/>
+              </w:rPr>
+              <w:t>Panjang</w:t>
+            </w:r>
+            <w:proofErr w:type="spellEnd"/>
+            <w:r>
+              <w:rPr>
+                <w:lang w:val="sv-SE"/>
+              </w:rPr>
+              <w:t xml:space="preserve"> kabel </w:t>
+            </w:r>
+            <w:proofErr w:type="spellStart"/>
+            <w:r>
+              <w:rPr>
+                <w:lang w:val="sv-SE"/>
+              </w:rPr>
+              <w:t>awal</w:t>
+            </w:r>
+            <w:proofErr w:type="spellEnd"/>
+            <w:r>
+              <w:rPr>
+                <w:lang w:val="sv-SE"/>
+              </w:rPr>
+              <w:t xml:space="preserve"> </w:t>
+            </w:r>
+            <w:proofErr w:type="spellStart"/>
+            <w:r>
+              <w:rPr>
+                <w:lang w:val="sv-SE"/>
+              </w:rPr>
+              <w:t>cam</w:t>
+            </w:r>
+            <w:proofErr w:type="spellEnd"/>
+            <w:r>
+              <w:rPr>
+                <w:lang w:val="sv-SE"/>
+              </w:rPr>
+              <w:t xml:space="preserve"> 2 : </w:t>
+            </w:r>
+            <w:r>
+              <w:rPr>
+                <w:lang w:val="sv-SE"/>
+              </w:rPr>
+              <w:t>{</w:t>
+            </w:r>
+            <w:r>
+              <w:rPr>
+                <w:lang w:val="sv-SE"/>
+              </w:rPr>
+              <w:t>meter</w:t>
+            </w:r>
+            <w:r>
+              <w:rPr>
+                <w:lang w:val="sv-SE"/>
+              </w:rPr>
+              <w:t>_30}</w:t>
+            </w:r>
+          </w:p>
+          <w:p>
+            <w:pPr>
+              <w:jc w:val="center"/>
+              <w:rPr>
+                <w:lang w:val="id-ID"/>
+              </w:rPr>
+            </w:pPr>
+            <w:r>
+              <w:rPr>
+                <w:lang w:val="id-ID"/>
+              </w:rPr>
+              <w:t xml:space="preserve">Panjang kabel akhir cam 2 : </w:t>
+            </w:r>
+            <w:r>
+              <w:rPr>
+                <w:lang w:val="id-ID"/>
+              </w:rPr>
+              <w:t>{</w:t>
+            </w:r>
+            <w:r>
+              <w:rPr>
+                <w:lang w:val="id-ID"/>
+              </w:rPr>
+              <w:t>meter</w:t>
+            </w:r>
+            <w:r>
+              <w:rPr>
+                <w:lang w:val="id-ID"/>
+              </w:rPr>
+              <w:t>_3</w:t>
+            </w:r>
+            <w:r>
+              <w:rPr>
+                <w:lang w:val="id-ID"/>
+              </w:rPr>
+              <w:t>1</w:t>
+            </w:r>
+            <w:r>
+              <w:rPr>
+                <w:lang w:val="id-ID"/>
+              </w:rPr>
+              <w:t>}</w:t>
+            </w:r>
+          </w:p>
+          <w:p>
+            <w:pPr>
+              <w:jc w:val="center"/>
+              <w:rPr>
                 <w:noProof/>
                 <w:lang w:val="sv-SE"/>
               </w:rPr>
             </w:pPr>
-          </w:p>
-          <w:p>
-            <w:pPr>
-              <w:jc w:val="center"/>
-              <w:rPr>
-                <w:noProof/>
-                <w:lang w:val="sv-SE"/>
-              </w:rPr>
-            </w:pPr>
-          </w:p>
-          <w:p>
-            <w:pPr>
-              <w:jc w:val="center"/>
-              <w:rPr>
-                <w:noProof/>
-                <w:lang w:val="sv-SE"/>
-              </w:rPr>
-            </w:pPr>
-          </w:p>
-          <w:p>
-            <w:pPr>
-              <w:jc w:val="center"/>
-              <w:rPr>
-                <w:noProof/>
-                <w:lang w:val="sv-SE"/>
-              </w:rPr>
-            </w:pPr>
-          </w:p>
-          <w:p>
-            <w:pPr>
-              <w:jc w:val="center"/>
-              <w:rPr>
-                <w:noProof/>
-                <w:lang w:val="sv-SE"/>
-              </w:rPr>
-            </w:pPr>
-          </w:p>
-          <w:p>
-            <w:pPr>
-              <w:jc w:val="center"/>
-              <w:rPr>
-                <w:noProof/>
-                <w:lang w:val="sv-SE"/>
-              </w:rPr>
-            </w:pPr>
-          </w:p>
-          <w:p>
-            <w:pPr>
-              <w:jc w:val="center"/>
-              <w:rPr>
-                <w:noProof/>
-                <w:lang w:val="sv-SE"/>
-              </w:rPr>
-            </w:pPr>
-          </w:p>
-          <w:p>
-            <w:pPr>
-              <w:jc w:val="center"/>
-              <w:rPr>
-                <w:noProof/>
-                <w:lang w:val="sv-SE"/>
-              </w:rPr>
-            </w:pPr>
-          </w:p>
-          <w:p>
-            <w:pPr>
-              <w:jc w:val="center"/>
-              <w:rPr>
-                <w:noProof/>
-                <w:lang w:val="sv-SE"/>
-              </w:rPr>
-            </w:pPr>
-          </w:p>
-          <w:p>
-            <w:pPr>
-              <w:jc w:val="center"/>
-              <w:rPr>
-                <w:lang w:val="id-ID"/>
-              </w:rPr>
-            </w:pPr>
-            <w:r>
-              <w:rPr>
-                <w:lang w:val="sv-SE"/>
-              </w:rPr>
-              <w:t xml:space="preserve">Panjang kabel awal cam 2 : </w:t>
-            </w:r>
-            <w:r>
-              <w:rPr>
-                <w:lang w:val="id-ID"/>
-              </w:rPr>
-              <w:t>150 m</w:t>
-            </w:r>
-          </w:p>
-          <w:p>
-            <w:pPr>
-              <w:jc w:val="center"/>
-              <w:rPr>
-                <w:lang w:val="id-ID"/>
-              </w:rPr>
-            </w:pPr>
-            <w:r>
-              <w:rPr>
-                <w:lang w:val="sv-SE"/>
-              </w:rPr>
-              <w:t xml:space="preserve">Panjang kabel akhir cam 2 : </w:t>
-            </w:r>
-            <w:r>
-              <w:rPr>
-                <w:lang w:val="id-ID"/>
-              </w:rPr>
-              <w:t>147 m</w:t>
-            </w:r>
-          </w:p>
-          <w:p>
-            <w:pPr>
-              <w:jc w:val="center"/>
-              <w:rPr>
-                <w:noProof/>
-                <w:lang w:val="sv-SE"/>
-              </w:rPr>
-            </w:pPr>
-            <w:r>
-              <w:rPr>
-                <w:lang w:val="sv-SE"/>
-              </w:rPr>
-              <w:t>Total kabel yang dipakai : 3</w:t>
-            </w:r>
-            <w:r>
-              <w:rPr>
-                <w:lang w:val="id-ID"/>
-              </w:rPr>
-              <w:t xml:space="preserve"> m</w:t>
+            <w:r>
+              <w:rPr>
+                <w:lang w:val="sv-SE"/>
+              </w:rPr>
+              <w:t xml:space="preserve">Total kabel yang </w:t>
+            </w:r>
+            <w:proofErr w:type="spellStart"/>
+            <w:r>
+              <w:rPr>
+                <w:lang w:val="sv-SE"/>
+              </w:rPr>
+              <w:t>dipakai</w:t>
+            </w:r>
+            <w:proofErr w:type="spellEnd"/>
+            <w:r>
+              <w:rPr>
+                <w:lang w:val="sv-SE"/>
+              </w:rPr>
+              <w:t xml:space="preserve"> : </w:t>
+            </w:r>
+            <w:r>
+              <w:rPr>
+                <w:lang w:val="sv-SE"/>
+              </w:rPr>
+              <w:t>{meter_total_</w:t>
+            </w:r>
+            <w:r>
+              <w:rPr>
+                <w:lang w:val="sv-SE"/>
+              </w:rPr>
+              <w:t>30</w:t>
+            </w:r>
+            <w:r>
+              <w:rPr>
+                <w:lang w:val="sv-SE"/>
+              </w:rPr>
+              <w:t>_</w:t>
+            </w:r>
+            <w:r>
+              <w:rPr>
+                <w:lang w:val="sv-SE"/>
+              </w:rPr>
+              <w:t>31</w:t>
+            </w:r>
+            <w:r>
+              <w:rPr>
+                <w:lang w:val="sv-SE"/>
+              </w:rPr>
+              <w:t>}</w:t>
             </w:r>
           </w:p>
         </w:tc>
@@ -5432,63 +6248,50 @@
                 <w:lang w:val="sv-SE"/>
               </w:rPr>
             </w:pPr>
-          </w:p>
-          <w:p>
-            <w:pPr>
-              <w:jc w:val="center"/>
-              <w:rPr>
-                <w:noProof/>
-                <w:lang w:val="sv-SE"/>
-              </w:rPr>
-            </w:pPr>
-          </w:p>
-          <w:p>
-            <w:pPr>
-              <w:jc w:val="center"/>
-              <w:rPr>
-                <w:lang w:val="sv-SE"/>
-              </w:rPr>
-            </w:pPr>
-          </w:p>
-          <w:p>
-            <w:pPr>
-              <w:jc w:val="center"/>
-              <w:rPr>
-                <w:lang w:val="sv-SE"/>
-              </w:rPr>
-            </w:pPr>
-          </w:p>
-          <w:p>
-            <w:pPr>
-              <w:jc w:val="center"/>
-              <w:rPr>
-                <w:lang w:val="sv-SE"/>
-              </w:rPr>
-            </w:pPr>
-          </w:p>
-          <w:p>
-            <w:pPr>
-              <w:jc w:val="center"/>
-              <w:rPr>
-                <w:lang w:val="sv-SE"/>
-              </w:rPr>
-            </w:pPr>
-          </w:p>
-          <w:p>
-            <w:pPr>
-              <w:jc w:val="center"/>
-              <w:rPr>
-                <w:lang w:val="sv-SE"/>
-              </w:rPr>
-            </w:pPr>
-          </w:p>
-          <w:p>
-            <w:pPr>
-              <w:jc w:val="center"/>
-              <w:rPr>
-                <w:lang w:val="sv-SE"/>
-              </w:rPr>
-            </w:pPr>
+            <w:r>
+              <w:rPr>
+                <w:lang w:val="sv-SE"/>
+              </w:rPr>
+              <w:t>{%photo_</w:t>
+            </w:r>
+            <w:r>
+              <w:rPr>
+                <w:lang w:val="sv-SE"/>
+              </w:rPr>
+              <w:t>32</w:t>
+            </w:r>
+            <w:r>
+              <w:rPr>
+                <w:lang w:val="sv-SE"/>
+              </w:rPr>
+              <w:t>}</w:t>
+            </w:r>
+          </w:p>
+          <w:p>
+            <w:pPr>
+              <w:jc w:val="center"/>
+              <w:rPr>
+                <w:lang w:val="sv-SE"/>
+              </w:rPr>
+            </w:pPr>
+            <w:r>
+              <w:rPr>
+                <w:lang w:val="sv-SE"/>
+              </w:rPr>
+              <w:t>{%photo_</w:t>
+            </w:r>
+            <w:r>
+              <w:rPr>
+                <w:lang w:val="sv-SE"/>
+              </w:rPr>
+              <w:t>33</w:t>
+            </w:r>
+            <w:r>
+              <w:rPr>
+                <w:lang w:val="sv-SE"/>
+              </w:rPr>
+              <w:t>}</w:t>
+            </w:r>
           </w:p>
           <w:p>
             <w:pPr>
@@ -5497,57 +6300,167 @@
                 <w:lang w:val="id-ID"/>
               </w:rPr>
             </w:pPr>
-            <w:r>
-              <w:rPr>
-                <w:lang w:val="sv-SE"/>
-              </w:rPr>
-              <w:t>Panjang kabel awal cam 3 : 3</w:t>
-            </w:r>
-            <w:r>
+            <w:proofErr w:type="spellStart"/>
+            <w:r>
+              <w:rPr>
+                <w:lang w:val="sv-SE"/>
+              </w:rPr>
+              <w:t>Panjang</w:t>
+            </w:r>
+            <w:proofErr w:type="spellEnd"/>
+            <w:r>
+              <w:rPr>
+                <w:lang w:val="sv-SE"/>
+              </w:rPr>
+              <w:t xml:space="preserve"> kabel </w:t>
+            </w:r>
+            <w:proofErr w:type="spellStart"/>
+            <w:r>
+              <w:rPr>
+                <w:lang w:val="sv-SE"/>
+              </w:rPr>
+              <w:t>awal</w:t>
+            </w:r>
+            <w:proofErr w:type="spellEnd"/>
+            <w:r>
+              <w:rPr>
+                <w:lang w:val="sv-SE"/>
+              </w:rPr>
+              <w:t xml:space="preserve"> </w:t>
+            </w:r>
+            <w:proofErr w:type="spellStart"/>
+            <w:r>
+              <w:rPr>
+                <w:lang w:val="sv-SE"/>
+              </w:rPr>
+              <w:t>cam</w:t>
+            </w:r>
+            <w:proofErr w:type="spellEnd"/>
+            <w:r>
+              <w:rPr>
+                <w:lang w:val="sv-SE"/>
+              </w:rPr>
+              <w:t xml:space="preserve"> 3 : </w:t>
+            </w:r>
+            <w:r>
+              <w:rPr>
+                <w:lang w:val="sv-SE"/>
+              </w:rPr>
+              <w:t>{</w:t>
+            </w:r>
+            <w:r>
+              <w:rPr>
+                <w:lang w:val="sv-SE"/>
+              </w:rPr>
+              <w:t>meter</w:t>
+            </w:r>
+            <w:r>
+              <w:rPr>
+                <w:lang w:val="sv-SE"/>
+              </w:rPr>
+              <w:t>_32}</w:t>
+            </w:r>
+          </w:p>
+          <w:p>
+            <w:pPr>
+              <w:jc w:val="center"/>
               <w:rPr>
                 <w:lang w:val="id-ID"/>
               </w:rPr>
-              <w:t>05 m</w:t>
-            </w:r>
-          </w:p>
-          <w:p>
-            <w:pPr>
-              <w:jc w:val="center"/>
+            </w:pPr>
+            <w:r>
               <w:rPr>
                 <w:lang w:val="id-ID"/>
               </w:rPr>
-            </w:pPr>
-            <w:r>
-              <w:rPr>
-                <w:lang w:val="sv-SE"/>
-              </w:rPr>
               <w:t xml:space="preserve">Panjang kabel akhir cam 3 : </w:t>
             </w:r>
             <w:r>
               <w:rPr>
                 <w:lang w:val="id-ID"/>
               </w:rPr>
-              <w:t>265 m</w:t>
-            </w:r>
-          </w:p>
-          <w:p>
-            <w:pPr>
-              <w:jc w:val="center"/>
-              <w:rPr>
-                <w:lang w:val="sv-SE"/>
-              </w:rPr>
-            </w:pPr>
-            <w:r>
-              <w:rPr>
-                <w:lang w:val="sv-SE"/>
-              </w:rPr>
-              <w:t>Total kabel yang dipakai : 40</w:t>
+              <w:t>{</w:t>
             </w:r>
             <w:r>
               <w:rPr>
                 <w:lang w:val="id-ID"/>
               </w:rPr>
-              <w:t xml:space="preserve"> m</w:t>
+              <w:t>meter</w:t>
+            </w:r>
+            <w:r>
+              <w:rPr>
+                <w:lang w:val="id-ID"/>
+              </w:rPr>
+              <w:t>_3</w:t>
+            </w:r>
+            <w:r>
+              <w:rPr>
+                <w:lang w:val="id-ID"/>
+              </w:rPr>
+              <w:t>3</w:t>
+            </w:r>
+            <w:r>
+              <w:rPr>
+                <w:lang w:val="id-ID"/>
+              </w:rPr>
+              <w:t>}</w:t>
+            </w:r>
+          </w:p>
+          <w:p>
+            <w:pPr>
+              <w:jc w:val="center"/>
+              <w:rPr>
+                <w:lang w:val="sv-SE"/>
+              </w:rPr>
+            </w:pPr>
+            <w:r>
+              <w:rPr>
+                <w:lang w:val="sv-SE"/>
+              </w:rPr>
+              <w:t xml:space="preserve">Total kabel yang </w:t>
+            </w:r>
+            <w:proofErr w:type="spellStart"/>
+            <w:r>
+              <w:rPr>
+                <w:lang w:val="sv-SE"/>
+              </w:rPr>
+              <w:t>dipakai</w:t>
+            </w:r>
+            <w:proofErr w:type="spellEnd"/>
+            <w:r>
+              <w:rPr>
+                <w:lang w:val="sv-SE"/>
+              </w:rPr>
+              <w:t xml:space="preserve"> : </w:t>
+            </w:r>
+            <w:r>
+              <w:rPr>
+                <w:lang w:val="sv-SE"/>
+              </w:rPr>
+              <w:t>{meter_total_</w:t>
+            </w:r>
+            <w:r>
+              <w:rPr>
+                <w:lang w:val="sv-SE"/>
+              </w:rPr>
+              <w:t>32</w:t>
+            </w:r>
+            <w:r>
+              <w:rPr>
+                <w:lang w:val="sv-SE"/>
+              </w:rPr>
+              <w:t>_</w:t>
+            </w:r>
+            <w:r>
+              <w:rPr>
+                <w:lang w:val="sv-SE"/>
+              </w:rPr>
+              <w:t>33</w:t>
+            </w:r>
+            <w:r>
+              <w:rPr>
+                <w:lang w:val="sv-SE"/>
+              </w:rPr>
+              <w:t>}</w:t>
             </w:r>
           </w:p>
         </w:tc>
@@ -5580,63 +6493,50 @@
                 <w:lang w:val="sv-SE"/>
               </w:rPr>
             </w:pPr>
-          </w:p>
-          <w:p>
-            <w:pPr>
-              <w:jc w:val="center"/>
-              <w:rPr>
-                <w:noProof/>
-                <w:lang w:val="sv-SE"/>
-              </w:rPr>
-            </w:pPr>
-          </w:p>
-          <w:p>
-            <w:pPr>
-              <w:jc w:val="center"/>
-              <w:rPr>
-                <w:lang w:val="sv-SE"/>
-              </w:rPr>
-            </w:pPr>
-          </w:p>
-          <w:p>
-            <w:pPr>
-              <w:jc w:val="center"/>
-              <w:rPr>
-                <w:lang w:val="sv-SE"/>
-              </w:rPr>
-            </w:pPr>
-          </w:p>
-          <w:p>
-            <w:pPr>
-              <w:jc w:val="center"/>
-              <w:rPr>
-                <w:lang w:val="sv-SE"/>
-              </w:rPr>
-            </w:pPr>
-          </w:p>
-          <w:p>
-            <w:pPr>
-              <w:jc w:val="center"/>
-              <w:rPr>
-                <w:lang w:val="sv-SE"/>
-              </w:rPr>
-            </w:pPr>
-          </w:p>
-          <w:p>
-            <w:pPr>
-              <w:jc w:val="center"/>
-              <w:rPr>
-                <w:lang w:val="sv-SE"/>
-              </w:rPr>
-            </w:pPr>
-          </w:p>
-          <w:p>
-            <w:pPr>
-              <w:jc w:val="center"/>
-              <w:rPr>
-                <w:lang w:val="sv-SE"/>
-              </w:rPr>
-            </w:pPr>
+            <w:r>
+              <w:rPr>
+                <w:lang w:val="sv-SE"/>
+              </w:rPr>
+              <w:t>{%photo_</w:t>
+            </w:r>
+            <w:r>
+              <w:rPr>
+                <w:lang w:val="sv-SE"/>
+              </w:rPr>
+              <w:t>34</w:t>
+            </w:r>
+            <w:r>
+              <w:rPr>
+                <w:lang w:val="sv-SE"/>
+              </w:rPr>
+              <w:t>}</w:t>
+            </w:r>
+          </w:p>
+          <w:p>
+            <w:pPr>
+              <w:jc w:val="center"/>
+              <w:rPr>
+                <w:lang w:val="sv-SE"/>
+              </w:rPr>
+            </w:pPr>
+            <w:r>
+              <w:rPr>
+                <w:lang w:val="sv-SE"/>
+              </w:rPr>
+              <w:t>{%photo_</w:t>
+            </w:r>
+            <w:r>
+              <w:rPr>
+                <w:lang w:val="sv-SE"/>
+              </w:rPr>
+              <w:t>35</w:t>
+            </w:r>
+            <w:r>
+              <w:rPr>
+                <w:lang w:val="sv-SE"/>
+              </w:rPr>
+              <w:t>}</w:t>
+            </w:r>
           </w:p>
           <w:p>
             <w:pPr>
@@ -5645,57 +6545,167 @@
                 <w:lang w:val="id-ID"/>
               </w:rPr>
             </w:pPr>
-            <w:r>
-              <w:rPr>
-                <w:lang w:val="sv-SE"/>
-              </w:rPr>
-              <w:t>Panjang kabel awal cam 4 : 264</w:t>
-            </w:r>
-            <w:r>
+            <w:proofErr w:type="spellStart"/>
+            <w:r>
+              <w:rPr>
+                <w:lang w:val="sv-SE"/>
+              </w:rPr>
+              <w:t>Panjang</w:t>
+            </w:r>
+            <w:proofErr w:type="spellEnd"/>
+            <w:r>
+              <w:rPr>
+                <w:lang w:val="sv-SE"/>
+              </w:rPr>
+              <w:t xml:space="preserve"> kabel </w:t>
+            </w:r>
+            <w:proofErr w:type="spellStart"/>
+            <w:r>
+              <w:rPr>
+                <w:lang w:val="sv-SE"/>
+              </w:rPr>
+              <w:t>awal</w:t>
+            </w:r>
+            <w:proofErr w:type="spellEnd"/>
+            <w:r>
+              <w:rPr>
+                <w:lang w:val="sv-SE"/>
+              </w:rPr>
+              <w:t xml:space="preserve"> </w:t>
+            </w:r>
+            <w:proofErr w:type="spellStart"/>
+            <w:r>
+              <w:rPr>
+                <w:lang w:val="sv-SE"/>
+              </w:rPr>
+              <w:t>cam</w:t>
+            </w:r>
+            <w:proofErr w:type="spellEnd"/>
+            <w:r>
+              <w:rPr>
+                <w:lang w:val="sv-SE"/>
+              </w:rPr>
+              <w:t xml:space="preserve"> 4 : </w:t>
+            </w:r>
+            <w:r>
+              <w:rPr>
+                <w:lang w:val="sv-SE"/>
+              </w:rPr>
+              <w:t>{</w:t>
+            </w:r>
+            <w:r>
+              <w:rPr>
+                <w:lang w:val="sv-SE"/>
+              </w:rPr>
+              <w:t>meter</w:t>
+            </w:r>
+            <w:r>
+              <w:rPr>
+                <w:lang w:val="sv-SE"/>
+              </w:rPr>
+              <w:t>_34}</w:t>
+            </w:r>
+          </w:p>
+          <w:p>
+            <w:pPr>
+              <w:jc w:val="center"/>
               <w:rPr>
                 <w:lang w:val="id-ID"/>
               </w:rPr>
-              <w:t xml:space="preserve"> m</w:t>
-            </w:r>
-          </w:p>
-          <w:p>
-            <w:pPr>
-              <w:jc w:val="center"/>
+            </w:pPr>
+            <w:r>
               <w:rPr>
                 <w:lang w:val="id-ID"/>
               </w:rPr>
-            </w:pPr>
-            <w:r>
-              <w:rPr>
-                <w:lang w:val="sv-SE"/>
-              </w:rPr>
               <w:t xml:space="preserve">Panjang kabel akhir cam 4 : </w:t>
             </w:r>
             <w:r>
               <w:rPr>
                 <w:lang w:val="id-ID"/>
               </w:rPr>
-              <w:t>210 m</w:t>
-            </w:r>
-          </w:p>
-          <w:p>
-            <w:pPr>
-              <w:jc w:val="center"/>
-              <w:rPr>
-                <w:lang w:val="sv-SE"/>
-              </w:rPr>
-            </w:pPr>
-            <w:r>
-              <w:rPr>
-                <w:lang w:val="sv-SE"/>
-              </w:rPr>
-              <w:t>Total kabel yang dipakai : 54</w:t>
+              <w:t>{</w:t>
             </w:r>
             <w:r>
               <w:rPr>
                 <w:lang w:val="id-ID"/>
               </w:rPr>
-              <w:t xml:space="preserve"> m</w:t>
+              <w:t>meter</w:t>
+            </w:r>
+            <w:r>
+              <w:rPr>
+                <w:lang w:val="id-ID"/>
+              </w:rPr>
+              <w:t>_3</w:t>
+            </w:r>
+            <w:r>
+              <w:rPr>
+                <w:lang w:val="id-ID"/>
+              </w:rPr>
+              <w:t>5</w:t>
+            </w:r>
+            <w:r>
+              <w:rPr>
+                <w:lang w:val="id-ID"/>
+              </w:rPr>
+              <w:t>}</w:t>
+            </w:r>
+          </w:p>
+          <w:p>
+            <w:pPr>
+              <w:jc w:val="center"/>
+              <w:rPr>
+                <w:lang w:val="sv-SE"/>
+              </w:rPr>
+            </w:pPr>
+            <w:r>
+              <w:rPr>
+                <w:lang w:val="sv-SE"/>
+              </w:rPr>
+              <w:t xml:space="preserve">Total kabel yang </w:t>
+            </w:r>
+            <w:proofErr w:type="spellStart"/>
+            <w:r>
+              <w:rPr>
+                <w:lang w:val="sv-SE"/>
+              </w:rPr>
+              <w:t>dipakai</w:t>
+            </w:r>
+            <w:proofErr w:type="spellEnd"/>
+            <w:r>
+              <w:rPr>
+                <w:lang w:val="sv-SE"/>
+              </w:rPr>
+              <w:t xml:space="preserve"> : </w:t>
+            </w:r>
+            <w:r>
+              <w:rPr>
+                <w:lang w:val="sv-SE"/>
+              </w:rPr>
+              <w:t>{meter_total_</w:t>
+            </w:r>
+            <w:r>
+              <w:rPr>
+                <w:lang w:val="sv-SE"/>
+              </w:rPr>
+              <w:t>34</w:t>
+            </w:r>
+            <w:r>
+              <w:rPr>
+                <w:lang w:val="sv-SE"/>
+              </w:rPr>
+              <w:t>_</w:t>
+            </w:r>
+            <w:r>
+              <w:rPr>
+                <w:lang w:val="sv-SE"/>
+              </w:rPr>
+              <w:t>35</w:t>
+            </w:r>
+            <w:r>
+              <w:rPr>
+                <w:lang w:val="sv-SE"/>
+              </w:rPr>
+              <w:t>}</w:t>
             </w:r>
           </w:p>
         </w:tc>
@@ -5728,94 +6738,50 @@
                 <w:lang w:val="sv-SE"/>
               </w:rPr>
             </w:pPr>
-          </w:p>
-          <w:p>
-            <w:pPr>
-              <w:jc w:val="center"/>
-              <w:rPr>
-                <w:lang w:val="sv-SE"/>
-              </w:rPr>
-            </w:pPr>
-          </w:p>
-          <w:p>
-            <w:pPr>
-              <w:jc w:val="center"/>
-              <w:rPr>
-                <w:lang w:val="sv-SE"/>
-              </w:rPr>
-            </w:pPr>
-          </w:p>
-          <w:p>
-            <w:pPr>
-              <w:jc w:val="center"/>
-              <w:rPr>
-                <w:lang w:val="sv-SE"/>
-              </w:rPr>
-            </w:pPr>
-          </w:p>
-          <w:p>
-            <w:pPr>
-              <w:jc w:val="center"/>
-              <w:rPr>
-                <w:lang w:val="sv-SE"/>
-              </w:rPr>
-            </w:pPr>
-          </w:p>
-          <w:p>
-            <w:pPr>
-              <w:jc w:val="center"/>
-              <w:rPr>
-                <w:lang w:val="sv-SE"/>
-              </w:rPr>
-            </w:pPr>
-          </w:p>
-          <w:p>
-            <w:pPr>
-              <w:jc w:val="center"/>
-              <w:rPr>
-                <w:lang w:val="sv-SE"/>
-              </w:rPr>
-            </w:pPr>
-          </w:p>
-          <w:p>
-            <w:pPr>
-              <w:jc w:val="center"/>
-              <w:rPr>
-                <w:lang w:val="sv-SE"/>
-              </w:rPr>
-            </w:pPr>
-          </w:p>
-          <w:p>
-            <w:pPr>
-              <w:jc w:val="center"/>
-              <w:rPr>
-                <w:lang w:val="sv-SE"/>
-              </w:rPr>
-            </w:pPr>
-          </w:p>
-          <w:p>
-            <w:pPr>
-              <w:jc w:val="center"/>
-              <w:rPr>
-                <w:lang w:val="sv-SE"/>
-              </w:rPr>
-            </w:pPr>
-          </w:p>
-          <w:p>
-            <w:pPr>
-              <w:jc w:val="center"/>
-              <w:rPr>
-                <w:lang w:val="sv-SE"/>
-              </w:rPr>
-            </w:pPr>
-          </w:p>
-          <w:p>
-            <w:pPr>
-              <w:jc w:val="center"/>
-              <w:rPr>
-                <w:lang w:val="sv-SE"/>
-              </w:rPr>
-            </w:pPr>
+            <w:r>
+              <w:rPr>
+                <w:lang w:val="sv-SE"/>
+              </w:rPr>
+              <w:t>{%photo_</w:t>
+            </w:r>
+            <w:r>
+              <w:rPr>
+                <w:lang w:val="sv-SE"/>
+              </w:rPr>
+              <w:t>36</w:t>
+            </w:r>
+            <w:r>
+              <w:rPr>
+                <w:lang w:val="sv-SE"/>
+              </w:rPr>
+              <w:t>}</w:t>
+            </w:r>
+          </w:p>
+          <w:p>
+            <w:pPr>
+              <w:jc w:val="center"/>
+              <w:rPr>
+                <w:lang w:val="sv-SE"/>
+              </w:rPr>
+            </w:pPr>
+            <w:r>
+              <w:rPr>
+                <w:lang w:val="sv-SE"/>
+              </w:rPr>
+              <w:t>{%photo_</w:t>
+            </w:r>
+            <w:r>
+              <w:rPr>
+                <w:lang w:val="sv-SE"/>
+              </w:rPr>
+              <w:t>37</w:t>
+            </w:r>
+            <w:r>
+              <w:rPr>
+                <w:lang w:val="sv-SE"/>
+              </w:rPr>
+              <w:t>}</w:t>
+            </w:r>
           </w:p>
           <w:p>
             <w:pPr>
@@ -5824,57 +6790,153 @@
                 <w:lang w:val="id-ID"/>
               </w:rPr>
             </w:pPr>
-            <w:r>
-              <w:rPr>
-                <w:lang w:val="sv-SE"/>
-              </w:rPr>
-              <w:t>Panjang kabel awal NVR : 146</w:t>
-            </w:r>
-            <w:r>
+            <w:proofErr w:type="spellStart"/>
+            <w:r>
+              <w:rPr>
+                <w:lang w:val="sv-SE"/>
+              </w:rPr>
+              <w:t>Panjang</w:t>
+            </w:r>
+            <w:proofErr w:type="spellEnd"/>
+            <w:r>
+              <w:rPr>
+                <w:lang w:val="sv-SE"/>
+              </w:rPr>
+              <w:t xml:space="preserve"> kabel </w:t>
+            </w:r>
+            <w:proofErr w:type="spellStart"/>
+            <w:r>
+              <w:rPr>
+                <w:lang w:val="sv-SE"/>
+              </w:rPr>
+              <w:t>awal</w:t>
+            </w:r>
+            <w:proofErr w:type="spellEnd"/>
+            <w:r>
+              <w:rPr>
+                <w:lang w:val="sv-SE"/>
+              </w:rPr>
+              <w:t xml:space="preserve"> NVR : </w:t>
+            </w:r>
+            <w:r>
+              <w:rPr>
+                <w:lang w:val="sv-SE"/>
+              </w:rPr>
+              <w:t>{</w:t>
+            </w:r>
+            <w:r>
+              <w:rPr>
+                <w:lang w:val="sv-SE"/>
+              </w:rPr>
+              <w:t>meter</w:t>
+            </w:r>
+            <w:r>
+              <w:rPr>
+                <w:lang w:val="sv-SE"/>
+              </w:rPr>
+              <w:t>_</w:t>
+            </w:r>
+            <w:r>
+              <w:rPr>
+                <w:lang w:val="sv-SE"/>
+              </w:rPr>
+              <w:t>36</w:t>
+            </w:r>
+            <w:r>
+              <w:rPr>
+                <w:lang w:val="sv-SE"/>
+              </w:rPr>
+              <w:t>}</w:t>
+            </w:r>
+          </w:p>
+          <w:p>
+            <w:pPr>
+              <w:jc w:val="center"/>
               <w:rPr>
                 <w:lang w:val="id-ID"/>
               </w:rPr>
-              <w:t xml:space="preserve"> m</w:t>
-            </w:r>
-          </w:p>
-          <w:p>
-            <w:pPr>
-              <w:jc w:val="center"/>
+            </w:pPr>
+            <w:r>
               <w:rPr>
                 <w:lang w:val="id-ID"/>
               </w:rPr>
-            </w:pPr>
-            <w:r>
-              <w:rPr>
-                <w:lang w:val="sv-SE"/>
-              </w:rPr>
               <w:t xml:space="preserve">Panjang kabel akhir NVR : </w:t>
             </w:r>
             <w:r>
               <w:rPr>
                 <w:lang w:val="id-ID"/>
               </w:rPr>
-              <w:t>44 m</w:t>
-            </w:r>
-          </w:p>
-          <w:p>
-            <w:pPr>
-              <w:jc w:val="center"/>
-              <w:rPr>
-                <w:lang w:val="sv-SE"/>
-              </w:rPr>
-            </w:pPr>
-            <w:r>
-              <w:rPr>
-                <w:lang w:val="sv-SE"/>
-              </w:rPr>
-              <w:t>Total kabel yang dipakai : 102</w:t>
+              <w:t>{</w:t>
             </w:r>
             <w:r>
               <w:rPr>
                 <w:lang w:val="id-ID"/>
               </w:rPr>
-              <w:t xml:space="preserve"> m</w:t>
+              <w:t>meter</w:t>
+            </w:r>
+            <w:r>
+              <w:rPr>
+                <w:lang w:val="id-ID"/>
+              </w:rPr>
+              <w:t>_3</w:t>
+            </w:r>
+            <w:r>
+              <w:rPr>
+                <w:lang w:val="id-ID"/>
+              </w:rPr>
+              <w:t>7</w:t>
+            </w:r>
+            <w:r>
+              <w:rPr>
+                <w:lang w:val="id-ID"/>
+              </w:rPr>
+              <w:t>}</w:t>
+            </w:r>
+          </w:p>
+          <w:p>
+            <w:pPr>
+              <w:jc w:val="center"/>
+              <w:rPr>
+                <w:lang w:val="sv-SE"/>
+              </w:rPr>
+            </w:pPr>
+            <w:r>
+              <w:rPr>
+                <w:lang w:val="sv-SE"/>
+              </w:rPr>
+              <w:t xml:space="preserve">Total kabel yang </w:t>
+            </w:r>
+            <w:proofErr w:type="spellStart"/>
+            <w:r>
+              <w:rPr>
+                <w:lang w:val="sv-SE"/>
+              </w:rPr>
+              <w:t>dipakai</w:t>
+            </w:r>
+            <w:proofErr w:type="spellEnd"/>
+            <w:r>
+              <w:rPr>
+                <w:lang w:val="sv-SE"/>
+              </w:rPr>
+              <w:t xml:space="preserve"> : </w:t>
+            </w:r>
+            <w:r>
+              <w:rPr>
+                <w:lang w:val="sv-SE"/>
+              </w:rPr>
+              <w:t>{meter_total_</w:t>
+            </w:r>
+            <w:r>
+              <w:rPr>
+                <w:lang w:val="sv-SE"/>
+              </w:rPr>
+              <w:t>36_37</w:t>
+            </w:r>
+            <w:r>
+              <w:rPr>
+                <w:lang w:val="sv-SE"/>
+              </w:rPr>
+              <w:t>}</w:t>
             </w:r>
           </w:p>
         </w:tc>
@@ -5892,6 +6954,12 @@
         <w:tblStyle w:val="TableGrid"/>
         <w:tblW w:w="9924" w:type="dxa"/>
         <w:tblInd w:w="-431" w:type="dxa"/>
+        <w:tblCellMar>
+          <w:top w:w="85" w:type="dxa"/>
+          <w:left w:w="85" w:type="dxa"/>
+          <w:bottom w:w="85" w:type="dxa"/>
+          <w:right w:w="85" w:type="dxa"/>
+        </w:tblCellMar>
         <w:tblLook w:val="04A0" w:firstRow="1" w:lastRow="0" w:firstColumn="1" w:lastColumn="0" w:noHBand="0" w:noVBand="1"/>
       </w:tblPr>
       <w:tblGrid>
@@ -5927,7 +6995,32 @@
                 <w:szCs w:val="24"/>
                 <w:lang w:val="sv-SE"/>
               </w:rPr>
-              <w:t>Kabel NYM Uk. 2 x 1.5 mm</w:t>
+              <w:lastRenderedPageBreak/>
+              <w:t xml:space="preserve">Kabel NYM </w:t>
+            </w:r>
+            <w:proofErr w:type="spellStart"/>
+            <w:r>
+              <w:rPr>
+                <w:rFonts w:ascii="Times New Roman" w:eastAsia="Times New Roman" w:hAnsi="Times New Roman" w:cs="Times New Roman"/>
+                <w:b/>
+                <w:bCs/>
+                <w:sz w:val="24"/>
+                <w:szCs w:val="24"/>
+                <w:lang w:val="sv-SE"/>
+              </w:rPr>
+              <w:t>Uk</w:t>
+            </w:r>
+            <w:proofErr w:type="spellEnd"/>
+            <w:r>
+              <w:rPr>
+                <w:rFonts w:ascii="Times New Roman" w:eastAsia="Times New Roman" w:hAnsi="Times New Roman" w:cs="Times New Roman"/>
+                <w:b/>
+                <w:bCs/>
+                <w:sz w:val="24"/>
+                <w:szCs w:val="24"/>
+                <w:lang w:val="sv-SE"/>
+              </w:rPr>
+              <w:t>. 2 x 1.5 mm</w:t>
             </w:r>
           </w:p>
         </w:tc>
@@ -5947,26 +7040,44 @@
                 <w:b/>
                 <w:bCs/>
               </w:rPr>
-              <w:t>Foto Fisik</w:t>
-            </w:r>
-          </w:p>
-        </w:tc>
-        <w:tc>
-          <w:tcPr>
-            <w:tcW w:w="4985" w:type="dxa"/>
-            <w:vAlign w:val="center"/>
-          </w:tcPr>
-          <w:p>
-            <w:pPr>
-              <w:jc w:val="center"/>
-            </w:pPr>
+              <w:t xml:space="preserve">Foto </w:t>
+            </w:r>
+            <w:proofErr w:type="spellStart"/>
             <w:r>
               <w:rPr>
                 <w:b/>
                 <w:bCs/>
               </w:rPr>
-              <w:t>Foto Terpasang</w:t>
-            </w:r>
+              <w:t>Fisik</w:t>
+            </w:r>
+            <w:proofErr w:type="spellEnd"/>
+          </w:p>
+        </w:tc>
+        <w:tc>
+          <w:tcPr>
+            <w:tcW w:w="4985" w:type="dxa"/>
+            <w:vAlign w:val="center"/>
+          </w:tcPr>
+          <w:p>
+            <w:pPr>
+              <w:jc w:val="center"/>
+            </w:pPr>
+            <w:r>
+              <w:rPr>
+                <w:b/>
+                <w:bCs/>
+              </w:rPr>
+              <w:t xml:space="preserve">Foto </w:t>
+            </w:r>
+            <w:proofErr w:type="spellStart"/>
+            <w:r>
+              <w:rPr>
+                <w:b/>
+                <w:bCs/>
+              </w:rPr>
+              <w:t>Terpasang</w:t>
+            </w:r>
+            <w:proofErr w:type="spellEnd"/>
           </w:p>
         </w:tc>
       </w:tr>
@@ -5980,51 +7091,24 @@
             <w:pPr>
               <w:jc w:val="center"/>
             </w:pPr>
-          </w:p>
-          <w:p>
-            <w:pPr>
-              <w:jc w:val="center"/>
-            </w:pPr>
-          </w:p>
-          <w:p>
-            <w:pPr>
-              <w:jc w:val="center"/>
-            </w:pPr>
-          </w:p>
-          <w:p>
-            <w:pPr>
-              <w:jc w:val="center"/>
-            </w:pPr>
-          </w:p>
-          <w:p>
-            <w:pPr>
-              <w:jc w:val="center"/>
-            </w:pPr>
-          </w:p>
-          <w:p>
-            <w:pPr>
-              <w:jc w:val="center"/>
-            </w:pPr>
-          </w:p>
-          <w:p>
-            <w:pPr>
-              <w:jc w:val="center"/>
-            </w:pPr>
-          </w:p>
-          <w:p>
-            <w:pPr>
-              <w:jc w:val="center"/>
-            </w:pPr>
-          </w:p>
-          <w:p>
-            <w:pPr>
-              <w:jc w:val="center"/>
-            </w:pPr>
-          </w:p>
-          <w:p>
-            <w:pPr>
-              <w:jc w:val="center"/>
-            </w:pPr>
+            <w:r>
+              <w:rPr>
+                <w:lang w:val="sv-SE"/>
+              </w:rPr>
+              <w:t>{%photo_</w:t>
+            </w:r>
+            <w:r>
+              <w:rPr>
+                <w:lang w:val="sv-SE"/>
+              </w:rPr>
+              <w:t>38</w:t>
+            </w:r>
+            <w:r>
+              <w:rPr>
+                <w:lang w:val="sv-SE"/>
+              </w:rPr>
+              <w:t>}</w:t>
+            </w:r>
           </w:p>
         </w:tc>
         <w:tc>
@@ -6036,6 +7120,24 @@
             <w:pPr>
               <w:jc w:val="center"/>
             </w:pPr>
+            <w:r>
+              <w:rPr>
+                <w:lang w:val="sv-SE"/>
+              </w:rPr>
+              <w:t>{%photo_</w:t>
+            </w:r>
+            <w:r>
+              <w:rPr>
+                <w:lang w:val="sv-SE"/>
+              </w:rPr>
+              <w:t>39</w:t>
+            </w:r>
+            <w:r>
+              <w:rPr>
+                <w:lang w:val="sv-SE"/>
+              </w:rPr>
+              <w:t>}</w:t>
+            </w:r>
           </w:p>
         </w:tc>
       </w:tr>
@@ -6050,7 +7152,15 @@
               <w:jc w:val="center"/>
             </w:pPr>
             <w:r>
-              <w:t xml:space="preserve">Gambar Deskripsi : </w:t>
+              <w:t xml:space="preserve">Gambar </w:t>
+            </w:r>
+            <w:proofErr w:type="spellStart"/>
+            <w:r>
+              <w:t>Deskripsi</w:t>
+            </w:r>
+            <w:proofErr w:type="spellEnd"/>
+            <w:r>
+              <w:t xml:space="preserve"> : </w:t>
             </w:r>
             <w:r>
               <w:t xml:space="preserve">Kabel NYM </w:t>
@@ -6069,12 +7179,42 @@
                 <w:lang w:val="sv-SE"/>
               </w:rPr>
             </w:pPr>
-            <w:r>
-              <w:rPr>
-                <w:lang w:val="sv-SE"/>
-              </w:rPr>
-              <w:t>Gambar Deskripsi : Kabel NYM Terpasang</w:t>
-            </w:r>
+            <w:proofErr w:type="spellStart"/>
+            <w:r>
+              <w:rPr>
+                <w:lang w:val="sv-SE"/>
+              </w:rPr>
+              <w:t>Gambar</w:t>
+            </w:r>
+            <w:proofErr w:type="spellEnd"/>
+            <w:r>
+              <w:rPr>
+                <w:lang w:val="sv-SE"/>
+              </w:rPr>
+              <w:t xml:space="preserve"> </w:t>
+            </w:r>
+            <w:proofErr w:type="spellStart"/>
+            <w:r>
+              <w:rPr>
+                <w:lang w:val="sv-SE"/>
+              </w:rPr>
+              <w:t>Deskripsi</w:t>
+            </w:r>
+            <w:proofErr w:type="spellEnd"/>
+            <w:r>
+              <w:rPr>
+                <w:lang w:val="sv-SE"/>
+              </w:rPr>
+              <w:t xml:space="preserve"> : Kabel NYM </w:t>
+            </w:r>
+            <w:proofErr w:type="spellStart"/>
+            <w:r>
+              <w:rPr>
+                <w:lang w:val="sv-SE"/>
+              </w:rPr>
+              <w:t>Terpasang</w:t>
+            </w:r>
+            <w:proofErr w:type="spellEnd"/>
           </w:p>
         </w:tc>
       </w:tr>
@@ -6091,6 +7231,12 @@
         <w:tblStyle w:val="TableGrid"/>
         <w:tblW w:w="9924" w:type="dxa"/>
         <w:tblInd w:w="-431" w:type="dxa"/>
+        <w:tblCellMar>
+          <w:top w:w="85" w:type="dxa"/>
+          <w:left w:w="85" w:type="dxa"/>
+          <w:bottom w:w="85" w:type="dxa"/>
+          <w:right w:w="85" w:type="dxa"/>
+        </w:tblCellMar>
         <w:tblLook w:val="04A0" w:firstRow="1" w:lastRow="0" w:firstColumn="1" w:lastColumn="0" w:noHBand="0" w:noVBand="1"/>
       </w:tblPr>
       <w:tblGrid>
@@ -6116,6 +7262,7 @@
                 <w:szCs w:val="24"/>
               </w:rPr>
             </w:pPr>
+            <w:proofErr w:type="spellStart"/>
             <w:r>
               <w:rPr>
                 <w:rFonts w:ascii="Times New Roman" w:eastAsia="Times New Roman" w:hAnsi="Times New Roman" w:cs="Times New Roman"/>
@@ -6124,7 +7271,18 @@
                 <w:sz w:val="24"/>
                 <w:szCs w:val="24"/>
               </w:rPr>
-              <w:t>Duradus Masko 10x10 Hitam</w:t>
+              <w:t>Duradus</w:t>
+            </w:r>
+            <w:proofErr w:type="spellEnd"/>
+            <w:r>
+              <w:rPr>
+                <w:rFonts w:ascii="Times New Roman" w:eastAsia="Times New Roman" w:hAnsi="Times New Roman" w:cs="Times New Roman"/>
+                <w:b/>
+                <w:bCs/>
+                <w:sz w:val="24"/>
+                <w:szCs w:val="24"/>
+              </w:rPr>
+              <w:t xml:space="preserve"> Masko 10x10 Hitam</w:t>
             </w:r>
           </w:p>
         </w:tc>
@@ -6144,26 +7302,44 @@
                 <w:b/>
                 <w:bCs/>
               </w:rPr>
-              <w:t>Foto Fisik</w:t>
-            </w:r>
-          </w:p>
-        </w:tc>
-        <w:tc>
-          <w:tcPr>
-            <w:tcW w:w="4985" w:type="dxa"/>
-            <w:vAlign w:val="center"/>
-          </w:tcPr>
-          <w:p>
-            <w:pPr>
-              <w:jc w:val="center"/>
-            </w:pPr>
+              <w:t xml:space="preserve">Foto </w:t>
+            </w:r>
+            <w:proofErr w:type="spellStart"/>
             <w:r>
               <w:rPr>
                 <w:b/>
                 <w:bCs/>
               </w:rPr>
-              <w:t>Foto Terpasang</w:t>
-            </w:r>
+              <w:t>Fisik</w:t>
+            </w:r>
+            <w:proofErr w:type="spellEnd"/>
+          </w:p>
+        </w:tc>
+        <w:tc>
+          <w:tcPr>
+            <w:tcW w:w="4985" w:type="dxa"/>
+            <w:vAlign w:val="center"/>
+          </w:tcPr>
+          <w:p>
+            <w:pPr>
+              <w:jc w:val="center"/>
+            </w:pPr>
+            <w:r>
+              <w:rPr>
+                <w:b/>
+                <w:bCs/>
+              </w:rPr>
+              <w:t xml:space="preserve">Foto </w:t>
+            </w:r>
+            <w:proofErr w:type="spellStart"/>
+            <w:r>
+              <w:rPr>
+                <w:b/>
+                <w:bCs/>
+              </w:rPr>
+              <w:t>Terpasang</w:t>
+            </w:r>
+            <w:proofErr w:type="spellEnd"/>
           </w:p>
         </w:tc>
       </w:tr>
@@ -6177,6 +7353,24 @@
             <w:pPr>
               <w:jc w:val="center"/>
             </w:pPr>
+            <w:r>
+              <w:rPr>
+                <w:lang w:val="sv-SE"/>
+              </w:rPr>
+              <w:t>{%photo_</w:t>
+            </w:r>
+            <w:r>
+              <w:rPr>
+                <w:lang w:val="sv-SE"/>
+              </w:rPr>
+              <w:t>40</w:t>
+            </w:r>
+            <w:r>
+              <w:rPr>
+                <w:lang w:val="sv-SE"/>
+              </w:rPr>
+              <w:t>}</w:t>
+            </w:r>
           </w:p>
         </w:tc>
         <w:tc>
@@ -6187,50 +7381,25 @@
           <w:p>
             <w:pPr>
               <w:jc w:val="center"/>
-              <w:rPr>
-                <w:noProof/>
-              </w:rPr>
-            </w:pPr>
-          </w:p>
-          <w:p>
-            <w:pPr>
-              <w:jc w:val="center"/>
-            </w:pPr>
-          </w:p>
-          <w:p>
-            <w:pPr>
-              <w:jc w:val="center"/>
-            </w:pPr>
-          </w:p>
-          <w:p>
-            <w:pPr>
-              <w:jc w:val="center"/>
-            </w:pPr>
-          </w:p>
-          <w:p>
-            <w:pPr>
-              <w:jc w:val="center"/>
-            </w:pPr>
-          </w:p>
-          <w:p>
-            <w:pPr>
-              <w:jc w:val="center"/>
-            </w:pPr>
-          </w:p>
-          <w:p>
-            <w:pPr>
-              <w:jc w:val="center"/>
-            </w:pPr>
-          </w:p>
-          <w:p>
-            <w:pPr>
-              <w:jc w:val="center"/>
-            </w:pPr>
-          </w:p>
-          <w:p>
-            <w:pPr>
-              <w:jc w:val="center"/>
-            </w:pPr>
+            </w:pPr>
+            <w:r>
+              <w:rPr>
+                <w:lang w:val="sv-SE"/>
+              </w:rPr>
+              <w:t>{%photo_</w:t>
+            </w:r>
+            <w:r>
+              <w:rPr>
+                <w:lang w:val="sv-SE"/>
+              </w:rPr>
+              <w:t>41</w:t>
+            </w:r>
+            <w:r>
+              <w:rPr>
+                <w:lang w:val="sv-SE"/>
+              </w:rPr>
+              <w:t>}</w:t>
+            </w:r>
           </w:p>
         </w:tc>
       </w:tr>
@@ -6245,10 +7414,23 @@
               <w:jc w:val="center"/>
             </w:pPr>
             <w:r>
-              <w:t xml:space="preserve">Gambar Deskripsi : </w:t>
-            </w:r>
-            <w:r>
-              <w:t xml:space="preserve">Duradus 10x10 </w:t>
+              <w:t xml:space="preserve">Gambar </w:t>
+            </w:r>
+            <w:proofErr w:type="spellStart"/>
+            <w:r>
+              <w:t>Deskripsi</w:t>
+            </w:r>
+            <w:proofErr w:type="spellEnd"/>
+            <w:r>
+              <w:t xml:space="preserve"> : </w:t>
+            </w:r>
+            <w:proofErr w:type="spellStart"/>
+            <w:r>
+              <w:t>Duradus</w:t>
+            </w:r>
+            <w:proofErr w:type="spellEnd"/>
+            <w:r>
+              <w:t xml:space="preserve"> 10x10 </w:t>
             </w:r>
           </w:p>
         </w:tc>
@@ -6264,12 +7446,56 @@
                 <w:lang w:val="sv-SE"/>
               </w:rPr>
             </w:pPr>
-            <w:r>
-              <w:rPr>
-                <w:lang w:val="sv-SE"/>
-              </w:rPr>
-              <w:t>Gambar Deskripsi : Duradus 10x10 Terpasang</w:t>
-            </w:r>
+            <w:proofErr w:type="spellStart"/>
+            <w:r>
+              <w:rPr>
+                <w:lang w:val="sv-SE"/>
+              </w:rPr>
+              <w:t>Gambar</w:t>
+            </w:r>
+            <w:proofErr w:type="spellEnd"/>
+            <w:r>
+              <w:rPr>
+                <w:lang w:val="sv-SE"/>
+              </w:rPr>
+              <w:t xml:space="preserve"> </w:t>
+            </w:r>
+            <w:proofErr w:type="spellStart"/>
+            <w:r>
+              <w:rPr>
+                <w:lang w:val="sv-SE"/>
+              </w:rPr>
+              <w:t>Deskripsi</w:t>
+            </w:r>
+            <w:proofErr w:type="spellEnd"/>
+            <w:r>
+              <w:rPr>
+                <w:lang w:val="sv-SE"/>
+              </w:rPr>
+              <w:t xml:space="preserve"> : </w:t>
+            </w:r>
+            <w:proofErr w:type="spellStart"/>
+            <w:r>
+              <w:rPr>
+                <w:lang w:val="sv-SE"/>
+              </w:rPr>
+              <w:t>Duradus</w:t>
+            </w:r>
+            <w:proofErr w:type="spellEnd"/>
+            <w:r>
+              <w:rPr>
+                <w:lang w:val="sv-SE"/>
+              </w:rPr>
+              <w:t xml:space="preserve"> 10x10 </w:t>
+            </w:r>
+            <w:proofErr w:type="spellStart"/>
+            <w:r>
+              <w:rPr>
+                <w:lang w:val="sv-SE"/>
+              </w:rPr>
+              <w:t>Terpasang</w:t>
+            </w:r>
+            <w:proofErr w:type="spellEnd"/>
           </w:p>
         </w:tc>
       </w:tr>
@@ -6286,6 +7512,12 @@
         <w:tblStyle w:val="TableGrid"/>
         <w:tblW w:w="9924" w:type="dxa"/>
         <w:tblInd w:w="-431" w:type="dxa"/>
+        <w:tblCellMar>
+          <w:top w:w="85" w:type="dxa"/>
+          <w:left w:w="85" w:type="dxa"/>
+          <w:bottom w:w="85" w:type="dxa"/>
+          <w:right w:w="85" w:type="dxa"/>
+        </w:tblCellMar>
         <w:tblLook w:val="04A0" w:firstRow="1" w:lastRow="0" w:firstColumn="1" w:lastColumn="0" w:noHBand="0" w:noVBand="1"/>
       </w:tblPr>
       <w:tblGrid>
@@ -6339,26 +7571,44 @@
                 <w:b/>
                 <w:bCs/>
               </w:rPr>
-              <w:t>Foto Fisik</w:t>
-            </w:r>
-          </w:p>
-        </w:tc>
-        <w:tc>
-          <w:tcPr>
-            <w:tcW w:w="4985" w:type="dxa"/>
-            <w:vAlign w:val="center"/>
-          </w:tcPr>
-          <w:p>
-            <w:pPr>
-              <w:jc w:val="center"/>
-            </w:pPr>
+              <w:t xml:space="preserve">Foto </w:t>
+            </w:r>
+            <w:proofErr w:type="spellStart"/>
             <w:r>
               <w:rPr>
                 <w:b/>
                 <w:bCs/>
               </w:rPr>
-              <w:t>Foto Terpasang</w:t>
-            </w:r>
+              <w:t>Fisik</w:t>
+            </w:r>
+            <w:proofErr w:type="spellEnd"/>
+          </w:p>
+        </w:tc>
+        <w:tc>
+          <w:tcPr>
+            <w:tcW w:w="4985" w:type="dxa"/>
+            <w:vAlign w:val="center"/>
+          </w:tcPr>
+          <w:p>
+            <w:pPr>
+              <w:jc w:val="center"/>
+            </w:pPr>
+            <w:r>
+              <w:rPr>
+                <w:b/>
+                <w:bCs/>
+              </w:rPr>
+              <w:t xml:space="preserve">Foto </w:t>
+            </w:r>
+            <w:proofErr w:type="spellStart"/>
+            <w:r>
+              <w:rPr>
+                <w:b/>
+                <w:bCs/>
+              </w:rPr>
+              <w:t>Terpasang</w:t>
+            </w:r>
+            <w:proofErr w:type="spellEnd"/>
           </w:p>
         </w:tc>
       </w:tr>
@@ -6372,6 +7622,24 @@
             <w:pPr>
               <w:jc w:val="center"/>
             </w:pPr>
+            <w:r>
+              <w:rPr>
+                <w:lang w:val="sv-SE"/>
+              </w:rPr>
+              <w:t>{%photo_</w:t>
+            </w:r>
+            <w:r>
+              <w:rPr>
+                <w:lang w:val="sv-SE"/>
+              </w:rPr>
+              <w:t>42</w:t>
+            </w:r>
+            <w:r>
+              <w:rPr>
+                <w:lang w:val="sv-SE"/>
+              </w:rPr>
+              <w:t>}</w:t>
+            </w:r>
           </w:p>
         </w:tc>
         <w:tc>
@@ -6382,50 +7650,25 @@
           <w:p>
             <w:pPr>
               <w:jc w:val="center"/>
-              <w:rPr>
-                <w:noProof/>
-              </w:rPr>
-            </w:pPr>
-          </w:p>
-          <w:p>
-            <w:pPr>
-              <w:jc w:val="center"/>
-            </w:pPr>
-          </w:p>
-          <w:p>
-            <w:pPr>
-              <w:jc w:val="center"/>
-            </w:pPr>
-          </w:p>
-          <w:p>
-            <w:pPr>
-              <w:jc w:val="center"/>
-            </w:pPr>
-          </w:p>
-          <w:p>
-            <w:pPr>
-              <w:jc w:val="center"/>
-            </w:pPr>
-          </w:p>
-          <w:p>
-            <w:pPr>
-              <w:jc w:val="center"/>
-            </w:pPr>
-          </w:p>
-          <w:p>
-            <w:pPr>
-              <w:jc w:val="center"/>
-            </w:pPr>
-          </w:p>
-          <w:p>
-            <w:pPr>
-              <w:jc w:val="center"/>
-            </w:pPr>
-          </w:p>
-          <w:p>
-            <w:pPr>
-              <w:jc w:val="center"/>
-            </w:pPr>
+            </w:pPr>
+            <w:r>
+              <w:rPr>
+                <w:lang w:val="sv-SE"/>
+              </w:rPr>
+              <w:t>{%photo_</w:t>
+            </w:r>
+            <w:r>
+              <w:rPr>
+                <w:lang w:val="sv-SE"/>
+              </w:rPr>
+              <w:t>43</w:t>
+            </w:r>
+            <w:r>
+              <w:rPr>
+                <w:lang w:val="sv-SE"/>
+              </w:rPr>
+              <w:t>}</w:t>
+            </w:r>
           </w:p>
         </w:tc>
       </w:tr>
@@ -6440,7 +7683,15 @@
               <w:jc w:val="center"/>
             </w:pPr>
             <w:r>
-              <w:t xml:space="preserve">Gambar Deskripsi : </w:t>
+              <w:t xml:space="preserve">Gambar </w:t>
+            </w:r>
+            <w:proofErr w:type="spellStart"/>
+            <w:r>
+              <w:t>Deskripsi</w:t>
+            </w:r>
+            <w:proofErr w:type="spellEnd"/>
+            <w:r>
+              <w:t xml:space="preserve"> : </w:t>
             </w:r>
             <w:r>
               <w:t xml:space="preserve">Box Panel </w:t>
@@ -6459,12 +7710,42 @@
                 <w:lang w:val="sv-SE"/>
               </w:rPr>
             </w:pPr>
-            <w:r>
-              <w:rPr>
-                <w:lang w:val="sv-SE"/>
-              </w:rPr>
-              <w:t>Gambar Deskripsi : Box Panel Terpasang</w:t>
-            </w:r>
+            <w:proofErr w:type="spellStart"/>
+            <w:r>
+              <w:rPr>
+                <w:lang w:val="sv-SE"/>
+              </w:rPr>
+              <w:t>Gambar</w:t>
+            </w:r>
+            <w:proofErr w:type="spellEnd"/>
+            <w:r>
+              <w:rPr>
+                <w:lang w:val="sv-SE"/>
+              </w:rPr>
+              <w:t xml:space="preserve"> </w:t>
+            </w:r>
+            <w:proofErr w:type="spellStart"/>
+            <w:r>
+              <w:rPr>
+                <w:lang w:val="sv-SE"/>
+              </w:rPr>
+              <w:t>Deskripsi</w:t>
+            </w:r>
+            <w:proofErr w:type="spellEnd"/>
+            <w:r>
+              <w:rPr>
+                <w:lang w:val="sv-SE"/>
+              </w:rPr>
+              <w:t xml:space="preserve"> : Box Panel </w:t>
+            </w:r>
+            <w:proofErr w:type="spellStart"/>
+            <w:r>
+              <w:rPr>
+                <w:lang w:val="sv-SE"/>
+              </w:rPr>
+              <w:t>Terpasang</w:t>
+            </w:r>
+            <w:proofErr w:type="spellEnd"/>
           </w:p>
         </w:tc>
       </w:tr>
@@ -6502,6 +7783,12 @@
         <w:tblStyle w:val="TableGrid"/>
         <w:tblW w:w="9924" w:type="dxa"/>
         <w:tblInd w:w="-431" w:type="dxa"/>
+        <w:tblCellMar>
+          <w:top w:w="85" w:type="dxa"/>
+          <w:left w:w="85" w:type="dxa"/>
+          <w:bottom w:w="85" w:type="dxa"/>
+          <w:right w:w="85" w:type="dxa"/>
+        </w:tblCellMar>
         <w:tblLook w:val="04A0" w:firstRow="1" w:lastRow="0" w:firstColumn="1" w:lastColumn="0" w:noHBand="0" w:noVBand="1"/>
       </w:tblPr>
       <w:tblGrid>
@@ -6527,6 +7814,7 @@
                 <w:szCs w:val="24"/>
               </w:rPr>
             </w:pPr>
+            <w:proofErr w:type="spellStart"/>
             <w:r>
               <w:rPr>
                 <w:rFonts w:ascii="Times New Roman" w:eastAsia="Times New Roman" w:hAnsi="Times New Roman" w:cs="Times New Roman"/>
@@ -6535,9 +7823,9 @@
                 <w:sz w:val="24"/>
                 <w:szCs w:val="24"/>
               </w:rPr>
-              <w:lastRenderedPageBreak/>
-              <w:t>Steker Arde</w:t>
-            </w:r>
+              <w:t>Steker</w:t>
+            </w:r>
+            <w:proofErr w:type="spellEnd"/>
             <w:r>
               <w:rPr>
                 <w:rFonts w:ascii="Times New Roman" w:eastAsia="Times New Roman" w:hAnsi="Times New Roman" w:cs="Times New Roman"/>
@@ -6548,6 +7836,7 @@
               </w:rPr>
               <w:t xml:space="preserve"> </w:t>
             </w:r>
+            <w:proofErr w:type="spellStart"/>
             <w:r>
               <w:rPr>
                 <w:rFonts w:ascii="Times New Roman" w:eastAsia="Times New Roman" w:hAnsi="Times New Roman" w:cs="Times New Roman"/>
@@ -6556,8 +7845,9 @@
                 <w:sz w:val="24"/>
                 <w:szCs w:val="24"/>
               </w:rPr>
-              <w:t>Uticon</w:t>
-            </w:r>
+              <w:t>Arde</w:t>
+            </w:r>
+            <w:proofErr w:type="spellEnd"/>
             <w:r>
               <w:rPr>
                 <w:rFonts w:ascii="Times New Roman" w:eastAsia="Times New Roman" w:hAnsi="Times New Roman" w:cs="Times New Roman"/>
@@ -6566,6 +7856,28 @@
                 <w:sz w:val="24"/>
                 <w:szCs w:val="24"/>
               </w:rPr>
+              <w:t xml:space="preserve"> </w:t>
+            </w:r>
+            <w:proofErr w:type="spellStart"/>
+            <w:r>
+              <w:rPr>
+                <w:rFonts w:ascii="Times New Roman" w:eastAsia="Times New Roman" w:hAnsi="Times New Roman" w:cs="Times New Roman"/>
+                <w:b/>
+                <w:bCs/>
+                <w:sz w:val="24"/>
+                <w:szCs w:val="24"/>
+              </w:rPr>
+              <w:t>Uticon</w:t>
+            </w:r>
+            <w:proofErr w:type="spellEnd"/>
+            <w:r>
+              <w:rPr>
+                <w:rFonts w:ascii="Times New Roman" w:eastAsia="Times New Roman" w:hAnsi="Times New Roman" w:cs="Times New Roman"/>
+                <w:b/>
+                <w:bCs/>
+                <w:sz w:val="24"/>
+                <w:szCs w:val="24"/>
+              </w:rPr>
               <w:t xml:space="preserve"> Kaki 2</w:t>
             </w:r>
           </w:p>
@@ -6586,26 +7898,44 @@
                 <w:b/>
                 <w:bCs/>
               </w:rPr>
-              <w:t>Foto Fisik</w:t>
-            </w:r>
-          </w:p>
-        </w:tc>
-        <w:tc>
-          <w:tcPr>
-            <w:tcW w:w="4985" w:type="dxa"/>
-            <w:vAlign w:val="center"/>
-          </w:tcPr>
-          <w:p>
-            <w:pPr>
-              <w:jc w:val="center"/>
-            </w:pPr>
+              <w:t xml:space="preserve">Foto </w:t>
+            </w:r>
+            <w:proofErr w:type="spellStart"/>
             <w:r>
               <w:rPr>
                 <w:b/>
                 <w:bCs/>
               </w:rPr>
-              <w:t>Foto Terpasang</w:t>
-            </w:r>
+              <w:t>Fisik</w:t>
+            </w:r>
+            <w:proofErr w:type="spellEnd"/>
+          </w:p>
+        </w:tc>
+        <w:tc>
+          <w:tcPr>
+            <w:tcW w:w="4985" w:type="dxa"/>
+            <w:vAlign w:val="center"/>
+          </w:tcPr>
+          <w:p>
+            <w:pPr>
+              <w:jc w:val="center"/>
+            </w:pPr>
+            <w:r>
+              <w:rPr>
+                <w:b/>
+                <w:bCs/>
+              </w:rPr>
+              <w:t xml:space="preserve">Foto </w:t>
+            </w:r>
+            <w:proofErr w:type="spellStart"/>
+            <w:r>
+              <w:rPr>
+                <w:b/>
+                <w:bCs/>
+              </w:rPr>
+              <w:t>Terpasang</w:t>
+            </w:r>
+            <w:proofErr w:type="spellEnd"/>
           </w:p>
         </w:tc>
       </w:tr>
@@ -6619,6 +7949,24 @@
             <w:pPr>
               <w:jc w:val="center"/>
             </w:pPr>
+            <w:r>
+              <w:rPr>
+                <w:lang w:val="sv-SE"/>
+              </w:rPr>
+              <w:t>{%photo_</w:t>
+            </w:r>
+            <w:r>
+              <w:rPr>
+                <w:lang w:val="sv-SE"/>
+              </w:rPr>
+              <w:t>44</w:t>
+            </w:r>
+            <w:r>
+              <w:rPr>
+                <w:lang w:val="sv-SE"/>
+              </w:rPr>
+              <w:t>}</w:t>
+            </w:r>
           </w:p>
         </w:tc>
         <w:tc>
@@ -6629,50 +7977,25 @@
           <w:p>
             <w:pPr>
               <w:jc w:val="center"/>
-              <w:rPr>
-                <w:noProof/>
-              </w:rPr>
-            </w:pPr>
-          </w:p>
-          <w:p>
-            <w:pPr>
-              <w:jc w:val="center"/>
-            </w:pPr>
-          </w:p>
-          <w:p>
-            <w:pPr>
-              <w:jc w:val="center"/>
-            </w:pPr>
-          </w:p>
-          <w:p>
-            <w:pPr>
-              <w:jc w:val="center"/>
-            </w:pPr>
-          </w:p>
-          <w:p>
-            <w:pPr>
-              <w:jc w:val="center"/>
-            </w:pPr>
-          </w:p>
-          <w:p>
-            <w:pPr>
-              <w:jc w:val="center"/>
-            </w:pPr>
-          </w:p>
-          <w:p>
-            <w:pPr>
-              <w:jc w:val="center"/>
-            </w:pPr>
-          </w:p>
-          <w:p>
-            <w:pPr>
-              <w:jc w:val="center"/>
-            </w:pPr>
-          </w:p>
-          <w:p>
-            <w:pPr>
-              <w:jc w:val="center"/>
-            </w:pPr>
+            </w:pPr>
+            <w:r>
+              <w:rPr>
+                <w:lang w:val="sv-SE"/>
+              </w:rPr>
+              <w:t>{%photo_</w:t>
+            </w:r>
+            <w:r>
+              <w:rPr>
+                <w:lang w:val="sv-SE"/>
+              </w:rPr>
+              <w:t>45</w:t>
+            </w:r>
+            <w:r>
+              <w:rPr>
+                <w:lang w:val="sv-SE"/>
+              </w:rPr>
+              <w:t>}</w:t>
+            </w:r>
           </w:p>
         </w:tc>
       </w:tr>
@@ -6687,10 +8010,31 @@
               <w:jc w:val="center"/>
             </w:pPr>
             <w:r>
-              <w:t xml:space="preserve">Gambar Deskripsi : </w:t>
-            </w:r>
-            <w:r>
-              <w:t xml:space="preserve">Steker Uticon </w:t>
+              <w:t xml:space="preserve">Gambar </w:t>
+            </w:r>
+            <w:proofErr w:type="spellStart"/>
+            <w:r>
+              <w:t>Deskripsi</w:t>
+            </w:r>
+            <w:proofErr w:type="spellEnd"/>
+            <w:r>
+              <w:t xml:space="preserve"> : </w:t>
+            </w:r>
+            <w:proofErr w:type="spellStart"/>
+            <w:r>
+              <w:t>Steker</w:t>
+            </w:r>
+            <w:proofErr w:type="spellEnd"/>
+            <w:r>
+              <w:t xml:space="preserve"> </w:t>
+            </w:r>
+            <w:proofErr w:type="spellStart"/>
+            <w:r>
+              <w:t>Uticon</w:t>
+            </w:r>
+            <w:proofErr w:type="spellEnd"/>
+            <w:r>
+              <w:t xml:space="preserve"> </w:t>
             </w:r>
           </w:p>
         </w:tc>
@@ -6704,11 +8048,29 @@
               <w:jc w:val="center"/>
             </w:pPr>
             <w:r>
-              <w:t xml:space="preserve">Gambar Deskripsi : </w:t>
-            </w:r>
-            <w:r>
-              <w:t>Steker Terpasang</w:t>
-            </w:r>
+              <w:t xml:space="preserve">Gambar </w:t>
+            </w:r>
+            <w:proofErr w:type="spellStart"/>
+            <w:r>
+              <w:t>Deskripsi</w:t>
+            </w:r>
+            <w:proofErr w:type="spellEnd"/>
+            <w:r>
+              <w:t xml:space="preserve"> : </w:t>
+            </w:r>
+            <w:proofErr w:type="spellStart"/>
+            <w:r>
+              <w:t>Steker</w:t>
+            </w:r>
+            <w:proofErr w:type="spellEnd"/>
+            <w:r>
+              <w:t xml:space="preserve"> </w:t>
+            </w:r>
+            <w:proofErr w:type="spellStart"/>
+            <w:r>
+              <w:t>Terpasang</w:t>
+            </w:r>
+            <w:proofErr w:type="spellEnd"/>
           </w:p>
         </w:tc>
       </w:tr>
@@ -6719,6 +8081,12 @@
         <w:tblStyle w:val="TableGrid"/>
         <w:tblW w:w="9924" w:type="dxa"/>
         <w:tblInd w:w="-431" w:type="dxa"/>
+        <w:tblCellMar>
+          <w:top w:w="85" w:type="dxa"/>
+          <w:left w:w="85" w:type="dxa"/>
+          <w:bottom w:w="85" w:type="dxa"/>
+          <w:right w:w="85" w:type="dxa"/>
+        </w:tblCellMar>
         <w:tblLook w:val="04A0" w:firstRow="1" w:lastRow="0" w:firstColumn="1" w:lastColumn="0" w:noHBand="0" w:noVBand="1"/>
       </w:tblPr>
       <w:tblGrid>
@@ -6752,7 +8120,51 @@
                 <w:sz w:val="24"/>
                 <w:szCs w:val="24"/>
               </w:rPr>
-              <w:t>Stop Kontak Outbow Uticon 4 Hole</w:t>
+              <w:t xml:space="preserve">Stop Kontak </w:t>
+            </w:r>
+            <w:proofErr w:type="spellStart"/>
+            <w:r>
+              <w:rPr>
+                <w:rFonts w:ascii="Times New Roman" w:eastAsia="Times New Roman" w:hAnsi="Times New Roman" w:cs="Times New Roman"/>
+                <w:b/>
+                <w:bCs/>
+                <w:sz w:val="24"/>
+                <w:szCs w:val="24"/>
+              </w:rPr>
+              <w:t>Outbow</w:t>
+            </w:r>
+            <w:proofErr w:type="spellEnd"/>
+            <w:r>
+              <w:rPr>
+                <w:rFonts w:ascii="Times New Roman" w:eastAsia="Times New Roman" w:hAnsi="Times New Roman" w:cs="Times New Roman"/>
+                <w:b/>
+                <w:bCs/>
+                <w:sz w:val="24"/>
+                <w:szCs w:val="24"/>
+              </w:rPr>
+              <w:t xml:space="preserve"> </w:t>
+            </w:r>
+            <w:proofErr w:type="spellStart"/>
+            <w:r>
+              <w:rPr>
+                <w:rFonts w:ascii="Times New Roman" w:eastAsia="Times New Roman" w:hAnsi="Times New Roman" w:cs="Times New Roman"/>
+                <w:b/>
+                <w:bCs/>
+                <w:sz w:val="24"/>
+                <w:szCs w:val="24"/>
+              </w:rPr>
+              <w:t>Uticon</w:t>
+            </w:r>
+            <w:proofErr w:type="spellEnd"/>
+            <w:r>
+              <w:rPr>
+                <w:rFonts w:ascii="Times New Roman" w:eastAsia="Times New Roman" w:hAnsi="Times New Roman" w:cs="Times New Roman"/>
+                <w:b/>
+                <w:bCs/>
+                <w:sz w:val="24"/>
+                <w:szCs w:val="24"/>
+              </w:rPr>
+              <w:t xml:space="preserve"> 4 Hole</w:t>
             </w:r>
           </w:p>
         </w:tc>
@@ -6772,26 +8184,44 @@
                 <w:b/>
                 <w:bCs/>
               </w:rPr>
-              <w:t>Foto Fisik</w:t>
-            </w:r>
-          </w:p>
-        </w:tc>
-        <w:tc>
-          <w:tcPr>
-            <w:tcW w:w="4985" w:type="dxa"/>
-            <w:vAlign w:val="center"/>
-          </w:tcPr>
-          <w:p>
-            <w:pPr>
-              <w:jc w:val="center"/>
-            </w:pPr>
+              <w:t xml:space="preserve">Foto </w:t>
+            </w:r>
+            <w:proofErr w:type="spellStart"/>
             <w:r>
               <w:rPr>
                 <w:b/>
                 <w:bCs/>
               </w:rPr>
-              <w:t>Foto Terpasang</w:t>
-            </w:r>
+              <w:t>Fisik</w:t>
+            </w:r>
+            <w:proofErr w:type="spellEnd"/>
+          </w:p>
+        </w:tc>
+        <w:tc>
+          <w:tcPr>
+            <w:tcW w:w="4985" w:type="dxa"/>
+            <w:vAlign w:val="center"/>
+          </w:tcPr>
+          <w:p>
+            <w:pPr>
+              <w:jc w:val="center"/>
+            </w:pPr>
+            <w:r>
+              <w:rPr>
+                <w:b/>
+                <w:bCs/>
+              </w:rPr>
+              <w:t xml:space="preserve">Foto </w:t>
+            </w:r>
+            <w:proofErr w:type="spellStart"/>
+            <w:r>
+              <w:rPr>
+                <w:b/>
+                <w:bCs/>
+              </w:rPr>
+              <w:t>Terpasang</w:t>
+            </w:r>
+            <w:proofErr w:type="spellEnd"/>
           </w:p>
         </w:tc>
       </w:tr>
@@ -6805,6 +8235,24 @@
             <w:pPr>
               <w:jc w:val="center"/>
             </w:pPr>
+            <w:r>
+              <w:rPr>
+                <w:lang w:val="sv-SE"/>
+              </w:rPr>
+              <w:t>{%photo_</w:t>
+            </w:r>
+            <w:r>
+              <w:rPr>
+                <w:lang w:val="sv-SE"/>
+              </w:rPr>
+              <w:t>46</w:t>
+            </w:r>
+            <w:r>
+              <w:rPr>
+                <w:lang w:val="sv-SE"/>
+              </w:rPr>
+              <w:t>}</w:t>
+            </w:r>
           </w:p>
         </w:tc>
         <w:tc>
@@ -6815,50 +8263,25 @@
           <w:p>
             <w:pPr>
               <w:jc w:val="center"/>
-              <w:rPr>
-                <w:noProof/>
-              </w:rPr>
-            </w:pPr>
-          </w:p>
-          <w:p>
-            <w:pPr>
-              <w:jc w:val="center"/>
-            </w:pPr>
-          </w:p>
-          <w:p>
-            <w:pPr>
-              <w:jc w:val="center"/>
-            </w:pPr>
-          </w:p>
-          <w:p>
-            <w:pPr>
-              <w:jc w:val="center"/>
-            </w:pPr>
-          </w:p>
-          <w:p>
-            <w:pPr>
-              <w:jc w:val="center"/>
-            </w:pPr>
-          </w:p>
-          <w:p>
-            <w:pPr>
-              <w:jc w:val="center"/>
-            </w:pPr>
-          </w:p>
-          <w:p>
-            <w:pPr>
-              <w:jc w:val="center"/>
-            </w:pPr>
-          </w:p>
-          <w:p>
-            <w:pPr>
-              <w:jc w:val="center"/>
-            </w:pPr>
-          </w:p>
-          <w:p>
-            <w:pPr>
-              <w:jc w:val="center"/>
-            </w:pPr>
+            </w:pPr>
+            <w:r>
+              <w:rPr>
+                <w:lang w:val="sv-SE"/>
+              </w:rPr>
+              <w:t>{%photo_</w:t>
+            </w:r>
+            <w:r>
+              <w:rPr>
+                <w:lang w:val="sv-SE"/>
+              </w:rPr>
+              <w:t>47</w:t>
+            </w:r>
+            <w:r>
+              <w:rPr>
+                <w:lang w:val="sv-SE"/>
+              </w:rPr>
+              <w:t>}</w:t>
+            </w:r>
           </w:p>
         </w:tc>
       </w:tr>
@@ -6873,7 +8296,15 @@
               <w:jc w:val="center"/>
             </w:pPr>
             <w:r>
-              <w:t xml:space="preserve">Gambar Deskripsi : </w:t>
+              <w:t xml:space="preserve">Gambar </w:t>
+            </w:r>
+            <w:proofErr w:type="spellStart"/>
+            <w:r>
+              <w:t>Deskripsi</w:t>
+            </w:r>
+            <w:proofErr w:type="spellEnd"/>
+            <w:r>
+              <w:t xml:space="preserve"> : </w:t>
             </w:r>
             <w:r>
               <w:t xml:space="preserve">Stop Kontak </w:t>
@@ -6892,24 +8323,62 @@
                 <w:lang w:val="sv-SE"/>
               </w:rPr>
             </w:pPr>
-            <w:r>
-              <w:rPr>
-                <w:lang w:val="sv-SE"/>
-              </w:rPr>
-              <w:t xml:space="preserve">Gambar Deskripsi : </w:t>
-            </w:r>
-            <w:r>
-              <w:rPr>
-                <w:lang w:val="sv-SE"/>
-              </w:rPr>
-              <w:t>Stop Kontak</w:t>
-            </w:r>
-            <w:r>
-              <w:rPr>
-                <w:lang w:val="sv-SE"/>
-              </w:rPr>
-              <w:t xml:space="preserve"> Terpasang</w:t>
-            </w:r>
+            <w:proofErr w:type="spellStart"/>
+            <w:r>
+              <w:rPr>
+                <w:lang w:val="sv-SE"/>
+              </w:rPr>
+              <w:t>Gambar</w:t>
+            </w:r>
+            <w:proofErr w:type="spellEnd"/>
+            <w:r>
+              <w:rPr>
+                <w:lang w:val="sv-SE"/>
+              </w:rPr>
+              <w:t xml:space="preserve"> </w:t>
+            </w:r>
+            <w:proofErr w:type="spellStart"/>
+            <w:r>
+              <w:rPr>
+                <w:lang w:val="sv-SE"/>
+              </w:rPr>
+              <w:t>Deskripsi</w:t>
+            </w:r>
+            <w:proofErr w:type="spellEnd"/>
+            <w:r>
+              <w:rPr>
+                <w:lang w:val="sv-SE"/>
+              </w:rPr>
+              <w:t xml:space="preserve"> : </w:t>
+            </w:r>
+            <w:r>
+              <w:rPr>
+                <w:lang w:val="sv-SE"/>
+              </w:rPr>
+              <w:t xml:space="preserve">Stop </w:t>
+            </w:r>
+            <w:proofErr w:type="spellStart"/>
+            <w:r>
+              <w:rPr>
+                <w:lang w:val="sv-SE"/>
+              </w:rPr>
+              <w:t>Kontak</w:t>
+            </w:r>
+            <w:proofErr w:type="spellEnd"/>
+            <w:r>
+              <w:rPr>
+                <w:lang w:val="sv-SE"/>
+              </w:rPr>
+              <w:t xml:space="preserve"> </w:t>
+            </w:r>
+            <w:proofErr w:type="spellStart"/>
+            <w:r>
+              <w:rPr>
+                <w:lang w:val="sv-SE"/>
+              </w:rPr>
+              <w:t>Terpasang</w:t>
+            </w:r>
+            <w:proofErr w:type="spellEnd"/>
           </w:p>
         </w:tc>
       </w:tr>
@@ -6926,6 +8395,12 @@
         <w:tblStyle w:val="TableGrid"/>
         <w:tblW w:w="9924" w:type="dxa"/>
         <w:tblInd w:w="-431" w:type="dxa"/>
+        <w:tblCellMar>
+          <w:top w:w="85" w:type="dxa"/>
+          <w:left w:w="85" w:type="dxa"/>
+          <w:bottom w:w="85" w:type="dxa"/>
+          <w:right w:w="85" w:type="dxa"/>
+        </w:tblCellMar>
         <w:tblLook w:val="04A0" w:firstRow="1" w:lastRow="0" w:firstColumn="1" w:lastColumn="0" w:noHBand="0" w:noVBand="1"/>
       </w:tblPr>
       <w:tblGrid>
@@ -6979,26 +8454,44 @@
                 <w:b/>
                 <w:bCs/>
               </w:rPr>
-              <w:t>Foto Fisik</w:t>
-            </w:r>
-          </w:p>
-        </w:tc>
-        <w:tc>
-          <w:tcPr>
-            <w:tcW w:w="4985" w:type="dxa"/>
-            <w:vAlign w:val="center"/>
-          </w:tcPr>
-          <w:p>
-            <w:pPr>
-              <w:jc w:val="center"/>
-            </w:pPr>
+              <w:t xml:space="preserve">Foto </w:t>
+            </w:r>
+            <w:proofErr w:type="spellStart"/>
             <w:r>
               <w:rPr>
                 <w:b/>
                 <w:bCs/>
               </w:rPr>
-              <w:t>Foto Terpasang</w:t>
-            </w:r>
+              <w:t>Fisik</w:t>
+            </w:r>
+            <w:proofErr w:type="spellEnd"/>
+          </w:p>
+        </w:tc>
+        <w:tc>
+          <w:tcPr>
+            <w:tcW w:w="4985" w:type="dxa"/>
+            <w:vAlign w:val="center"/>
+          </w:tcPr>
+          <w:p>
+            <w:pPr>
+              <w:jc w:val="center"/>
+            </w:pPr>
+            <w:r>
+              <w:rPr>
+                <w:b/>
+                <w:bCs/>
+              </w:rPr>
+              <w:t xml:space="preserve">Foto </w:t>
+            </w:r>
+            <w:proofErr w:type="spellStart"/>
+            <w:r>
+              <w:rPr>
+                <w:b/>
+                <w:bCs/>
+              </w:rPr>
+              <w:t>Terpasang</w:t>
+            </w:r>
+            <w:proofErr w:type="spellEnd"/>
           </w:p>
         </w:tc>
       </w:tr>
@@ -7012,6 +8505,24 @@
             <w:pPr>
               <w:jc w:val="center"/>
             </w:pPr>
+            <w:r>
+              <w:rPr>
+                <w:lang w:val="sv-SE"/>
+              </w:rPr>
+              <w:t>{%photo_</w:t>
+            </w:r>
+            <w:r>
+              <w:rPr>
+                <w:lang w:val="sv-SE"/>
+              </w:rPr>
+              <w:t>48</w:t>
+            </w:r>
+            <w:r>
+              <w:rPr>
+                <w:lang w:val="sv-SE"/>
+              </w:rPr>
+              <w:t>}</w:t>
+            </w:r>
           </w:p>
         </w:tc>
         <w:tc>
@@ -7022,55 +8533,25 @@
           <w:p>
             <w:pPr>
               <w:jc w:val="center"/>
-              <w:rPr>
-                <w:noProof/>
-              </w:rPr>
-            </w:pPr>
-          </w:p>
-          <w:p>
-            <w:pPr>
-              <w:jc w:val="center"/>
-            </w:pPr>
-          </w:p>
-          <w:p>
-            <w:pPr>
-              <w:jc w:val="center"/>
-            </w:pPr>
-          </w:p>
-          <w:p>
-            <w:pPr>
-              <w:jc w:val="center"/>
-            </w:pPr>
-          </w:p>
-          <w:p>
-            <w:pPr>
-              <w:jc w:val="center"/>
-            </w:pPr>
-          </w:p>
-          <w:p>
-            <w:pPr>
-              <w:jc w:val="center"/>
-            </w:pPr>
-          </w:p>
-          <w:p>
-            <w:pPr>
-              <w:jc w:val="center"/>
-            </w:pPr>
-          </w:p>
-          <w:p>
-            <w:pPr>
-              <w:jc w:val="center"/>
-            </w:pPr>
-          </w:p>
-          <w:p>
-            <w:pPr>
-              <w:jc w:val="center"/>
-            </w:pPr>
-          </w:p>
-          <w:p>
-            <w:pPr>
-              <w:jc w:val="center"/>
-            </w:pPr>
+            </w:pPr>
+            <w:r>
+              <w:rPr>
+                <w:lang w:val="sv-SE"/>
+              </w:rPr>
+              <w:t>{%photo_</w:t>
+            </w:r>
+            <w:r>
+              <w:rPr>
+                <w:lang w:val="sv-SE"/>
+              </w:rPr>
+              <w:t>49</w:t>
+            </w:r>
+            <w:r>
+              <w:rPr>
+                <w:lang w:val="sv-SE"/>
+              </w:rPr>
+              <w:t>}</w:t>
+            </w:r>
           </w:p>
         </w:tc>
       </w:tr>
@@ -7108,7 +8589,6 @@
           <w:sz w:val="24"/>
           <w:szCs w:val="24"/>
         </w:rPr>
-        <w:lastRenderedPageBreak/>
         <w:t xml:space="preserve">JASA INSTALASI </w:t>
       </w:r>
     </w:p>
@@ -7117,6 +8597,12 @@
         <w:tblStyle w:val="TableGrid"/>
         <w:tblW w:w="9924" w:type="dxa"/>
         <w:tblInd w:w="-431" w:type="dxa"/>
+        <w:tblCellMar>
+          <w:top w:w="85" w:type="dxa"/>
+          <w:left w:w="85" w:type="dxa"/>
+          <w:bottom w:w="85" w:type="dxa"/>
+          <w:right w:w="85" w:type="dxa"/>
+        </w:tblCellMar>
         <w:tblLook w:val="04A0" w:firstRow="1" w:lastRow="0" w:firstColumn="1" w:lastColumn="0" w:noHBand="0" w:noVBand="1"/>
       </w:tblPr>
       <w:tblGrid>
@@ -7127,7 +8613,7 @@
         <w:tc>
           <w:tcPr>
             <w:tcW w:w="4939" w:type="dxa"/>
-            <w:vAlign w:val="center"/>
+            <w:vAlign w:val="bottom"/>
           </w:tcPr>
           <w:p>
             <w:pPr>
@@ -7141,6 +8627,24 @@
                 <w:szCs w:val="24"/>
               </w:rPr>
             </w:pPr>
+            <w:r>
+              <w:rPr>
+                <w:lang w:val="sv-SE"/>
+              </w:rPr>
+              <w:t>{%photo_</w:t>
+            </w:r>
+            <w:r>
+              <w:rPr>
+                <w:lang w:val="sv-SE"/>
+              </w:rPr>
+              <w:t>50</w:t>
+            </w:r>
+            <w:r>
+              <w:rPr>
+                <w:lang w:val="sv-SE"/>
+              </w:rPr>
+              <w:t>}</w:t>
+            </w:r>
           </w:p>
           <w:p>
             <w:pPr>
@@ -7160,7 +8664,15 @@
                 <w:sz w:val="24"/>
                 <w:szCs w:val="24"/>
               </w:rPr>
-              <w:t>PROSES PEMASANGAN CCTV 1</w:t>
+              <w:t xml:space="preserve">PROSES PEMASANGAN CCTV </w:t>
+            </w:r>
+            <w:r>
+              <w:rPr>
+                <w:rFonts w:ascii="Times New Roman" w:eastAsia="Times New Roman" w:hAnsi="Times New Roman" w:cs="Times New Roman"/>
+                <w:sz w:val="24"/>
+                <w:szCs w:val="24"/>
+              </w:rPr>
+              <w:t>1</w:t>
             </w:r>
           </w:p>
         </w:tc>
@@ -7181,6 +8693,24 @@
                 <w:szCs w:val="24"/>
               </w:rPr>
             </w:pPr>
+            <w:r>
+              <w:rPr>
+                <w:lang w:val="sv-SE"/>
+              </w:rPr>
+              <w:t>{%photo_</w:t>
+            </w:r>
+            <w:r>
+              <w:rPr>
+                <w:lang w:val="sv-SE"/>
+              </w:rPr>
+              <w:t>51</w:t>
+            </w:r>
+            <w:r>
+              <w:rPr>
+                <w:lang w:val="sv-SE"/>
+              </w:rPr>
+              <w:t>}</w:t>
+            </w:r>
           </w:p>
           <w:p>
             <w:pPr>
@@ -7200,7 +8730,15 @@
                 <w:sz w:val="24"/>
                 <w:szCs w:val="24"/>
               </w:rPr>
-              <w:t>PROSES PEMASANGAN CCTV 2</w:t>
+              <w:t xml:space="preserve">PROSES PEMASANGAN CCTV </w:t>
+            </w:r>
+            <w:r>
+              <w:rPr>
+                <w:rFonts w:ascii="Times New Roman" w:eastAsia="Times New Roman" w:hAnsi="Times New Roman" w:cs="Times New Roman"/>
+                <w:sz w:val="24"/>
+                <w:szCs w:val="24"/>
+              </w:rPr>
+              <w:t>2</w:t>
             </w:r>
           </w:p>
         </w:tc>
@@ -7223,6 +8761,24 @@
                 <w:szCs w:val="24"/>
               </w:rPr>
             </w:pPr>
+            <w:r>
+              <w:rPr>
+                <w:lang w:val="sv-SE"/>
+              </w:rPr>
+              <w:t>{%photo_</w:t>
+            </w:r>
+            <w:r>
+              <w:rPr>
+                <w:lang w:val="sv-SE"/>
+              </w:rPr>
+              <w:t>52</w:t>
+            </w:r>
+            <w:r>
+              <w:rPr>
+                <w:lang w:val="sv-SE"/>
+              </w:rPr>
+              <w:t>}</w:t>
+            </w:r>
           </w:p>
           <w:p>
             <w:pPr>
@@ -7249,7 +8805,6 @@
         <w:tc>
           <w:tcPr>
             <w:tcW w:w="4985" w:type="dxa"/>
-            <w:vAlign w:val="center"/>
           </w:tcPr>
           <w:p>
             <w:pPr>
@@ -7258,465 +8813,29 @@
               </w:tabs>
               <w:jc w:val="center"/>
               <w:rPr>
-                <w:noProof/>
-              </w:rPr>
-            </w:pPr>
-          </w:p>
-          <w:p>
-            <w:pPr>
-              <w:tabs>
-                <w:tab w:val="left" w:pos="1140"/>
-              </w:tabs>
-              <w:jc w:val="center"/>
-              <w:rPr>
-                <w:rFonts w:ascii="Times New Roman" w:eastAsia="Times New Roman" w:hAnsi="Times New Roman" w:cs="Times New Roman"/>
-                <w:sz w:val="24"/>
-                <w:szCs w:val="24"/>
-              </w:rPr>
-            </w:pPr>
-          </w:p>
-          <w:p>
-            <w:pPr>
-              <w:tabs>
-                <w:tab w:val="left" w:pos="1140"/>
-              </w:tabs>
-              <w:jc w:val="center"/>
-              <w:rPr>
-                <w:rFonts w:ascii="Times New Roman" w:eastAsia="Times New Roman" w:hAnsi="Times New Roman" w:cs="Times New Roman"/>
-                <w:sz w:val="24"/>
-                <w:szCs w:val="24"/>
-              </w:rPr>
-            </w:pPr>
-          </w:p>
-          <w:p>
-            <w:pPr>
-              <w:tabs>
-                <w:tab w:val="left" w:pos="1140"/>
-              </w:tabs>
-              <w:jc w:val="center"/>
-              <w:rPr>
-                <w:rFonts w:ascii="Times New Roman" w:eastAsia="Times New Roman" w:hAnsi="Times New Roman" w:cs="Times New Roman"/>
-                <w:sz w:val="24"/>
-                <w:szCs w:val="24"/>
-              </w:rPr>
-            </w:pPr>
-          </w:p>
-          <w:p>
-            <w:pPr>
-              <w:tabs>
-                <w:tab w:val="left" w:pos="1140"/>
-              </w:tabs>
-              <w:jc w:val="center"/>
-              <w:rPr>
-                <w:rFonts w:ascii="Times New Roman" w:eastAsia="Times New Roman" w:hAnsi="Times New Roman" w:cs="Times New Roman"/>
-                <w:sz w:val="24"/>
-                <w:szCs w:val="24"/>
-              </w:rPr>
-            </w:pPr>
-          </w:p>
-          <w:p>
-            <w:pPr>
-              <w:tabs>
-                <w:tab w:val="left" w:pos="1140"/>
-              </w:tabs>
-              <w:jc w:val="center"/>
-              <w:rPr>
-                <w:rFonts w:ascii="Times New Roman" w:eastAsia="Times New Roman" w:hAnsi="Times New Roman" w:cs="Times New Roman"/>
-                <w:sz w:val="24"/>
-                <w:szCs w:val="24"/>
-              </w:rPr>
-            </w:pPr>
-          </w:p>
-          <w:p>
-            <w:pPr>
-              <w:tabs>
-                <w:tab w:val="left" w:pos="1140"/>
-              </w:tabs>
-              <w:jc w:val="center"/>
-              <w:rPr>
-                <w:rFonts w:ascii="Times New Roman" w:eastAsia="Times New Roman" w:hAnsi="Times New Roman" w:cs="Times New Roman"/>
-                <w:sz w:val="24"/>
-                <w:szCs w:val="24"/>
-              </w:rPr>
-            </w:pPr>
-          </w:p>
-          <w:p>
-            <w:pPr>
-              <w:tabs>
-                <w:tab w:val="left" w:pos="1140"/>
-              </w:tabs>
-              <w:jc w:val="center"/>
-              <w:rPr>
-                <w:rFonts w:ascii="Times New Roman" w:eastAsia="Times New Roman" w:hAnsi="Times New Roman" w:cs="Times New Roman"/>
-                <w:sz w:val="24"/>
-                <w:szCs w:val="24"/>
-              </w:rPr>
-            </w:pPr>
-          </w:p>
-          <w:p>
-            <w:pPr>
-              <w:tabs>
-                <w:tab w:val="left" w:pos="1140"/>
-              </w:tabs>
-              <w:jc w:val="center"/>
-              <w:rPr>
-                <w:rFonts w:ascii="Times New Roman" w:eastAsia="Times New Roman" w:hAnsi="Times New Roman" w:cs="Times New Roman"/>
-                <w:sz w:val="24"/>
-                <w:szCs w:val="24"/>
-              </w:rPr>
-            </w:pPr>
-          </w:p>
-          <w:p>
-            <w:pPr>
-              <w:tabs>
-                <w:tab w:val="left" w:pos="1140"/>
-              </w:tabs>
-              <w:jc w:val="center"/>
-              <w:rPr>
-                <w:rFonts w:ascii="Times New Roman" w:eastAsia="Times New Roman" w:hAnsi="Times New Roman" w:cs="Times New Roman"/>
-                <w:sz w:val="24"/>
-                <w:szCs w:val="24"/>
-              </w:rPr>
-            </w:pPr>
-          </w:p>
-          <w:p>
-            <w:pPr>
-              <w:tabs>
-                <w:tab w:val="left" w:pos="1140"/>
-              </w:tabs>
-              <w:jc w:val="center"/>
-              <w:rPr>
-                <w:rFonts w:ascii="Times New Roman" w:eastAsia="Times New Roman" w:hAnsi="Times New Roman" w:cs="Times New Roman"/>
-                <w:sz w:val="24"/>
-                <w:szCs w:val="24"/>
-              </w:rPr>
-            </w:pPr>
-          </w:p>
-          <w:p>
-            <w:pPr>
-              <w:tabs>
-                <w:tab w:val="left" w:pos="1140"/>
-              </w:tabs>
-              <w:jc w:val="center"/>
-              <w:rPr>
-                <w:rFonts w:ascii="Times New Roman" w:eastAsia="Times New Roman" w:hAnsi="Times New Roman" w:cs="Times New Roman"/>
-                <w:sz w:val="24"/>
-                <w:szCs w:val="24"/>
-              </w:rPr>
-            </w:pPr>
-          </w:p>
-          <w:p>
-            <w:pPr>
-              <w:tabs>
-                <w:tab w:val="left" w:pos="1140"/>
-              </w:tabs>
-              <w:jc w:val="center"/>
-              <w:rPr>
-                <w:rFonts w:ascii="Times New Roman" w:eastAsia="Times New Roman" w:hAnsi="Times New Roman" w:cs="Times New Roman"/>
-                <w:sz w:val="24"/>
-                <w:szCs w:val="24"/>
-              </w:rPr>
-            </w:pPr>
-          </w:p>
-          <w:p>
-            <w:pPr>
-              <w:tabs>
-                <w:tab w:val="left" w:pos="1140"/>
-              </w:tabs>
-              <w:jc w:val="center"/>
-              <w:rPr>
-                <w:rFonts w:ascii="Times New Roman" w:eastAsia="Times New Roman" w:hAnsi="Times New Roman" w:cs="Times New Roman"/>
-                <w:sz w:val="24"/>
-                <w:szCs w:val="24"/>
-              </w:rPr>
-            </w:pPr>
-          </w:p>
-          <w:p>
-            <w:pPr>
-              <w:tabs>
-                <w:tab w:val="left" w:pos="1140"/>
-              </w:tabs>
-              <w:jc w:val="center"/>
-              <w:rPr>
-                <w:rFonts w:ascii="Times New Roman" w:eastAsia="Times New Roman" w:hAnsi="Times New Roman" w:cs="Times New Roman"/>
-                <w:sz w:val="24"/>
-                <w:szCs w:val="24"/>
-              </w:rPr>
-            </w:pPr>
-          </w:p>
-          <w:p>
-            <w:pPr>
-              <w:tabs>
-                <w:tab w:val="left" w:pos="1140"/>
-              </w:tabs>
-              <w:jc w:val="center"/>
-              <w:rPr>
-                <w:rFonts w:ascii="Times New Roman" w:eastAsia="Times New Roman" w:hAnsi="Times New Roman" w:cs="Times New Roman"/>
-                <w:sz w:val="24"/>
-                <w:szCs w:val="24"/>
-              </w:rPr>
-            </w:pPr>
-            <w:r>
-              <w:rPr>
-                <w:rFonts w:ascii="Times New Roman" w:eastAsia="Times New Roman" w:hAnsi="Times New Roman" w:cs="Times New Roman"/>
-                <w:sz w:val="24"/>
-                <w:szCs w:val="24"/>
-              </w:rPr>
-              <w:t>PROSES PEMASANGAN CCTV 4</w:t>
-            </w:r>
-          </w:p>
-        </w:tc>
-      </w:tr>
-      <w:tr>
-        <w:tc>
-          <w:tcPr>
-            <w:tcW w:w="4939" w:type="dxa"/>
-            <w:vAlign w:val="bottom"/>
-          </w:tcPr>
-          <w:p>
-            <w:pPr>
-              <w:tabs>
-                <w:tab w:val="left" w:pos="1140"/>
-              </w:tabs>
-              <w:jc w:val="center"/>
-              <w:rPr>
-                <w:rFonts w:ascii="Times New Roman" w:eastAsia="Times New Roman" w:hAnsi="Times New Roman" w:cs="Times New Roman"/>
-                <w:sz w:val="24"/>
-                <w:szCs w:val="24"/>
-              </w:rPr>
-            </w:pPr>
-          </w:p>
-          <w:p>
-            <w:pPr>
-              <w:tabs>
-                <w:tab w:val="left" w:pos="1140"/>
-              </w:tabs>
-              <w:jc w:val="center"/>
-              <w:rPr>
-                <w:rFonts w:ascii="Times New Roman" w:eastAsia="Times New Roman" w:hAnsi="Times New Roman" w:cs="Times New Roman"/>
-                <w:sz w:val="24"/>
-                <w:szCs w:val="24"/>
-              </w:rPr>
-            </w:pPr>
-            <w:r>
-              <w:rPr>
-                <w:rFonts w:ascii="Times New Roman" w:eastAsia="Times New Roman" w:hAnsi="Times New Roman" w:cs="Times New Roman"/>
-                <w:sz w:val="24"/>
-                <w:szCs w:val="24"/>
-              </w:rPr>
-              <w:t>PROSES PEMASANGAN CCTV 3</w:t>
-            </w:r>
-          </w:p>
-        </w:tc>
-        <w:tc>
-          <w:tcPr>
-            <w:tcW w:w="4985" w:type="dxa"/>
-          </w:tcPr>
-          <w:p>
-            <w:pPr>
-              <w:tabs>
-                <w:tab w:val="left" w:pos="1140"/>
-              </w:tabs>
-              <w:jc w:val="center"/>
-              <w:rPr>
-                <w:noProof/>
-              </w:rPr>
-            </w:pPr>
-          </w:p>
-          <w:p>
-            <w:pPr>
-              <w:tabs>
-                <w:tab w:val="left" w:pos="1140"/>
-              </w:tabs>
-              <w:jc w:val="center"/>
-              <w:rPr>
-                <w:rFonts w:ascii="Times New Roman" w:eastAsia="Times New Roman" w:hAnsi="Times New Roman" w:cs="Times New Roman"/>
-                <w:sz w:val="24"/>
-                <w:szCs w:val="24"/>
-              </w:rPr>
-            </w:pPr>
-          </w:p>
-          <w:p>
-            <w:pPr>
-              <w:tabs>
-                <w:tab w:val="left" w:pos="1140"/>
-              </w:tabs>
-              <w:jc w:val="center"/>
-              <w:rPr>
-                <w:rFonts w:ascii="Times New Roman" w:eastAsia="Times New Roman" w:hAnsi="Times New Roman" w:cs="Times New Roman"/>
-                <w:sz w:val="24"/>
-                <w:szCs w:val="24"/>
-              </w:rPr>
-            </w:pPr>
-          </w:p>
-          <w:p>
-            <w:pPr>
-              <w:tabs>
-                <w:tab w:val="left" w:pos="1140"/>
-              </w:tabs>
-              <w:jc w:val="center"/>
-              <w:rPr>
-                <w:rFonts w:ascii="Times New Roman" w:eastAsia="Times New Roman" w:hAnsi="Times New Roman" w:cs="Times New Roman"/>
-                <w:sz w:val="24"/>
-                <w:szCs w:val="24"/>
-              </w:rPr>
-            </w:pPr>
-          </w:p>
-          <w:p>
-            <w:pPr>
-              <w:tabs>
-                <w:tab w:val="left" w:pos="1140"/>
-              </w:tabs>
-              <w:jc w:val="center"/>
-              <w:rPr>
-                <w:rFonts w:ascii="Times New Roman" w:eastAsia="Times New Roman" w:hAnsi="Times New Roman" w:cs="Times New Roman"/>
-                <w:sz w:val="24"/>
-                <w:szCs w:val="24"/>
-              </w:rPr>
-            </w:pPr>
-          </w:p>
-          <w:p>
-            <w:pPr>
-              <w:tabs>
-                <w:tab w:val="left" w:pos="1140"/>
-              </w:tabs>
-              <w:jc w:val="center"/>
-              <w:rPr>
-                <w:rFonts w:ascii="Times New Roman" w:eastAsia="Times New Roman" w:hAnsi="Times New Roman" w:cs="Times New Roman"/>
-                <w:sz w:val="24"/>
-                <w:szCs w:val="24"/>
-              </w:rPr>
-            </w:pPr>
-          </w:p>
-          <w:p>
-            <w:pPr>
-              <w:tabs>
-                <w:tab w:val="left" w:pos="1140"/>
-              </w:tabs>
-              <w:jc w:val="center"/>
-              <w:rPr>
-                <w:rFonts w:ascii="Times New Roman" w:eastAsia="Times New Roman" w:hAnsi="Times New Roman" w:cs="Times New Roman"/>
-                <w:sz w:val="24"/>
-                <w:szCs w:val="24"/>
-              </w:rPr>
-            </w:pPr>
-          </w:p>
-          <w:p>
-            <w:pPr>
-              <w:tabs>
-                <w:tab w:val="left" w:pos="1140"/>
-              </w:tabs>
-              <w:jc w:val="center"/>
-              <w:rPr>
-                <w:rFonts w:ascii="Times New Roman" w:eastAsia="Times New Roman" w:hAnsi="Times New Roman" w:cs="Times New Roman"/>
-                <w:sz w:val="24"/>
-                <w:szCs w:val="24"/>
-              </w:rPr>
-            </w:pPr>
-          </w:p>
-          <w:p>
-            <w:pPr>
-              <w:tabs>
-                <w:tab w:val="left" w:pos="1140"/>
-              </w:tabs>
-              <w:jc w:val="center"/>
-              <w:rPr>
-                <w:rFonts w:ascii="Times New Roman" w:eastAsia="Times New Roman" w:hAnsi="Times New Roman" w:cs="Times New Roman"/>
-                <w:sz w:val="24"/>
-                <w:szCs w:val="24"/>
-              </w:rPr>
-            </w:pPr>
-          </w:p>
-          <w:p>
-            <w:pPr>
-              <w:tabs>
-                <w:tab w:val="left" w:pos="1140"/>
-              </w:tabs>
-              <w:jc w:val="center"/>
-              <w:rPr>
-                <w:rFonts w:ascii="Times New Roman" w:eastAsia="Times New Roman" w:hAnsi="Times New Roman" w:cs="Times New Roman"/>
-                <w:sz w:val="24"/>
-                <w:szCs w:val="24"/>
-              </w:rPr>
-            </w:pPr>
-          </w:p>
-          <w:p>
-            <w:pPr>
-              <w:tabs>
-                <w:tab w:val="left" w:pos="1140"/>
-              </w:tabs>
-              <w:jc w:val="center"/>
-              <w:rPr>
-                <w:rFonts w:ascii="Times New Roman" w:eastAsia="Times New Roman" w:hAnsi="Times New Roman" w:cs="Times New Roman"/>
-                <w:sz w:val="24"/>
-                <w:szCs w:val="24"/>
-              </w:rPr>
-            </w:pPr>
-          </w:p>
-          <w:p>
-            <w:pPr>
-              <w:tabs>
-                <w:tab w:val="left" w:pos="1140"/>
-              </w:tabs>
-              <w:jc w:val="center"/>
-              <w:rPr>
-                <w:rFonts w:ascii="Times New Roman" w:eastAsia="Times New Roman" w:hAnsi="Times New Roman" w:cs="Times New Roman"/>
-                <w:sz w:val="24"/>
-                <w:szCs w:val="24"/>
-              </w:rPr>
-            </w:pPr>
-          </w:p>
-          <w:p>
-            <w:pPr>
-              <w:tabs>
-                <w:tab w:val="left" w:pos="1140"/>
-              </w:tabs>
-              <w:jc w:val="center"/>
-              <w:rPr>
-                <w:rFonts w:ascii="Times New Roman" w:eastAsia="Times New Roman" w:hAnsi="Times New Roman" w:cs="Times New Roman"/>
-                <w:sz w:val="24"/>
-                <w:szCs w:val="24"/>
-              </w:rPr>
-            </w:pPr>
-          </w:p>
-          <w:p>
-            <w:pPr>
-              <w:tabs>
-                <w:tab w:val="left" w:pos="1140"/>
-              </w:tabs>
-              <w:jc w:val="center"/>
-              <w:rPr>
-                <w:rFonts w:ascii="Times New Roman" w:eastAsia="Times New Roman" w:hAnsi="Times New Roman" w:cs="Times New Roman"/>
-                <w:sz w:val="24"/>
-                <w:szCs w:val="24"/>
-              </w:rPr>
-            </w:pPr>
-          </w:p>
-          <w:p>
-            <w:pPr>
-              <w:tabs>
-                <w:tab w:val="left" w:pos="1140"/>
-              </w:tabs>
-              <w:jc w:val="center"/>
-              <w:rPr>
-                <w:rFonts w:ascii="Times New Roman" w:eastAsia="Times New Roman" w:hAnsi="Times New Roman" w:cs="Times New Roman"/>
-                <w:sz w:val="24"/>
-                <w:szCs w:val="24"/>
-              </w:rPr>
-            </w:pPr>
-          </w:p>
-          <w:p>
-            <w:pPr>
-              <w:tabs>
-                <w:tab w:val="left" w:pos="1140"/>
-              </w:tabs>
-              <w:jc w:val="center"/>
-              <w:rPr>
-                <w:rFonts w:ascii="Times New Roman" w:eastAsia="Times New Roman" w:hAnsi="Times New Roman" w:cs="Times New Roman"/>
-                <w:sz w:val="24"/>
-                <w:szCs w:val="24"/>
-              </w:rPr>
-            </w:pPr>
+                <w:rFonts w:ascii="Times New Roman" w:eastAsia="Times New Roman" w:hAnsi="Times New Roman" w:cs="Times New Roman"/>
+                <w:sz w:val="24"/>
+                <w:szCs w:val="24"/>
+              </w:rPr>
+            </w:pPr>
+            <w:r>
+              <w:rPr>
+                <w:lang w:val="sv-SE"/>
+              </w:rPr>
+              <w:t>{%photo_</w:t>
+            </w:r>
+            <w:r>
+              <w:rPr>
+                <w:lang w:val="sv-SE"/>
+              </w:rPr>
+              <w:t>53</w:t>
+            </w:r>
+            <w:r>
+              <w:rPr>
+                <w:lang w:val="sv-SE"/>
+              </w:rPr>
+              <w:t>}</w:t>
+            </w:r>
           </w:p>
           <w:p>
             <w:pPr>
@@ -7809,6 +8928,12 @@
       <w:tblPr>
         <w:tblStyle w:val="TableGrid"/>
         <w:tblW w:w="0" w:type="auto"/>
+        <w:tblCellMar>
+          <w:top w:w="85" w:type="dxa"/>
+          <w:left w:w="85" w:type="dxa"/>
+          <w:bottom w:w="85" w:type="dxa"/>
+          <w:right w:w="85" w:type="dxa"/>
+        </w:tblCellMar>
         <w:tblLook w:val="04A0" w:firstRow="1" w:lastRow="0" w:firstColumn="1" w:lastColumn="0" w:noHBand="0" w:noVBand="1"/>
       </w:tblPr>
       <w:tblGrid>
@@ -7828,134 +8953,29 @@
               <w:spacing w:line="360" w:lineRule="auto"/>
               <w:jc w:val="center"/>
               <w:rPr>
-                <w:noProof/>
-              </w:rPr>
-            </w:pPr>
-          </w:p>
-          <w:p>
-            <w:pPr>
-              <w:tabs>
-                <w:tab w:val="left" w:pos="1140"/>
-              </w:tabs>
-              <w:spacing w:line="360" w:lineRule="auto"/>
-              <w:jc w:val="center"/>
-              <w:rPr>
-                <w:rFonts w:ascii="Times New Roman" w:eastAsia="Times New Roman" w:hAnsi="Times New Roman" w:cs="Times New Roman"/>
-                <w:sz w:val="24"/>
-                <w:szCs w:val="24"/>
-              </w:rPr>
-            </w:pPr>
-          </w:p>
-          <w:p>
-            <w:pPr>
-              <w:tabs>
-                <w:tab w:val="left" w:pos="1140"/>
-              </w:tabs>
-              <w:spacing w:line="360" w:lineRule="auto"/>
-              <w:jc w:val="center"/>
-              <w:rPr>
-                <w:rFonts w:ascii="Times New Roman" w:eastAsia="Times New Roman" w:hAnsi="Times New Roman" w:cs="Times New Roman"/>
-                <w:sz w:val="24"/>
-                <w:szCs w:val="24"/>
-              </w:rPr>
-            </w:pPr>
-          </w:p>
-          <w:p>
-            <w:pPr>
-              <w:tabs>
-                <w:tab w:val="left" w:pos="1140"/>
-              </w:tabs>
-              <w:spacing w:line="360" w:lineRule="auto"/>
-              <w:jc w:val="center"/>
-              <w:rPr>
-                <w:rFonts w:ascii="Times New Roman" w:eastAsia="Times New Roman" w:hAnsi="Times New Roman" w:cs="Times New Roman"/>
-                <w:sz w:val="24"/>
-                <w:szCs w:val="24"/>
-              </w:rPr>
-            </w:pPr>
-          </w:p>
-          <w:p>
-            <w:pPr>
-              <w:tabs>
-                <w:tab w:val="left" w:pos="1140"/>
-              </w:tabs>
-              <w:spacing w:line="360" w:lineRule="auto"/>
-              <w:jc w:val="center"/>
-              <w:rPr>
-                <w:rFonts w:ascii="Times New Roman" w:eastAsia="Times New Roman" w:hAnsi="Times New Roman" w:cs="Times New Roman"/>
-                <w:sz w:val="24"/>
-                <w:szCs w:val="24"/>
-              </w:rPr>
-            </w:pPr>
-          </w:p>
-          <w:p>
-            <w:pPr>
-              <w:tabs>
-                <w:tab w:val="left" w:pos="1140"/>
-              </w:tabs>
-              <w:spacing w:line="360" w:lineRule="auto"/>
-              <w:jc w:val="center"/>
-              <w:rPr>
-                <w:rFonts w:ascii="Times New Roman" w:eastAsia="Times New Roman" w:hAnsi="Times New Roman" w:cs="Times New Roman"/>
-                <w:sz w:val="24"/>
-                <w:szCs w:val="24"/>
-              </w:rPr>
-            </w:pPr>
-          </w:p>
-          <w:p>
-            <w:pPr>
-              <w:tabs>
-                <w:tab w:val="left" w:pos="1140"/>
-              </w:tabs>
-              <w:spacing w:line="360" w:lineRule="auto"/>
-              <w:jc w:val="center"/>
-              <w:rPr>
-                <w:rFonts w:ascii="Times New Roman" w:eastAsia="Times New Roman" w:hAnsi="Times New Roman" w:cs="Times New Roman"/>
-                <w:sz w:val="24"/>
-                <w:szCs w:val="24"/>
-              </w:rPr>
-            </w:pPr>
-          </w:p>
-          <w:p>
-            <w:pPr>
-              <w:tabs>
-                <w:tab w:val="left" w:pos="1140"/>
-              </w:tabs>
-              <w:spacing w:line="360" w:lineRule="auto"/>
-              <w:jc w:val="center"/>
-              <w:rPr>
-                <w:rFonts w:ascii="Times New Roman" w:eastAsia="Times New Roman" w:hAnsi="Times New Roman" w:cs="Times New Roman"/>
-                <w:sz w:val="24"/>
-                <w:szCs w:val="24"/>
-              </w:rPr>
-            </w:pPr>
-          </w:p>
-          <w:p>
-            <w:pPr>
-              <w:tabs>
-                <w:tab w:val="left" w:pos="1140"/>
-              </w:tabs>
-              <w:spacing w:line="360" w:lineRule="auto"/>
-              <w:jc w:val="center"/>
-              <w:rPr>
-                <w:rFonts w:ascii="Times New Roman" w:eastAsia="Times New Roman" w:hAnsi="Times New Roman" w:cs="Times New Roman"/>
-                <w:sz w:val="24"/>
-                <w:szCs w:val="24"/>
-              </w:rPr>
-            </w:pPr>
-          </w:p>
-          <w:p>
-            <w:pPr>
-              <w:tabs>
-                <w:tab w:val="left" w:pos="1140"/>
-              </w:tabs>
-              <w:spacing w:line="360" w:lineRule="auto"/>
-              <w:rPr>
-                <w:rFonts w:ascii="Times New Roman" w:eastAsia="Times New Roman" w:hAnsi="Times New Roman" w:cs="Times New Roman"/>
-                <w:sz w:val="24"/>
-                <w:szCs w:val="24"/>
-              </w:rPr>
-            </w:pPr>
+                <w:rFonts w:ascii="Times New Roman" w:eastAsia="Times New Roman" w:hAnsi="Times New Roman" w:cs="Times New Roman"/>
+                <w:sz w:val="24"/>
+                <w:szCs w:val="24"/>
+              </w:rPr>
+            </w:pPr>
+            <w:r>
+              <w:rPr>
+                <w:lang w:val="sv-SE"/>
+              </w:rPr>
+              <w:t>{%photo_</w:t>
+            </w:r>
+            <w:r>
+              <w:rPr>
+                <w:lang w:val="sv-SE"/>
+              </w:rPr>
+              <w:t>54</w:t>
+            </w:r>
+            <w:r>
+              <w:rPr>
+                <w:lang w:val="sv-SE"/>
+              </w:rPr>
+              <w:t>}</w:t>
+            </w:r>
           </w:p>
         </w:tc>
       </w:tr>
@@ -8020,7 +9040,6 @@
           <w:sz w:val="24"/>
           <w:szCs w:val="24"/>
         </w:rPr>
-        <w:lastRenderedPageBreak/>
         <w:t>PELATIHAN</w:t>
       </w:r>
     </w:p>
@@ -8028,6 +9047,12 @@
       <w:tblPr>
         <w:tblStyle w:val="TableGrid"/>
         <w:tblW w:w="0" w:type="auto"/>
+        <w:tblCellMar>
+          <w:top w:w="85" w:type="dxa"/>
+          <w:left w:w="85" w:type="dxa"/>
+          <w:bottom w:w="85" w:type="dxa"/>
+          <w:right w:w="85" w:type="dxa"/>
+        </w:tblCellMar>
         <w:tblLook w:val="04A0" w:firstRow="1" w:lastRow="0" w:firstColumn="1" w:lastColumn="0" w:noHBand="0" w:noVBand="1"/>
       </w:tblPr>
       <w:tblGrid>
@@ -8046,9 +9071,29 @@
               </w:tabs>
               <w:jc w:val="center"/>
               <w:rPr>
-                <w:noProof/>
-              </w:rPr>
-            </w:pPr>
+                <w:rFonts w:ascii="Times New Roman" w:eastAsia="Times New Roman" w:hAnsi="Times New Roman" w:cs="Times New Roman"/>
+                <w:sz w:val="24"/>
+                <w:szCs w:val="24"/>
+              </w:rPr>
+            </w:pPr>
+            <w:r>
+              <w:rPr>
+                <w:lang w:val="sv-SE"/>
+              </w:rPr>
+              <w:t>{%photo_</w:t>
+            </w:r>
+            <w:r>
+              <w:rPr>
+                <w:lang w:val="sv-SE"/>
+              </w:rPr>
+              <w:t>55</w:t>
+            </w:r>
+            <w:r>
+              <w:rPr>
+                <w:lang w:val="sv-SE"/>
+              </w:rPr>
+              <w:t>}</w:t>
+            </w:r>
           </w:p>
           <w:p>
             <w:pPr>
@@ -8057,197 +9102,47 @@
               </w:tabs>
               <w:jc w:val="center"/>
               <w:rPr>
-                <w:noProof/>
-              </w:rPr>
-            </w:pPr>
-          </w:p>
-          <w:p>
-            <w:pPr>
-              <w:tabs>
-                <w:tab w:val="left" w:pos="1140"/>
-              </w:tabs>
-              <w:jc w:val="center"/>
-              <w:rPr>
-                <w:noProof/>
-              </w:rPr>
-            </w:pPr>
-          </w:p>
-          <w:p>
-            <w:pPr>
-              <w:tabs>
-                <w:tab w:val="left" w:pos="1140"/>
-              </w:tabs>
-              <w:jc w:val="center"/>
-              <w:rPr>
-                <w:noProof/>
-              </w:rPr>
-            </w:pPr>
-          </w:p>
-          <w:p>
-            <w:pPr>
-              <w:tabs>
-                <w:tab w:val="left" w:pos="1140"/>
-              </w:tabs>
-              <w:jc w:val="center"/>
-              <w:rPr>
-                <w:noProof/>
-              </w:rPr>
-            </w:pPr>
-          </w:p>
-          <w:p>
-            <w:pPr>
-              <w:tabs>
-                <w:tab w:val="left" w:pos="1140"/>
-              </w:tabs>
-              <w:jc w:val="center"/>
-              <w:rPr>
-                <w:noProof/>
-              </w:rPr>
-            </w:pPr>
-          </w:p>
-          <w:p>
-            <w:pPr>
-              <w:tabs>
-                <w:tab w:val="left" w:pos="1140"/>
-              </w:tabs>
-              <w:jc w:val="center"/>
-              <w:rPr>
-                <w:noProof/>
-              </w:rPr>
-            </w:pPr>
-          </w:p>
-          <w:p>
-            <w:pPr>
-              <w:tabs>
-                <w:tab w:val="left" w:pos="1140"/>
-              </w:tabs>
-              <w:jc w:val="center"/>
-              <w:rPr>
-                <w:noProof/>
-              </w:rPr>
-            </w:pPr>
-          </w:p>
-          <w:p>
-            <w:pPr>
-              <w:tabs>
-                <w:tab w:val="left" w:pos="1140"/>
-              </w:tabs>
-              <w:jc w:val="center"/>
-              <w:rPr>
-                <w:noProof/>
-              </w:rPr>
-            </w:pPr>
-          </w:p>
-          <w:p>
-            <w:pPr>
-              <w:tabs>
-                <w:tab w:val="left" w:pos="1140"/>
-              </w:tabs>
-              <w:jc w:val="center"/>
-              <w:rPr>
-                <w:noProof/>
-              </w:rPr>
-            </w:pPr>
-          </w:p>
-          <w:p>
-            <w:pPr>
-              <w:tabs>
-                <w:tab w:val="left" w:pos="1140"/>
-              </w:tabs>
-              <w:jc w:val="center"/>
-              <w:rPr>
-                <w:noProof/>
-              </w:rPr>
-            </w:pPr>
-          </w:p>
-          <w:p>
-            <w:pPr>
-              <w:tabs>
-                <w:tab w:val="left" w:pos="1140"/>
-              </w:tabs>
-              <w:jc w:val="center"/>
-              <w:rPr>
-                <w:noProof/>
-              </w:rPr>
-            </w:pPr>
-          </w:p>
-          <w:p>
-            <w:pPr>
-              <w:tabs>
-                <w:tab w:val="left" w:pos="1140"/>
-              </w:tabs>
-              <w:jc w:val="center"/>
-              <w:rPr>
-                <w:noProof/>
-              </w:rPr>
-            </w:pPr>
-          </w:p>
-          <w:p>
-            <w:pPr>
-              <w:tabs>
-                <w:tab w:val="left" w:pos="1140"/>
-              </w:tabs>
-              <w:jc w:val="center"/>
-              <w:rPr>
-                <w:noProof/>
-              </w:rPr>
-            </w:pPr>
-          </w:p>
-          <w:p>
-            <w:pPr>
-              <w:tabs>
-                <w:tab w:val="left" w:pos="1140"/>
-              </w:tabs>
-              <w:jc w:val="center"/>
-              <w:rPr>
-                <w:noProof/>
-              </w:rPr>
-            </w:pPr>
-          </w:p>
-          <w:p>
-            <w:pPr>
-              <w:tabs>
-                <w:tab w:val="left" w:pos="1140"/>
-              </w:tabs>
-              <w:jc w:val="center"/>
-              <w:rPr>
-                <w:noProof/>
-              </w:rPr>
-            </w:pPr>
-          </w:p>
-          <w:p>
-            <w:pPr>
-              <w:tabs>
-                <w:tab w:val="left" w:pos="1140"/>
-              </w:tabs>
-              <w:jc w:val="center"/>
-              <w:rPr>
-                <w:rFonts w:ascii="Times New Roman" w:eastAsia="Times New Roman" w:hAnsi="Times New Roman" w:cs="Times New Roman"/>
-                <w:sz w:val="24"/>
-                <w:szCs w:val="24"/>
-              </w:rPr>
-            </w:pPr>
-          </w:p>
-          <w:p>
-            <w:pPr>
-              <w:tabs>
-                <w:tab w:val="left" w:pos="1140"/>
-              </w:tabs>
-              <w:jc w:val="center"/>
-              <w:rPr>
-                <w:rFonts w:ascii="Times New Roman" w:eastAsia="Times New Roman" w:hAnsi="Times New Roman" w:cs="Times New Roman"/>
-                <w:sz w:val="24"/>
-                <w:szCs w:val="24"/>
-              </w:rPr>
-            </w:pPr>
-            <w:r>
-              <w:rPr>
-                <w:rFonts w:ascii="Times New Roman" w:eastAsia="Times New Roman" w:hAnsi="Times New Roman" w:cs="Times New Roman"/>
-                <w:sz w:val="24"/>
-                <w:szCs w:val="24"/>
-              </w:rPr>
-              <w:t>Gambar Deskripsi : Pelatihan</w:t>
-            </w:r>
+                <w:rFonts w:ascii="Times New Roman" w:eastAsia="Times New Roman" w:hAnsi="Times New Roman" w:cs="Times New Roman"/>
+                <w:sz w:val="24"/>
+                <w:szCs w:val="24"/>
+              </w:rPr>
+            </w:pPr>
+            <w:r>
+              <w:rPr>
+                <w:rFonts w:ascii="Times New Roman" w:eastAsia="Times New Roman" w:hAnsi="Times New Roman" w:cs="Times New Roman"/>
+                <w:sz w:val="24"/>
+                <w:szCs w:val="24"/>
+              </w:rPr>
+              <w:t xml:space="preserve">Gambar </w:t>
+            </w:r>
+            <w:proofErr w:type="spellStart"/>
+            <w:r>
+              <w:rPr>
+                <w:rFonts w:ascii="Times New Roman" w:eastAsia="Times New Roman" w:hAnsi="Times New Roman" w:cs="Times New Roman"/>
+                <w:sz w:val="24"/>
+                <w:szCs w:val="24"/>
+              </w:rPr>
+              <w:t>Deskripsi</w:t>
+            </w:r>
+            <w:proofErr w:type="spellEnd"/>
+            <w:r>
+              <w:rPr>
+                <w:rFonts w:ascii="Times New Roman" w:eastAsia="Times New Roman" w:hAnsi="Times New Roman" w:cs="Times New Roman"/>
+                <w:sz w:val="24"/>
+                <w:szCs w:val="24"/>
+              </w:rPr>
+              <w:t xml:space="preserve"> : </w:t>
+            </w:r>
+            <w:proofErr w:type="spellStart"/>
+            <w:r>
+              <w:rPr>
+                <w:rFonts w:ascii="Times New Roman" w:eastAsia="Times New Roman" w:hAnsi="Times New Roman" w:cs="Times New Roman"/>
+                <w:sz w:val="24"/>
+                <w:szCs w:val="24"/>
+              </w:rPr>
+              <w:t>Pelatihan</w:t>
+            </w:r>
+            <w:proofErr w:type="spellEnd"/>
           </w:p>
         </w:tc>
       </w:tr>
@@ -8492,7 +9387,27 @@
               <w:sz w:val="24"/>
               <w:szCs w:val="24"/>
             </w:rPr>
-            <w:t xml:space="preserve">Foto Fisik </w:t>
+            <w:t xml:space="preserve">Foto </w:t>
+          </w:r>
+          <w:proofErr w:type="spellStart"/>
+          <w:r>
+            <w:rPr>
+              <w:rFonts w:ascii="Times New Roman" w:eastAsia="Times New Roman" w:hAnsi="Times New Roman" w:cs="Times New Roman"/>
+              <w:b/>
+              <w:sz w:val="24"/>
+              <w:szCs w:val="24"/>
+            </w:rPr>
+            <w:t>Fisik</w:t>
+          </w:r>
+          <w:proofErr w:type="spellEnd"/>
+          <w:r>
+            <w:rPr>
+              <w:rFonts w:ascii="Times New Roman" w:eastAsia="Times New Roman" w:hAnsi="Times New Roman" w:cs="Times New Roman"/>
+              <w:b/>
+              <w:sz w:val="24"/>
+              <w:szCs w:val="24"/>
+            </w:rPr>
+            <w:t xml:space="preserve"> </w:t>
           </w:r>
         </w:p>
       </w:tc>
@@ -8517,7 +9432,27 @@
               <w:sz w:val="24"/>
               <w:szCs w:val="24"/>
             </w:rPr>
-            <w:t xml:space="preserve">Foto Terpasang </w:t>
+            <w:t xml:space="preserve">Foto </w:t>
+          </w:r>
+          <w:proofErr w:type="spellStart"/>
+          <w:r>
+            <w:rPr>
+              <w:rFonts w:ascii="Times New Roman" w:eastAsia="Times New Roman" w:hAnsi="Times New Roman" w:cs="Times New Roman"/>
+              <w:b/>
+              <w:sz w:val="24"/>
+              <w:szCs w:val="24"/>
+            </w:rPr>
+            <w:t>Terpasang</w:t>
+          </w:r>
+          <w:proofErr w:type="spellEnd"/>
+          <w:r>
+            <w:rPr>
+              <w:rFonts w:ascii="Times New Roman" w:eastAsia="Times New Roman" w:hAnsi="Times New Roman" w:cs="Times New Roman"/>
+              <w:b/>
+              <w:sz w:val="24"/>
+              <w:szCs w:val="24"/>
+            </w:rPr>
+            <w:t xml:space="preserve"> </w:t>
           </w:r>
         </w:p>
       </w:tc>

--- a/public/report-templates/Template_CCTV_RTRW.docx
+++ b/public/report-templates/Template_CCTV_RTRW.docx
@@ -541,10 +541,10 @@
         <w:tblLook w:val="04A0" w:firstRow="1" w:lastRow="0" w:firstColumn="1" w:lastColumn="0" w:noHBand="0" w:noVBand="1"/>
       </w:tblPr>
       <w:tblGrid>
-        <w:gridCol w:w="704"/>
-        <w:gridCol w:w="5528"/>
-        <w:gridCol w:w="1418"/>
-        <w:gridCol w:w="1367"/>
+        <w:gridCol w:w="695"/>
+        <w:gridCol w:w="5302"/>
+        <w:gridCol w:w="1387"/>
+        <w:gridCol w:w="1967"/>
       </w:tblGrid>
       <w:tr>
         <w:tc>
@@ -702,6 +702,30 @@
                 <w:szCs w:val="24"/>
               </w:rPr>
             </w:pPr>
+            <w:r>
+              <w:rPr>
+                <w:rFonts w:ascii="Times New Roman" w:hAnsi="Times New Roman" w:cs="Times New Roman"/>
+                <w:sz w:val="24"/>
+                <w:szCs w:val="24"/>
+              </w:rPr>
+              <w:t>{komp01_</w:t>
+            </w:r>
+            <w:r>
+              <w:rPr>
+                <w:rFonts w:ascii="Times New Roman" w:hAnsi="Times New Roman" w:cs="Times New Roman"/>
+                <w:sz w:val="24"/>
+                <w:szCs w:val="24"/>
+              </w:rPr>
+              <w:t>nama</w:t>
+            </w:r>
+            <w:r>
+              <w:rPr>
+                <w:rFonts w:ascii="Times New Roman" w:hAnsi="Times New Roman" w:cs="Times New Roman"/>
+                <w:sz w:val="24"/>
+                <w:szCs w:val="24"/>
+              </w:rPr>
+              <w:t>}</w:t>
+            </w:r>
           </w:p>
         </w:tc>
         <w:tc>
@@ -736,6 +760,14 @@
                 <w:szCs w:val="24"/>
               </w:rPr>
             </w:pPr>
+            <w:r>
+              <w:rPr>
+                <w:rFonts w:ascii="Times New Roman" w:hAnsi="Times New Roman" w:cs="Times New Roman"/>
+                <w:sz w:val="24"/>
+                <w:szCs w:val="24"/>
+              </w:rPr>
+              <w:t>{komp01_satuan}</w:t>
+            </w:r>
           </w:p>
         </w:tc>
       </w:tr>
@@ -779,6 +811,46 @@
                 <w:szCs w:val="24"/>
               </w:rPr>
             </w:pPr>
+            <w:r>
+              <w:rPr>
+                <w:rFonts w:ascii="Times New Roman" w:hAnsi="Times New Roman" w:cs="Times New Roman"/>
+                <w:sz w:val="24"/>
+                <w:szCs w:val="24"/>
+              </w:rPr>
+              <w:t>{komp0</w:t>
+            </w:r>
+            <w:r>
+              <w:rPr>
+                <w:rFonts w:ascii="Times New Roman" w:hAnsi="Times New Roman" w:cs="Times New Roman"/>
+                <w:sz w:val="24"/>
+                <w:szCs w:val="24"/>
+              </w:rPr>
+              <w:t>2</w:t>
+            </w:r>
+            <w:r>
+              <w:rPr>
+                <w:rFonts w:ascii="Times New Roman" w:hAnsi="Times New Roman" w:cs="Times New Roman"/>
+                <w:sz w:val="24"/>
+                <w:szCs w:val="24"/>
+              </w:rPr>
+              <w:t>_</w:t>
+            </w:r>
+            <w:r>
+              <w:rPr>
+                <w:rFonts w:ascii="Times New Roman" w:hAnsi="Times New Roman" w:cs="Times New Roman"/>
+                <w:sz w:val="24"/>
+                <w:szCs w:val="24"/>
+              </w:rPr>
+              <w:t>nama</w:t>
+            </w:r>
+            <w:r>
+              <w:rPr>
+                <w:rFonts w:ascii="Times New Roman" w:hAnsi="Times New Roman" w:cs="Times New Roman"/>
+                <w:sz w:val="24"/>
+                <w:szCs w:val="24"/>
+              </w:rPr>
+              <w:t>}</w:t>
+            </w:r>
           </w:p>
         </w:tc>
         <w:tc>
@@ -813,6 +885,30 @@
                 <w:szCs w:val="24"/>
               </w:rPr>
             </w:pPr>
+            <w:r>
+              <w:rPr>
+                <w:rFonts w:ascii="Times New Roman" w:hAnsi="Times New Roman" w:cs="Times New Roman"/>
+                <w:sz w:val="24"/>
+                <w:szCs w:val="24"/>
+              </w:rPr>
+              <w:t>{komp0</w:t>
+            </w:r>
+            <w:r>
+              <w:rPr>
+                <w:rFonts w:ascii="Times New Roman" w:hAnsi="Times New Roman" w:cs="Times New Roman"/>
+                <w:sz w:val="24"/>
+                <w:szCs w:val="24"/>
+              </w:rPr>
+              <w:t>2</w:t>
+            </w:r>
+            <w:r>
+              <w:rPr>
+                <w:rFonts w:ascii="Times New Roman" w:hAnsi="Times New Roman" w:cs="Times New Roman"/>
+                <w:sz w:val="24"/>
+                <w:szCs w:val="24"/>
+              </w:rPr>
+              <w:t>_satuan}</w:t>
+            </w:r>
           </w:p>
         </w:tc>
       </w:tr>
@@ -856,6 +952,46 @@
                 <w:szCs w:val="24"/>
               </w:rPr>
             </w:pPr>
+            <w:r>
+              <w:rPr>
+                <w:rFonts w:ascii="Times New Roman" w:hAnsi="Times New Roman" w:cs="Times New Roman"/>
+                <w:sz w:val="24"/>
+                <w:szCs w:val="24"/>
+              </w:rPr>
+              <w:t>{komp0</w:t>
+            </w:r>
+            <w:r>
+              <w:rPr>
+                <w:rFonts w:ascii="Times New Roman" w:hAnsi="Times New Roman" w:cs="Times New Roman"/>
+                <w:sz w:val="24"/>
+                <w:szCs w:val="24"/>
+              </w:rPr>
+              <w:t>3</w:t>
+            </w:r>
+            <w:r>
+              <w:rPr>
+                <w:rFonts w:ascii="Times New Roman" w:hAnsi="Times New Roman" w:cs="Times New Roman"/>
+                <w:sz w:val="24"/>
+                <w:szCs w:val="24"/>
+              </w:rPr>
+              <w:t>_</w:t>
+            </w:r>
+            <w:r>
+              <w:rPr>
+                <w:rFonts w:ascii="Times New Roman" w:hAnsi="Times New Roman" w:cs="Times New Roman"/>
+                <w:sz w:val="24"/>
+                <w:szCs w:val="24"/>
+              </w:rPr>
+              <w:t>nama</w:t>
+            </w:r>
+            <w:r>
+              <w:rPr>
+                <w:rFonts w:ascii="Times New Roman" w:hAnsi="Times New Roman" w:cs="Times New Roman"/>
+                <w:sz w:val="24"/>
+                <w:szCs w:val="24"/>
+              </w:rPr>
+              <w:t>}</w:t>
+            </w:r>
           </w:p>
         </w:tc>
         <w:tc>
@@ -890,6 +1026,30 @@
                 <w:szCs w:val="24"/>
               </w:rPr>
             </w:pPr>
+            <w:r>
+              <w:rPr>
+                <w:rFonts w:ascii="Times New Roman" w:hAnsi="Times New Roman" w:cs="Times New Roman"/>
+                <w:sz w:val="24"/>
+                <w:szCs w:val="24"/>
+              </w:rPr>
+              <w:t>{komp0</w:t>
+            </w:r>
+            <w:r>
+              <w:rPr>
+                <w:rFonts w:ascii="Times New Roman" w:hAnsi="Times New Roman" w:cs="Times New Roman"/>
+                <w:sz w:val="24"/>
+                <w:szCs w:val="24"/>
+              </w:rPr>
+              <w:t>3</w:t>
+            </w:r>
+            <w:r>
+              <w:rPr>
+                <w:rFonts w:ascii="Times New Roman" w:hAnsi="Times New Roman" w:cs="Times New Roman"/>
+                <w:sz w:val="24"/>
+                <w:szCs w:val="24"/>
+              </w:rPr>
+              <w:t>_satuan}</w:t>
+            </w:r>
           </w:p>
         </w:tc>
       </w:tr>
@@ -933,6 +1093,46 @@
                 <w:szCs w:val="24"/>
               </w:rPr>
             </w:pPr>
+            <w:r>
+              <w:rPr>
+                <w:rFonts w:ascii="Times New Roman" w:hAnsi="Times New Roman" w:cs="Times New Roman"/>
+                <w:sz w:val="24"/>
+                <w:szCs w:val="24"/>
+              </w:rPr>
+              <w:t>{komp0</w:t>
+            </w:r>
+            <w:r>
+              <w:rPr>
+                <w:rFonts w:ascii="Times New Roman" w:hAnsi="Times New Roman" w:cs="Times New Roman"/>
+                <w:sz w:val="24"/>
+                <w:szCs w:val="24"/>
+              </w:rPr>
+              <w:t>4</w:t>
+            </w:r>
+            <w:r>
+              <w:rPr>
+                <w:rFonts w:ascii="Times New Roman" w:hAnsi="Times New Roman" w:cs="Times New Roman"/>
+                <w:sz w:val="24"/>
+                <w:szCs w:val="24"/>
+              </w:rPr>
+              <w:t>_</w:t>
+            </w:r>
+            <w:r>
+              <w:rPr>
+                <w:rFonts w:ascii="Times New Roman" w:hAnsi="Times New Roman" w:cs="Times New Roman"/>
+                <w:sz w:val="24"/>
+                <w:szCs w:val="24"/>
+              </w:rPr>
+              <w:t>nama</w:t>
+            </w:r>
+            <w:r>
+              <w:rPr>
+                <w:rFonts w:ascii="Times New Roman" w:hAnsi="Times New Roman" w:cs="Times New Roman"/>
+                <w:sz w:val="24"/>
+                <w:szCs w:val="24"/>
+              </w:rPr>
+              <w:t>}</w:t>
+            </w:r>
           </w:p>
         </w:tc>
         <w:tc>
@@ -967,6 +1167,30 @@
                 <w:szCs w:val="24"/>
               </w:rPr>
             </w:pPr>
+            <w:r>
+              <w:rPr>
+                <w:rFonts w:ascii="Times New Roman" w:hAnsi="Times New Roman" w:cs="Times New Roman"/>
+                <w:sz w:val="24"/>
+                <w:szCs w:val="24"/>
+              </w:rPr>
+              <w:t>{komp0</w:t>
+            </w:r>
+            <w:r>
+              <w:rPr>
+                <w:rFonts w:ascii="Times New Roman" w:hAnsi="Times New Roman" w:cs="Times New Roman"/>
+                <w:sz w:val="24"/>
+                <w:szCs w:val="24"/>
+              </w:rPr>
+              <w:t>4</w:t>
+            </w:r>
+            <w:r>
+              <w:rPr>
+                <w:rFonts w:ascii="Times New Roman" w:hAnsi="Times New Roman" w:cs="Times New Roman"/>
+                <w:sz w:val="24"/>
+                <w:szCs w:val="24"/>
+              </w:rPr>
+              <w:t>_satuan}</w:t>
+            </w:r>
           </w:p>
         </w:tc>
       </w:tr>
@@ -1010,6 +1234,46 @@
                 <w:szCs w:val="24"/>
               </w:rPr>
             </w:pPr>
+            <w:r>
+              <w:rPr>
+                <w:rFonts w:ascii="Times New Roman" w:hAnsi="Times New Roman" w:cs="Times New Roman"/>
+                <w:sz w:val="24"/>
+                <w:szCs w:val="24"/>
+              </w:rPr>
+              <w:t>{komp0</w:t>
+            </w:r>
+            <w:r>
+              <w:rPr>
+                <w:rFonts w:ascii="Times New Roman" w:hAnsi="Times New Roman" w:cs="Times New Roman"/>
+                <w:sz w:val="24"/>
+                <w:szCs w:val="24"/>
+              </w:rPr>
+              <w:t>5</w:t>
+            </w:r>
+            <w:r>
+              <w:rPr>
+                <w:rFonts w:ascii="Times New Roman" w:hAnsi="Times New Roman" w:cs="Times New Roman"/>
+                <w:sz w:val="24"/>
+                <w:szCs w:val="24"/>
+              </w:rPr>
+              <w:t>_</w:t>
+            </w:r>
+            <w:r>
+              <w:rPr>
+                <w:rFonts w:ascii="Times New Roman" w:hAnsi="Times New Roman" w:cs="Times New Roman"/>
+                <w:sz w:val="24"/>
+                <w:szCs w:val="24"/>
+              </w:rPr>
+              <w:t>nama</w:t>
+            </w:r>
+            <w:r>
+              <w:rPr>
+                <w:rFonts w:ascii="Times New Roman" w:hAnsi="Times New Roman" w:cs="Times New Roman"/>
+                <w:sz w:val="24"/>
+                <w:szCs w:val="24"/>
+              </w:rPr>
+              <w:t>}</w:t>
+            </w:r>
           </w:p>
         </w:tc>
         <w:tc>
@@ -1044,6 +1308,30 @@
                 <w:szCs w:val="24"/>
               </w:rPr>
             </w:pPr>
+            <w:r>
+              <w:rPr>
+                <w:rFonts w:ascii="Times New Roman" w:hAnsi="Times New Roman" w:cs="Times New Roman"/>
+                <w:sz w:val="24"/>
+                <w:szCs w:val="24"/>
+              </w:rPr>
+              <w:t>{komp0</w:t>
+            </w:r>
+            <w:r>
+              <w:rPr>
+                <w:rFonts w:ascii="Times New Roman" w:hAnsi="Times New Roman" w:cs="Times New Roman"/>
+                <w:sz w:val="24"/>
+                <w:szCs w:val="24"/>
+              </w:rPr>
+              <w:t>5</w:t>
+            </w:r>
+            <w:r>
+              <w:rPr>
+                <w:rFonts w:ascii="Times New Roman" w:hAnsi="Times New Roman" w:cs="Times New Roman"/>
+                <w:sz w:val="24"/>
+                <w:szCs w:val="24"/>
+              </w:rPr>
+              <w:t>_satuan}</w:t>
+            </w:r>
           </w:p>
         </w:tc>
       </w:tr>
@@ -1087,6 +1375,46 @@
                 <w:szCs w:val="24"/>
               </w:rPr>
             </w:pPr>
+            <w:r>
+              <w:rPr>
+                <w:rFonts w:ascii="Times New Roman" w:hAnsi="Times New Roman" w:cs="Times New Roman"/>
+                <w:sz w:val="24"/>
+                <w:szCs w:val="24"/>
+              </w:rPr>
+              <w:t>{komp0</w:t>
+            </w:r>
+            <w:r>
+              <w:rPr>
+                <w:rFonts w:ascii="Times New Roman" w:hAnsi="Times New Roman" w:cs="Times New Roman"/>
+                <w:sz w:val="24"/>
+                <w:szCs w:val="24"/>
+              </w:rPr>
+              <w:t>6</w:t>
+            </w:r>
+            <w:r>
+              <w:rPr>
+                <w:rFonts w:ascii="Times New Roman" w:hAnsi="Times New Roman" w:cs="Times New Roman"/>
+                <w:sz w:val="24"/>
+                <w:szCs w:val="24"/>
+              </w:rPr>
+              <w:t>_</w:t>
+            </w:r>
+            <w:r>
+              <w:rPr>
+                <w:rFonts w:ascii="Times New Roman" w:hAnsi="Times New Roman" w:cs="Times New Roman"/>
+                <w:sz w:val="24"/>
+                <w:szCs w:val="24"/>
+              </w:rPr>
+              <w:t>nama</w:t>
+            </w:r>
+            <w:r>
+              <w:rPr>
+                <w:rFonts w:ascii="Times New Roman" w:hAnsi="Times New Roman" w:cs="Times New Roman"/>
+                <w:sz w:val="24"/>
+                <w:szCs w:val="24"/>
+              </w:rPr>
+              <w:t>}</w:t>
+            </w:r>
           </w:p>
         </w:tc>
         <w:tc>
@@ -1121,6 +1449,30 @@
                 <w:szCs w:val="24"/>
               </w:rPr>
             </w:pPr>
+            <w:r>
+              <w:rPr>
+                <w:rFonts w:ascii="Times New Roman" w:hAnsi="Times New Roman" w:cs="Times New Roman"/>
+                <w:sz w:val="24"/>
+                <w:szCs w:val="24"/>
+              </w:rPr>
+              <w:t>{komp0</w:t>
+            </w:r>
+            <w:r>
+              <w:rPr>
+                <w:rFonts w:ascii="Times New Roman" w:hAnsi="Times New Roman" w:cs="Times New Roman"/>
+                <w:sz w:val="24"/>
+                <w:szCs w:val="24"/>
+              </w:rPr>
+              <w:t>6</w:t>
+            </w:r>
+            <w:r>
+              <w:rPr>
+                <w:rFonts w:ascii="Times New Roman" w:hAnsi="Times New Roman" w:cs="Times New Roman"/>
+                <w:sz w:val="24"/>
+                <w:szCs w:val="24"/>
+              </w:rPr>
+              <w:t>_satuan}</w:t>
+            </w:r>
           </w:p>
         </w:tc>
       </w:tr>
@@ -1164,6 +1516,46 @@
                 <w:szCs w:val="24"/>
               </w:rPr>
             </w:pPr>
+            <w:r>
+              <w:rPr>
+                <w:rFonts w:ascii="Times New Roman" w:hAnsi="Times New Roman" w:cs="Times New Roman"/>
+                <w:sz w:val="24"/>
+                <w:szCs w:val="24"/>
+              </w:rPr>
+              <w:t>{komp0</w:t>
+            </w:r>
+            <w:r>
+              <w:rPr>
+                <w:rFonts w:ascii="Times New Roman" w:hAnsi="Times New Roman" w:cs="Times New Roman"/>
+                <w:sz w:val="24"/>
+                <w:szCs w:val="24"/>
+              </w:rPr>
+              <w:t>7</w:t>
+            </w:r>
+            <w:r>
+              <w:rPr>
+                <w:rFonts w:ascii="Times New Roman" w:hAnsi="Times New Roman" w:cs="Times New Roman"/>
+                <w:sz w:val="24"/>
+                <w:szCs w:val="24"/>
+              </w:rPr>
+              <w:t>_</w:t>
+            </w:r>
+            <w:r>
+              <w:rPr>
+                <w:rFonts w:ascii="Times New Roman" w:hAnsi="Times New Roman" w:cs="Times New Roman"/>
+                <w:sz w:val="24"/>
+                <w:szCs w:val="24"/>
+              </w:rPr>
+              <w:t>nama</w:t>
+            </w:r>
+            <w:r>
+              <w:rPr>
+                <w:rFonts w:ascii="Times New Roman" w:hAnsi="Times New Roman" w:cs="Times New Roman"/>
+                <w:sz w:val="24"/>
+                <w:szCs w:val="24"/>
+              </w:rPr>
+              <w:t>}</w:t>
+            </w:r>
           </w:p>
         </w:tc>
         <w:tc>
@@ -1198,6 +1590,30 @@
                 <w:szCs w:val="24"/>
               </w:rPr>
             </w:pPr>
+            <w:r>
+              <w:rPr>
+                <w:rFonts w:ascii="Times New Roman" w:hAnsi="Times New Roman" w:cs="Times New Roman"/>
+                <w:sz w:val="24"/>
+                <w:szCs w:val="24"/>
+              </w:rPr>
+              <w:t>{komp0</w:t>
+            </w:r>
+            <w:r>
+              <w:rPr>
+                <w:rFonts w:ascii="Times New Roman" w:hAnsi="Times New Roman" w:cs="Times New Roman"/>
+                <w:sz w:val="24"/>
+                <w:szCs w:val="24"/>
+              </w:rPr>
+              <w:t>7</w:t>
+            </w:r>
+            <w:r>
+              <w:rPr>
+                <w:rFonts w:ascii="Times New Roman" w:hAnsi="Times New Roman" w:cs="Times New Roman"/>
+                <w:sz w:val="24"/>
+                <w:szCs w:val="24"/>
+              </w:rPr>
+              <w:t>_satuan}</w:t>
+            </w:r>
           </w:p>
         </w:tc>
       </w:tr>
@@ -1241,6 +1657,46 @@
                 <w:szCs w:val="24"/>
               </w:rPr>
             </w:pPr>
+            <w:r>
+              <w:rPr>
+                <w:rFonts w:ascii="Times New Roman" w:hAnsi="Times New Roman" w:cs="Times New Roman"/>
+                <w:sz w:val="24"/>
+                <w:szCs w:val="24"/>
+              </w:rPr>
+              <w:t>{komp0</w:t>
+            </w:r>
+            <w:r>
+              <w:rPr>
+                <w:rFonts w:ascii="Times New Roman" w:hAnsi="Times New Roman" w:cs="Times New Roman"/>
+                <w:sz w:val="24"/>
+                <w:szCs w:val="24"/>
+              </w:rPr>
+              <w:t>8</w:t>
+            </w:r>
+            <w:r>
+              <w:rPr>
+                <w:rFonts w:ascii="Times New Roman" w:hAnsi="Times New Roman" w:cs="Times New Roman"/>
+                <w:sz w:val="24"/>
+                <w:szCs w:val="24"/>
+              </w:rPr>
+              <w:t>_</w:t>
+            </w:r>
+            <w:r>
+              <w:rPr>
+                <w:rFonts w:ascii="Times New Roman" w:hAnsi="Times New Roman" w:cs="Times New Roman"/>
+                <w:sz w:val="24"/>
+                <w:szCs w:val="24"/>
+              </w:rPr>
+              <w:t>nama</w:t>
+            </w:r>
+            <w:r>
+              <w:rPr>
+                <w:rFonts w:ascii="Times New Roman" w:hAnsi="Times New Roman" w:cs="Times New Roman"/>
+                <w:sz w:val="24"/>
+                <w:szCs w:val="24"/>
+              </w:rPr>
+              <w:t>}</w:t>
+            </w:r>
           </w:p>
         </w:tc>
         <w:tc>
@@ -1275,6 +1731,30 @@
                 <w:szCs w:val="24"/>
               </w:rPr>
             </w:pPr>
+            <w:r>
+              <w:rPr>
+                <w:rFonts w:ascii="Times New Roman" w:hAnsi="Times New Roman" w:cs="Times New Roman"/>
+                <w:sz w:val="24"/>
+                <w:szCs w:val="24"/>
+              </w:rPr>
+              <w:t>{komp0</w:t>
+            </w:r>
+            <w:r>
+              <w:rPr>
+                <w:rFonts w:ascii="Times New Roman" w:hAnsi="Times New Roman" w:cs="Times New Roman"/>
+                <w:sz w:val="24"/>
+                <w:szCs w:val="24"/>
+              </w:rPr>
+              <w:t>8</w:t>
+            </w:r>
+            <w:r>
+              <w:rPr>
+                <w:rFonts w:ascii="Times New Roman" w:hAnsi="Times New Roman" w:cs="Times New Roman"/>
+                <w:sz w:val="24"/>
+                <w:szCs w:val="24"/>
+              </w:rPr>
+              <w:t>_satuan}</w:t>
+            </w:r>
           </w:p>
         </w:tc>
       </w:tr>
@@ -1318,6 +1798,46 @@
                 <w:szCs w:val="24"/>
               </w:rPr>
             </w:pPr>
+            <w:r>
+              <w:rPr>
+                <w:rFonts w:ascii="Times New Roman" w:hAnsi="Times New Roman" w:cs="Times New Roman"/>
+                <w:sz w:val="24"/>
+                <w:szCs w:val="24"/>
+              </w:rPr>
+              <w:t>{komp0</w:t>
+            </w:r>
+            <w:r>
+              <w:rPr>
+                <w:rFonts w:ascii="Times New Roman" w:hAnsi="Times New Roman" w:cs="Times New Roman"/>
+                <w:sz w:val="24"/>
+                <w:szCs w:val="24"/>
+              </w:rPr>
+              <w:t>9</w:t>
+            </w:r>
+            <w:r>
+              <w:rPr>
+                <w:rFonts w:ascii="Times New Roman" w:hAnsi="Times New Roman" w:cs="Times New Roman"/>
+                <w:sz w:val="24"/>
+                <w:szCs w:val="24"/>
+              </w:rPr>
+              <w:t>_</w:t>
+            </w:r>
+            <w:r>
+              <w:rPr>
+                <w:rFonts w:ascii="Times New Roman" w:hAnsi="Times New Roman" w:cs="Times New Roman"/>
+                <w:sz w:val="24"/>
+                <w:szCs w:val="24"/>
+              </w:rPr>
+              <w:t>nama</w:t>
+            </w:r>
+            <w:r>
+              <w:rPr>
+                <w:rFonts w:ascii="Times New Roman" w:hAnsi="Times New Roman" w:cs="Times New Roman"/>
+                <w:sz w:val="24"/>
+                <w:szCs w:val="24"/>
+              </w:rPr>
+              <w:t>}</w:t>
+            </w:r>
           </w:p>
         </w:tc>
         <w:tc>
@@ -1352,6 +1872,30 @@
                 <w:szCs w:val="24"/>
               </w:rPr>
             </w:pPr>
+            <w:r>
+              <w:rPr>
+                <w:rFonts w:ascii="Times New Roman" w:hAnsi="Times New Roman" w:cs="Times New Roman"/>
+                <w:sz w:val="24"/>
+                <w:szCs w:val="24"/>
+              </w:rPr>
+              <w:t>{komp0</w:t>
+            </w:r>
+            <w:r>
+              <w:rPr>
+                <w:rFonts w:ascii="Times New Roman" w:hAnsi="Times New Roman" w:cs="Times New Roman"/>
+                <w:sz w:val="24"/>
+                <w:szCs w:val="24"/>
+              </w:rPr>
+              <w:t>9</w:t>
+            </w:r>
+            <w:r>
+              <w:rPr>
+                <w:rFonts w:ascii="Times New Roman" w:hAnsi="Times New Roman" w:cs="Times New Roman"/>
+                <w:sz w:val="24"/>
+                <w:szCs w:val="24"/>
+              </w:rPr>
+              <w:t>_satuan}</w:t>
+            </w:r>
           </w:p>
         </w:tc>
       </w:tr>
@@ -1395,6 +1939,46 @@
                 <w:szCs w:val="24"/>
               </w:rPr>
             </w:pPr>
+            <w:r>
+              <w:rPr>
+                <w:rFonts w:ascii="Times New Roman" w:hAnsi="Times New Roman" w:cs="Times New Roman"/>
+                <w:sz w:val="24"/>
+                <w:szCs w:val="24"/>
+              </w:rPr>
+              <w:t>{komp</w:t>
+            </w:r>
+            <w:r>
+              <w:rPr>
+                <w:rFonts w:ascii="Times New Roman" w:hAnsi="Times New Roman" w:cs="Times New Roman"/>
+                <w:sz w:val="24"/>
+                <w:szCs w:val="24"/>
+              </w:rPr>
+              <w:t>10</w:t>
+            </w:r>
+            <w:r>
+              <w:rPr>
+                <w:rFonts w:ascii="Times New Roman" w:hAnsi="Times New Roman" w:cs="Times New Roman"/>
+                <w:sz w:val="24"/>
+                <w:szCs w:val="24"/>
+              </w:rPr>
+              <w:t>_</w:t>
+            </w:r>
+            <w:r>
+              <w:rPr>
+                <w:rFonts w:ascii="Times New Roman" w:hAnsi="Times New Roman" w:cs="Times New Roman"/>
+                <w:sz w:val="24"/>
+                <w:szCs w:val="24"/>
+              </w:rPr>
+              <w:t>nama</w:t>
+            </w:r>
+            <w:r>
+              <w:rPr>
+                <w:rFonts w:ascii="Times New Roman" w:hAnsi="Times New Roman" w:cs="Times New Roman"/>
+                <w:sz w:val="24"/>
+                <w:szCs w:val="24"/>
+              </w:rPr>
+              <w:t>}</w:t>
+            </w:r>
           </w:p>
         </w:tc>
         <w:tc>
@@ -1429,6 +2013,30 @@
                 <w:szCs w:val="24"/>
               </w:rPr>
             </w:pPr>
+            <w:r>
+              <w:rPr>
+                <w:rFonts w:ascii="Times New Roman" w:hAnsi="Times New Roman" w:cs="Times New Roman"/>
+                <w:sz w:val="24"/>
+                <w:szCs w:val="24"/>
+              </w:rPr>
+              <w:t>{komp</w:t>
+            </w:r>
+            <w:r>
+              <w:rPr>
+                <w:rFonts w:ascii="Times New Roman" w:hAnsi="Times New Roman" w:cs="Times New Roman"/>
+                <w:sz w:val="24"/>
+                <w:szCs w:val="24"/>
+              </w:rPr>
+              <w:t>10</w:t>
+            </w:r>
+            <w:r>
+              <w:rPr>
+                <w:rFonts w:ascii="Times New Roman" w:hAnsi="Times New Roman" w:cs="Times New Roman"/>
+                <w:sz w:val="24"/>
+                <w:szCs w:val="24"/>
+              </w:rPr>
+              <w:t>_satuan}</w:t>
+            </w:r>
           </w:p>
         </w:tc>
       </w:tr>
@@ -1472,6 +2080,46 @@
                 <w:szCs w:val="24"/>
               </w:rPr>
             </w:pPr>
+            <w:r>
+              <w:rPr>
+                <w:rFonts w:ascii="Times New Roman" w:hAnsi="Times New Roman" w:cs="Times New Roman"/>
+                <w:sz w:val="24"/>
+                <w:szCs w:val="24"/>
+              </w:rPr>
+              <w:t>{komp</w:t>
+            </w:r>
+            <w:r>
+              <w:rPr>
+                <w:rFonts w:ascii="Times New Roman" w:hAnsi="Times New Roman" w:cs="Times New Roman"/>
+                <w:sz w:val="24"/>
+                <w:szCs w:val="24"/>
+              </w:rPr>
+              <w:t>11</w:t>
+            </w:r>
+            <w:r>
+              <w:rPr>
+                <w:rFonts w:ascii="Times New Roman" w:hAnsi="Times New Roman" w:cs="Times New Roman"/>
+                <w:sz w:val="24"/>
+                <w:szCs w:val="24"/>
+              </w:rPr>
+              <w:t>_</w:t>
+            </w:r>
+            <w:r>
+              <w:rPr>
+                <w:rFonts w:ascii="Times New Roman" w:hAnsi="Times New Roman" w:cs="Times New Roman"/>
+                <w:sz w:val="24"/>
+                <w:szCs w:val="24"/>
+              </w:rPr>
+              <w:t>nama</w:t>
+            </w:r>
+            <w:r>
+              <w:rPr>
+                <w:rFonts w:ascii="Times New Roman" w:hAnsi="Times New Roman" w:cs="Times New Roman"/>
+                <w:sz w:val="24"/>
+                <w:szCs w:val="24"/>
+              </w:rPr>
+              <w:t>}</w:t>
+            </w:r>
           </w:p>
         </w:tc>
         <w:tc>
@@ -1506,6 +2154,30 @@
                 <w:szCs w:val="24"/>
               </w:rPr>
             </w:pPr>
+            <w:r>
+              <w:rPr>
+                <w:rFonts w:ascii="Times New Roman" w:hAnsi="Times New Roman" w:cs="Times New Roman"/>
+                <w:sz w:val="24"/>
+                <w:szCs w:val="24"/>
+              </w:rPr>
+              <w:t>{komp</w:t>
+            </w:r>
+            <w:r>
+              <w:rPr>
+                <w:rFonts w:ascii="Times New Roman" w:hAnsi="Times New Roman" w:cs="Times New Roman"/>
+                <w:sz w:val="24"/>
+                <w:szCs w:val="24"/>
+              </w:rPr>
+              <w:t>1</w:t>
+            </w:r>
+            <w:r>
+              <w:rPr>
+                <w:rFonts w:ascii="Times New Roman" w:hAnsi="Times New Roman" w:cs="Times New Roman"/>
+                <w:sz w:val="24"/>
+                <w:szCs w:val="24"/>
+              </w:rPr>
+              <w:t>1_satuan}</w:t>
+            </w:r>
           </w:p>
         </w:tc>
       </w:tr>
@@ -1549,6 +2221,46 @@
                 <w:szCs w:val="24"/>
               </w:rPr>
             </w:pPr>
+            <w:r>
+              <w:rPr>
+                <w:rFonts w:ascii="Times New Roman" w:hAnsi="Times New Roman" w:cs="Times New Roman"/>
+                <w:sz w:val="24"/>
+                <w:szCs w:val="24"/>
+              </w:rPr>
+              <w:t>{komp</w:t>
+            </w:r>
+            <w:r>
+              <w:rPr>
+                <w:rFonts w:ascii="Times New Roman" w:hAnsi="Times New Roman" w:cs="Times New Roman"/>
+                <w:sz w:val="24"/>
+                <w:szCs w:val="24"/>
+              </w:rPr>
+              <w:t>12</w:t>
+            </w:r>
+            <w:r>
+              <w:rPr>
+                <w:rFonts w:ascii="Times New Roman" w:hAnsi="Times New Roman" w:cs="Times New Roman"/>
+                <w:sz w:val="24"/>
+                <w:szCs w:val="24"/>
+              </w:rPr>
+              <w:t>_</w:t>
+            </w:r>
+            <w:r>
+              <w:rPr>
+                <w:rFonts w:ascii="Times New Roman" w:hAnsi="Times New Roman" w:cs="Times New Roman"/>
+                <w:sz w:val="24"/>
+                <w:szCs w:val="24"/>
+              </w:rPr>
+              <w:t>nama</w:t>
+            </w:r>
+            <w:r>
+              <w:rPr>
+                <w:rFonts w:ascii="Times New Roman" w:hAnsi="Times New Roman" w:cs="Times New Roman"/>
+                <w:sz w:val="24"/>
+                <w:szCs w:val="24"/>
+              </w:rPr>
+              <w:t>}</w:t>
+            </w:r>
           </w:p>
         </w:tc>
         <w:tc>
@@ -1583,6 +2295,30 @@
                 <w:szCs w:val="24"/>
               </w:rPr>
             </w:pPr>
+            <w:r>
+              <w:rPr>
+                <w:rFonts w:ascii="Times New Roman" w:hAnsi="Times New Roman" w:cs="Times New Roman"/>
+                <w:sz w:val="24"/>
+                <w:szCs w:val="24"/>
+              </w:rPr>
+              <w:t>{komp</w:t>
+            </w:r>
+            <w:r>
+              <w:rPr>
+                <w:rFonts w:ascii="Times New Roman" w:hAnsi="Times New Roman" w:cs="Times New Roman"/>
+                <w:sz w:val="24"/>
+                <w:szCs w:val="24"/>
+              </w:rPr>
+              <w:t>12</w:t>
+            </w:r>
+            <w:r>
+              <w:rPr>
+                <w:rFonts w:ascii="Times New Roman" w:hAnsi="Times New Roman" w:cs="Times New Roman"/>
+                <w:sz w:val="24"/>
+                <w:szCs w:val="24"/>
+              </w:rPr>
+              <w:t>_satuan}</w:t>
+            </w:r>
           </w:p>
         </w:tc>
       </w:tr>
@@ -1615,7 +2351,6 @@
         <w:tc>
           <w:tcPr>
             <w:tcW w:w="5528" w:type="dxa"/>
-            <w:vAlign w:val="center"/>
           </w:tcPr>
           <w:p>
             <w:pPr>
@@ -1626,6 +2361,46 @@
                 <w:szCs w:val="24"/>
               </w:rPr>
             </w:pPr>
+            <w:r>
+              <w:rPr>
+                <w:rFonts w:ascii="Times New Roman" w:hAnsi="Times New Roman" w:cs="Times New Roman"/>
+                <w:sz w:val="24"/>
+                <w:szCs w:val="24"/>
+              </w:rPr>
+              <w:t>{komp</w:t>
+            </w:r>
+            <w:r>
+              <w:rPr>
+                <w:rFonts w:ascii="Times New Roman" w:hAnsi="Times New Roman" w:cs="Times New Roman"/>
+                <w:sz w:val="24"/>
+                <w:szCs w:val="24"/>
+              </w:rPr>
+              <w:t>13</w:t>
+            </w:r>
+            <w:r>
+              <w:rPr>
+                <w:rFonts w:ascii="Times New Roman" w:hAnsi="Times New Roman" w:cs="Times New Roman"/>
+                <w:sz w:val="24"/>
+                <w:szCs w:val="24"/>
+              </w:rPr>
+              <w:t>_</w:t>
+            </w:r>
+            <w:r>
+              <w:rPr>
+                <w:rFonts w:ascii="Times New Roman" w:hAnsi="Times New Roman" w:cs="Times New Roman"/>
+                <w:sz w:val="24"/>
+                <w:szCs w:val="24"/>
+              </w:rPr>
+              <w:t>nama</w:t>
+            </w:r>
+            <w:r>
+              <w:rPr>
+                <w:rFonts w:ascii="Times New Roman" w:hAnsi="Times New Roman" w:cs="Times New Roman"/>
+                <w:sz w:val="24"/>
+                <w:szCs w:val="24"/>
+              </w:rPr>
+              <w:t>}</w:t>
+            </w:r>
           </w:p>
         </w:tc>
         <w:tc>
@@ -1659,6 +2434,30 @@
                 <w:szCs w:val="24"/>
               </w:rPr>
             </w:pPr>
+            <w:r>
+              <w:rPr>
+                <w:rFonts w:ascii="Times New Roman" w:hAnsi="Times New Roman" w:cs="Times New Roman"/>
+                <w:sz w:val="24"/>
+                <w:szCs w:val="24"/>
+              </w:rPr>
+              <w:t>{komp</w:t>
+            </w:r>
+            <w:r>
+              <w:rPr>
+                <w:rFonts w:ascii="Times New Roman" w:hAnsi="Times New Roman" w:cs="Times New Roman"/>
+                <w:sz w:val="24"/>
+                <w:szCs w:val="24"/>
+              </w:rPr>
+              <w:t>13</w:t>
+            </w:r>
+            <w:r>
+              <w:rPr>
+                <w:rFonts w:ascii="Times New Roman" w:hAnsi="Times New Roman" w:cs="Times New Roman"/>
+                <w:sz w:val="24"/>
+                <w:szCs w:val="24"/>
+              </w:rPr>
+              <w:t>_satuan}</w:t>
+            </w:r>
           </w:p>
         </w:tc>
       </w:tr>
@@ -10985,28 +11784,28 @@
 </file>
 
 <file path=customXml/item1.xml><?xml version="1.0" encoding="utf-8"?>
-<b:Sources xmlns:b="http://schemas.openxmlformats.org/officeDocument/2006/bibliography" xmlns="http://schemas.openxmlformats.org/officeDocument/2006/bibliography" SelectedStyle="\APASixthEditionOfficeOnline.xsl" StyleName="APA" Version="6"/>
-</file>
-
-<file path=customXml/item2.xml><?xml version="1.0" encoding="utf-8"?>
 <go:gDocsCustomXmlDataStorage xmlns:go="http://customooxmlschemas.google.com/" xmlns:r="http://schemas.openxmlformats.org/officeDocument/2006/relationships" uri="GoogleDocsCustomDataVersion2">
   <go:docsCustomData xmlns:go="http://customooxmlschemas.google.com/" roundtripDataSignature="AMtx7mjAEx0BawReXsiu058bTvWTHWOw5Q==">CgMxLjAyDmguY2Y4aG5pZHBjOGt0MghoLmdqZGd4czgAciExaGt3cnRSbzhHNWZNaGFVdG5ldlZkNFZQOExaQ2I3YTY=</go:docsCustomData>
 </go:gDocsCustomXmlDataStorage>
 </file>
 
-<file path=customXml/itemProps1.xml><?xml version="1.0" encoding="utf-8"?>
-<ds:datastoreItem xmlns:ds="http://schemas.openxmlformats.org/officeDocument/2006/customXml" ds:itemID="{E4C1BB43-CAAB-49F4-A97D-16B5292AC504}">
-  <ds:schemaRefs>
-    <ds:schemaRef ds:uri="http://schemas.openxmlformats.org/officeDocument/2006/bibliography"/>
-  </ds:schemaRefs>
-</ds:datastoreItem>
+<file path=customXml/item2.xml><?xml version="1.0" encoding="utf-8"?>
+<b:Sources xmlns:b="http://schemas.openxmlformats.org/officeDocument/2006/bibliography" xmlns="http://schemas.openxmlformats.org/officeDocument/2006/bibliography" SelectedStyle="\APASixthEditionOfficeOnline.xsl" StyleName="APA" Version="6"/>
 </file>
 
-<file path=customXml/itemProps2.xml><?xml version="1.0" encoding="utf-8"?>
+<file path=customXml/itemProps1.xml><?xml version="1.0" encoding="utf-8"?>
 <ds:datastoreItem xmlns:ds="http://schemas.openxmlformats.org/officeDocument/2006/customXml" ds:itemID="{11111111-1234-1234-1234-123412341234}">
   <ds:schemaRefs>
     <ds:schemaRef ds:uri="http://customooxmlschemas.google.com/"/>
     <ds:schemaRef ds:uri="http://schemas.openxmlformats.org/officeDocument/2006/relationships"/>
   </ds:schemaRefs>
 </ds:datastoreItem>
+</file>
+
+<file path=customXml/itemProps2.xml><?xml version="1.0" encoding="utf-8"?>
+<ds:datastoreItem xmlns:ds="http://schemas.openxmlformats.org/officeDocument/2006/customXml" ds:itemID="{E4C1BB43-CAAB-49F4-A97D-16B5292AC504}">
+  <ds:schemaRefs>
+    <ds:schemaRef ds:uri="http://schemas.openxmlformats.org/officeDocument/2006/bibliography"/>
+  </ds:schemaRefs>
+</ds:datastoreItem>
 </file>
--- a/public/report-templates/Template_CCTV_RTRW.docx
+++ b/public/report-templates/Template_CCTV_RTRW.docx
@@ -701,6 +701,6340 @@
       </w:tr>
     </w:tbl>
     <w:p/>
+    <w:p/>
+    <w:p/>
+    <w:p>
+      <w:pPr>
+        <w:pStyle w:val="Heading1"/>
+        <w:numPr>
+          <w:ilvl w:val="0"/>
+          <w:numId w:val="2"/>
+        </w:numPr>
+        <w:spacing w:before="0" w:after="0" w:line="360" w:lineRule="auto"/>
+        <w:ind w:left="567" w:hanging="567"/>
+        <w:rPr>
+          <w:rFonts w:ascii="Times New Roman" w:hAnsi="Times New Roman" w:cs="Times New Roman"/>
+          <w:sz w:val="24"/>
+          <w:szCs w:val="24"/>
+        </w:rPr>
+      </w:pPr>
+      <w:r>
+        <w:rPr>
+          <w:rFonts w:ascii="Times New Roman" w:hAnsi="Times New Roman" w:cs="Times New Roman"/>
+          <w:sz w:val="24"/>
+          <w:szCs w:val="24"/>
+        </w:rPr>
+        <w:t>TABEL NAMA KOMPONEN</w:t>
+      </w:r>
+    </w:p>
+    <w:tbl>
+      <w:tblPr>
+        <w:tblStyle w:val="TableGrid"/>
+        <w:tblW w:w="10065" w:type="dxa"/>
+        <w:tblInd w:w="-431" w:type="dxa"/>
+        <w:tblCellMar>
+          <w:top w:w="85" w:type="dxa"/>
+          <w:left w:w="85" w:type="dxa"/>
+          <w:bottom w:w="85" w:type="dxa"/>
+          <w:right w:w="85" w:type="dxa"/>
+        </w:tblCellMar>
+        <w:tblLook w:val="04A0" w:firstRow="1" w:lastRow="0" w:firstColumn="1" w:lastColumn="0" w:noHBand="0" w:noVBand="1"/>
+      </w:tblPr>
+      <w:tblGrid>
+        <w:gridCol w:w="3120"/>
+        <w:gridCol w:w="3543"/>
+        <w:gridCol w:w="3402"/>
+      </w:tblGrid>
+      <w:tr>
+        <w:tc>
+          <w:tcPr>
+            <w:tcW w:w="10065" w:type="dxa"/>
+            <w:gridSpan w:val="3"/>
+            <w:vAlign w:val="center"/>
+          </w:tcPr>
+          <w:p>
+            <w:pPr>
+              <w:spacing w:before="40" w:after="40"/>
+              <w:jc w:val="center"/>
+            </w:pPr>
+            <w:r>
+              <w:rPr>
+                <w:rFonts w:ascii="Times New Roman" w:eastAsia="Times New Roman" w:hAnsi="Times New Roman" w:cs="Times New Roman"/>
+                <w:b/>
+                <w:sz w:val="24"/>
+                <w:szCs w:val="24"/>
+              </w:rPr>
+              <w:t>IP Camera Outdoor 5MP</w:t>
+            </w:r>
+          </w:p>
+        </w:tc>
+      </w:tr>
+      <w:tr>
+        <w:tc>
+          <w:tcPr>
+            <w:tcW w:w="3120" w:type="dxa"/>
+            <w:vAlign w:val="center"/>
+          </w:tcPr>
+          <w:p>
+            <w:pPr>
+              <w:jc w:val="center"/>
+              <w:rPr>
+                <w:b/>
+                <w:bCs/>
+              </w:rPr>
+            </w:pPr>
+            <w:r>
+              <w:rPr>
+                <w:b/>
+                <w:bCs/>
+              </w:rPr>
+              <w:t xml:space="preserve">Foto </w:t>
+            </w:r>
+            <w:proofErr w:type="spellStart"/>
+            <w:r>
+              <w:rPr>
+                <w:b/>
+                <w:bCs/>
+              </w:rPr>
+              <w:t>Fisik</w:t>
+            </w:r>
+            <w:proofErr w:type="spellEnd"/>
+          </w:p>
+        </w:tc>
+        <w:tc>
+          <w:tcPr>
+            <w:tcW w:w="3543" w:type="dxa"/>
+            <w:vAlign w:val="center"/>
+          </w:tcPr>
+          <w:p>
+            <w:pPr>
+              <w:jc w:val="center"/>
+              <w:rPr>
+                <w:b/>
+                <w:bCs/>
+              </w:rPr>
+            </w:pPr>
+            <w:r>
+              <w:rPr>
+                <w:b/>
+                <w:bCs/>
+              </w:rPr>
+              <w:t>Foto S/N</w:t>
+            </w:r>
+          </w:p>
+        </w:tc>
+        <w:tc>
+          <w:tcPr>
+            <w:tcW w:w="3402" w:type="dxa"/>
+            <w:vAlign w:val="center"/>
+          </w:tcPr>
+          <w:p>
+            <w:pPr>
+              <w:jc w:val="center"/>
+              <w:rPr>
+                <w:b/>
+                <w:bCs/>
+              </w:rPr>
+            </w:pPr>
+            <w:r>
+              <w:rPr>
+                <w:b/>
+                <w:bCs/>
+              </w:rPr>
+              <w:t xml:space="preserve">Foto </w:t>
+            </w:r>
+            <w:proofErr w:type="spellStart"/>
+            <w:r>
+              <w:rPr>
+                <w:b/>
+                <w:bCs/>
+              </w:rPr>
+              <w:t>Terpasang</w:t>
+            </w:r>
+            <w:proofErr w:type="spellEnd"/>
+          </w:p>
+        </w:tc>
+      </w:tr>
+      <w:tr>
+        <w:tc>
+          <w:tcPr>
+            <w:tcW w:w="3120" w:type="dxa"/>
+            <w:vMerge w:val="restart"/>
+          </w:tcPr>
+          <w:p>
+            <w:pPr>
+              <w:jc w:val="center"/>
+            </w:pPr>
+            <w:r>
+              <w:t>{</w:t>
+            </w:r>
+            <w:r>
+              <w:t>%</w:t>
+            </w:r>
+            <w:r>
+              <w:t>photo_</w:t>
+            </w:r>
+            <w:r>
+              <w:t>1</w:t>
+            </w:r>
+            <w:r>
+              <w:t>}</w:t>
+            </w:r>
+          </w:p>
+          <w:p/>
+          <w:p>
+            <w:pPr>
+              <w:jc w:val="center"/>
+            </w:pPr>
+            <w:r>
+              <w:t xml:space="preserve">Gambar </w:t>
+            </w:r>
+            <w:proofErr w:type="spellStart"/>
+            <w:r>
+              <w:t>Deskripsi</w:t>
+            </w:r>
+            <w:proofErr w:type="spellEnd"/>
+            <w:r>
+              <w:t xml:space="preserve"> : </w:t>
+            </w:r>
+          </w:p>
+        </w:tc>
+        <w:tc>
+          <w:tcPr>
+            <w:tcW w:w="3543" w:type="dxa"/>
+            <w:vAlign w:val="center"/>
+          </w:tcPr>
+          <w:p>
+            <w:pPr>
+              <w:jc w:val="center"/>
+            </w:pPr>
+            <w:r>
+              <w:t>{</w:t>
+            </w:r>
+            <w:r>
+              <w:t>%</w:t>
+            </w:r>
+            <w:r>
+              <w:t>photo_</w:t>
+            </w:r>
+            <w:r>
+              <w:t>3</w:t>
+            </w:r>
+            <w:r>
+              <w:t>}</w:t>
+            </w:r>
+          </w:p>
+        </w:tc>
+        <w:tc>
+          <w:tcPr>
+            <w:tcW w:w="3402" w:type="dxa"/>
+            <w:vAlign w:val="center"/>
+          </w:tcPr>
+          <w:p>
+            <w:pPr>
+              <w:jc w:val="center"/>
+            </w:pPr>
+            <w:r>
+              <w:t>{</w:t>
+            </w:r>
+            <w:r>
+              <w:t>%</w:t>
+            </w:r>
+            <w:r>
+              <w:t>photo_</w:t>
+            </w:r>
+            <w:r>
+              <w:t>2</w:t>
+            </w:r>
+            <w:r>
+              <w:t>}</w:t>
+            </w:r>
+          </w:p>
+        </w:tc>
+      </w:tr>
+      <w:tr>
+        <w:tc>
+          <w:tcPr>
+            <w:tcW w:w="3120" w:type="dxa"/>
+            <w:vMerge/>
+            <w:vAlign w:val="center"/>
+          </w:tcPr>
+          <w:p>
+            <w:pPr>
+              <w:jc w:val="center"/>
+            </w:pPr>
+          </w:p>
+        </w:tc>
+        <w:tc>
+          <w:tcPr>
+            <w:tcW w:w="3543" w:type="dxa"/>
+            <w:vAlign w:val="center"/>
+          </w:tcPr>
+          <w:p>
+            <w:pPr>
+              <w:jc w:val="center"/>
+            </w:pPr>
+            <w:r>
+              <w:t xml:space="preserve">Gambar </w:t>
+            </w:r>
+            <w:proofErr w:type="spellStart"/>
+            <w:r>
+              <w:t>Deskripsi</w:t>
+            </w:r>
+            <w:proofErr w:type="spellEnd"/>
+            <w:r>
+              <w:t xml:space="preserve"> : </w:t>
+            </w:r>
+          </w:p>
+          <w:p>
+            <w:pPr>
+              <w:jc w:val="center"/>
+            </w:pPr>
+            <w:r>
+              <w:t>{</w:t>
+            </w:r>
+            <w:r>
+              <w:t>sn</w:t>
+            </w:r>
+            <w:r>
+              <w:t>_</w:t>
+            </w:r>
+            <w:r>
+              <w:t>3</w:t>
+            </w:r>
+            <w:r>
+              <w:t>}</w:t>
+            </w:r>
+          </w:p>
+        </w:tc>
+        <w:tc>
+          <w:tcPr>
+            <w:tcW w:w="3402" w:type="dxa"/>
+            <w:vAlign w:val="center"/>
+          </w:tcPr>
+          <w:p>
+            <w:pPr>
+              <w:jc w:val="center"/>
+            </w:pPr>
+            <w:r>
+              <w:t xml:space="preserve">Gambar </w:t>
+            </w:r>
+            <w:proofErr w:type="spellStart"/>
+            <w:r>
+              <w:t>Deskripsi</w:t>
+            </w:r>
+            <w:proofErr w:type="spellEnd"/>
+            <w:r>
+              <w:t xml:space="preserve"> : CCTV 1</w:t>
+            </w:r>
+          </w:p>
+        </w:tc>
+      </w:tr>
+      <w:tr>
+        <w:tc>
+          <w:tcPr>
+            <w:tcW w:w="3120" w:type="dxa"/>
+            <w:vMerge/>
+            <w:vAlign w:val="center"/>
+          </w:tcPr>
+          <w:p>
+            <w:pPr>
+              <w:jc w:val="center"/>
+            </w:pPr>
+          </w:p>
+        </w:tc>
+        <w:tc>
+          <w:tcPr>
+            <w:tcW w:w="3543" w:type="dxa"/>
+            <w:vAlign w:val="center"/>
+          </w:tcPr>
+          <w:p>
+            <w:pPr>
+              <w:jc w:val="center"/>
+            </w:pPr>
+            <w:r>
+              <w:t>{</w:t>
+            </w:r>
+            <w:r>
+              <w:t>%</w:t>
+            </w:r>
+            <w:r>
+              <w:t>photo_</w:t>
+            </w:r>
+            <w:r>
+              <w:t>5</w:t>
+            </w:r>
+            <w:r>
+              <w:t>}</w:t>
+            </w:r>
+          </w:p>
+        </w:tc>
+        <w:tc>
+          <w:tcPr>
+            <w:tcW w:w="3402" w:type="dxa"/>
+            <w:vAlign w:val="center"/>
+          </w:tcPr>
+          <w:p>
+            <w:pPr>
+              <w:jc w:val="center"/>
+            </w:pPr>
+            <w:r>
+              <w:t>{</w:t>
+            </w:r>
+            <w:r>
+              <w:t>%</w:t>
+            </w:r>
+            <w:r>
+              <w:t>photo_</w:t>
+            </w:r>
+            <w:r>
+              <w:t>4</w:t>
+            </w:r>
+            <w:r>
+              <w:t>}</w:t>
+            </w:r>
+          </w:p>
+        </w:tc>
+      </w:tr>
+      <w:tr>
+        <w:tc>
+          <w:tcPr>
+            <w:tcW w:w="3120" w:type="dxa"/>
+            <w:vMerge/>
+            <w:vAlign w:val="center"/>
+          </w:tcPr>
+          <w:p>
+            <w:pPr>
+              <w:jc w:val="center"/>
+            </w:pPr>
+          </w:p>
+        </w:tc>
+        <w:tc>
+          <w:tcPr>
+            <w:tcW w:w="3543" w:type="dxa"/>
+            <w:vAlign w:val="center"/>
+          </w:tcPr>
+          <w:p>
+            <w:pPr>
+              <w:jc w:val="center"/>
+            </w:pPr>
+            <w:r>
+              <w:t xml:space="preserve">Gambar </w:t>
+            </w:r>
+            <w:proofErr w:type="spellStart"/>
+            <w:r>
+              <w:t>Deskripsi</w:t>
+            </w:r>
+            <w:proofErr w:type="spellEnd"/>
+            <w:r>
+              <w:t xml:space="preserve"> : </w:t>
+            </w:r>
+          </w:p>
+          <w:p>
+            <w:pPr>
+              <w:jc w:val="center"/>
+            </w:pPr>
+            <w:r>
+              <w:t>{</w:t>
+            </w:r>
+            <w:r>
+              <w:t>sn</w:t>
+            </w:r>
+            <w:r>
+              <w:t>_</w:t>
+            </w:r>
+            <w:r>
+              <w:t>5</w:t>
+            </w:r>
+            <w:r>
+              <w:t>}</w:t>
+            </w:r>
+          </w:p>
+        </w:tc>
+        <w:tc>
+          <w:tcPr>
+            <w:tcW w:w="3402" w:type="dxa"/>
+            <w:vAlign w:val="center"/>
+          </w:tcPr>
+          <w:p>
+            <w:pPr>
+              <w:jc w:val="center"/>
+            </w:pPr>
+            <w:r>
+              <w:t xml:space="preserve">Gambar </w:t>
+            </w:r>
+            <w:proofErr w:type="spellStart"/>
+            <w:r>
+              <w:t>Deskripsi</w:t>
+            </w:r>
+            <w:proofErr w:type="spellEnd"/>
+            <w:r>
+              <w:t xml:space="preserve"> : CCTV 2</w:t>
+            </w:r>
+          </w:p>
+        </w:tc>
+      </w:tr>
+      <w:tr>
+        <w:tc>
+          <w:tcPr>
+            <w:tcW w:w="3120" w:type="dxa"/>
+            <w:vMerge/>
+            <w:vAlign w:val="center"/>
+          </w:tcPr>
+          <w:p>
+            <w:pPr>
+              <w:jc w:val="center"/>
+            </w:pPr>
+          </w:p>
+        </w:tc>
+        <w:tc>
+          <w:tcPr>
+            <w:tcW w:w="3543" w:type="dxa"/>
+            <w:vAlign w:val="center"/>
+          </w:tcPr>
+          <w:p>
+            <w:pPr>
+              <w:jc w:val="center"/>
+            </w:pPr>
+            <w:r>
+              <w:t>{</w:t>
+            </w:r>
+            <w:r>
+              <w:t>%</w:t>
+            </w:r>
+            <w:r>
+              <w:t>photo_</w:t>
+            </w:r>
+            <w:r>
+              <w:t>7</w:t>
+            </w:r>
+            <w:r>
+              <w:t>}</w:t>
+            </w:r>
+          </w:p>
+        </w:tc>
+        <w:tc>
+          <w:tcPr>
+            <w:tcW w:w="3402" w:type="dxa"/>
+            <w:vAlign w:val="center"/>
+          </w:tcPr>
+          <w:p>
+            <w:pPr>
+              <w:jc w:val="center"/>
+            </w:pPr>
+            <w:r>
+              <w:t>{</w:t>
+            </w:r>
+            <w:r>
+              <w:t>%</w:t>
+            </w:r>
+            <w:r>
+              <w:t>photo_</w:t>
+            </w:r>
+            <w:r>
+              <w:t>6</w:t>
+            </w:r>
+            <w:r>
+              <w:t>}</w:t>
+            </w:r>
+          </w:p>
+        </w:tc>
+      </w:tr>
+      <w:tr>
+        <w:tc>
+          <w:tcPr>
+            <w:tcW w:w="3120" w:type="dxa"/>
+            <w:vMerge/>
+            <w:vAlign w:val="center"/>
+          </w:tcPr>
+          <w:p>
+            <w:pPr>
+              <w:jc w:val="center"/>
+            </w:pPr>
+          </w:p>
+        </w:tc>
+        <w:tc>
+          <w:tcPr>
+            <w:tcW w:w="3543" w:type="dxa"/>
+            <w:vAlign w:val="center"/>
+          </w:tcPr>
+          <w:p>
+            <w:pPr>
+              <w:jc w:val="center"/>
+            </w:pPr>
+            <w:r>
+              <w:t xml:space="preserve">Gambar </w:t>
+            </w:r>
+            <w:proofErr w:type="spellStart"/>
+            <w:r>
+              <w:t>Deskripsi</w:t>
+            </w:r>
+            <w:proofErr w:type="spellEnd"/>
+            <w:r>
+              <w:t xml:space="preserve"> : </w:t>
+            </w:r>
+          </w:p>
+          <w:p>
+            <w:pPr>
+              <w:jc w:val="center"/>
+            </w:pPr>
+            <w:r>
+              <w:t>{</w:t>
+            </w:r>
+            <w:r>
+              <w:t>sn</w:t>
+            </w:r>
+            <w:r>
+              <w:t>_</w:t>
+            </w:r>
+            <w:r>
+              <w:t>7</w:t>
+            </w:r>
+            <w:r>
+              <w:t>}</w:t>
+            </w:r>
+          </w:p>
+        </w:tc>
+        <w:tc>
+          <w:tcPr>
+            <w:tcW w:w="3402" w:type="dxa"/>
+            <w:vAlign w:val="center"/>
+          </w:tcPr>
+          <w:p>
+            <w:pPr>
+              <w:jc w:val="center"/>
+            </w:pPr>
+            <w:r>
+              <w:t xml:space="preserve">Gambar </w:t>
+            </w:r>
+            <w:proofErr w:type="spellStart"/>
+            <w:r>
+              <w:t>Deskripsi</w:t>
+            </w:r>
+            <w:proofErr w:type="spellEnd"/>
+            <w:r>
+              <w:t xml:space="preserve"> : CCTV 3</w:t>
+            </w:r>
+          </w:p>
+        </w:tc>
+      </w:tr>
+      <w:tr>
+        <w:tc>
+          <w:tcPr>
+            <w:tcW w:w="3120" w:type="dxa"/>
+            <w:vMerge/>
+            <w:vAlign w:val="center"/>
+          </w:tcPr>
+          <w:p>
+            <w:pPr>
+              <w:jc w:val="center"/>
+            </w:pPr>
+          </w:p>
+        </w:tc>
+        <w:tc>
+          <w:tcPr>
+            <w:tcW w:w="3543" w:type="dxa"/>
+            <w:vAlign w:val="center"/>
+          </w:tcPr>
+          <w:p>
+            <w:pPr>
+              <w:jc w:val="center"/>
+            </w:pPr>
+            <w:r>
+              <w:t>{</w:t>
+            </w:r>
+            <w:r>
+              <w:t>%</w:t>
+            </w:r>
+            <w:r>
+              <w:t>photo_</w:t>
+            </w:r>
+            <w:r>
+              <w:t>9</w:t>
+            </w:r>
+            <w:r>
+              <w:t>}</w:t>
+            </w:r>
+          </w:p>
+        </w:tc>
+        <w:tc>
+          <w:tcPr>
+            <w:tcW w:w="3402" w:type="dxa"/>
+            <w:vAlign w:val="center"/>
+          </w:tcPr>
+          <w:p>
+            <w:pPr>
+              <w:jc w:val="center"/>
+            </w:pPr>
+            <w:r>
+              <w:t>{</w:t>
+            </w:r>
+            <w:r>
+              <w:t>%</w:t>
+            </w:r>
+            <w:r>
+              <w:t>photo_</w:t>
+            </w:r>
+            <w:r>
+              <w:t>8</w:t>
+            </w:r>
+            <w:r>
+              <w:t>}</w:t>
+            </w:r>
+          </w:p>
+        </w:tc>
+      </w:tr>
+      <w:tr>
+        <w:tc>
+          <w:tcPr>
+            <w:tcW w:w="3120" w:type="dxa"/>
+            <w:vMerge/>
+            <w:vAlign w:val="center"/>
+          </w:tcPr>
+          <w:p>
+            <w:pPr>
+              <w:jc w:val="center"/>
+            </w:pPr>
+          </w:p>
+        </w:tc>
+        <w:tc>
+          <w:tcPr>
+            <w:tcW w:w="3543" w:type="dxa"/>
+            <w:vAlign w:val="center"/>
+          </w:tcPr>
+          <w:p>
+            <w:pPr>
+              <w:jc w:val="center"/>
+            </w:pPr>
+            <w:r>
+              <w:t xml:space="preserve">Gambar </w:t>
+            </w:r>
+            <w:proofErr w:type="spellStart"/>
+            <w:r>
+              <w:t>Deskripsi</w:t>
+            </w:r>
+            <w:proofErr w:type="spellEnd"/>
+            <w:r>
+              <w:t xml:space="preserve"> : </w:t>
+            </w:r>
+          </w:p>
+          <w:p>
+            <w:pPr>
+              <w:jc w:val="center"/>
+            </w:pPr>
+            <w:r>
+              <w:t>{</w:t>
+            </w:r>
+            <w:r>
+              <w:t>sn</w:t>
+            </w:r>
+            <w:r>
+              <w:t>_</w:t>
+            </w:r>
+            <w:r>
+              <w:t>9</w:t>
+            </w:r>
+            <w:r>
+              <w:t>}</w:t>
+            </w:r>
+            <w:r>
+              <w:t xml:space="preserve"> </w:t>
+            </w:r>
+          </w:p>
+        </w:tc>
+        <w:tc>
+          <w:tcPr>
+            <w:tcW w:w="3402" w:type="dxa"/>
+            <w:vAlign w:val="center"/>
+          </w:tcPr>
+          <w:p>
+            <w:pPr>
+              <w:jc w:val="center"/>
+            </w:pPr>
+            <w:r>
+              <w:t xml:space="preserve">Gambar </w:t>
+            </w:r>
+            <w:proofErr w:type="spellStart"/>
+            <w:r>
+              <w:t>Deskripsi</w:t>
+            </w:r>
+            <w:proofErr w:type="spellEnd"/>
+            <w:r>
+              <w:t xml:space="preserve"> : CCTV 4</w:t>
+            </w:r>
+          </w:p>
+        </w:tc>
+      </w:tr>
+    </w:tbl>
+    <w:p/>
+    <w:tbl>
+      <w:tblPr>
+        <w:tblStyle w:val="TableGrid"/>
+        <w:tblW w:w="9999" w:type="dxa"/>
+        <w:tblInd w:w="-431" w:type="dxa"/>
+        <w:tblCellMar>
+          <w:top w:w="85" w:type="dxa"/>
+          <w:left w:w="85" w:type="dxa"/>
+          <w:bottom w:w="85" w:type="dxa"/>
+          <w:right w:w="85" w:type="dxa"/>
+        </w:tblCellMar>
+        <w:tblLook w:val="04A0" w:firstRow="1" w:lastRow="0" w:firstColumn="1" w:lastColumn="0" w:noHBand="0" w:noVBand="1"/>
+      </w:tblPr>
+      <w:tblGrid>
+        <w:gridCol w:w="3617"/>
+        <w:gridCol w:w="3472"/>
+        <w:gridCol w:w="2910"/>
+      </w:tblGrid>
+      <w:tr>
+        <w:tc>
+          <w:tcPr>
+            <w:tcW w:w="9999" w:type="dxa"/>
+            <w:gridSpan w:val="3"/>
+            <w:vAlign w:val="center"/>
+          </w:tcPr>
+          <w:p>
+            <w:pPr>
+              <w:spacing w:before="40" w:after="40"/>
+              <w:jc w:val="center"/>
+            </w:pPr>
+            <w:r>
+              <w:rPr>
+                <w:rFonts w:ascii="Times New Roman" w:eastAsia="Times New Roman" w:hAnsi="Times New Roman" w:cs="Times New Roman"/>
+                <w:b/>
+                <w:sz w:val="24"/>
+                <w:szCs w:val="24"/>
+              </w:rPr>
+              <w:t>Switch Unmanaged 8 Port POE</w:t>
+            </w:r>
+          </w:p>
+        </w:tc>
+      </w:tr>
+      <w:tr>
+        <w:tc>
+          <w:tcPr>
+            <w:tcW w:w="3617" w:type="dxa"/>
+            <w:vAlign w:val="center"/>
+          </w:tcPr>
+          <w:p>
+            <w:pPr>
+              <w:jc w:val="center"/>
+            </w:pPr>
+            <w:r>
+              <w:rPr>
+                <w:b/>
+                <w:bCs/>
+              </w:rPr>
+              <w:t xml:space="preserve">Foto </w:t>
+            </w:r>
+            <w:proofErr w:type="spellStart"/>
+            <w:r>
+              <w:rPr>
+                <w:b/>
+                <w:bCs/>
+              </w:rPr>
+              <w:t>Fisik</w:t>
+            </w:r>
+            <w:proofErr w:type="spellEnd"/>
+          </w:p>
+        </w:tc>
+        <w:tc>
+          <w:tcPr>
+            <w:tcW w:w="3472" w:type="dxa"/>
+            <w:vAlign w:val="center"/>
+          </w:tcPr>
+          <w:p>
+            <w:pPr>
+              <w:jc w:val="center"/>
+            </w:pPr>
+            <w:r>
+              <w:rPr>
+                <w:b/>
+                <w:bCs/>
+              </w:rPr>
+              <w:t>Foto S/N</w:t>
+            </w:r>
+          </w:p>
+        </w:tc>
+        <w:tc>
+          <w:tcPr>
+            <w:tcW w:w="2910" w:type="dxa"/>
+            <w:vAlign w:val="center"/>
+          </w:tcPr>
+          <w:p>
+            <w:pPr>
+              <w:jc w:val="center"/>
+            </w:pPr>
+            <w:r>
+              <w:rPr>
+                <w:b/>
+                <w:bCs/>
+              </w:rPr>
+              <w:t xml:space="preserve">Foto </w:t>
+            </w:r>
+            <w:proofErr w:type="spellStart"/>
+            <w:r>
+              <w:rPr>
+                <w:b/>
+                <w:bCs/>
+              </w:rPr>
+              <w:t>Terpasang</w:t>
+            </w:r>
+            <w:proofErr w:type="spellEnd"/>
+          </w:p>
+        </w:tc>
+      </w:tr>
+      <w:tr>
+        <w:tc>
+          <w:tcPr>
+            <w:tcW w:w="3617" w:type="dxa"/>
+            <w:vAlign w:val="center"/>
+          </w:tcPr>
+          <w:p>
+            <w:pPr>
+              <w:jc w:val="center"/>
+            </w:pPr>
+            <w:r>
+              <w:t>{</w:t>
+            </w:r>
+            <w:r>
+              <w:t>%</w:t>
+            </w:r>
+            <w:r>
+              <w:t>photo_</w:t>
+            </w:r>
+            <w:r>
+              <w:t>10</w:t>
+            </w:r>
+            <w:r>
+              <w:t>}</w:t>
+            </w:r>
+          </w:p>
+        </w:tc>
+        <w:tc>
+          <w:tcPr>
+            <w:tcW w:w="3472" w:type="dxa"/>
+            <w:vAlign w:val="center"/>
+          </w:tcPr>
+          <w:p>
+            <w:pPr>
+              <w:jc w:val="center"/>
+            </w:pPr>
+            <w:r>
+              <w:t>{</w:t>
+            </w:r>
+            <w:r>
+              <w:t>%</w:t>
+            </w:r>
+            <w:r>
+              <w:t>photo_</w:t>
+            </w:r>
+            <w:r>
+              <w:t>11</w:t>
+            </w:r>
+            <w:r>
+              <w:t>}</w:t>
+            </w:r>
+          </w:p>
+        </w:tc>
+        <w:tc>
+          <w:tcPr>
+            <w:tcW w:w="2910" w:type="dxa"/>
+            <w:vAlign w:val="center"/>
+          </w:tcPr>
+          <w:p>
+            <w:pPr>
+              <w:jc w:val="center"/>
+            </w:pPr>
+            <w:r>
+              <w:t>{</w:t>
+            </w:r>
+            <w:r>
+              <w:t>%</w:t>
+            </w:r>
+            <w:r>
+              <w:t>photo_</w:t>
+            </w:r>
+            <w:r>
+              <w:t>12</w:t>
+            </w:r>
+            <w:r>
+              <w:t>}</w:t>
+            </w:r>
+          </w:p>
+        </w:tc>
+      </w:tr>
+      <w:tr>
+        <w:tc>
+          <w:tcPr>
+            <w:tcW w:w="3617" w:type="dxa"/>
+          </w:tcPr>
+          <w:p>
+            <w:pPr>
+              <w:jc w:val="center"/>
+              <w:rPr>
+                <w:lang w:val="sv-SE"/>
+              </w:rPr>
+            </w:pPr>
+            <w:proofErr w:type="spellStart"/>
+            <w:r>
+              <w:rPr>
+                <w:lang w:val="sv-SE"/>
+              </w:rPr>
+              <w:t>Gambar</w:t>
+            </w:r>
+            <w:proofErr w:type="spellEnd"/>
+            <w:r>
+              <w:rPr>
+                <w:lang w:val="sv-SE"/>
+              </w:rPr>
+              <w:t xml:space="preserve"> </w:t>
+            </w:r>
+            <w:proofErr w:type="spellStart"/>
+            <w:r>
+              <w:rPr>
+                <w:lang w:val="sv-SE"/>
+              </w:rPr>
+              <w:t>Deskripsi</w:t>
+            </w:r>
+            <w:proofErr w:type="spellEnd"/>
+            <w:r>
+              <w:rPr>
+                <w:lang w:val="sv-SE"/>
+              </w:rPr>
+              <w:t xml:space="preserve"> : SWITCH POE SPC POE1008 8PORT</w:t>
+            </w:r>
+          </w:p>
+        </w:tc>
+        <w:tc>
+          <w:tcPr>
+            <w:tcW w:w="3472" w:type="dxa"/>
+          </w:tcPr>
+          <w:p>
+            <w:pPr>
+              <w:jc w:val="center"/>
+            </w:pPr>
+            <w:r>
+              <w:t xml:space="preserve">Gambar </w:t>
+            </w:r>
+            <w:proofErr w:type="spellStart"/>
+            <w:r>
+              <w:t>Deskripsi</w:t>
+            </w:r>
+            <w:proofErr w:type="spellEnd"/>
+            <w:r>
+              <w:t xml:space="preserve"> : </w:t>
+            </w:r>
+          </w:p>
+          <w:p>
+            <w:pPr>
+              <w:jc w:val="center"/>
+            </w:pPr>
+            <w:r>
+              <w:t>{</w:t>
+            </w:r>
+            <w:r>
+              <w:t>sn</w:t>
+            </w:r>
+            <w:r>
+              <w:t>_</w:t>
+            </w:r>
+            <w:r>
+              <w:t>11</w:t>
+            </w:r>
+            <w:r>
+              <w:t>}</w:t>
+            </w:r>
+          </w:p>
+        </w:tc>
+        <w:tc>
+          <w:tcPr>
+            <w:tcW w:w="2910" w:type="dxa"/>
+          </w:tcPr>
+          <w:p>
+            <w:pPr>
+              <w:jc w:val="center"/>
+              <w:rPr>
+                <w:lang w:val="sv-SE"/>
+              </w:rPr>
+            </w:pPr>
+            <w:proofErr w:type="spellStart"/>
+            <w:r>
+              <w:rPr>
+                <w:lang w:val="sv-SE"/>
+              </w:rPr>
+              <w:t>Gambar</w:t>
+            </w:r>
+            <w:proofErr w:type="spellEnd"/>
+            <w:r>
+              <w:rPr>
+                <w:lang w:val="sv-SE"/>
+              </w:rPr>
+              <w:t xml:space="preserve"> </w:t>
+            </w:r>
+            <w:proofErr w:type="spellStart"/>
+            <w:r>
+              <w:rPr>
+                <w:lang w:val="sv-SE"/>
+              </w:rPr>
+              <w:t>Deskripsi</w:t>
+            </w:r>
+            <w:proofErr w:type="spellEnd"/>
+            <w:r>
+              <w:rPr>
+                <w:lang w:val="sv-SE"/>
+              </w:rPr>
+              <w:t xml:space="preserve"> : </w:t>
+            </w:r>
+          </w:p>
+          <w:p>
+            <w:pPr>
+              <w:jc w:val="center"/>
+              <w:rPr>
+                <w:lang w:val="sv-SE"/>
+              </w:rPr>
+            </w:pPr>
+            <w:r>
+              <w:rPr>
+                <w:lang w:val="sv-SE"/>
+              </w:rPr>
+              <w:t xml:space="preserve">Switch POE </w:t>
+            </w:r>
+            <w:proofErr w:type="spellStart"/>
+            <w:r>
+              <w:rPr>
+                <w:lang w:val="sv-SE"/>
+              </w:rPr>
+              <w:t>Terpasang</w:t>
+            </w:r>
+            <w:proofErr w:type="spellEnd"/>
+          </w:p>
+        </w:tc>
+      </w:tr>
+    </w:tbl>
+    <w:p>
+      <w:pPr>
+        <w:rPr>
+          <w:lang w:val="sv-SE"/>
+        </w:rPr>
+      </w:pPr>
+    </w:p>
+    <w:p>
+      <w:pPr>
+        <w:rPr>
+          <w:lang w:val="sv-SE"/>
+        </w:rPr>
+      </w:pPr>
+    </w:p>
+    <w:p>
+      <w:pPr>
+        <w:rPr>
+          <w:lang w:val="sv-SE"/>
+        </w:rPr>
+      </w:pPr>
+    </w:p>
+    <w:p>
+      <w:pPr>
+        <w:rPr>
+          <w:lang w:val="sv-SE"/>
+        </w:rPr>
+      </w:pPr>
+    </w:p>
+    <w:tbl>
+      <w:tblPr>
+        <w:tblStyle w:val="TableGrid"/>
+        <w:tblW w:w="9999" w:type="dxa"/>
+        <w:tblInd w:w="-431" w:type="dxa"/>
+        <w:tblCellMar>
+          <w:top w:w="85" w:type="dxa"/>
+          <w:left w:w="85" w:type="dxa"/>
+          <w:bottom w:w="85" w:type="dxa"/>
+          <w:right w:w="85" w:type="dxa"/>
+        </w:tblCellMar>
+        <w:tblLook w:val="04A0" w:firstRow="1" w:lastRow="0" w:firstColumn="1" w:lastColumn="0" w:noHBand="0" w:noVBand="1"/>
+      </w:tblPr>
+      <w:tblGrid>
+        <w:gridCol w:w="3617"/>
+        <w:gridCol w:w="3472"/>
+        <w:gridCol w:w="2910"/>
+      </w:tblGrid>
+      <w:tr>
+        <w:tc>
+          <w:tcPr>
+            <w:tcW w:w="9999" w:type="dxa"/>
+            <w:gridSpan w:val="3"/>
+            <w:vAlign w:val="center"/>
+          </w:tcPr>
+          <w:p>
+            <w:pPr>
+              <w:spacing w:before="40" w:after="40"/>
+              <w:jc w:val="center"/>
+              <w:rPr>
+                <w:lang w:val="sv-SE"/>
+              </w:rPr>
+            </w:pPr>
+            <w:r>
+              <w:rPr>
+                <w:rFonts w:ascii="Times New Roman" w:eastAsia="Times New Roman" w:hAnsi="Times New Roman" w:cs="Times New Roman"/>
+                <w:b/>
+                <w:sz w:val="24"/>
+                <w:szCs w:val="24"/>
+                <w:lang w:val="sv-SE"/>
+              </w:rPr>
+              <w:t xml:space="preserve">NVR 4 Channel POE + </w:t>
+            </w:r>
+            <w:proofErr w:type="spellStart"/>
+            <w:r>
+              <w:rPr>
+                <w:rFonts w:ascii="Times New Roman" w:eastAsia="Times New Roman" w:hAnsi="Times New Roman" w:cs="Times New Roman"/>
+                <w:b/>
+                <w:sz w:val="24"/>
+                <w:szCs w:val="24"/>
+                <w:lang w:val="sv-SE"/>
+              </w:rPr>
+              <w:t>Dokumentasi</w:t>
+            </w:r>
+            <w:proofErr w:type="spellEnd"/>
+            <w:r>
+              <w:rPr>
+                <w:rFonts w:ascii="Times New Roman" w:eastAsia="Times New Roman" w:hAnsi="Times New Roman" w:cs="Times New Roman"/>
+                <w:b/>
+                <w:sz w:val="24"/>
+                <w:szCs w:val="24"/>
+                <w:lang w:val="sv-SE"/>
+              </w:rPr>
+              <w:t xml:space="preserve"> Router</w:t>
+            </w:r>
+          </w:p>
+        </w:tc>
+      </w:tr>
+      <w:tr>
+        <w:tc>
+          <w:tcPr>
+            <w:tcW w:w="3617" w:type="dxa"/>
+            <w:vAlign w:val="center"/>
+          </w:tcPr>
+          <w:p>
+            <w:pPr>
+              <w:jc w:val="center"/>
+            </w:pPr>
+            <w:r>
+              <w:rPr>
+                <w:b/>
+                <w:bCs/>
+              </w:rPr>
+              <w:lastRenderedPageBreak/>
+              <w:t xml:space="preserve">Foto </w:t>
+            </w:r>
+            <w:proofErr w:type="spellStart"/>
+            <w:r>
+              <w:rPr>
+                <w:b/>
+                <w:bCs/>
+              </w:rPr>
+              <w:t>Fisik</w:t>
+            </w:r>
+            <w:proofErr w:type="spellEnd"/>
+          </w:p>
+        </w:tc>
+        <w:tc>
+          <w:tcPr>
+            <w:tcW w:w="3472" w:type="dxa"/>
+            <w:vAlign w:val="center"/>
+          </w:tcPr>
+          <w:p>
+            <w:pPr>
+              <w:jc w:val="center"/>
+            </w:pPr>
+            <w:r>
+              <w:rPr>
+                <w:b/>
+                <w:bCs/>
+              </w:rPr>
+              <w:t>Foto S/N</w:t>
+            </w:r>
+          </w:p>
+        </w:tc>
+        <w:tc>
+          <w:tcPr>
+            <w:tcW w:w="2910" w:type="dxa"/>
+            <w:vAlign w:val="center"/>
+          </w:tcPr>
+          <w:p>
+            <w:pPr>
+              <w:jc w:val="center"/>
+            </w:pPr>
+            <w:r>
+              <w:rPr>
+                <w:b/>
+                <w:bCs/>
+              </w:rPr>
+              <w:t xml:space="preserve">Foto </w:t>
+            </w:r>
+            <w:proofErr w:type="spellStart"/>
+            <w:r>
+              <w:rPr>
+                <w:b/>
+                <w:bCs/>
+              </w:rPr>
+              <w:t>Terpasang</w:t>
+            </w:r>
+            <w:proofErr w:type="spellEnd"/>
+          </w:p>
+        </w:tc>
+      </w:tr>
+      <w:tr>
+        <w:tc>
+          <w:tcPr>
+            <w:tcW w:w="3617" w:type="dxa"/>
+            <w:vAlign w:val="center"/>
+          </w:tcPr>
+          <w:p>
+            <w:pPr>
+              <w:jc w:val="center"/>
+            </w:pPr>
+            <w:r>
+              <w:t>{</w:t>
+            </w:r>
+            <w:r>
+              <w:t>%</w:t>
+            </w:r>
+            <w:r>
+              <w:t>photo_</w:t>
+            </w:r>
+            <w:r>
+              <w:t>13</w:t>
+            </w:r>
+            <w:r>
+              <w:t>}</w:t>
+            </w:r>
+          </w:p>
+        </w:tc>
+        <w:tc>
+          <w:tcPr>
+            <w:tcW w:w="3472" w:type="dxa"/>
+            <w:vAlign w:val="center"/>
+          </w:tcPr>
+          <w:p>
+            <w:pPr>
+              <w:jc w:val="center"/>
+            </w:pPr>
+            <w:r>
+              <w:t>{</w:t>
+            </w:r>
+            <w:r>
+              <w:t>%</w:t>
+            </w:r>
+            <w:r>
+              <w:t>photo_</w:t>
+            </w:r>
+            <w:r>
+              <w:t>14</w:t>
+            </w:r>
+            <w:r>
+              <w:t>}</w:t>
+            </w:r>
+          </w:p>
+        </w:tc>
+        <w:tc>
+          <w:tcPr>
+            <w:tcW w:w="2910" w:type="dxa"/>
+            <w:vAlign w:val="center"/>
+          </w:tcPr>
+          <w:p>
+            <w:pPr>
+              <w:jc w:val="center"/>
+            </w:pPr>
+            <w:r>
+              <w:t>{</w:t>
+            </w:r>
+            <w:r>
+              <w:t>%</w:t>
+            </w:r>
+            <w:r>
+              <w:t>photo_</w:t>
+            </w:r>
+            <w:r>
+              <w:t>15</w:t>
+            </w:r>
+            <w:r>
+              <w:t>}</w:t>
+            </w:r>
+          </w:p>
+        </w:tc>
+      </w:tr>
+      <w:tr>
+        <w:tc>
+          <w:tcPr>
+            <w:tcW w:w="3617" w:type="dxa"/>
+          </w:tcPr>
+          <w:p>
+            <w:pPr>
+              <w:jc w:val="center"/>
+              <w:rPr>
+                <w:lang w:val="sv-SE"/>
+              </w:rPr>
+            </w:pPr>
+            <w:proofErr w:type="spellStart"/>
+            <w:r>
+              <w:rPr>
+                <w:lang w:val="sv-SE"/>
+              </w:rPr>
+              <w:t>Gambar</w:t>
+            </w:r>
+            <w:proofErr w:type="spellEnd"/>
+            <w:r>
+              <w:rPr>
+                <w:lang w:val="sv-SE"/>
+              </w:rPr>
+              <w:t xml:space="preserve"> </w:t>
+            </w:r>
+            <w:proofErr w:type="spellStart"/>
+            <w:r>
+              <w:rPr>
+                <w:lang w:val="sv-SE"/>
+              </w:rPr>
+              <w:t>Deskripsi</w:t>
+            </w:r>
+            <w:proofErr w:type="spellEnd"/>
+            <w:r>
+              <w:rPr>
+                <w:lang w:val="sv-SE"/>
+              </w:rPr>
+              <w:t xml:space="preserve"> : </w:t>
+            </w:r>
+          </w:p>
+          <w:p>
+            <w:pPr>
+              <w:jc w:val="center"/>
+              <w:rPr>
+                <w:lang w:val="sv-SE"/>
+              </w:rPr>
+            </w:pPr>
+            <w:r>
+              <w:rPr>
+                <w:lang w:val="sv-SE"/>
+              </w:rPr>
+              <w:t>NVR SPC NVR7S 4CH</w:t>
+            </w:r>
+          </w:p>
+        </w:tc>
+        <w:tc>
+          <w:tcPr>
+            <w:tcW w:w="3472" w:type="dxa"/>
+          </w:tcPr>
+          <w:p>
+            <w:pPr>
+              <w:jc w:val="center"/>
+            </w:pPr>
+            <w:r>
+              <w:t xml:space="preserve">Gambar </w:t>
+            </w:r>
+            <w:proofErr w:type="spellStart"/>
+            <w:r>
+              <w:t>Deskripsi</w:t>
+            </w:r>
+            <w:proofErr w:type="spellEnd"/>
+            <w:r>
+              <w:t xml:space="preserve"> : </w:t>
+            </w:r>
+          </w:p>
+          <w:p>
+            <w:pPr>
+              <w:jc w:val="center"/>
+            </w:pPr>
+            <w:r>
+              <w:t>{</w:t>
+            </w:r>
+            <w:r>
+              <w:t>sn</w:t>
+            </w:r>
+            <w:r>
+              <w:t>_</w:t>
+            </w:r>
+            <w:r>
+              <w:t>14</w:t>
+            </w:r>
+            <w:r>
+              <w:t>}</w:t>
+            </w:r>
+          </w:p>
+        </w:tc>
+        <w:tc>
+          <w:tcPr>
+            <w:tcW w:w="2910" w:type="dxa"/>
+          </w:tcPr>
+          <w:p>
+            <w:pPr>
+              <w:jc w:val="center"/>
+            </w:pPr>
+            <w:r>
+              <w:t xml:space="preserve">Gambar </w:t>
+            </w:r>
+            <w:proofErr w:type="spellStart"/>
+            <w:r>
+              <w:t>Deskripsi</w:t>
+            </w:r>
+            <w:proofErr w:type="spellEnd"/>
+            <w:r>
+              <w:t xml:space="preserve"> : </w:t>
+            </w:r>
+          </w:p>
+          <w:p>
+            <w:pPr>
+              <w:jc w:val="center"/>
+            </w:pPr>
+            <w:r>
+              <w:t xml:space="preserve">NVR </w:t>
+            </w:r>
+            <w:proofErr w:type="spellStart"/>
+            <w:r>
+              <w:t>Terpasang</w:t>
+            </w:r>
+            <w:proofErr w:type="spellEnd"/>
+          </w:p>
+        </w:tc>
+      </w:tr>
+      <w:tr>
+        <w:tc>
+          <w:tcPr>
+            <w:tcW w:w="3617" w:type="dxa"/>
+          </w:tcPr>
+          <w:p>
+            <w:pPr>
+              <w:jc w:val="center"/>
+            </w:pPr>
+            <w:r>
+              <w:t>{</w:t>
+            </w:r>
+            <w:r>
+              <w:t>%</w:t>
+            </w:r>
+            <w:r>
+              <w:t>photo_</w:t>
+            </w:r>
+            <w:r>
+              <w:t>16</w:t>
+            </w:r>
+            <w:r>
+              <w:t>}</w:t>
+            </w:r>
+          </w:p>
+        </w:tc>
+        <w:tc>
+          <w:tcPr>
+            <w:tcW w:w="3472" w:type="dxa"/>
+          </w:tcPr>
+          <w:p>
+            <w:pPr>
+              <w:jc w:val="center"/>
+            </w:pPr>
+            <w:r>
+              <w:t>{</w:t>
+            </w:r>
+            <w:r>
+              <w:t>%</w:t>
+            </w:r>
+            <w:r>
+              <w:t>photo_</w:t>
+            </w:r>
+            <w:r>
+              <w:t>17</w:t>
+            </w:r>
+            <w:r>
+              <w:t>}</w:t>
+            </w:r>
+          </w:p>
+        </w:tc>
+        <w:tc>
+          <w:tcPr>
+            <w:tcW w:w="2910" w:type="dxa"/>
+          </w:tcPr>
+          <w:p>
+            <w:pPr>
+              <w:jc w:val="center"/>
+            </w:pPr>
+            <w:r>
+              <w:t>{</w:t>
+            </w:r>
+            <w:r>
+              <w:t>%</w:t>
+            </w:r>
+            <w:r>
+              <w:t>photo_</w:t>
+            </w:r>
+            <w:r>
+              <w:t>18</w:t>
+            </w:r>
+            <w:r>
+              <w:t>}</w:t>
+            </w:r>
+          </w:p>
+        </w:tc>
+      </w:tr>
+      <w:tr>
+        <w:tc>
+          <w:tcPr>
+            <w:tcW w:w="3617" w:type="dxa"/>
+          </w:tcPr>
+          <w:p>
+            <w:pPr>
+              <w:jc w:val="center"/>
+              <w:rPr>
+                <w:lang w:val="sv-SE"/>
+              </w:rPr>
+            </w:pPr>
+            <w:proofErr w:type="spellStart"/>
+            <w:r>
+              <w:rPr>
+                <w:lang w:val="sv-SE"/>
+              </w:rPr>
+              <w:t>Gambar</w:t>
+            </w:r>
+            <w:proofErr w:type="spellEnd"/>
+            <w:r>
+              <w:rPr>
+                <w:lang w:val="sv-SE"/>
+              </w:rPr>
+              <w:t xml:space="preserve"> </w:t>
+            </w:r>
+            <w:proofErr w:type="spellStart"/>
+            <w:r>
+              <w:rPr>
+                <w:lang w:val="sv-SE"/>
+              </w:rPr>
+              <w:t>Deskripsi</w:t>
+            </w:r>
+            <w:proofErr w:type="spellEnd"/>
+            <w:r>
+              <w:rPr>
+                <w:lang w:val="sv-SE"/>
+              </w:rPr>
+              <w:t xml:space="preserve"> : </w:t>
+            </w:r>
+          </w:p>
+          <w:p>
+            <w:pPr>
+              <w:jc w:val="center"/>
+              <w:rPr>
+                <w:lang w:val="sv-SE"/>
+              </w:rPr>
+            </w:pPr>
+            <w:r>
+              <w:rPr>
+                <w:lang w:val="sv-SE"/>
+              </w:rPr>
+              <w:t xml:space="preserve">Router </w:t>
+            </w:r>
+            <w:proofErr w:type="spellStart"/>
+            <w:r>
+              <w:rPr>
+                <w:lang w:val="sv-SE"/>
+              </w:rPr>
+              <w:t>Mikrotik</w:t>
+            </w:r>
+            <w:proofErr w:type="spellEnd"/>
+            <w:r>
+              <w:rPr>
+                <w:lang w:val="sv-SE"/>
+              </w:rPr>
+              <w:t xml:space="preserve"> RB750 R2 5Port</w:t>
+            </w:r>
+          </w:p>
+        </w:tc>
+        <w:tc>
+          <w:tcPr>
+            <w:tcW w:w="3472" w:type="dxa"/>
+          </w:tcPr>
+          <w:p>
+            <w:pPr>
+              <w:jc w:val="center"/>
+            </w:pPr>
+            <w:r>
+              <w:t xml:space="preserve">Gambar </w:t>
+            </w:r>
+            <w:proofErr w:type="spellStart"/>
+            <w:r>
+              <w:t>Deskripsi</w:t>
+            </w:r>
+            <w:proofErr w:type="spellEnd"/>
+            <w:r>
+              <w:t xml:space="preserve"> : </w:t>
+            </w:r>
+          </w:p>
+          <w:p>
+            <w:pPr>
+              <w:jc w:val="center"/>
+            </w:pPr>
+            <w:r>
+              <w:t>{sn</w:t>
+            </w:r>
+            <w:r>
+              <w:t>_</w:t>
+            </w:r>
+            <w:r>
+              <w:t>17</w:t>
+            </w:r>
+            <w:r>
+              <w:t>}</w:t>
+            </w:r>
+          </w:p>
+        </w:tc>
+        <w:tc>
+          <w:tcPr>
+            <w:tcW w:w="2910" w:type="dxa"/>
+          </w:tcPr>
+          <w:p>
+            <w:pPr>
+              <w:jc w:val="center"/>
+            </w:pPr>
+            <w:r>
+              <w:t xml:space="preserve">Gambar </w:t>
+            </w:r>
+            <w:proofErr w:type="spellStart"/>
+            <w:r>
+              <w:t>Deskripsi</w:t>
+            </w:r>
+            <w:proofErr w:type="spellEnd"/>
+            <w:r>
+              <w:t xml:space="preserve"> : </w:t>
+            </w:r>
+          </w:p>
+          <w:p>
+            <w:pPr>
+              <w:jc w:val="center"/>
+            </w:pPr>
+            <w:proofErr w:type="spellStart"/>
+            <w:r>
+              <w:t>Mikrotik</w:t>
+            </w:r>
+            <w:proofErr w:type="spellEnd"/>
+            <w:r>
+              <w:t xml:space="preserve"> </w:t>
+            </w:r>
+            <w:proofErr w:type="spellStart"/>
+            <w:r>
+              <w:t>Terpasang</w:t>
+            </w:r>
+            <w:proofErr w:type="spellEnd"/>
+          </w:p>
+        </w:tc>
+      </w:tr>
+    </w:tbl>
+    <w:p/>
+    <w:tbl>
+      <w:tblPr>
+        <w:tblStyle w:val="TableGrid"/>
+        <w:tblW w:w="9999" w:type="dxa"/>
+        <w:tblInd w:w="-431" w:type="dxa"/>
+        <w:tblCellMar>
+          <w:top w:w="85" w:type="dxa"/>
+          <w:left w:w="85" w:type="dxa"/>
+          <w:bottom w:w="85" w:type="dxa"/>
+          <w:right w:w="85" w:type="dxa"/>
+        </w:tblCellMar>
+        <w:tblLook w:val="04A0" w:firstRow="1" w:lastRow="0" w:firstColumn="1" w:lastColumn="0" w:noHBand="0" w:noVBand="1"/>
+      </w:tblPr>
+      <w:tblGrid>
+        <w:gridCol w:w="3617"/>
+        <w:gridCol w:w="3472"/>
+        <w:gridCol w:w="2910"/>
+      </w:tblGrid>
+      <w:tr>
+        <w:tc>
+          <w:tcPr>
+            <w:tcW w:w="9999" w:type="dxa"/>
+            <w:gridSpan w:val="3"/>
+            <w:vAlign w:val="center"/>
+          </w:tcPr>
+          <w:p>
+            <w:pPr>
+              <w:spacing w:before="40" w:after="40"/>
+              <w:jc w:val="center"/>
+              <w:rPr>
+                <w:rFonts w:ascii="Times New Roman" w:eastAsia="Times New Roman" w:hAnsi="Times New Roman" w:cs="Times New Roman"/>
+                <w:b/>
+                <w:sz w:val="24"/>
+                <w:szCs w:val="24"/>
+              </w:rPr>
+            </w:pPr>
+            <w:r>
+              <w:rPr>
+                <w:rFonts w:ascii="Times New Roman" w:eastAsia="Times New Roman" w:hAnsi="Times New Roman" w:cs="Times New Roman"/>
+                <w:b/>
+                <w:sz w:val="24"/>
+                <w:szCs w:val="24"/>
+              </w:rPr>
+              <w:t>Monitor LED Uk. 22 inch</w:t>
+            </w:r>
+          </w:p>
+        </w:tc>
+      </w:tr>
+      <w:tr>
+        <w:tc>
+          <w:tcPr>
+            <w:tcW w:w="3617" w:type="dxa"/>
+            <w:vAlign w:val="center"/>
+          </w:tcPr>
+          <w:p>
+            <w:pPr>
+              <w:jc w:val="center"/>
+            </w:pPr>
+            <w:r>
+              <w:rPr>
+                <w:b/>
+                <w:bCs/>
+              </w:rPr>
+              <w:t xml:space="preserve">Foto </w:t>
+            </w:r>
+            <w:proofErr w:type="spellStart"/>
+            <w:r>
+              <w:rPr>
+                <w:b/>
+                <w:bCs/>
+              </w:rPr>
+              <w:t>Fisik</w:t>
+            </w:r>
+            <w:proofErr w:type="spellEnd"/>
+          </w:p>
+        </w:tc>
+        <w:tc>
+          <w:tcPr>
+            <w:tcW w:w="3472" w:type="dxa"/>
+            <w:vAlign w:val="center"/>
+          </w:tcPr>
+          <w:p>
+            <w:pPr>
+              <w:jc w:val="center"/>
+            </w:pPr>
+            <w:r>
+              <w:rPr>
+                <w:b/>
+                <w:bCs/>
+              </w:rPr>
+              <w:t>Foto S/N</w:t>
+            </w:r>
+          </w:p>
+        </w:tc>
+        <w:tc>
+          <w:tcPr>
+            <w:tcW w:w="2910" w:type="dxa"/>
+            <w:vAlign w:val="center"/>
+          </w:tcPr>
+          <w:p>
+            <w:pPr>
+              <w:jc w:val="center"/>
+            </w:pPr>
+            <w:r>
+              <w:rPr>
+                <w:b/>
+                <w:bCs/>
+              </w:rPr>
+              <w:t xml:space="preserve">Foto </w:t>
+            </w:r>
+            <w:proofErr w:type="spellStart"/>
+            <w:r>
+              <w:rPr>
+                <w:b/>
+                <w:bCs/>
+              </w:rPr>
+              <w:t>Terpasang</w:t>
+            </w:r>
+            <w:proofErr w:type="spellEnd"/>
+          </w:p>
+        </w:tc>
+      </w:tr>
+      <w:tr>
+        <w:tc>
+          <w:tcPr>
+            <w:tcW w:w="3617" w:type="dxa"/>
+            <w:vAlign w:val="center"/>
+          </w:tcPr>
+          <w:p>
+            <w:pPr>
+              <w:jc w:val="center"/>
+            </w:pPr>
+            <w:r>
+              <w:t>{</w:t>
+            </w:r>
+            <w:r>
+              <w:t>%</w:t>
+            </w:r>
+            <w:r>
+              <w:t>photo_</w:t>
+            </w:r>
+            <w:r>
+              <w:t>19</w:t>
+            </w:r>
+            <w:r>
+              <w:t>}</w:t>
+            </w:r>
+          </w:p>
+        </w:tc>
+        <w:tc>
+          <w:tcPr>
+            <w:tcW w:w="3472" w:type="dxa"/>
+            <w:vAlign w:val="center"/>
+          </w:tcPr>
+          <w:p>
+            <w:pPr>
+              <w:jc w:val="center"/>
+            </w:pPr>
+            <w:r>
+              <w:t>{</w:t>
+            </w:r>
+            <w:r>
+              <w:t>%</w:t>
+            </w:r>
+            <w:r>
+              <w:t>photo_</w:t>
+            </w:r>
+            <w:r>
+              <w:t>20</w:t>
+            </w:r>
+            <w:r>
+              <w:t>}</w:t>
+            </w:r>
+          </w:p>
+        </w:tc>
+        <w:tc>
+          <w:tcPr>
+            <w:tcW w:w="2910" w:type="dxa"/>
+            <w:vAlign w:val="center"/>
+          </w:tcPr>
+          <w:p>
+            <w:pPr>
+              <w:jc w:val="center"/>
+            </w:pPr>
+            <w:r>
+              <w:t>{</w:t>
+            </w:r>
+            <w:r>
+              <w:t>%</w:t>
+            </w:r>
+            <w:r>
+              <w:t>photo_</w:t>
+            </w:r>
+            <w:r>
+              <w:t>21</w:t>
+            </w:r>
+            <w:r>
+              <w:t>}</w:t>
+            </w:r>
+          </w:p>
+        </w:tc>
+      </w:tr>
+      <w:tr>
+        <w:tc>
+          <w:tcPr>
+            <w:tcW w:w="3617" w:type="dxa"/>
+          </w:tcPr>
+          <w:p>
+            <w:pPr>
+              <w:jc w:val="center"/>
+              <w:rPr>
+                <w:lang w:val="sv-SE"/>
+              </w:rPr>
+            </w:pPr>
+            <w:proofErr w:type="spellStart"/>
+            <w:r>
+              <w:rPr>
+                <w:lang w:val="sv-SE"/>
+              </w:rPr>
+              <w:t>Gambar</w:t>
+            </w:r>
+            <w:proofErr w:type="spellEnd"/>
+            <w:r>
+              <w:rPr>
+                <w:lang w:val="sv-SE"/>
+              </w:rPr>
+              <w:t xml:space="preserve"> </w:t>
+            </w:r>
+            <w:proofErr w:type="spellStart"/>
+            <w:r>
+              <w:rPr>
+                <w:lang w:val="sv-SE"/>
+              </w:rPr>
+              <w:t>Deskripsi</w:t>
+            </w:r>
+            <w:proofErr w:type="spellEnd"/>
+            <w:r>
+              <w:rPr>
+                <w:lang w:val="sv-SE"/>
+              </w:rPr>
+              <w:t xml:space="preserve"> : </w:t>
+            </w:r>
+          </w:p>
+          <w:p>
+            <w:pPr>
+              <w:jc w:val="center"/>
+              <w:rPr>
+                <w:lang w:val="sv-SE"/>
+              </w:rPr>
+            </w:pPr>
+            <w:r>
+              <w:rPr>
+                <w:lang w:val="sv-SE"/>
+              </w:rPr>
+              <w:t>Monitor SPC HD-22 22inc</w:t>
+            </w:r>
+          </w:p>
+        </w:tc>
+        <w:tc>
+          <w:tcPr>
+            <w:tcW w:w="3472" w:type="dxa"/>
+          </w:tcPr>
+          <w:p>
+            <w:pPr>
+              <w:jc w:val="center"/>
+            </w:pPr>
+            <w:r>
+              <w:t xml:space="preserve">Gambar </w:t>
+            </w:r>
+            <w:proofErr w:type="spellStart"/>
+            <w:r>
+              <w:t>Deskripsi</w:t>
+            </w:r>
+            <w:proofErr w:type="spellEnd"/>
+            <w:r>
+              <w:t xml:space="preserve"> : </w:t>
+            </w:r>
+          </w:p>
+          <w:p>
+            <w:pPr>
+              <w:jc w:val="center"/>
+            </w:pPr>
+            <w:r>
+              <w:t>{</w:t>
+            </w:r>
+            <w:r>
+              <w:t>sn</w:t>
+            </w:r>
+            <w:r>
+              <w:t>_</w:t>
+            </w:r>
+            <w:r>
+              <w:t>20</w:t>
+            </w:r>
+            <w:r>
+              <w:t>}</w:t>
+            </w:r>
+          </w:p>
+        </w:tc>
+        <w:tc>
+          <w:tcPr>
+            <w:tcW w:w="2910" w:type="dxa"/>
+          </w:tcPr>
+          <w:p>
+            <w:pPr>
+              <w:jc w:val="center"/>
+            </w:pPr>
+            <w:r>
+              <w:t xml:space="preserve">Gambar </w:t>
+            </w:r>
+            <w:proofErr w:type="spellStart"/>
+            <w:r>
+              <w:t>Deskripsi</w:t>
+            </w:r>
+            <w:proofErr w:type="spellEnd"/>
+            <w:r>
+              <w:t xml:space="preserve"> : </w:t>
+            </w:r>
+          </w:p>
+          <w:p>
+            <w:pPr>
+              <w:jc w:val="center"/>
+            </w:pPr>
+            <w:r>
+              <w:t>Monitor</w:t>
+            </w:r>
+            <w:r>
+              <w:t xml:space="preserve"> </w:t>
+            </w:r>
+            <w:proofErr w:type="spellStart"/>
+            <w:r>
+              <w:t>Terpasang</w:t>
+            </w:r>
+            <w:proofErr w:type="spellEnd"/>
+          </w:p>
+        </w:tc>
+      </w:tr>
+    </w:tbl>
+    <w:p/>
+    <w:tbl>
+      <w:tblPr>
+        <w:tblStyle w:val="TableGrid"/>
+        <w:tblW w:w="9999" w:type="dxa"/>
+        <w:tblInd w:w="-431" w:type="dxa"/>
+        <w:tblCellMar>
+          <w:top w:w="85" w:type="dxa"/>
+          <w:left w:w="85" w:type="dxa"/>
+          <w:bottom w:w="85" w:type="dxa"/>
+          <w:right w:w="85" w:type="dxa"/>
+        </w:tblCellMar>
+        <w:tblLook w:val="04A0" w:firstRow="1" w:lastRow="0" w:firstColumn="1" w:lastColumn="0" w:noHBand="0" w:noVBand="1"/>
+      </w:tblPr>
+      <w:tblGrid>
+        <w:gridCol w:w="2694"/>
+        <w:gridCol w:w="4253"/>
+        <w:gridCol w:w="3052"/>
+      </w:tblGrid>
+      <w:tr>
+        <w:tc>
+          <w:tcPr>
+            <w:tcW w:w="9999" w:type="dxa"/>
+            <w:gridSpan w:val="3"/>
+            <w:vAlign w:val="center"/>
+          </w:tcPr>
+          <w:p>
+            <w:pPr>
+              <w:spacing w:before="40" w:after="40"/>
+              <w:jc w:val="center"/>
+              <w:rPr>
+                <w:rFonts w:ascii="Times New Roman" w:eastAsia="Times New Roman" w:hAnsi="Times New Roman" w:cs="Times New Roman"/>
+                <w:b/>
+                <w:sz w:val="24"/>
+                <w:szCs w:val="24"/>
+              </w:rPr>
+            </w:pPr>
+            <w:r>
+              <w:rPr>
+                <w:rFonts w:ascii="Times New Roman" w:eastAsia="Times New Roman" w:hAnsi="Times New Roman" w:cs="Times New Roman"/>
+                <w:b/>
+                <w:sz w:val="24"/>
+                <w:szCs w:val="24"/>
+              </w:rPr>
+              <w:t>Hard Disk Internal 4 TB</w:t>
+            </w:r>
+          </w:p>
+        </w:tc>
+      </w:tr>
+      <w:tr>
+        <w:tc>
+          <w:tcPr>
+            <w:tcW w:w="2694" w:type="dxa"/>
+            <w:vAlign w:val="center"/>
+          </w:tcPr>
+          <w:p>
+            <w:pPr>
+              <w:jc w:val="center"/>
+            </w:pPr>
+            <w:r>
+              <w:rPr>
+                <w:b/>
+                <w:bCs/>
+              </w:rPr>
+              <w:t xml:space="preserve">Foto </w:t>
+            </w:r>
+            <w:proofErr w:type="spellStart"/>
+            <w:r>
+              <w:rPr>
+                <w:b/>
+                <w:bCs/>
+              </w:rPr>
+              <w:t>Fisik</w:t>
+            </w:r>
+            <w:proofErr w:type="spellEnd"/>
+          </w:p>
+        </w:tc>
+        <w:tc>
+          <w:tcPr>
+            <w:tcW w:w="4253" w:type="dxa"/>
+            <w:vAlign w:val="center"/>
+          </w:tcPr>
+          <w:p>
+            <w:pPr>
+              <w:jc w:val="center"/>
+            </w:pPr>
+            <w:r>
+              <w:rPr>
+                <w:b/>
+                <w:bCs/>
+              </w:rPr>
+              <w:t>Foto S/N</w:t>
+            </w:r>
+          </w:p>
+        </w:tc>
+        <w:tc>
+          <w:tcPr>
+            <w:tcW w:w="3052" w:type="dxa"/>
+            <w:vAlign w:val="center"/>
+          </w:tcPr>
+          <w:p>
+            <w:pPr>
+              <w:jc w:val="center"/>
+            </w:pPr>
+            <w:r>
+              <w:rPr>
+                <w:b/>
+                <w:bCs/>
+              </w:rPr>
+              <w:t xml:space="preserve">Foto </w:t>
+            </w:r>
+            <w:proofErr w:type="spellStart"/>
+            <w:r>
+              <w:rPr>
+                <w:b/>
+                <w:bCs/>
+              </w:rPr>
+              <w:t>Terpasang</w:t>
+            </w:r>
+            <w:proofErr w:type="spellEnd"/>
+          </w:p>
+        </w:tc>
+      </w:tr>
+      <w:tr>
+        <w:tc>
+          <w:tcPr>
+            <w:tcW w:w="2694" w:type="dxa"/>
+            <w:vAlign w:val="center"/>
+          </w:tcPr>
+          <w:p>
+            <w:pPr>
+              <w:jc w:val="center"/>
+            </w:pPr>
+            <w:r>
+              <w:t>{</w:t>
+            </w:r>
+            <w:r>
+              <w:t>%</w:t>
+            </w:r>
+            <w:r>
+              <w:t>photo_</w:t>
+            </w:r>
+            <w:r>
+              <w:t>22</w:t>
+            </w:r>
+            <w:r>
+              <w:t>}</w:t>
+            </w:r>
+          </w:p>
+        </w:tc>
+        <w:tc>
+          <w:tcPr>
+            <w:tcW w:w="4253" w:type="dxa"/>
+            <w:vAlign w:val="center"/>
+          </w:tcPr>
+          <w:p>
+            <w:pPr>
+              <w:jc w:val="center"/>
+            </w:pPr>
+            <w:r>
+              <w:t>{</w:t>
+            </w:r>
+            <w:r>
+              <w:t>%</w:t>
+            </w:r>
+            <w:r>
+              <w:t>photo_</w:t>
+            </w:r>
+            <w:r>
+              <w:t>23</w:t>
+            </w:r>
+            <w:r>
+              <w:t>}</w:t>
+            </w:r>
+          </w:p>
+        </w:tc>
+        <w:tc>
+          <w:tcPr>
+            <w:tcW w:w="3052" w:type="dxa"/>
+            <w:vAlign w:val="center"/>
+          </w:tcPr>
+          <w:p>
+            <w:pPr>
+              <w:jc w:val="center"/>
+            </w:pPr>
+            <w:r>
+              <w:t>{</w:t>
+            </w:r>
+            <w:r>
+              <w:t>%</w:t>
+            </w:r>
+            <w:r>
+              <w:t>photo_</w:t>
+            </w:r>
+            <w:r>
+              <w:t>24</w:t>
+            </w:r>
+            <w:r>
+              <w:t>}</w:t>
+            </w:r>
+          </w:p>
+        </w:tc>
+      </w:tr>
+      <w:tr>
+        <w:tc>
+          <w:tcPr>
+            <w:tcW w:w="2694" w:type="dxa"/>
+          </w:tcPr>
+          <w:p>
+            <w:pPr>
+              <w:jc w:val="center"/>
+              <w:rPr>
+                <w:lang w:val="sv-SE"/>
+              </w:rPr>
+            </w:pPr>
+            <w:proofErr w:type="spellStart"/>
+            <w:r>
+              <w:rPr>
+                <w:lang w:val="sv-SE"/>
+              </w:rPr>
+              <w:t>Gambar</w:t>
+            </w:r>
+            <w:proofErr w:type="spellEnd"/>
+            <w:r>
+              <w:rPr>
+                <w:lang w:val="sv-SE"/>
+              </w:rPr>
+              <w:t xml:space="preserve"> </w:t>
+            </w:r>
+            <w:proofErr w:type="spellStart"/>
+            <w:r>
+              <w:rPr>
+                <w:lang w:val="sv-SE"/>
+              </w:rPr>
+              <w:t>Deskripsi</w:t>
+            </w:r>
+            <w:proofErr w:type="spellEnd"/>
+            <w:r>
+              <w:rPr>
+                <w:lang w:val="sv-SE"/>
+              </w:rPr>
+              <w:t xml:space="preserve"> : </w:t>
+            </w:r>
+          </w:p>
+          <w:p>
+            <w:pPr>
+              <w:jc w:val="center"/>
+              <w:rPr>
+                <w:lang w:val="sv-SE"/>
+              </w:rPr>
+            </w:pPr>
+            <w:r>
+              <w:rPr>
+                <w:lang w:val="sv-SE"/>
+              </w:rPr>
+              <w:t xml:space="preserve">HDD </w:t>
+            </w:r>
+            <w:proofErr w:type="spellStart"/>
+            <w:r>
+              <w:rPr>
+                <w:lang w:val="sv-SE"/>
+              </w:rPr>
+              <w:t>Internal</w:t>
+            </w:r>
+            <w:proofErr w:type="spellEnd"/>
+            <w:r>
+              <w:rPr>
+                <w:lang w:val="sv-SE"/>
+              </w:rPr>
+              <w:t xml:space="preserve"> </w:t>
+            </w:r>
+            <w:proofErr w:type="spellStart"/>
+            <w:r>
+              <w:rPr>
+                <w:lang w:val="sv-SE"/>
+              </w:rPr>
+              <w:t>Seagate</w:t>
+            </w:r>
+            <w:proofErr w:type="spellEnd"/>
+            <w:r>
+              <w:rPr>
+                <w:lang w:val="sv-SE"/>
+              </w:rPr>
+              <w:t xml:space="preserve"> 4TB</w:t>
+            </w:r>
+          </w:p>
+        </w:tc>
+        <w:tc>
+          <w:tcPr>
+            <w:tcW w:w="4253" w:type="dxa"/>
+          </w:tcPr>
+          <w:p>
+            <w:pPr>
+              <w:jc w:val="center"/>
+              <w:rPr>
+                <w:lang w:val="sv-SE"/>
+              </w:rPr>
+            </w:pPr>
+            <w:proofErr w:type="spellStart"/>
+            <w:r>
+              <w:rPr>
+                <w:lang w:val="sv-SE"/>
+              </w:rPr>
+              <w:t>Gambar</w:t>
+            </w:r>
+            <w:proofErr w:type="spellEnd"/>
+            <w:r>
+              <w:rPr>
+                <w:lang w:val="sv-SE"/>
+              </w:rPr>
+              <w:t xml:space="preserve"> </w:t>
+            </w:r>
+            <w:proofErr w:type="spellStart"/>
+            <w:r>
+              <w:rPr>
+                <w:lang w:val="sv-SE"/>
+              </w:rPr>
+              <w:t>Deskripsi</w:t>
+            </w:r>
+            <w:proofErr w:type="spellEnd"/>
+            <w:r>
+              <w:rPr>
+                <w:lang w:val="sv-SE"/>
+              </w:rPr>
+              <w:t xml:space="preserve"> : </w:t>
+            </w:r>
+          </w:p>
+          <w:p>
+            <w:pPr>
+              <w:jc w:val="center"/>
+              <w:rPr>
+                <w:lang w:val="sv-SE"/>
+              </w:rPr>
+            </w:pPr>
+            <w:r>
+              <w:t>{</w:t>
+            </w:r>
+            <w:r>
+              <w:t>sn</w:t>
+            </w:r>
+            <w:r>
+              <w:t>_</w:t>
+            </w:r>
+            <w:r>
+              <w:t>23</w:t>
+            </w:r>
+            <w:r>
+              <w:t>}</w:t>
+            </w:r>
+          </w:p>
+        </w:tc>
+        <w:tc>
+          <w:tcPr>
+            <w:tcW w:w="3052" w:type="dxa"/>
+          </w:tcPr>
+          <w:p>
+            <w:pPr>
+              <w:jc w:val="center"/>
+              <w:rPr>
+                <w:lang w:val="sv-SE"/>
+              </w:rPr>
+            </w:pPr>
+            <w:proofErr w:type="spellStart"/>
+            <w:r>
+              <w:rPr>
+                <w:lang w:val="sv-SE"/>
+              </w:rPr>
+              <w:t>Gambar</w:t>
+            </w:r>
+            <w:proofErr w:type="spellEnd"/>
+            <w:r>
+              <w:rPr>
+                <w:lang w:val="sv-SE"/>
+              </w:rPr>
+              <w:t xml:space="preserve"> </w:t>
+            </w:r>
+            <w:proofErr w:type="spellStart"/>
+            <w:r>
+              <w:rPr>
+                <w:lang w:val="sv-SE"/>
+              </w:rPr>
+              <w:t>Deskripsi</w:t>
+            </w:r>
+            <w:proofErr w:type="spellEnd"/>
+            <w:r>
+              <w:rPr>
+                <w:lang w:val="sv-SE"/>
+              </w:rPr>
+              <w:t xml:space="preserve"> : </w:t>
+            </w:r>
+          </w:p>
+          <w:p>
+            <w:pPr>
+              <w:jc w:val="center"/>
+              <w:rPr>
+                <w:lang w:val="sv-SE"/>
+              </w:rPr>
+            </w:pPr>
+            <w:r>
+              <w:rPr>
+                <w:lang w:val="sv-SE"/>
+              </w:rPr>
+              <w:t xml:space="preserve">Hard Disk </w:t>
+            </w:r>
+            <w:proofErr w:type="spellStart"/>
+            <w:r>
+              <w:rPr>
+                <w:lang w:val="sv-SE"/>
+              </w:rPr>
+              <w:t>Terpasang</w:t>
+            </w:r>
+            <w:proofErr w:type="spellEnd"/>
+          </w:p>
+        </w:tc>
+      </w:tr>
+    </w:tbl>
+    <w:p>
+      <w:pPr>
+        <w:rPr>
+          <w:lang w:val="sv-SE"/>
+        </w:rPr>
+      </w:pPr>
+    </w:p>
+    <w:p>
+      <w:pPr>
+        <w:rPr>
+          <w:lang w:val="sv-SE"/>
+        </w:rPr>
+      </w:pPr>
+    </w:p>
+    <w:p>
+      <w:pPr>
+        <w:rPr>
+          <w:lang w:val="sv-SE"/>
+        </w:rPr>
+      </w:pPr>
+    </w:p>
+    <w:p>
+      <w:pPr>
+        <w:rPr>
+          <w:lang w:val="sv-SE"/>
+        </w:rPr>
+      </w:pPr>
+    </w:p>
+    <w:p>
+      <w:pPr>
+        <w:rPr>
+          <w:lang w:val="sv-SE"/>
+        </w:rPr>
+      </w:pPr>
+    </w:p>
+    <w:p>
+      <w:pPr>
+        <w:rPr>
+          <w:lang w:val="sv-SE"/>
+        </w:rPr>
+      </w:pPr>
+    </w:p>
+    <w:p>
+      <w:pPr>
+        <w:rPr>
+          <w:lang w:val="sv-SE"/>
+        </w:rPr>
+      </w:pPr>
+    </w:p>
+    <w:tbl>
+      <w:tblPr>
+        <w:tblStyle w:val="TableGrid"/>
+        <w:tblW w:w="9924" w:type="dxa"/>
+        <w:tblInd w:w="-431" w:type="dxa"/>
+        <w:tblCellMar>
+          <w:top w:w="85" w:type="dxa"/>
+          <w:left w:w="85" w:type="dxa"/>
+          <w:bottom w:w="85" w:type="dxa"/>
+          <w:right w:w="85" w:type="dxa"/>
+        </w:tblCellMar>
+        <w:tblLook w:val="04A0" w:firstRow="1" w:lastRow="0" w:firstColumn="1" w:lastColumn="0" w:noHBand="0" w:noVBand="1"/>
+      </w:tblPr>
+      <w:tblGrid>
+        <w:gridCol w:w="4939"/>
+        <w:gridCol w:w="4985"/>
+      </w:tblGrid>
+      <w:tr>
+        <w:tc>
+          <w:tcPr>
+            <w:tcW w:w="9924" w:type="dxa"/>
+            <w:gridSpan w:val="2"/>
+            <w:vAlign w:val="center"/>
+          </w:tcPr>
+          <w:p>
+            <w:pPr>
+              <w:spacing w:before="40" w:after="40"/>
+              <w:jc w:val="center"/>
+              <w:rPr>
+                <w:rFonts w:ascii="Times New Roman" w:eastAsia="Times New Roman" w:hAnsi="Times New Roman" w:cs="Times New Roman"/>
+                <w:b/>
+                <w:sz w:val="24"/>
+                <w:szCs w:val="24"/>
+              </w:rPr>
+            </w:pPr>
+            <w:r>
+              <w:rPr>
+                <w:rFonts w:ascii="Times New Roman" w:eastAsia="Times New Roman" w:hAnsi="Times New Roman" w:cs="Times New Roman"/>
+                <w:b/>
+                <w:sz w:val="24"/>
+                <w:szCs w:val="24"/>
+              </w:rPr>
+              <w:t>Connector RJ 45 CAT 5/5e</w:t>
+            </w:r>
+          </w:p>
+        </w:tc>
+      </w:tr>
+      <w:tr>
+        <w:tc>
+          <w:tcPr>
+            <w:tcW w:w="4939" w:type="dxa"/>
+            <w:vAlign w:val="center"/>
+          </w:tcPr>
+          <w:p>
+            <w:pPr>
+              <w:jc w:val="center"/>
+            </w:pPr>
+            <w:r>
+              <w:rPr>
+                <w:b/>
+                <w:bCs/>
+              </w:rPr>
+              <w:t xml:space="preserve">Foto </w:t>
+            </w:r>
+            <w:proofErr w:type="spellStart"/>
+            <w:r>
+              <w:rPr>
+                <w:b/>
+                <w:bCs/>
+              </w:rPr>
+              <w:t>Fisik</w:t>
+            </w:r>
+            <w:proofErr w:type="spellEnd"/>
+          </w:p>
+        </w:tc>
+        <w:tc>
+          <w:tcPr>
+            <w:tcW w:w="4985" w:type="dxa"/>
+            <w:vAlign w:val="center"/>
+          </w:tcPr>
+          <w:p>
+            <w:pPr>
+              <w:jc w:val="center"/>
+            </w:pPr>
+            <w:r>
+              <w:rPr>
+                <w:b/>
+                <w:bCs/>
+              </w:rPr>
+              <w:t xml:space="preserve">Foto </w:t>
+            </w:r>
+            <w:proofErr w:type="spellStart"/>
+            <w:r>
+              <w:rPr>
+                <w:b/>
+                <w:bCs/>
+              </w:rPr>
+              <w:t>Terpasang</w:t>
+            </w:r>
+            <w:proofErr w:type="spellEnd"/>
+          </w:p>
+        </w:tc>
+      </w:tr>
+      <w:tr>
+        <w:tc>
+          <w:tcPr>
+            <w:tcW w:w="4939" w:type="dxa"/>
+            <w:vAlign w:val="center"/>
+          </w:tcPr>
+          <w:p>
+            <w:pPr>
+              <w:jc w:val="center"/>
+            </w:pPr>
+            <w:r>
+              <w:t>{</w:t>
+            </w:r>
+            <w:r>
+              <w:t>%</w:t>
+            </w:r>
+            <w:r>
+              <w:t>photo_</w:t>
+            </w:r>
+            <w:r>
+              <w:t>25</w:t>
+            </w:r>
+            <w:r>
+              <w:t>}</w:t>
+            </w:r>
+          </w:p>
+        </w:tc>
+        <w:tc>
+          <w:tcPr>
+            <w:tcW w:w="4985" w:type="dxa"/>
+            <w:vAlign w:val="center"/>
+          </w:tcPr>
+          <w:p>
+            <w:pPr>
+              <w:jc w:val="center"/>
+            </w:pPr>
+            <w:r>
+              <w:t>{</w:t>
+            </w:r>
+            <w:r>
+              <w:t>%</w:t>
+            </w:r>
+            <w:r>
+              <w:t>photo_</w:t>
+            </w:r>
+            <w:r>
+              <w:t>26</w:t>
+            </w:r>
+            <w:r>
+              <w:t>}</w:t>
+            </w:r>
+          </w:p>
+        </w:tc>
+      </w:tr>
+      <w:tr>
+        <w:tc>
+          <w:tcPr>
+            <w:tcW w:w="4939" w:type="dxa"/>
+            <w:vAlign w:val="center"/>
+          </w:tcPr>
+          <w:p>
+            <w:pPr>
+              <w:jc w:val="center"/>
+            </w:pPr>
+            <w:r>
+              <w:t xml:space="preserve">Gambar </w:t>
+            </w:r>
+            <w:proofErr w:type="spellStart"/>
+            <w:r>
+              <w:t>Deskripsi</w:t>
+            </w:r>
+            <w:proofErr w:type="spellEnd"/>
+            <w:r>
+              <w:t xml:space="preserve"> : </w:t>
+            </w:r>
+            <w:r>
+              <w:t xml:space="preserve">Connector RJ45 </w:t>
+            </w:r>
+            <w:proofErr w:type="spellStart"/>
+            <w:r>
+              <w:t>Commscope</w:t>
+            </w:r>
+            <w:proofErr w:type="spellEnd"/>
+          </w:p>
+        </w:tc>
+        <w:tc>
+          <w:tcPr>
+            <w:tcW w:w="4985" w:type="dxa"/>
+            <w:vAlign w:val="center"/>
+          </w:tcPr>
+          <w:p>
+            <w:pPr>
+              <w:jc w:val="center"/>
+            </w:pPr>
+            <w:r>
+              <w:t xml:space="preserve">Gambar </w:t>
+            </w:r>
+            <w:proofErr w:type="spellStart"/>
+            <w:r>
+              <w:t>Deskripsi</w:t>
+            </w:r>
+            <w:proofErr w:type="spellEnd"/>
+            <w:r>
+              <w:t xml:space="preserve"> : </w:t>
+            </w:r>
+            <w:r>
+              <w:t xml:space="preserve">Connector RJ45 </w:t>
+            </w:r>
+            <w:proofErr w:type="spellStart"/>
+            <w:r>
+              <w:t>Terpasang</w:t>
+            </w:r>
+            <w:proofErr w:type="spellEnd"/>
+          </w:p>
+        </w:tc>
+      </w:tr>
+    </w:tbl>
+    <w:p/>
+    <w:tbl>
+      <w:tblPr>
+        <w:tblStyle w:val="TableGrid"/>
+        <w:tblW w:w="9924" w:type="dxa"/>
+        <w:tblInd w:w="-431" w:type="dxa"/>
+        <w:tblCellMar>
+          <w:top w:w="85" w:type="dxa"/>
+          <w:left w:w="85" w:type="dxa"/>
+          <w:bottom w:w="85" w:type="dxa"/>
+          <w:right w:w="85" w:type="dxa"/>
+        </w:tblCellMar>
+        <w:tblLook w:val="04A0" w:firstRow="1" w:lastRow="0" w:firstColumn="1" w:lastColumn="0" w:noHBand="0" w:noVBand="1"/>
+      </w:tblPr>
+      <w:tblGrid>
+        <w:gridCol w:w="4939"/>
+        <w:gridCol w:w="4985"/>
+      </w:tblGrid>
+      <w:tr>
+        <w:tc>
+          <w:tcPr>
+            <w:tcW w:w="9924" w:type="dxa"/>
+            <w:gridSpan w:val="2"/>
+            <w:vAlign w:val="center"/>
+          </w:tcPr>
+          <w:p>
+            <w:pPr>
+              <w:spacing w:before="40" w:after="40"/>
+              <w:jc w:val="center"/>
+              <w:rPr>
+                <w:rFonts w:ascii="Times New Roman" w:eastAsia="Times New Roman" w:hAnsi="Times New Roman" w:cs="Times New Roman"/>
+                <w:b/>
+                <w:sz w:val="24"/>
+                <w:szCs w:val="24"/>
+                <w:lang w:val="sv-SE"/>
+              </w:rPr>
+            </w:pPr>
+            <w:r>
+              <w:rPr>
+                <w:rFonts w:ascii="Times New Roman" w:eastAsia="Times New Roman" w:hAnsi="Times New Roman" w:cs="Times New Roman"/>
+                <w:b/>
+                <w:sz w:val="24"/>
+                <w:szCs w:val="24"/>
+                <w:lang w:val="sv-SE"/>
+              </w:rPr>
+              <w:t>Kabel LAN SFTP SPC CAT6</w:t>
+            </w:r>
+          </w:p>
+        </w:tc>
+      </w:tr>
+      <w:tr>
+        <w:tc>
+          <w:tcPr>
+            <w:tcW w:w="4939" w:type="dxa"/>
+            <w:vAlign w:val="center"/>
+          </w:tcPr>
+          <w:p>
+            <w:pPr>
+              <w:jc w:val="center"/>
+            </w:pPr>
+            <w:r>
+              <w:rPr>
+                <w:b/>
+                <w:bCs/>
+              </w:rPr>
+              <w:t xml:space="preserve">Foto </w:t>
+            </w:r>
+            <w:proofErr w:type="spellStart"/>
+            <w:r>
+              <w:rPr>
+                <w:b/>
+                <w:bCs/>
+              </w:rPr>
+              <w:t>Fisik</w:t>
+            </w:r>
+            <w:proofErr w:type="spellEnd"/>
+          </w:p>
+        </w:tc>
+        <w:tc>
+          <w:tcPr>
+            <w:tcW w:w="4985" w:type="dxa"/>
+            <w:vAlign w:val="center"/>
+          </w:tcPr>
+          <w:p>
+            <w:pPr>
+              <w:jc w:val="center"/>
+            </w:pPr>
+            <w:r>
+              <w:rPr>
+                <w:b/>
+                <w:bCs/>
+              </w:rPr>
+              <w:t xml:space="preserve">Foto </w:t>
+            </w:r>
+            <w:proofErr w:type="spellStart"/>
+            <w:r>
+              <w:rPr>
+                <w:b/>
+                <w:bCs/>
+              </w:rPr>
+              <w:t>Terpasang</w:t>
+            </w:r>
+            <w:proofErr w:type="spellEnd"/>
+          </w:p>
+        </w:tc>
+      </w:tr>
+      <w:tr>
+        <w:tc>
+          <w:tcPr>
+            <w:tcW w:w="4939" w:type="dxa"/>
+            <w:vMerge w:val="restart"/>
+          </w:tcPr>
+          <w:p>
+            <w:pPr>
+              <w:jc w:val="center"/>
+              <w:rPr>
+                <w:lang w:val="sv-SE"/>
+              </w:rPr>
+            </w:pPr>
+            <w:r>
+              <w:rPr>
+                <w:lang w:val="sv-SE"/>
+              </w:rPr>
+              <w:t>{%photo_27}</w:t>
+            </w:r>
+          </w:p>
+          <w:p>
+            <w:pPr>
+              <w:jc w:val="center"/>
+              <w:rPr>
+                <w:lang w:val="sv-SE"/>
+              </w:rPr>
+            </w:pPr>
+            <w:proofErr w:type="spellStart"/>
+            <w:r>
+              <w:rPr>
+                <w:rFonts w:ascii="Times New Roman" w:eastAsia="Times New Roman" w:hAnsi="Times New Roman" w:cs="Times New Roman"/>
+                <w:sz w:val="24"/>
+                <w:szCs w:val="24"/>
+                <w:lang w:val="sv-SE"/>
+              </w:rPr>
+              <w:t>Gambar</w:t>
+            </w:r>
+            <w:proofErr w:type="spellEnd"/>
+            <w:r>
+              <w:rPr>
+                <w:rFonts w:ascii="Times New Roman" w:eastAsia="Times New Roman" w:hAnsi="Times New Roman" w:cs="Times New Roman"/>
+                <w:sz w:val="24"/>
+                <w:szCs w:val="24"/>
+                <w:lang w:val="sv-SE"/>
+              </w:rPr>
+              <w:t xml:space="preserve"> </w:t>
+            </w:r>
+            <w:proofErr w:type="spellStart"/>
+            <w:r>
+              <w:rPr>
+                <w:rFonts w:ascii="Times New Roman" w:eastAsia="Times New Roman" w:hAnsi="Times New Roman" w:cs="Times New Roman"/>
+                <w:sz w:val="24"/>
+                <w:szCs w:val="24"/>
+                <w:lang w:val="sv-SE"/>
+              </w:rPr>
+              <w:t>Deskripsi</w:t>
+            </w:r>
+            <w:proofErr w:type="spellEnd"/>
+            <w:r>
+              <w:rPr>
+                <w:rFonts w:ascii="Times New Roman" w:eastAsia="Times New Roman" w:hAnsi="Times New Roman" w:cs="Times New Roman"/>
+                <w:sz w:val="24"/>
+                <w:szCs w:val="24"/>
+                <w:lang w:val="sv-SE"/>
+              </w:rPr>
+              <w:t xml:space="preserve"> : Kabel LAN SFTP</w:t>
+            </w:r>
+          </w:p>
+        </w:tc>
+        <w:tc>
+          <w:tcPr>
+            <w:tcW w:w="4985" w:type="dxa"/>
+            <w:vAlign w:val="center"/>
+          </w:tcPr>
+          <w:p>
+            <w:pPr>
+              <w:jc w:val="center"/>
+              <w:rPr>
+                <w:lang w:val="sv-SE"/>
+              </w:rPr>
+            </w:pPr>
+            <w:r>
+              <w:rPr>
+                <w:lang w:val="sv-SE"/>
+              </w:rPr>
+              <w:t>{%photo_2</w:t>
+            </w:r>
+            <w:r>
+              <w:rPr>
+                <w:lang w:val="sv-SE"/>
+              </w:rPr>
+              <w:t>8</w:t>
+            </w:r>
+            <w:r>
+              <w:rPr>
+                <w:lang w:val="sv-SE"/>
+              </w:rPr>
+              <w:t>}</w:t>
+            </w:r>
+          </w:p>
+          <w:p>
+            <w:pPr>
+              <w:jc w:val="center"/>
+              <w:rPr>
+                <w:lang w:val="sv-SE"/>
+              </w:rPr>
+            </w:pPr>
+            <w:r>
+              <w:rPr>
+                <w:lang w:val="sv-SE"/>
+              </w:rPr>
+              <w:t>{%photo_2</w:t>
+            </w:r>
+            <w:r>
+              <w:rPr>
+                <w:lang w:val="sv-SE"/>
+              </w:rPr>
+              <w:t>9</w:t>
+            </w:r>
+            <w:r>
+              <w:rPr>
+                <w:lang w:val="sv-SE"/>
+              </w:rPr>
+              <w:t>}</w:t>
+            </w:r>
+          </w:p>
+          <w:p>
+            <w:pPr>
+              <w:jc w:val="center"/>
+              <w:rPr>
+                <w:lang w:val="sv-SE"/>
+              </w:rPr>
+            </w:pPr>
+            <w:proofErr w:type="spellStart"/>
+            <w:r>
+              <w:rPr>
+                <w:lang w:val="sv-SE"/>
+              </w:rPr>
+              <w:t>Panjang</w:t>
+            </w:r>
+            <w:proofErr w:type="spellEnd"/>
+            <w:r>
+              <w:rPr>
+                <w:lang w:val="sv-SE"/>
+              </w:rPr>
+              <w:t xml:space="preserve"> kabel </w:t>
+            </w:r>
+            <w:proofErr w:type="spellStart"/>
+            <w:r>
+              <w:rPr>
+                <w:lang w:val="sv-SE"/>
+              </w:rPr>
+              <w:t>awal</w:t>
+            </w:r>
+            <w:proofErr w:type="spellEnd"/>
+            <w:r>
+              <w:rPr>
+                <w:lang w:val="sv-SE"/>
+              </w:rPr>
+              <w:t xml:space="preserve"> </w:t>
+            </w:r>
+            <w:proofErr w:type="spellStart"/>
+            <w:r>
+              <w:rPr>
+                <w:lang w:val="sv-SE"/>
+              </w:rPr>
+              <w:t>cam</w:t>
+            </w:r>
+            <w:proofErr w:type="spellEnd"/>
+            <w:r>
+              <w:rPr>
+                <w:lang w:val="sv-SE"/>
+              </w:rPr>
+              <w:t xml:space="preserve"> 1 : </w:t>
+            </w:r>
+            <w:r>
+              <w:rPr>
+                <w:lang w:val="sv-SE"/>
+              </w:rPr>
+              <w:t>{</w:t>
+            </w:r>
+            <w:r>
+              <w:rPr>
+                <w:lang w:val="sv-SE"/>
+              </w:rPr>
+              <w:t>meter</w:t>
+            </w:r>
+            <w:r>
+              <w:rPr>
+                <w:lang w:val="sv-SE"/>
+              </w:rPr>
+              <w:t>_28}</w:t>
+            </w:r>
+          </w:p>
+          <w:p>
+            <w:pPr>
+              <w:jc w:val="center"/>
+              <w:rPr>
+                <w:lang w:val="id-ID"/>
+              </w:rPr>
+            </w:pPr>
+            <w:proofErr w:type="spellStart"/>
+            <w:r>
+              <w:rPr>
+                <w:lang w:val="sv-SE"/>
+              </w:rPr>
+              <w:t>Panjang</w:t>
+            </w:r>
+            <w:proofErr w:type="spellEnd"/>
+            <w:r>
+              <w:rPr>
+                <w:lang w:val="sv-SE"/>
+              </w:rPr>
+              <w:t xml:space="preserve"> kabel </w:t>
+            </w:r>
+            <w:proofErr w:type="spellStart"/>
+            <w:r>
+              <w:rPr>
+                <w:lang w:val="sv-SE"/>
+              </w:rPr>
+              <w:t>akhir</w:t>
+            </w:r>
+            <w:proofErr w:type="spellEnd"/>
+            <w:r>
+              <w:rPr>
+                <w:lang w:val="sv-SE"/>
+              </w:rPr>
+              <w:t xml:space="preserve"> </w:t>
+            </w:r>
+            <w:proofErr w:type="spellStart"/>
+            <w:r>
+              <w:rPr>
+                <w:lang w:val="sv-SE"/>
+              </w:rPr>
+              <w:t>cam</w:t>
+            </w:r>
+            <w:proofErr w:type="spellEnd"/>
+            <w:r>
+              <w:rPr>
+                <w:lang w:val="sv-SE"/>
+              </w:rPr>
+              <w:t xml:space="preserve"> 1 : </w:t>
+            </w:r>
+            <w:r>
+              <w:rPr>
+                <w:lang w:val="sv-SE"/>
+              </w:rPr>
+              <w:t>{</w:t>
+            </w:r>
+            <w:r>
+              <w:rPr>
+                <w:lang w:val="sv-SE"/>
+              </w:rPr>
+              <w:t>meter</w:t>
+            </w:r>
+            <w:r>
+              <w:rPr>
+                <w:lang w:val="sv-SE"/>
+              </w:rPr>
+              <w:t>_2</w:t>
+            </w:r>
+            <w:r>
+              <w:rPr>
+                <w:lang w:val="sv-SE"/>
+              </w:rPr>
+              <w:t>9</w:t>
+            </w:r>
+            <w:r>
+              <w:rPr>
+                <w:lang w:val="sv-SE"/>
+              </w:rPr>
+              <w:t>}</w:t>
+            </w:r>
+          </w:p>
+          <w:p>
+            <w:pPr>
+              <w:jc w:val="center"/>
+              <w:rPr>
+                <w:lang w:val="sv-SE"/>
+              </w:rPr>
+            </w:pPr>
+            <w:r>
+              <w:rPr>
+                <w:lang w:val="sv-SE"/>
+              </w:rPr>
+              <w:t xml:space="preserve">Total kabel yang </w:t>
+            </w:r>
+            <w:proofErr w:type="spellStart"/>
+            <w:r>
+              <w:rPr>
+                <w:lang w:val="sv-SE"/>
+              </w:rPr>
+              <w:t>dipakai</w:t>
+            </w:r>
+            <w:proofErr w:type="spellEnd"/>
+            <w:r>
+              <w:rPr>
+                <w:lang w:val="sv-SE"/>
+              </w:rPr>
+              <w:t xml:space="preserve"> : </w:t>
+            </w:r>
+            <w:r>
+              <w:rPr>
+                <w:lang w:val="sv-SE"/>
+              </w:rPr>
+              <w:t>{meter_total_28_29}</w:t>
+            </w:r>
+          </w:p>
+        </w:tc>
+      </w:tr>
+      <w:tr>
+        <w:tc>
+          <w:tcPr>
+            <w:tcW w:w="4939" w:type="dxa"/>
+            <w:vMerge/>
+            <w:vAlign w:val="center"/>
+          </w:tcPr>
+          <w:p>
+            <w:pPr>
+              <w:jc w:val="center"/>
+              <w:rPr>
+                <w:noProof/>
+                <w:lang w:val="sv-SE"/>
+              </w:rPr>
+            </w:pPr>
+          </w:p>
+        </w:tc>
+        <w:tc>
+          <w:tcPr>
+            <w:tcW w:w="4985" w:type="dxa"/>
+            <w:vAlign w:val="center"/>
+          </w:tcPr>
+          <w:p>
+            <w:pPr>
+              <w:jc w:val="center"/>
+              <w:rPr>
+                <w:lang w:val="sv-SE"/>
+              </w:rPr>
+            </w:pPr>
+            <w:r>
+              <w:rPr>
+                <w:lang w:val="sv-SE"/>
+              </w:rPr>
+              <w:t>{%photo_</w:t>
+            </w:r>
+            <w:r>
+              <w:rPr>
+                <w:lang w:val="sv-SE"/>
+              </w:rPr>
+              <w:t>30</w:t>
+            </w:r>
+            <w:r>
+              <w:rPr>
+                <w:lang w:val="sv-SE"/>
+              </w:rPr>
+              <w:t>}</w:t>
+            </w:r>
+          </w:p>
+          <w:p>
+            <w:pPr>
+              <w:jc w:val="center"/>
+              <w:rPr>
+                <w:lang w:val="sv-SE"/>
+              </w:rPr>
+            </w:pPr>
+            <w:r>
+              <w:rPr>
+                <w:lang w:val="sv-SE"/>
+              </w:rPr>
+              <w:t>{%photo_</w:t>
+            </w:r>
+            <w:r>
+              <w:rPr>
+                <w:lang w:val="sv-SE"/>
+              </w:rPr>
+              <w:t>31</w:t>
+            </w:r>
+            <w:r>
+              <w:rPr>
+                <w:lang w:val="sv-SE"/>
+              </w:rPr>
+              <w:t>}</w:t>
+            </w:r>
+          </w:p>
+          <w:p>
+            <w:pPr>
+              <w:jc w:val="center"/>
+              <w:rPr>
+                <w:lang w:val="id-ID"/>
+              </w:rPr>
+            </w:pPr>
+            <w:proofErr w:type="spellStart"/>
+            <w:r>
+              <w:rPr>
+                <w:lang w:val="sv-SE"/>
+              </w:rPr>
+              <w:t>Panjang</w:t>
+            </w:r>
+            <w:proofErr w:type="spellEnd"/>
+            <w:r>
+              <w:rPr>
+                <w:lang w:val="sv-SE"/>
+              </w:rPr>
+              <w:t xml:space="preserve"> kabel </w:t>
+            </w:r>
+            <w:proofErr w:type="spellStart"/>
+            <w:r>
+              <w:rPr>
+                <w:lang w:val="sv-SE"/>
+              </w:rPr>
+              <w:t>awal</w:t>
+            </w:r>
+            <w:proofErr w:type="spellEnd"/>
+            <w:r>
+              <w:rPr>
+                <w:lang w:val="sv-SE"/>
+              </w:rPr>
+              <w:t xml:space="preserve"> </w:t>
+            </w:r>
+            <w:proofErr w:type="spellStart"/>
+            <w:r>
+              <w:rPr>
+                <w:lang w:val="sv-SE"/>
+              </w:rPr>
+              <w:t>cam</w:t>
+            </w:r>
+            <w:proofErr w:type="spellEnd"/>
+            <w:r>
+              <w:rPr>
+                <w:lang w:val="sv-SE"/>
+              </w:rPr>
+              <w:t xml:space="preserve"> 2 : </w:t>
+            </w:r>
+            <w:r>
+              <w:rPr>
+                <w:lang w:val="sv-SE"/>
+              </w:rPr>
+              <w:t>{</w:t>
+            </w:r>
+            <w:r>
+              <w:rPr>
+                <w:lang w:val="sv-SE"/>
+              </w:rPr>
+              <w:t>meter</w:t>
+            </w:r>
+            <w:r>
+              <w:rPr>
+                <w:lang w:val="sv-SE"/>
+              </w:rPr>
+              <w:t>_30}</w:t>
+            </w:r>
+          </w:p>
+          <w:p>
+            <w:pPr>
+              <w:jc w:val="center"/>
+              <w:rPr>
+                <w:lang w:val="id-ID"/>
+              </w:rPr>
+            </w:pPr>
+            <w:r>
+              <w:rPr>
+                <w:lang w:val="id-ID"/>
+              </w:rPr>
+              <w:lastRenderedPageBreak/>
+              <w:t xml:space="preserve">Panjang kabel akhir cam 2 : </w:t>
+            </w:r>
+            <w:r>
+              <w:rPr>
+                <w:lang w:val="id-ID"/>
+              </w:rPr>
+              <w:t>{</w:t>
+            </w:r>
+            <w:r>
+              <w:rPr>
+                <w:lang w:val="id-ID"/>
+              </w:rPr>
+              <w:t>meter</w:t>
+            </w:r>
+            <w:r>
+              <w:rPr>
+                <w:lang w:val="id-ID"/>
+              </w:rPr>
+              <w:t>_3</w:t>
+            </w:r>
+            <w:r>
+              <w:rPr>
+                <w:lang w:val="id-ID"/>
+              </w:rPr>
+              <w:t>1</w:t>
+            </w:r>
+            <w:r>
+              <w:rPr>
+                <w:lang w:val="id-ID"/>
+              </w:rPr>
+              <w:t>}</w:t>
+            </w:r>
+          </w:p>
+          <w:p>
+            <w:pPr>
+              <w:jc w:val="center"/>
+              <w:rPr>
+                <w:noProof/>
+                <w:lang w:val="sv-SE"/>
+              </w:rPr>
+            </w:pPr>
+            <w:r>
+              <w:rPr>
+                <w:lang w:val="sv-SE"/>
+              </w:rPr>
+              <w:t xml:space="preserve">Total kabel yang </w:t>
+            </w:r>
+            <w:proofErr w:type="spellStart"/>
+            <w:r>
+              <w:rPr>
+                <w:lang w:val="sv-SE"/>
+              </w:rPr>
+              <w:t>dipakai</w:t>
+            </w:r>
+            <w:proofErr w:type="spellEnd"/>
+            <w:r>
+              <w:rPr>
+                <w:lang w:val="sv-SE"/>
+              </w:rPr>
+              <w:t xml:space="preserve"> : </w:t>
+            </w:r>
+            <w:r>
+              <w:rPr>
+                <w:lang w:val="sv-SE"/>
+              </w:rPr>
+              <w:t>{meter_total_</w:t>
+            </w:r>
+            <w:r>
+              <w:rPr>
+                <w:lang w:val="sv-SE"/>
+              </w:rPr>
+              <w:t>30</w:t>
+            </w:r>
+            <w:r>
+              <w:rPr>
+                <w:lang w:val="sv-SE"/>
+              </w:rPr>
+              <w:t>_</w:t>
+            </w:r>
+            <w:r>
+              <w:rPr>
+                <w:lang w:val="sv-SE"/>
+              </w:rPr>
+              <w:t>31</w:t>
+            </w:r>
+            <w:r>
+              <w:rPr>
+                <w:lang w:val="sv-SE"/>
+              </w:rPr>
+              <w:t>}</w:t>
+            </w:r>
+          </w:p>
+        </w:tc>
+      </w:tr>
+      <w:tr>
+        <w:tc>
+          <w:tcPr>
+            <w:tcW w:w="4939" w:type="dxa"/>
+            <w:vMerge/>
+            <w:vAlign w:val="center"/>
+          </w:tcPr>
+          <w:p>
+            <w:pPr>
+              <w:jc w:val="center"/>
+              <w:rPr>
+                <w:lang w:val="sv-SE"/>
+              </w:rPr>
+            </w:pPr>
+          </w:p>
+        </w:tc>
+        <w:tc>
+          <w:tcPr>
+            <w:tcW w:w="4985" w:type="dxa"/>
+            <w:vAlign w:val="center"/>
+          </w:tcPr>
+          <w:p>
+            <w:pPr>
+              <w:jc w:val="center"/>
+              <w:rPr>
+                <w:lang w:val="sv-SE"/>
+              </w:rPr>
+            </w:pPr>
+            <w:r>
+              <w:rPr>
+                <w:lang w:val="sv-SE"/>
+              </w:rPr>
+              <w:t>{%photo_</w:t>
+            </w:r>
+            <w:r>
+              <w:rPr>
+                <w:lang w:val="sv-SE"/>
+              </w:rPr>
+              <w:t>32</w:t>
+            </w:r>
+            <w:r>
+              <w:rPr>
+                <w:lang w:val="sv-SE"/>
+              </w:rPr>
+              <w:t>}</w:t>
+            </w:r>
+          </w:p>
+          <w:p>
+            <w:pPr>
+              <w:jc w:val="center"/>
+              <w:rPr>
+                <w:lang w:val="sv-SE"/>
+              </w:rPr>
+            </w:pPr>
+            <w:r>
+              <w:rPr>
+                <w:lang w:val="sv-SE"/>
+              </w:rPr>
+              <w:t>{%photo_</w:t>
+            </w:r>
+            <w:r>
+              <w:rPr>
+                <w:lang w:val="sv-SE"/>
+              </w:rPr>
+              <w:t>33</w:t>
+            </w:r>
+            <w:r>
+              <w:rPr>
+                <w:lang w:val="sv-SE"/>
+              </w:rPr>
+              <w:t>}</w:t>
+            </w:r>
+          </w:p>
+          <w:p>
+            <w:pPr>
+              <w:jc w:val="center"/>
+              <w:rPr>
+                <w:lang w:val="id-ID"/>
+              </w:rPr>
+            </w:pPr>
+            <w:proofErr w:type="spellStart"/>
+            <w:r>
+              <w:rPr>
+                <w:lang w:val="sv-SE"/>
+              </w:rPr>
+              <w:t>Panjang</w:t>
+            </w:r>
+            <w:proofErr w:type="spellEnd"/>
+            <w:r>
+              <w:rPr>
+                <w:lang w:val="sv-SE"/>
+              </w:rPr>
+              <w:t xml:space="preserve"> kabel </w:t>
+            </w:r>
+            <w:proofErr w:type="spellStart"/>
+            <w:r>
+              <w:rPr>
+                <w:lang w:val="sv-SE"/>
+              </w:rPr>
+              <w:t>awal</w:t>
+            </w:r>
+            <w:proofErr w:type="spellEnd"/>
+            <w:r>
+              <w:rPr>
+                <w:lang w:val="sv-SE"/>
+              </w:rPr>
+              <w:t xml:space="preserve"> </w:t>
+            </w:r>
+            <w:proofErr w:type="spellStart"/>
+            <w:r>
+              <w:rPr>
+                <w:lang w:val="sv-SE"/>
+              </w:rPr>
+              <w:t>cam</w:t>
+            </w:r>
+            <w:proofErr w:type="spellEnd"/>
+            <w:r>
+              <w:rPr>
+                <w:lang w:val="sv-SE"/>
+              </w:rPr>
+              <w:t xml:space="preserve"> 3 : </w:t>
+            </w:r>
+            <w:r>
+              <w:rPr>
+                <w:lang w:val="sv-SE"/>
+              </w:rPr>
+              <w:t>{</w:t>
+            </w:r>
+            <w:r>
+              <w:rPr>
+                <w:lang w:val="sv-SE"/>
+              </w:rPr>
+              <w:t>meter</w:t>
+            </w:r>
+            <w:r>
+              <w:rPr>
+                <w:lang w:val="sv-SE"/>
+              </w:rPr>
+              <w:t>_32}</w:t>
+            </w:r>
+          </w:p>
+          <w:p>
+            <w:pPr>
+              <w:jc w:val="center"/>
+              <w:rPr>
+                <w:lang w:val="id-ID"/>
+              </w:rPr>
+            </w:pPr>
+            <w:r>
+              <w:rPr>
+                <w:lang w:val="id-ID"/>
+              </w:rPr>
+              <w:t xml:space="preserve">Panjang kabel akhir cam 3 : </w:t>
+            </w:r>
+            <w:r>
+              <w:rPr>
+                <w:lang w:val="id-ID"/>
+              </w:rPr>
+              <w:t>{</w:t>
+            </w:r>
+            <w:r>
+              <w:rPr>
+                <w:lang w:val="id-ID"/>
+              </w:rPr>
+              <w:t>meter</w:t>
+            </w:r>
+            <w:r>
+              <w:rPr>
+                <w:lang w:val="id-ID"/>
+              </w:rPr>
+              <w:t>_3</w:t>
+            </w:r>
+            <w:r>
+              <w:rPr>
+                <w:lang w:val="id-ID"/>
+              </w:rPr>
+              <w:t>3</w:t>
+            </w:r>
+            <w:r>
+              <w:rPr>
+                <w:lang w:val="id-ID"/>
+              </w:rPr>
+              <w:t>}</w:t>
+            </w:r>
+          </w:p>
+          <w:p>
+            <w:pPr>
+              <w:jc w:val="center"/>
+              <w:rPr>
+                <w:lang w:val="sv-SE"/>
+              </w:rPr>
+            </w:pPr>
+            <w:r>
+              <w:rPr>
+                <w:lang w:val="sv-SE"/>
+              </w:rPr>
+              <w:t xml:space="preserve">Total kabel yang </w:t>
+            </w:r>
+            <w:proofErr w:type="spellStart"/>
+            <w:r>
+              <w:rPr>
+                <w:lang w:val="sv-SE"/>
+              </w:rPr>
+              <w:t>dipakai</w:t>
+            </w:r>
+            <w:proofErr w:type="spellEnd"/>
+            <w:r>
+              <w:rPr>
+                <w:lang w:val="sv-SE"/>
+              </w:rPr>
+              <w:t xml:space="preserve"> : </w:t>
+            </w:r>
+            <w:r>
+              <w:rPr>
+                <w:lang w:val="sv-SE"/>
+              </w:rPr>
+              <w:t>{meter_total_</w:t>
+            </w:r>
+            <w:r>
+              <w:rPr>
+                <w:lang w:val="sv-SE"/>
+              </w:rPr>
+              <w:t>32</w:t>
+            </w:r>
+            <w:r>
+              <w:rPr>
+                <w:lang w:val="sv-SE"/>
+              </w:rPr>
+              <w:t>_</w:t>
+            </w:r>
+            <w:r>
+              <w:rPr>
+                <w:lang w:val="sv-SE"/>
+              </w:rPr>
+              <w:t>33</w:t>
+            </w:r>
+            <w:r>
+              <w:rPr>
+                <w:lang w:val="sv-SE"/>
+              </w:rPr>
+              <w:t>}</w:t>
+            </w:r>
+          </w:p>
+        </w:tc>
+      </w:tr>
+      <w:tr>
+        <w:tc>
+          <w:tcPr>
+            <w:tcW w:w="4939" w:type="dxa"/>
+            <w:vMerge/>
+            <w:vAlign w:val="center"/>
+          </w:tcPr>
+          <w:p>
+            <w:pPr>
+              <w:jc w:val="center"/>
+              <w:rPr>
+                <w:lang w:val="sv-SE"/>
+              </w:rPr>
+            </w:pPr>
+          </w:p>
+        </w:tc>
+        <w:tc>
+          <w:tcPr>
+            <w:tcW w:w="4985" w:type="dxa"/>
+            <w:vAlign w:val="center"/>
+          </w:tcPr>
+          <w:p>
+            <w:pPr>
+              <w:jc w:val="center"/>
+              <w:rPr>
+                <w:lang w:val="sv-SE"/>
+              </w:rPr>
+            </w:pPr>
+            <w:r>
+              <w:rPr>
+                <w:lang w:val="sv-SE"/>
+              </w:rPr>
+              <w:t>{%photo_</w:t>
+            </w:r>
+            <w:r>
+              <w:rPr>
+                <w:lang w:val="sv-SE"/>
+              </w:rPr>
+              <w:t>34</w:t>
+            </w:r>
+            <w:r>
+              <w:rPr>
+                <w:lang w:val="sv-SE"/>
+              </w:rPr>
+              <w:t>}</w:t>
+            </w:r>
+          </w:p>
+          <w:p>
+            <w:pPr>
+              <w:jc w:val="center"/>
+              <w:rPr>
+                <w:lang w:val="sv-SE"/>
+              </w:rPr>
+            </w:pPr>
+            <w:r>
+              <w:rPr>
+                <w:lang w:val="sv-SE"/>
+              </w:rPr>
+              <w:t>{%photo_</w:t>
+            </w:r>
+            <w:r>
+              <w:rPr>
+                <w:lang w:val="sv-SE"/>
+              </w:rPr>
+              <w:t>35</w:t>
+            </w:r>
+            <w:r>
+              <w:rPr>
+                <w:lang w:val="sv-SE"/>
+              </w:rPr>
+              <w:t>}</w:t>
+            </w:r>
+          </w:p>
+          <w:p>
+            <w:pPr>
+              <w:jc w:val="center"/>
+              <w:rPr>
+                <w:lang w:val="id-ID"/>
+              </w:rPr>
+            </w:pPr>
+            <w:proofErr w:type="spellStart"/>
+            <w:r>
+              <w:rPr>
+                <w:lang w:val="sv-SE"/>
+              </w:rPr>
+              <w:t>Panjang</w:t>
+            </w:r>
+            <w:proofErr w:type="spellEnd"/>
+            <w:r>
+              <w:rPr>
+                <w:lang w:val="sv-SE"/>
+              </w:rPr>
+              <w:t xml:space="preserve"> kabel </w:t>
+            </w:r>
+            <w:proofErr w:type="spellStart"/>
+            <w:r>
+              <w:rPr>
+                <w:lang w:val="sv-SE"/>
+              </w:rPr>
+              <w:t>awal</w:t>
+            </w:r>
+            <w:proofErr w:type="spellEnd"/>
+            <w:r>
+              <w:rPr>
+                <w:lang w:val="sv-SE"/>
+              </w:rPr>
+              <w:t xml:space="preserve"> </w:t>
+            </w:r>
+            <w:proofErr w:type="spellStart"/>
+            <w:r>
+              <w:rPr>
+                <w:lang w:val="sv-SE"/>
+              </w:rPr>
+              <w:t>cam</w:t>
+            </w:r>
+            <w:proofErr w:type="spellEnd"/>
+            <w:r>
+              <w:rPr>
+                <w:lang w:val="sv-SE"/>
+              </w:rPr>
+              <w:t xml:space="preserve"> 4 : </w:t>
+            </w:r>
+            <w:r>
+              <w:rPr>
+                <w:lang w:val="sv-SE"/>
+              </w:rPr>
+              <w:t>{</w:t>
+            </w:r>
+            <w:r>
+              <w:rPr>
+                <w:lang w:val="sv-SE"/>
+              </w:rPr>
+              <w:t>meter</w:t>
+            </w:r>
+            <w:r>
+              <w:rPr>
+                <w:lang w:val="sv-SE"/>
+              </w:rPr>
+              <w:t>_34}</w:t>
+            </w:r>
+          </w:p>
+          <w:p>
+            <w:pPr>
+              <w:jc w:val="center"/>
+              <w:rPr>
+                <w:lang w:val="id-ID"/>
+              </w:rPr>
+            </w:pPr>
+            <w:r>
+              <w:rPr>
+                <w:lang w:val="id-ID"/>
+              </w:rPr>
+              <w:t xml:space="preserve">Panjang kabel akhir cam 4 : </w:t>
+            </w:r>
+            <w:r>
+              <w:rPr>
+                <w:lang w:val="id-ID"/>
+              </w:rPr>
+              <w:t>{</w:t>
+            </w:r>
+            <w:r>
+              <w:rPr>
+                <w:lang w:val="id-ID"/>
+              </w:rPr>
+              <w:t>meter</w:t>
+            </w:r>
+            <w:r>
+              <w:rPr>
+                <w:lang w:val="id-ID"/>
+              </w:rPr>
+              <w:t>_3</w:t>
+            </w:r>
+            <w:r>
+              <w:rPr>
+                <w:lang w:val="id-ID"/>
+              </w:rPr>
+              <w:t>5</w:t>
+            </w:r>
+            <w:r>
+              <w:rPr>
+                <w:lang w:val="id-ID"/>
+              </w:rPr>
+              <w:t>}</w:t>
+            </w:r>
+          </w:p>
+          <w:p>
+            <w:pPr>
+              <w:jc w:val="center"/>
+              <w:rPr>
+                <w:lang w:val="sv-SE"/>
+              </w:rPr>
+            </w:pPr>
+            <w:r>
+              <w:rPr>
+                <w:lang w:val="sv-SE"/>
+              </w:rPr>
+              <w:t xml:space="preserve">Total kabel yang </w:t>
+            </w:r>
+            <w:proofErr w:type="spellStart"/>
+            <w:r>
+              <w:rPr>
+                <w:lang w:val="sv-SE"/>
+              </w:rPr>
+              <w:t>dipakai</w:t>
+            </w:r>
+            <w:proofErr w:type="spellEnd"/>
+            <w:r>
+              <w:rPr>
+                <w:lang w:val="sv-SE"/>
+              </w:rPr>
+              <w:t xml:space="preserve"> : </w:t>
+            </w:r>
+            <w:r>
+              <w:rPr>
+                <w:lang w:val="sv-SE"/>
+              </w:rPr>
+              <w:t>{meter_total_</w:t>
+            </w:r>
+            <w:r>
+              <w:rPr>
+                <w:lang w:val="sv-SE"/>
+              </w:rPr>
+              <w:t>34</w:t>
+            </w:r>
+            <w:r>
+              <w:rPr>
+                <w:lang w:val="sv-SE"/>
+              </w:rPr>
+              <w:t>_</w:t>
+            </w:r>
+            <w:r>
+              <w:rPr>
+                <w:lang w:val="sv-SE"/>
+              </w:rPr>
+              <w:t>35</w:t>
+            </w:r>
+            <w:r>
+              <w:rPr>
+                <w:lang w:val="sv-SE"/>
+              </w:rPr>
+              <w:t>}</w:t>
+            </w:r>
+          </w:p>
+        </w:tc>
+      </w:tr>
+      <w:tr>
+        <w:tc>
+          <w:tcPr>
+            <w:tcW w:w="4939" w:type="dxa"/>
+            <w:vMerge/>
+            <w:vAlign w:val="center"/>
+          </w:tcPr>
+          <w:p>
+            <w:pPr>
+              <w:jc w:val="center"/>
+              <w:rPr>
+                <w:lang w:val="sv-SE"/>
+              </w:rPr>
+            </w:pPr>
+          </w:p>
+        </w:tc>
+        <w:tc>
+          <w:tcPr>
+            <w:tcW w:w="4985" w:type="dxa"/>
+            <w:vAlign w:val="center"/>
+          </w:tcPr>
+          <w:p>
+            <w:pPr>
+              <w:jc w:val="center"/>
+              <w:rPr>
+                <w:lang w:val="sv-SE"/>
+              </w:rPr>
+            </w:pPr>
+            <w:r>
+              <w:rPr>
+                <w:lang w:val="sv-SE"/>
+              </w:rPr>
+              <w:t>{%photo_</w:t>
+            </w:r>
+            <w:r>
+              <w:rPr>
+                <w:lang w:val="sv-SE"/>
+              </w:rPr>
+              <w:t>36</w:t>
+            </w:r>
+            <w:r>
+              <w:rPr>
+                <w:lang w:val="sv-SE"/>
+              </w:rPr>
+              <w:t>}</w:t>
+            </w:r>
+          </w:p>
+          <w:p>
+            <w:pPr>
+              <w:jc w:val="center"/>
+              <w:rPr>
+                <w:lang w:val="sv-SE"/>
+              </w:rPr>
+            </w:pPr>
+            <w:r>
+              <w:rPr>
+                <w:lang w:val="sv-SE"/>
+              </w:rPr>
+              <w:t>{%photo_</w:t>
+            </w:r>
+            <w:r>
+              <w:rPr>
+                <w:lang w:val="sv-SE"/>
+              </w:rPr>
+              <w:t>37</w:t>
+            </w:r>
+            <w:r>
+              <w:rPr>
+                <w:lang w:val="sv-SE"/>
+              </w:rPr>
+              <w:t>}</w:t>
+            </w:r>
+          </w:p>
+          <w:p>
+            <w:pPr>
+              <w:jc w:val="center"/>
+              <w:rPr>
+                <w:lang w:val="id-ID"/>
+              </w:rPr>
+            </w:pPr>
+            <w:proofErr w:type="spellStart"/>
+            <w:r>
+              <w:rPr>
+                <w:lang w:val="sv-SE"/>
+              </w:rPr>
+              <w:t>Panjang</w:t>
+            </w:r>
+            <w:proofErr w:type="spellEnd"/>
+            <w:r>
+              <w:rPr>
+                <w:lang w:val="sv-SE"/>
+              </w:rPr>
+              <w:t xml:space="preserve"> kabel </w:t>
+            </w:r>
+            <w:proofErr w:type="spellStart"/>
+            <w:r>
+              <w:rPr>
+                <w:lang w:val="sv-SE"/>
+              </w:rPr>
+              <w:t>awal</w:t>
+            </w:r>
+            <w:proofErr w:type="spellEnd"/>
+            <w:r>
+              <w:rPr>
+                <w:lang w:val="sv-SE"/>
+              </w:rPr>
+              <w:t xml:space="preserve"> NVR : </w:t>
+            </w:r>
+            <w:r>
+              <w:rPr>
+                <w:lang w:val="sv-SE"/>
+              </w:rPr>
+              <w:t>{</w:t>
+            </w:r>
+            <w:r>
+              <w:rPr>
+                <w:lang w:val="sv-SE"/>
+              </w:rPr>
+              <w:t>meter</w:t>
+            </w:r>
+            <w:r>
+              <w:rPr>
+                <w:lang w:val="sv-SE"/>
+              </w:rPr>
+              <w:t>_</w:t>
+            </w:r>
+            <w:r>
+              <w:rPr>
+                <w:lang w:val="sv-SE"/>
+              </w:rPr>
+              <w:t>36</w:t>
+            </w:r>
+            <w:r>
+              <w:rPr>
+                <w:lang w:val="sv-SE"/>
+              </w:rPr>
+              <w:t>}</w:t>
+            </w:r>
+          </w:p>
+          <w:p>
+            <w:pPr>
+              <w:jc w:val="center"/>
+              <w:rPr>
+                <w:lang w:val="id-ID"/>
+              </w:rPr>
+            </w:pPr>
+            <w:r>
+              <w:rPr>
+                <w:lang w:val="id-ID"/>
+              </w:rPr>
+              <w:t xml:space="preserve">Panjang kabel akhir NVR : </w:t>
+            </w:r>
+            <w:r>
+              <w:rPr>
+                <w:lang w:val="id-ID"/>
+              </w:rPr>
+              <w:t>{</w:t>
+            </w:r>
+            <w:r>
+              <w:rPr>
+                <w:lang w:val="id-ID"/>
+              </w:rPr>
+              <w:t>meter</w:t>
+            </w:r>
+            <w:r>
+              <w:rPr>
+                <w:lang w:val="id-ID"/>
+              </w:rPr>
+              <w:t>_3</w:t>
+            </w:r>
+            <w:r>
+              <w:rPr>
+                <w:lang w:val="id-ID"/>
+              </w:rPr>
+              <w:t>7</w:t>
+            </w:r>
+            <w:r>
+              <w:rPr>
+                <w:lang w:val="id-ID"/>
+              </w:rPr>
+              <w:t>}</w:t>
+            </w:r>
+          </w:p>
+          <w:p>
+            <w:pPr>
+              <w:jc w:val="center"/>
+              <w:rPr>
+                <w:lang w:val="sv-SE"/>
+              </w:rPr>
+            </w:pPr>
+            <w:r>
+              <w:rPr>
+                <w:lang w:val="sv-SE"/>
+              </w:rPr>
+              <w:t xml:space="preserve">Total kabel yang </w:t>
+            </w:r>
+            <w:proofErr w:type="spellStart"/>
+            <w:r>
+              <w:rPr>
+                <w:lang w:val="sv-SE"/>
+              </w:rPr>
+              <w:t>dipakai</w:t>
+            </w:r>
+            <w:proofErr w:type="spellEnd"/>
+            <w:r>
+              <w:rPr>
+                <w:lang w:val="sv-SE"/>
+              </w:rPr>
+              <w:t xml:space="preserve"> : </w:t>
+            </w:r>
+            <w:r>
+              <w:rPr>
+                <w:lang w:val="sv-SE"/>
+              </w:rPr>
+              <w:t>{meter_total_</w:t>
+            </w:r>
+            <w:r>
+              <w:rPr>
+                <w:lang w:val="sv-SE"/>
+              </w:rPr>
+              <w:t>36_37</w:t>
+            </w:r>
+            <w:r>
+              <w:rPr>
+                <w:lang w:val="sv-SE"/>
+              </w:rPr>
+              <w:t>}</w:t>
+            </w:r>
+          </w:p>
+        </w:tc>
+      </w:tr>
+    </w:tbl>
+    <w:p>
+      <w:pPr>
+        <w:rPr>
+          <w:lang w:val="sv-SE"/>
+        </w:rPr>
+      </w:pPr>
+    </w:p>
+    <w:tbl>
+      <w:tblPr>
+        <w:tblStyle w:val="TableGrid"/>
+        <w:tblW w:w="9924" w:type="dxa"/>
+        <w:tblInd w:w="-431" w:type="dxa"/>
+        <w:tblCellMar>
+          <w:top w:w="85" w:type="dxa"/>
+          <w:left w:w="85" w:type="dxa"/>
+          <w:bottom w:w="85" w:type="dxa"/>
+          <w:right w:w="85" w:type="dxa"/>
+        </w:tblCellMar>
+        <w:tblLook w:val="04A0" w:firstRow="1" w:lastRow="0" w:firstColumn="1" w:lastColumn="0" w:noHBand="0" w:noVBand="1"/>
+      </w:tblPr>
+      <w:tblGrid>
+        <w:gridCol w:w="4939"/>
+        <w:gridCol w:w="4985"/>
+      </w:tblGrid>
+      <w:tr>
+        <w:tc>
+          <w:tcPr>
+            <w:tcW w:w="9924" w:type="dxa"/>
+            <w:gridSpan w:val="2"/>
+            <w:vAlign w:val="center"/>
+          </w:tcPr>
+          <w:p>
+            <w:pPr>
+              <w:spacing w:before="40" w:after="40"/>
+              <w:jc w:val="center"/>
+              <w:rPr>
+                <w:rFonts w:ascii="Times New Roman" w:eastAsia="Times New Roman" w:hAnsi="Times New Roman" w:cs="Times New Roman"/>
+                <w:b/>
+                <w:bCs/>
+                <w:sz w:val="24"/>
+                <w:szCs w:val="24"/>
+                <w:lang w:val="sv-SE"/>
+              </w:rPr>
+            </w:pPr>
+            <w:r>
+              <w:rPr>
+                <w:rFonts w:ascii="Times New Roman" w:eastAsia="Times New Roman" w:hAnsi="Times New Roman" w:cs="Times New Roman"/>
+                <w:b/>
+                <w:bCs/>
+                <w:sz w:val="24"/>
+                <w:szCs w:val="24"/>
+                <w:lang w:val="sv-SE"/>
+              </w:rPr>
+              <w:t xml:space="preserve">Kabel NYM </w:t>
+            </w:r>
+            <w:proofErr w:type="spellStart"/>
+            <w:r>
+              <w:rPr>
+                <w:rFonts w:ascii="Times New Roman" w:eastAsia="Times New Roman" w:hAnsi="Times New Roman" w:cs="Times New Roman"/>
+                <w:b/>
+                <w:bCs/>
+                <w:sz w:val="24"/>
+                <w:szCs w:val="24"/>
+                <w:lang w:val="sv-SE"/>
+              </w:rPr>
+              <w:t>Uk</w:t>
+            </w:r>
+            <w:proofErr w:type="spellEnd"/>
+            <w:r>
+              <w:rPr>
+                <w:rFonts w:ascii="Times New Roman" w:eastAsia="Times New Roman" w:hAnsi="Times New Roman" w:cs="Times New Roman"/>
+                <w:b/>
+                <w:bCs/>
+                <w:sz w:val="24"/>
+                <w:szCs w:val="24"/>
+                <w:lang w:val="sv-SE"/>
+              </w:rPr>
+              <w:t>. 2 x 1.5 mm</w:t>
+            </w:r>
+          </w:p>
+        </w:tc>
+      </w:tr>
+      <w:tr>
+        <w:tc>
+          <w:tcPr>
+            <w:tcW w:w="4939" w:type="dxa"/>
+            <w:vAlign w:val="center"/>
+          </w:tcPr>
+          <w:p>
+            <w:pPr>
+              <w:jc w:val="center"/>
+            </w:pPr>
+            <w:r>
+              <w:rPr>
+                <w:b/>
+                <w:bCs/>
+              </w:rPr>
+              <w:t xml:space="preserve">Foto </w:t>
+            </w:r>
+            <w:proofErr w:type="spellStart"/>
+            <w:r>
+              <w:rPr>
+                <w:b/>
+                <w:bCs/>
+              </w:rPr>
+              <w:t>Fisik</w:t>
+            </w:r>
+            <w:proofErr w:type="spellEnd"/>
+          </w:p>
+        </w:tc>
+        <w:tc>
+          <w:tcPr>
+            <w:tcW w:w="4985" w:type="dxa"/>
+            <w:vAlign w:val="center"/>
+          </w:tcPr>
+          <w:p>
+            <w:pPr>
+              <w:jc w:val="center"/>
+            </w:pPr>
+            <w:r>
+              <w:rPr>
+                <w:b/>
+                <w:bCs/>
+              </w:rPr>
+              <w:t xml:space="preserve">Foto </w:t>
+            </w:r>
+            <w:proofErr w:type="spellStart"/>
+            <w:r>
+              <w:rPr>
+                <w:b/>
+                <w:bCs/>
+              </w:rPr>
+              <w:t>Terpasang</w:t>
+            </w:r>
+            <w:proofErr w:type="spellEnd"/>
+          </w:p>
+        </w:tc>
+      </w:tr>
+      <w:tr>
+        <w:tc>
+          <w:tcPr>
+            <w:tcW w:w="4939" w:type="dxa"/>
+            <w:vAlign w:val="center"/>
+          </w:tcPr>
+          <w:p>
+            <w:pPr>
+              <w:jc w:val="center"/>
+            </w:pPr>
+            <w:r>
+              <w:rPr>
+                <w:lang w:val="sv-SE"/>
+              </w:rPr>
+              <w:t>{%photo_</w:t>
+            </w:r>
+            <w:r>
+              <w:rPr>
+                <w:lang w:val="sv-SE"/>
+              </w:rPr>
+              <w:t>38</w:t>
+            </w:r>
+            <w:r>
+              <w:rPr>
+                <w:lang w:val="sv-SE"/>
+              </w:rPr>
+              <w:t>}</w:t>
+            </w:r>
+          </w:p>
+        </w:tc>
+        <w:tc>
+          <w:tcPr>
+            <w:tcW w:w="4985" w:type="dxa"/>
+            <w:vAlign w:val="center"/>
+          </w:tcPr>
+          <w:p>
+            <w:pPr>
+              <w:jc w:val="center"/>
+            </w:pPr>
+            <w:r>
+              <w:rPr>
+                <w:lang w:val="sv-SE"/>
+              </w:rPr>
+              <w:t>{%photo_</w:t>
+            </w:r>
+            <w:r>
+              <w:rPr>
+                <w:lang w:val="sv-SE"/>
+              </w:rPr>
+              <w:t>39</w:t>
+            </w:r>
+            <w:r>
+              <w:rPr>
+                <w:lang w:val="sv-SE"/>
+              </w:rPr>
+              <w:t>}</w:t>
+            </w:r>
+          </w:p>
+        </w:tc>
+      </w:tr>
+      <w:tr>
+        <w:tc>
+          <w:tcPr>
+            <w:tcW w:w="4939" w:type="dxa"/>
+            <w:vAlign w:val="center"/>
+          </w:tcPr>
+          <w:p>
+            <w:pPr>
+              <w:jc w:val="center"/>
+            </w:pPr>
+            <w:r>
+              <w:t xml:space="preserve">Gambar </w:t>
+            </w:r>
+            <w:proofErr w:type="spellStart"/>
+            <w:r>
+              <w:t>Deskripsi</w:t>
+            </w:r>
+            <w:proofErr w:type="spellEnd"/>
+            <w:r>
+              <w:t xml:space="preserve"> : </w:t>
+            </w:r>
+            <w:r>
+              <w:t xml:space="preserve">Kabel NYM </w:t>
+            </w:r>
+          </w:p>
+        </w:tc>
+        <w:tc>
+          <w:tcPr>
+            <w:tcW w:w="4985" w:type="dxa"/>
+            <w:vAlign w:val="center"/>
+          </w:tcPr>
+          <w:p>
+            <w:pPr>
+              <w:jc w:val="center"/>
+              <w:rPr>
+                <w:lang w:val="sv-SE"/>
+              </w:rPr>
+            </w:pPr>
+            <w:proofErr w:type="spellStart"/>
+            <w:r>
+              <w:rPr>
+                <w:lang w:val="sv-SE"/>
+              </w:rPr>
+              <w:t>Gambar</w:t>
+            </w:r>
+            <w:proofErr w:type="spellEnd"/>
+            <w:r>
+              <w:rPr>
+                <w:lang w:val="sv-SE"/>
+              </w:rPr>
+              <w:t xml:space="preserve"> </w:t>
+            </w:r>
+            <w:proofErr w:type="spellStart"/>
+            <w:r>
+              <w:rPr>
+                <w:lang w:val="sv-SE"/>
+              </w:rPr>
+              <w:t>Deskripsi</w:t>
+            </w:r>
+            <w:proofErr w:type="spellEnd"/>
+            <w:r>
+              <w:rPr>
+                <w:lang w:val="sv-SE"/>
+              </w:rPr>
+              <w:t xml:space="preserve"> : Kabel NYM </w:t>
+            </w:r>
+            <w:proofErr w:type="spellStart"/>
+            <w:r>
+              <w:rPr>
+                <w:lang w:val="sv-SE"/>
+              </w:rPr>
+              <w:t>Terpasang</w:t>
+            </w:r>
+            <w:proofErr w:type="spellEnd"/>
+          </w:p>
+        </w:tc>
+      </w:tr>
+    </w:tbl>
+    <w:p>
+      <w:pPr>
+        <w:rPr>
+          <w:lang w:val="sv-SE"/>
+        </w:rPr>
+      </w:pPr>
+    </w:p>
+    <w:tbl>
+      <w:tblPr>
+        <w:tblStyle w:val="TableGrid"/>
+        <w:tblW w:w="9924" w:type="dxa"/>
+        <w:tblInd w:w="-431" w:type="dxa"/>
+        <w:tblCellMar>
+          <w:top w:w="85" w:type="dxa"/>
+          <w:left w:w="85" w:type="dxa"/>
+          <w:bottom w:w="85" w:type="dxa"/>
+          <w:right w:w="85" w:type="dxa"/>
+        </w:tblCellMar>
+        <w:tblLook w:val="04A0" w:firstRow="1" w:lastRow="0" w:firstColumn="1" w:lastColumn="0" w:noHBand="0" w:noVBand="1"/>
+      </w:tblPr>
+      <w:tblGrid>
+        <w:gridCol w:w="4939"/>
+        <w:gridCol w:w="4985"/>
+      </w:tblGrid>
+      <w:tr>
+        <w:tc>
+          <w:tcPr>
+            <w:tcW w:w="9924" w:type="dxa"/>
+            <w:gridSpan w:val="2"/>
+            <w:vAlign w:val="center"/>
+          </w:tcPr>
+          <w:p>
+            <w:pPr>
+              <w:spacing w:before="40" w:after="40"/>
+              <w:jc w:val="center"/>
+              <w:rPr>
+                <w:rFonts w:ascii="Times New Roman" w:eastAsia="Times New Roman" w:hAnsi="Times New Roman" w:cs="Times New Roman"/>
+                <w:b/>
+                <w:bCs/>
+                <w:sz w:val="24"/>
+                <w:szCs w:val="24"/>
+              </w:rPr>
+            </w:pPr>
+            <w:proofErr w:type="spellStart"/>
+            <w:r>
+              <w:rPr>
+                <w:rFonts w:ascii="Times New Roman" w:eastAsia="Times New Roman" w:hAnsi="Times New Roman" w:cs="Times New Roman"/>
+                <w:b/>
+                <w:bCs/>
+                <w:sz w:val="24"/>
+                <w:szCs w:val="24"/>
+              </w:rPr>
+              <w:t>Duradus</w:t>
+            </w:r>
+            <w:proofErr w:type="spellEnd"/>
+            <w:r>
+              <w:rPr>
+                <w:rFonts w:ascii="Times New Roman" w:eastAsia="Times New Roman" w:hAnsi="Times New Roman" w:cs="Times New Roman"/>
+                <w:b/>
+                <w:bCs/>
+                <w:sz w:val="24"/>
+                <w:szCs w:val="24"/>
+              </w:rPr>
+              <w:t xml:space="preserve"> Masko 10x10 Hitam</w:t>
+            </w:r>
+          </w:p>
+        </w:tc>
+      </w:tr>
+      <w:tr>
+        <w:tc>
+          <w:tcPr>
+            <w:tcW w:w="4939" w:type="dxa"/>
+            <w:vAlign w:val="center"/>
+          </w:tcPr>
+          <w:p>
+            <w:pPr>
+              <w:jc w:val="center"/>
+            </w:pPr>
+            <w:r>
+              <w:rPr>
+                <w:b/>
+                <w:bCs/>
+              </w:rPr>
+              <w:t xml:space="preserve">Foto </w:t>
+            </w:r>
+            <w:proofErr w:type="spellStart"/>
+            <w:r>
+              <w:rPr>
+                <w:b/>
+                <w:bCs/>
+              </w:rPr>
+              <w:t>Fisik</w:t>
+            </w:r>
+            <w:proofErr w:type="spellEnd"/>
+          </w:p>
+        </w:tc>
+        <w:tc>
+          <w:tcPr>
+            <w:tcW w:w="4985" w:type="dxa"/>
+            <w:vAlign w:val="center"/>
+          </w:tcPr>
+          <w:p>
+            <w:pPr>
+              <w:jc w:val="center"/>
+            </w:pPr>
+            <w:r>
+              <w:rPr>
+                <w:b/>
+                <w:bCs/>
+              </w:rPr>
+              <w:t xml:space="preserve">Foto </w:t>
+            </w:r>
+            <w:proofErr w:type="spellStart"/>
+            <w:r>
+              <w:rPr>
+                <w:b/>
+                <w:bCs/>
+              </w:rPr>
+              <w:t>Terpasang</w:t>
+            </w:r>
+            <w:proofErr w:type="spellEnd"/>
+          </w:p>
+        </w:tc>
+      </w:tr>
+      <w:tr>
+        <w:tc>
+          <w:tcPr>
+            <w:tcW w:w="4939" w:type="dxa"/>
+            <w:vAlign w:val="center"/>
+          </w:tcPr>
+          <w:p>
+            <w:pPr>
+              <w:jc w:val="center"/>
+            </w:pPr>
+            <w:r>
+              <w:rPr>
+                <w:lang w:val="sv-SE"/>
+              </w:rPr>
+              <w:t>{%photo_</w:t>
+            </w:r>
+            <w:r>
+              <w:rPr>
+                <w:lang w:val="sv-SE"/>
+              </w:rPr>
+              <w:t>40</w:t>
+            </w:r>
+            <w:r>
+              <w:rPr>
+                <w:lang w:val="sv-SE"/>
+              </w:rPr>
+              <w:t>}</w:t>
+            </w:r>
+          </w:p>
+        </w:tc>
+        <w:tc>
+          <w:tcPr>
+            <w:tcW w:w="4985" w:type="dxa"/>
+            <w:vAlign w:val="center"/>
+          </w:tcPr>
+          <w:p>
+            <w:pPr>
+              <w:jc w:val="center"/>
+            </w:pPr>
+            <w:r>
+              <w:rPr>
+                <w:lang w:val="sv-SE"/>
+              </w:rPr>
+              <w:t>{%photo_</w:t>
+            </w:r>
+            <w:r>
+              <w:rPr>
+                <w:lang w:val="sv-SE"/>
+              </w:rPr>
+              <w:t>41</w:t>
+            </w:r>
+            <w:r>
+              <w:rPr>
+                <w:lang w:val="sv-SE"/>
+              </w:rPr>
+              <w:t>}</w:t>
+            </w:r>
+          </w:p>
+        </w:tc>
+      </w:tr>
+      <w:tr>
+        <w:tc>
+          <w:tcPr>
+            <w:tcW w:w="4939" w:type="dxa"/>
+            <w:vAlign w:val="center"/>
+          </w:tcPr>
+          <w:p>
+            <w:pPr>
+              <w:jc w:val="center"/>
+            </w:pPr>
+            <w:r>
+              <w:t xml:space="preserve">Gambar </w:t>
+            </w:r>
+            <w:proofErr w:type="spellStart"/>
+            <w:r>
+              <w:t>Deskripsi</w:t>
+            </w:r>
+            <w:proofErr w:type="spellEnd"/>
+            <w:r>
+              <w:t xml:space="preserve"> : </w:t>
+            </w:r>
+            <w:proofErr w:type="spellStart"/>
+            <w:r>
+              <w:t>Duradus</w:t>
+            </w:r>
+            <w:proofErr w:type="spellEnd"/>
+            <w:r>
+              <w:t xml:space="preserve"> 10x10 </w:t>
+            </w:r>
+          </w:p>
+        </w:tc>
+        <w:tc>
+          <w:tcPr>
+            <w:tcW w:w="4985" w:type="dxa"/>
+            <w:vAlign w:val="center"/>
+          </w:tcPr>
+          <w:p>
+            <w:pPr>
+              <w:jc w:val="center"/>
+              <w:rPr>
+                <w:lang w:val="sv-SE"/>
+              </w:rPr>
+            </w:pPr>
+            <w:proofErr w:type="spellStart"/>
+            <w:r>
+              <w:rPr>
+                <w:lang w:val="sv-SE"/>
+              </w:rPr>
+              <w:t>Gambar</w:t>
+            </w:r>
+            <w:proofErr w:type="spellEnd"/>
+            <w:r>
+              <w:rPr>
+                <w:lang w:val="sv-SE"/>
+              </w:rPr>
+              <w:t xml:space="preserve"> </w:t>
+            </w:r>
+            <w:proofErr w:type="spellStart"/>
+            <w:r>
+              <w:rPr>
+                <w:lang w:val="sv-SE"/>
+              </w:rPr>
+              <w:t>Deskripsi</w:t>
+            </w:r>
+            <w:proofErr w:type="spellEnd"/>
+            <w:r>
+              <w:rPr>
+                <w:lang w:val="sv-SE"/>
+              </w:rPr>
+              <w:t xml:space="preserve"> : </w:t>
+            </w:r>
+            <w:proofErr w:type="spellStart"/>
+            <w:r>
+              <w:rPr>
+                <w:lang w:val="sv-SE"/>
+              </w:rPr>
+              <w:t>Duradus</w:t>
+            </w:r>
+            <w:proofErr w:type="spellEnd"/>
+            <w:r>
+              <w:rPr>
+                <w:lang w:val="sv-SE"/>
+              </w:rPr>
+              <w:t xml:space="preserve"> 10x10 </w:t>
+            </w:r>
+            <w:proofErr w:type="spellStart"/>
+            <w:r>
+              <w:rPr>
+                <w:lang w:val="sv-SE"/>
+              </w:rPr>
+              <w:t>Terpasang</w:t>
+            </w:r>
+            <w:proofErr w:type="spellEnd"/>
+          </w:p>
+        </w:tc>
+      </w:tr>
+    </w:tbl>
+    <w:p>
+      <w:pPr>
+        <w:rPr>
+          <w:lang w:val="sv-SE"/>
+        </w:rPr>
+      </w:pPr>
+    </w:p>
+    <w:tbl>
+      <w:tblPr>
+        <w:tblStyle w:val="TableGrid"/>
+        <w:tblW w:w="9924" w:type="dxa"/>
+        <w:tblInd w:w="-431" w:type="dxa"/>
+        <w:tblCellMar>
+          <w:top w:w="85" w:type="dxa"/>
+          <w:left w:w="85" w:type="dxa"/>
+          <w:bottom w:w="85" w:type="dxa"/>
+          <w:right w:w="85" w:type="dxa"/>
+        </w:tblCellMar>
+        <w:tblLook w:val="04A0" w:firstRow="1" w:lastRow="0" w:firstColumn="1" w:lastColumn="0" w:noHBand="0" w:noVBand="1"/>
+      </w:tblPr>
+      <w:tblGrid>
+        <w:gridCol w:w="4939"/>
+        <w:gridCol w:w="4985"/>
+      </w:tblGrid>
+      <w:tr>
+        <w:tc>
+          <w:tcPr>
+            <w:tcW w:w="9924" w:type="dxa"/>
+            <w:gridSpan w:val="2"/>
+            <w:vAlign w:val="center"/>
+          </w:tcPr>
+          <w:p>
+            <w:pPr>
+              <w:spacing w:before="40" w:after="40"/>
+              <w:jc w:val="center"/>
+              <w:rPr>
+                <w:rFonts w:ascii="Times New Roman" w:eastAsia="Times New Roman" w:hAnsi="Times New Roman" w:cs="Times New Roman"/>
+                <w:b/>
+                <w:bCs/>
+                <w:sz w:val="24"/>
+                <w:szCs w:val="24"/>
+              </w:rPr>
+            </w:pPr>
+            <w:r>
+              <w:rPr>
+                <w:rFonts w:ascii="Times New Roman" w:eastAsia="Times New Roman" w:hAnsi="Times New Roman" w:cs="Times New Roman"/>
+                <w:b/>
+                <w:bCs/>
+                <w:sz w:val="24"/>
+                <w:szCs w:val="24"/>
+              </w:rPr>
+              <w:t>Box Panel Outdoor Saka 40x30x20</w:t>
+            </w:r>
+          </w:p>
+        </w:tc>
+      </w:tr>
+      <w:tr>
+        <w:tc>
+          <w:tcPr>
+            <w:tcW w:w="4939" w:type="dxa"/>
+            <w:vAlign w:val="center"/>
+          </w:tcPr>
+          <w:p>
+            <w:pPr>
+              <w:jc w:val="center"/>
+            </w:pPr>
+            <w:r>
+              <w:rPr>
+                <w:b/>
+                <w:bCs/>
+              </w:rPr>
+              <w:t xml:space="preserve">Foto </w:t>
+            </w:r>
+            <w:proofErr w:type="spellStart"/>
+            <w:r>
+              <w:rPr>
+                <w:b/>
+                <w:bCs/>
+              </w:rPr>
+              <w:t>Fisik</w:t>
+            </w:r>
+            <w:proofErr w:type="spellEnd"/>
+          </w:p>
+        </w:tc>
+        <w:tc>
+          <w:tcPr>
+            <w:tcW w:w="4985" w:type="dxa"/>
+            <w:vAlign w:val="center"/>
+          </w:tcPr>
+          <w:p>
+            <w:pPr>
+              <w:jc w:val="center"/>
+            </w:pPr>
+            <w:r>
+              <w:rPr>
+                <w:b/>
+                <w:bCs/>
+              </w:rPr>
+              <w:t xml:space="preserve">Foto </w:t>
+            </w:r>
+            <w:proofErr w:type="spellStart"/>
+            <w:r>
+              <w:rPr>
+                <w:b/>
+                <w:bCs/>
+              </w:rPr>
+              <w:t>Terpasang</w:t>
+            </w:r>
+            <w:proofErr w:type="spellEnd"/>
+          </w:p>
+        </w:tc>
+      </w:tr>
+      <w:tr>
+        <w:tc>
+          <w:tcPr>
+            <w:tcW w:w="4939" w:type="dxa"/>
+            <w:vAlign w:val="center"/>
+          </w:tcPr>
+          <w:p>
+            <w:pPr>
+              <w:jc w:val="center"/>
+            </w:pPr>
+            <w:r>
+              <w:rPr>
+                <w:lang w:val="sv-SE"/>
+              </w:rPr>
+              <w:t>{%photo_</w:t>
+            </w:r>
+            <w:r>
+              <w:rPr>
+                <w:lang w:val="sv-SE"/>
+              </w:rPr>
+              <w:t>42</w:t>
+            </w:r>
+            <w:r>
+              <w:rPr>
+                <w:lang w:val="sv-SE"/>
+              </w:rPr>
+              <w:t>}</w:t>
+            </w:r>
+          </w:p>
+        </w:tc>
+        <w:tc>
+          <w:tcPr>
+            <w:tcW w:w="4985" w:type="dxa"/>
+            <w:vAlign w:val="center"/>
+          </w:tcPr>
+          <w:p>
+            <w:pPr>
+              <w:jc w:val="center"/>
+            </w:pPr>
+            <w:r>
+              <w:rPr>
+                <w:lang w:val="sv-SE"/>
+              </w:rPr>
+              <w:t>{%photo_</w:t>
+            </w:r>
+            <w:r>
+              <w:rPr>
+                <w:lang w:val="sv-SE"/>
+              </w:rPr>
+              <w:t>43</w:t>
+            </w:r>
+            <w:r>
+              <w:rPr>
+                <w:lang w:val="sv-SE"/>
+              </w:rPr>
+              <w:t>}</w:t>
+            </w:r>
+          </w:p>
+        </w:tc>
+      </w:tr>
+      <w:tr>
+        <w:tc>
+          <w:tcPr>
+            <w:tcW w:w="4939" w:type="dxa"/>
+            <w:vAlign w:val="center"/>
+          </w:tcPr>
+          <w:p>
+            <w:pPr>
+              <w:jc w:val="center"/>
+            </w:pPr>
+            <w:r>
+              <w:t xml:space="preserve">Gambar </w:t>
+            </w:r>
+            <w:proofErr w:type="spellStart"/>
+            <w:r>
+              <w:t>Deskripsi</w:t>
+            </w:r>
+            <w:proofErr w:type="spellEnd"/>
+            <w:r>
+              <w:t xml:space="preserve"> : </w:t>
+            </w:r>
+            <w:r>
+              <w:t xml:space="preserve">Box Panel </w:t>
+            </w:r>
+          </w:p>
+        </w:tc>
+        <w:tc>
+          <w:tcPr>
+            <w:tcW w:w="4985" w:type="dxa"/>
+            <w:vAlign w:val="center"/>
+          </w:tcPr>
+          <w:p>
+            <w:pPr>
+              <w:jc w:val="center"/>
+              <w:rPr>
+                <w:lang w:val="sv-SE"/>
+              </w:rPr>
+            </w:pPr>
+            <w:proofErr w:type="spellStart"/>
+            <w:r>
+              <w:rPr>
+                <w:lang w:val="sv-SE"/>
+              </w:rPr>
+              <w:t>Gambar</w:t>
+            </w:r>
+            <w:proofErr w:type="spellEnd"/>
+            <w:r>
+              <w:rPr>
+                <w:lang w:val="sv-SE"/>
+              </w:rPr>
+              <w:t xml:space="preserve"> </w:t>
+            </w:r>
+            <w:proofErr w:type="spellStart"/>
+            <w:r>
+              <w:rPr>
+                <w:lang w:val="sv-SE"/>
+              </w:rPr>
+              <w:t>Deskripsi</w:t>
+            </w:r>
+            <w:proofErr w:type="spellEnd"/>
+            <w:r>
+              <w:rPr>
+                <w:lang w:val="sv-SE"/>
+              </w:rPr>
+              <w:t xml:space="preserve"> : Box Panel </w:t>
+            </w:r>
+            <w:proofErr w:type="spellStart"/>
+            <w:r>
+              <w:rPr>
+                <w:lang w:val="sv-SE"/>
+              </w:rPr>
+              <w:t>Terpasang</w:t>
+            </w:r>
+            <w:proofErr w:type="spellEnd"/>
+          </w:p>
+        </w:tc>
+      </w:tr>
+    </w:tbl>
+    <w:p>
+      <w:pPr>
+        <w:rPr>
+          <w:lang w:val="sv-SE"/>
+        </w:rPr>
+      </w:pPr>
+    </w:p>
+    <w:p>
+      <w:pPr>
+        <w:rPr>
+          <w:lang w:val="sv-SE"/>
+        </w:rPr>
+      </w:pPr>
+    </w:p>
+    <w:p>
+      <w:pPr>
+        <w:rPr>
+          <w:lang w:val="sv-SE"/>
+        </w:rPr>
+      </w:pPr>
+    </w:p>
+    <w:p>
+      <w:pPr>
+        <w:rPr>
+          <w:lang w:val="sv-SE"/>
+        </w:rPr>
+      </w:pPr>
+    </w:p>
+    <w:tbl>
+      <w:tblPr>
+        <w:tblStyle w:val="TableGrid"/>
+        <w:tblW w:w="9924" w:type="dxa"/>
+        <w:tblInd w:w="-431" w:type="dxa"/>
+        <w:tblCellMar>
+          <w:top w:w="85" w:type="dxa"/>
+          <w:left w:w="85" w:type="dxa"/>
+          <w:bottom w:w="85" w:type="dxa"/>
+          <w:right w:w="85" w:type="dxa"/>
+        </w:tblCellMar>
+        <w:tblLook w:val="04A0" w:firstRow="1" w:lastRow="0" w:firstColumn="1" w:lastColumn="0" w:noHBand="0" w:noVBand="1"/>
+      </w:tblPr>
+      <w:tblGrid>
+        <w:gridCol w:w="4939"/>
+        <w:gridCol w:w="4985"/>
+      </w:tblGrid>
+      <w:tr>
+        <w:tc>
+          <w:tcPr>
+            <w:tcW w:w="9924" w:type="dxa"/>
+            <w:gridSpan w:val="2"/>
+            <w:vAlign w:val="center"/>
+          </w:tcPr>
+          <w:p>
+            <w:pPr>
+              <w:spacing w:before="40" w:after="40"/>
+              <w:jc w:val="center"/>
+              <w:rPr>
+                <w:rFonts w:ascii="Times New Roman" w:eastAsia="Times New Roman" w:hAnsi="Times New Roman" w:cs="Times New Roman"/>
+                <w:b/>
+                <w:bCs/>
+                <w:sz w:val="24"/>
+                <w:szCs w:val="24"/>
+              </w:rPr>
+            </w:pPr>
+            <w:proofErr w:type="spellStart"/>
+            <w:r>
+              <w:rPr>
+                <w:rFonts w:ascii="Times New Roman" w:eastAsia="Times New Roman" w:hAnsi="Times New Roman" w:cs="Times New Roman"/>
+                <w:b/>
+                <w:bCs/>
+                <w:sz w:val="24"/>
+                <w:szCs w:val="24"/>
+              </w:rPr>
+              <w:t>Steker</w:t>
+            </w:r>
+            <w:proofErr w:type="spellEnd"/>
+            <w:r>
+              <w:rPr>
+                <w:rFonts w:ascii="Times New Roman" w:eastAsia="Times New Roman" w:hAnsi="Times New Roman" w:cs="Times New Roman"/>
+                <w:b/>
+                <w:bCs/>
+                <w:sz w:val="24"/>
+                <w:szCs w:val="24"/>
+              </w:rPr>
+              <w:t xml:space="preserve"> </w:t>
+            </w:r>
+            <w:proofErr w:type="spellStart"/>
+            <w:r>
+              <w:rPr>
+                <w:rFonts w:ascii="Times New Roman" w:eastAsia="Times New Roman" w:hAnsi="Times New Roman" w:cs="Times New Roman"/>
+                <w:b/>
+                <w:bCs/>
+                <w:sz w:val="24"/>
+                <w:szCs w:val="24"/>
+              </w:rPr>
+              <w:t>Arde</w:t>
+            </w:r>
+            <w:proofErr w:type="spellEnd"/>
+            <w:r>
+              <w:rPr>
+                <w:rFonts w:ascii="Times New Roman" w:eastAsia="Times New Roman" w:hAnsi="Times New Roman" w:cs="Times New Roman"/>
+                <w:b/>
+                <w:bCs/>
+                <w:sz w:val="24"/>
+                <w:szCs w:val="24"/>
+              </w:rPr>
+              <w:t xml:space="preserve"> </w:t>
+            </w:r>
+            <w:proofErr w:type="spellStart"/>
+            <w:r>
+              <w:rPr>
+                <w:rFonts w:ascii="Times New Roman" w:eastAsia="Times New Roman" w:hAnsi="Times New Roman" w:cs="Times New Roman"/>
+                <w:b/>
+                <w:bCs/>
+                <w:sz w:val="24"/>
+                <w:szCs w:val="24"/>
+              </w:rPr>
+              <w:t>Uticon</w:t>
+            </w:r>
+            <w:proofErr w:type="spellEnd"/>
+            <w:r>
+              <w:rPr>
+                <w:rFonts w:ascii="Times New Roman" w:eastAsia="Times New Roman" w:hAnsi="Times New Roman" w:cs="Times New Roman"/>
+                <w:b/>
+                <w:bCs/>
+                <w:sz w:val="24"/>
+                <w:szCs w:val="24"/>
+              </w:rPr>
+              <w:t xml:space="preserve"> Kaki 2</w:t>
+            </w:r>
+          </w:p>
+        </w:tc>
+      </w:tr>
+      <w:tr>
+        <w:tc>
+          <w:tcPr>
+            <w:tcW w:w="4939" w:type="dxa"/>
+            <w:vAlign w:val="center"/>
+          </w:tcPr>
+          <w:p>
+            <w:pPr>
+              <w:jc w:val="center"/>
+            </w:pPr>
+            <w:r>
+              <w:rPr>
+                <w:b/>
+                <w:bCs/>
+              </w:rPr>
+              <w:t xml:space="preserve">Foto </w:t>
+            </w:r>
+            <w:proofErr w:type="spellStart"/>
+            <w:r>
+              <w:rPr>
+                <w:b/>
+                <w:bCs/>
+              </w:rPr>
+              <w:t>Fisik</w:t>
+            </w:r>
+            <w:proofErr w:type="spellEnd"/>
+          </w:p>
+        </w:tc>
+        <w:tc>
+          <w:tcPr>
+            <w:tcW w:w="4985" w:type="dxa"/>
+            <w:vAlign w:val="center"/>
+          </w:tcPr>
+          <w:p>
+            <w:pPr>
+              <w:jc w:val="center"/>
+            </w:pPr>
+            <w:r>
+              <w:rPr>
+                <w:b/>
+                <w:bCs/>
+              </w:rPr>
+              <w:t xml:space="preserve">Foto </w:t>
+            </w:r>
+            <w:proofErr w:type="spellStart"/>
+            <w:r>
+              <w:rPr>
+                <w:b/>
+                <w:bCs/>
+              </w:rPr>
+              <w:t>Terpasang</w:t>
+            </w:r>
+            <w:proofErr w:type="spellEnd"/>
+          </w:p>
+        </w:tc>
+      </w:tr>
+      <w:tr>
+        <w:tc>
+          <w:tcPr>
+            <w:tcW w:w="4939" w:type="dxa"/>
+            <w:vAlign w:val="center"/>
+          </w:tcPr>
+          <w:p>
+            <w:pPr>
+              <w:jc w:val="center"/>
+            </w:pPr>
+            <w:r>
+              <w:rPr>
+                <w:lang w:val="sv-SE"/>
+              </w:rPr>
+              <w:t>{%photo_</w:t>
+            </w:r>
+            <w:r>
+              <w:rPr>
+                <w:lang w:val="sv-SE"/>
+              </w:rPr>
+              <w:t>44</w:t>
+            </w:r>
+            <w:r>
+              <w:rPr>
+                <w:lang w:val="sv-SE"/>
+              </w:rPr>
+              <w:t>}</w:t>
+            </w:r>
+          </w:p>
+        </w:tc>
+        <w:tc>
+          <w:tcPr>
+            <w:tcW w:w="4985" w:type="dxa"/>
+            <w:vAlign w:val="center"/>
+          </w:tcPr>
+          <w:p>
+            <w:pPr>
+              <w:jc w:val="center"/>
+            </w:pPr>
+            <w:r>
+              <w:rPr>
+                <w:lang w:val="sv-SE"/>
+              </w:rPr>
+              <w:t>{%photo_</w:t>
+            </w:r>
+            <w:r>
+              <w:rPr>
+                <w:lang w:val="sv-SE"/>
+              </w:rPr>
+              <w:t>45</w:t>
+            </w:r>
+            <w:r>
+              <w:rPr>
+                <w:lang w:val="sv-SE"/>
+              </w:rPr>
+              <w:t>}</w:t>
+            </w:r>
+          </w:p>
+        </w:tc>
+      </w:tr>
+      <w:tr>
+        <w:tc>
+          <w:tcPr>
+            <w:tcW w:w="4939" w:type="dxa"/>
+            <w:vAlign w:val="center"/>
+          </w:tcPr>
+          <w:p>
+            <w:pPr>
+              <w:jc w:val="center"/>
+            </w:pPr>
+            <w:r>
+              <w:t xml:space="preserve">Gambar </w:t>
+            </w:r>
+            <w:proofErr w:type="spellStart"/>
+            <w:r>
+              <w:t>Deskripsi</w:t>
+            </w:r>
+            <w:proofErr w:type="spellEnd"/>
+            <w:r>
+              <w:t xml:space="preserve"> : </w:t>
+            </w:r>
+            <w:proofErr w:type="spellStart"/>
+            <w:r>
+              <w:t>Steker</w:t>
+            </w:r>
+            <w:proofErr w:type="spellEnd"/>
+            <w:r>
+              <w:t xml:space="preserve"> </w:t>
+            </w:r>
+            <w:proofErr w:type="spellStart"/>
+            <w:r>
+              <w:t>Uticon</w:t>
+            </w:r>
+            <w:proofErr w:type="spellEnd"/>
+            <w:r>
+              <w:t xml:space="preserve"> </w:t>
+            </w:r>
+          </w:p>
+        </w:tc>
+        <w:tc>
+          <w:tcPr>
+            <w:tcW w:w="4985" w:type="dxa"/>
+            <w:vAlign w:val="center"/>
+          </w:tcPr>
+          <w:p>
+            <w:pPr>
+              <w:jc w:val="center"/>
+            </w:pPr>
+            <w:r>
+              <w:t xml:space="preserve">Gambar </w:t>
+            </w:r>
+            <w:proofErr w:type="spellStart"/>
+            <w:r>
+              <w:t>Deskripsi</w:t>
+            </w:r>
+            <w:proofErr w:type="spellEnd"/>
+            <w:r>
+              <w:t xml:space="preserve"> : </w:t>
+            </w:r>
+            <w:proofErr w:type="spellStart"/>
+            <w:r>
+              <w:t>Steker</w:t>
+            </w:r>
+            <w:proofErr w:type="spellEnd"/>
+            <w:r>
+              <w:t xml:space="preserve"> </w:t>
+            </w:r>
+            <w:proofErr w:type="spellStart"/>
+            <w:r>
+              <w:t>Terpasang</w:t>
+            </w:r>
+            <w:proofErr w:type="spellEnd"/>
+          </w:p>
+        </w:tc>
+      </w:tr>
+    </w:tbl>
+    <w:p/>
+    <w:tbl>
+      <w:tblPr>
+        <w:tblStyle w:val="TableGrid"/>
+        <w:tblW w:w="9924" w:type="dxa"/>
+        <w:tblInd w:w="-431" w:type="dxa"/>
+        <w:tblCellMar>
+          <w:top w:w="85" w:type="dxa"/>
+          <w:left w:w="85" w:type="dxa"/>
+          <w:bottom w:w="85" w:type="dxa"/>
+          <w:right w:w="85" w:type="dxa"/>
+        </w:tblCellMar>
+        <w:tblLook w:val="04A0" w:firstRow="1" w:lastRow="0" w:firstColumn="1" w:lastColumn="0" w:noHBand="0" w:noVBand="1"/>
+      </w:tblPr>
+      <w:tblGrid>
+        <w:gridCol w:w="4939"/>
+        <w:gridCol w:w="4985"/>
+      </w:tblGrid>
+      <w:tr>
+        <w:tc>
+          <w:tcPr>
+            <w:tcW w:w="9924" w:type="dxa"/>
+            <w:gridSpan w:val="2"/>
+            <w:vAlign w:val="center"/>
+          </w:tcPr>
+          <w:p>
+            <w:pPr>
+              <w:spacing w:before="40" w:after="40"/>
+              <w:jc w:val="center"/>
+              <w:rPr>
+                <w:rFonts w:ascii="Times New Roman" w:eastAsia="Times New Roman" w:hAnsi="Times New Roman" w:cs="Times New Roman"/>
+                <w:b/>
+                <w:bCs/>
+                <w:sz w:val="24"/>
+                <w:szCs w:val="24"/>
+              </w:rPr>
+            </w:pPr>
+            <w:r>
+              <w:rPr>
+                <w:rFonts w:ascii="Times New Roman" w:eastAsia="Times New Roman" w:hAnsi="Times New Roman" w:cs="Times New Roman"/>
+                <w:b/>
+                <w:bCs/>
+                <w:sz w:val="24"/>
+                <w:szCs w:val="24"/>
+              </w:rPr>
+              <w:t xml:space="preserve">Stop Kontak </w:t>
+            </w:r>
+            <w:proofErr w:type="spellStart"/>
+            <w:r>
+              <w:rPr>
+                <w:rFonts w:ascii="Times New Roman" w:eastAsia="Times New Roman" w:hAnsi="Times New Roman" w:cs="Times New Roman"/>
+                <w:b/>
+                <w:bCs/>
+                <w:sz w:val="24"/>
+                <w:szCs w:val="24"/>
+              </w:rPr>
+              <w:t>Outbow</w:t>
+            </w:r>
+            <w:proofErr w:type="spellEnd"/>
+            <w:r>
+              <w:rPr>
+                <w:rFonts w:ascii="Times New Roman" w:eastAsia="Times New Roman" w:hAnsi="Times New Roman" w:cs="Times New Roman"/>
+                <w:b/>
+                <w:bCs/>
+                <w:sz w:val="24"/>
+                <w:szCs w:val="24"/>
+              </w:rPr>
+              <w:t xml:space="preserve"> </w:t>
+            </w:r>
+            <w:proofErr w:type="spellStart"/>
+            <w:r>
+              <w:rPr>
+                <w:rFonts w:ascii="Times New Roman" w:eastAsia="Times New Roman" w:hAnsi="Times New Roman" w:cs="Times New Roman"/>
+                <w:b/>
+                <w:bCs/>
+                <w:sz w:val="24"/>
+                <w:szCs w:val="24"/>
+              </w:rPr>
+              <w:t>Uticon</w:t>
+            </w:r>
+            <w:proofErr w:type="spellEnd"/>
+            <w:r>
+              <w:rPr>
+                <w:rFonts w:ascii="Times New Roman" w:eastAsia="Times New Roman" w:hAnsi="Times New Roman" w:cs="Times New Roman"/>
+                <w:b/>
+                <w:bCs/>
+                <w:sz w:val="24"/>
+                <w:szCs w:val="24"/>
+              </w:rPr>
+              <w:t xml:space="preserve"> 4 Hole</w:t>
+            </w:r>
+          </w:p>
+        </w:tc>
+      </w:tr>
+      <w:tr>
+        <w:tc>
+          <w:tcPr>
+            <w:tcW w:w="4939" w:type="dxa"/>
+            <w:vAlign w:val="center"/>
+          </w:tcPr>
+          <w:p>
+            <w:pPr>
+              <w:jc w:val="center"/>
+            </w:pPr>
+            <w:r>
+              <w:rPr>
+                <w:b/>
+                <w:bCs/>
+              </w:rPr>
+              <w:lastRenderedPageBreak/>
+              <w:t xml:space="preserve">Foto </w:t>
+            </w:r>
+            <w:proofErr w:type="spellStart"/>
+            <w:r>
+              <w:rPr>
+                <w:b/>
+                <w:bCs/>
+              </w:rPr>
+              <w:t>Fisik</w:t>
+            </w:r>
+            <w:proofErr w:type="spellEnd"/>
+          </w:p>
+        </w:tc>
+        <w:tc>
+          <w:tcPr>
+            <w:tcW w:w="4985" w:type="dxa"/>
+            <w:vAlign w:val="center"/>
+          </w:tcPr>
+          <w:p>
+            <w:pPr>
+              <w:jc w:val="center"/>
+            </w:pPr>
+            <w:r>
+              <w:rPr>
+                <w:b/>
+                <w:bCs/>
+              </w:rPr>
+              <w:t xml:space="preserve">Foto </w:t>
+            </w:r>
+            <w:proofErr w:type="spellStart"/>
+            <w:r>
+              <w:rPr>
+                <w:b/>
+                <w:bCs/>
+              </w:rPr>
+              <w:t>Terpasang</w:t>
+            </w:r>
+            <w:proofErr w:type="spellEnd"/>
+          </w:p>
+        </w:tc>
+      </w:tr>
+      <w:tr>
+        <w:tc>
+          <w:tcPr>
+            <w:tcW w:w="4939" w:type="dxa"/>
+            <w:vAlign w:val="center"/>
+          </w:tcPr>
+          <w:p>
+            <w:pPr>
+              <w:jc w:val="center"/>
+            </w:pPr>
+            <w:r>
+              <w:rPr>
+                <w:lang w:val="sv-SE"/>
+              </w:rPr>
+              <w:t>{%photo_</w:t>
+            </w:r>
+            <w:r>
+              <w:rPr>
+                <w:lang w:val="sv-SE"/>
+              </w:rPr>
+              <w:t>46</w:t>
+            </w:r>
+            <w:r>
+              <w:rPr>
+                <w:lang w:val="sv-SE"/>
+              </w:rPr>
+              <w:t>}</w:t>
+            </w:r>
+          </w:p>
+        </w:tc>
+        <w:tc>
+          <w:tcPr>
+            <w:tcW w:w="4985" w:type="dxa"/>
+            <w:vAlign w:val="center"/>
+          </w:tcPr>
+          <w:p>
+            <w:pPr>
+              <w:jc w:val="center"/>
+            </w:pPr>
+            <w:r>
+              <w:rPr>
+                <w:lang w:val="sv-SE"/>
+              </w:rPr>
+              <w:t>{%photo_</w:t>
+            </w:r>
+            <w:r>
+              <w:rPr>
+                <w:lang w:val="sv-SE"/>
+              </w:rPr>
+              <w:t>47</w:t>
+            </w:r>
+            <w:r>
+              <w:rPr>
+                <w:lang w:val="sv-SE"/>
+              </w:rPr>
+              <w:t>}</w:t>
+            </w:r>
+          </w:p>
+        </w:tc>
+      </w:tr>
+      <w:tr>
+        <w:tc>
+          <w:tcPr>
+            <w:tcW w:w="4939" w:type="dxa"/>
+            <w:vAlign w:val="center"/>
+          </w:tcPr>
+          <w:p>
+            <w:pPr>
+              <w:jc w:val="center"/>
+            </w:pPr>
+            <w:r>
+              <w:t xml:space="preserve">Gambar </w:t>
+            </w:r>
+            <w:proofErr w:type="spellStart"/>
+            <w:r>
+              <w:t>Deskripsi</w:t>
+            </w:r>
+            <w:proofErr w:type="spellEnd"/>
+            <w:r>
+              <w:t xml:space="preserve"> : </w:t>
+            </w:r>
+            <w:r>
+              <w:t xml:space="preserve">Stop Kontak </w:t>
+            </w:r>
+          </w:p>
+        </w:tc>
+        <w:tc>
+          <w:tcPr>
+            <w:tcW w:w="4985" w:type="dxa"/>
+            <w:vAlign w:val="center"/>
+          </w:tcPr>
+          <w:p>
+            <w:pPr>
+              <w:jc w:val="center"/>
+              <w:rPr>
+                <w:lang w:val="sv-SE"/>
+              </w:rPr>
+            </w:pPr>
+            <w:proofErr w:type="spellStart"/>
+            <w:r>
+              <w:rPr>
+                <w:lang w:val="sv-SE"/>
+              </w:rPr>
+              <w:t>Gambar</w:t>
+            </w:r>
+            <w:proofErr w:type="spellEnd"/>
+            <w:r>
+              <w:rPr>
+                <w:lang w:val="sv-SE"/>
+              </w:rPr>
+              <w:t xml:space="preserve"> </w:t>
+            </w:r>
+            <w:proofErr w:type="spellStart"/>
+            <w:r>
+              <w:rPr>
+                <w:lang w:val="sv-SE"/>
+              </w:rPr>
+              <w:t>Deskripsi</w:t>
+            </w:r>
+            <w:proofErr w:type="spellEnd"/>
+            <w:r>
+              <w:rPr>
+                <w:lang w:val="sv-SE"/>
+              </w:rPr>
+              <w:t xml:space="preserve"> : </w:t>
+            </w:r>
+            <w:r>
+              <w:rPr>
+                <w:lang w:val="sv-SE"/>
+              </w:rPr>
+              <w:t xml:space="preserve">Stop </w:t>
+            </w:r>
+            <w:proofErr w:type="spellStart"/>
+            <w:r>
+              <w:rPr>
+                <w:lang w:val="sv-SE"/>
+              </w:rPr>
+              <w:t>Kontak</w:t>
+            </w:r>
+            <w:proofErr w:type="spellEnd"/>
+            <w:r>
+              <w:rPr>
+                <w:lang w:val="sv-SE"/>
+              </w:rPr>
+              <w:t xml:space="preserve"> </w:t>
+            </w:r>
+            <w:proofErr w:type="spellStart"/>
+            <w:r>
+              <w:rPr>
+                <w:lang w:val="sv-SE"/>
+              </w:rPr>
+              <w:t>Terpasang</w:t>
+            </w:r>
+            <w:proofErr w:type="spellEnd"/>
+          </w:p>
+        </w:tc>
+      </w:tr>
+    </w:tbl>
+    <w:p>
+      <w:pPr>
+        <w:rPr>
+          <w:lang w:val="sv-SE"/>
+        </w:rPr>
+      </w:pPr>
+    </w:p>
+    <w:tbl>
+      <w:tblPr>
+        <w:tblStyle w:val="TableGrid"/>
+        <w:tblW w:w="9924" w:type="dxa"/>
+        <w:tblInd w:w="-431" w:type="dxa"/>
+        <w:tblCellMar>
+          <w:top w:w="85" w:type="dxa"/>
+          <w:left w:w="85" w:type="dxa"/>
+          <w:bottom w:w="85" w:type="dxa"/>
+          <w:right w:w="85" w:type="dxa"/>
+        </w:tblCellMar>
+        <w:tblLook w:val="04A0" w:firstRow="1" w:lastRow="0" w:firstColumn="1" w:lastColumn="0" w:noHBand="0" w:noVBand="1"/>
+      </w:tblPr>
+      <w:tblGrid>
+        <w:gridCol w:w="4939"/>
+        <w:gridCol w:w="4985"/>
+      </w:tblGrid>
+      <w:tr>
+        <w:tc>
+          <w:tcPr>
+            <w:tcW w:w="9924" w:type="dxa"/>
+            <w:gridSpan w:val="2"/>
+            <w:vAlign w:val="center"/>
+          </w:tcPr>
+          <w:p>
+            <w:pPr>
+              <w:spacing w:before="40" w:after="40"/>
+              <w:jc w:val="center"/>
+              <w:rPr>
+                <w:rFonts w:ascii="Times New Roman" w:eastAsia="Times New Roman" w:hAnsi="Times New Roman" w:cs="Times New Roman"/>
+                <w:b/>
+                <w:bCs/>
+                <w:sz w:val="24"/>
+                <w:szCs w:val="24"/>
+              </w:rPr>
+            </w:pPr>
+            <w:r>
+              <w:rPr>
+                <w:rFonts w:ascii="Times New Roman" w:eastAsia="Times New Roman" w:hAnsi="Times New Roman" w:cs="Times New Roman"/>
+                <w:b/>
+                <w:bCs/>
+                <w:sz w:val="24"/>
+                <w:szCs w:val="24"/>
+              </w:rPr>
+              <w:t>Kabel Twisted Uk. 2 x 10 mm</w:t>
+            </w:r>
+          </w:p>
+        </w:tc>
+      </w:tr>
+      <w:tr>
+        <w:tc>
+          <w:tcPr>
+            <w:tcW w:w="4939" w:type="dxa"/>
+            <w:vAlign w:val="center"/>
+          </w:tcPr>
+          <w:p>
+            <w:pPr>
+              <w:jc w:val="center"/>
+            </w:pPr>
+            <w:r>
+              <w:rPr>
+                <w:b/>
+                <w:bCs/>
+              </w:rPr>
+              <w:t xml:space="preserve">Foto </w:t>
+            </w:r>
+            <w:proofErr w:type="spellStart"/>
+            <w:r>
+              <w:rPr>
+                <w:b/>
+                <w:bCs/>
+              </w:rPr>
+              <w:t>Fisik</w:t>
+            </w:r>
+            <w:proofErr w:type="spellEnd"/>
+          </w:p>
+        </w:tc>
+        <w:tc>
+          <w:tcPr>
+            <w:tcW w:w="4985" w:type="dxa"/>
+            <w:vAlign w:val="center"/>
+          </w:tcPr>
+          <w:p>
+            <w:pPr>
+              <w:jc w:val="center"/>
+            </w:pPr>
+            <w:r>
+              <w:rPr>
+                <w:b/>
+                <w:bCs/>
+              </w:rPr>
+              <w:t xml:space="preserve">Foto </w:t>
+            </w:r>
+            <w:proofErr w:type="spellStart"/>
+            <w:r>
+              <w:rPr>
+                <w:b/>
+                <w:bCs/>
+              </w:rPr>
+              <w:t>Terpasang</w:t>
+            </w:r>
+            <w:proofErr w:type="spellEnd"/>
+          </w:p>
+        </w:tc>
+      </w:tr>
+      <w:tr>
+        <w:tc>
+          <w:tcPr>
+            <w:tcW w:w="4939" w:type="dxa"/>
+            <w:vAlign w:val="center"/>
+          </w:tcPr>
+          <w:p>
+            <w:pPr>
+              <w:jc w:val="center"/>
+            </w:pPr>
+            <w:r>
+              <w:rPr>
+                <w:lang w:val="sv-SE"/>
+              </w:rPr>
+              <w:t>{%photo_</w:t>
+            </w:r>
+            <w:r>
+              <w:rPr>
+                <w:lang w:val="sv-SE"/>
+              </w:rPr>
+              <w:t>48</w:t>
+            </w:r>
+            <w:r>
+              <w:rPr>
+                <w:lang w:val="sv-SE"/>
+              </w:rPr>
+              <w:t>}</w:t>
+            </w:r>
+          </w:p>
+        </w:tc>
+        <w:tc>
+          <w:tcPr>
+            <w:tcW w:w="4985" w:type="dxa"/>
+            <w:vAlign w:val="center"/>
+          </w:tcPr>
+          <w:p>
+            <w:pPr>
+              <w:jc w:val="center"/>
+            </w:pPr>
+            <w:r>
+              <w:rPr>
+                <w:lang w:val="sv-SE"/>
+              </w:rPr>
+              <w:t>{%photo_</w:t>
+            </w:r>
+            <w:r>
+              <w:rPr>
+                <w:lang w:val="sv-SE"/>
+              </w:rPr>
+              <w:t>49</w:t>
+            </w:r>
+            <w:r>
+              <w:rPr>
+                <w:lang w:val="sv-SE"/>
+              </w:rPr>
+              <w:t>}</w:t>
+            </w:r>
+          </w:p>
+        </w:tc>
+      </w:tr>
+    </w:tbl>
+    <w:p/>
+    <w:p/>
+    <w:p/>
+    <w:p/>
+    <w:p/>
+    <w:p/>
+    <w:p/>
+    <w:p/>
+    <w:p/>
+    <w:p/>
+    <w:p/>
+    <w:p/>
+    <w:p>
+      <w:pPr>
+        <w:pStyle w:val="Heading1"/>
+        <w:numPr>
+          <w:ilvl w:val="0"/>
+          <w:numId w:val="2"/>
+        </w:numPr>
+        <w:spacing w:before="0" w:after="0" w:line="360" w:lineRule="auto"/>
+        <w:ind w:left="567" w:hanging="567"/>
+        <w:rPr>
+          <w:rFonts w:ascii="Times New Roman" w:hAnsi="Times New Roman" w:cs="Times New Roman"/>
+          <w:sz w:val="24"/>
+          <w:szCs w:val="24"/>
+        </w:rPr>
+      </w:pPr>
+      <w:r>
+        <w:rPr>
+          <w:rFonts w:ascii="Times New Roman" w:hAnsi="Times New Roman" w:cs="Times New Roman"/>
+          <w:sz w:val="24"/>
+          <w:szCs w:val="24"/>
+        </w:rPr>
+        <w:t xml:space="preserve">JASA INSTALASI </w:t>
+      </w:r>
+    </w:p>
+    <w:tbl>
+      <w:tblPr>
+        <w:tblStyle w:val="TableGrid"/>
+        <w:tblW w:w="9924" w:type="dxa"/>
+        <w:tblInd w:w="-431" w:type="dxa"/>
+        <w:tblCellMar>
+          <w:top w:w="85" w:type="dxa"/>
+          <w:left w:w="85" w:type="dxa"/>
+          <w:bottom w:w="85" w:type="dxa"/>
+          <w:right w:w="85" w:type="dxa"/>
+        </w:tblCellMar>
+        <w:tblLook w:val="04A0" w:firstRow="1" w:lastRow="0" w:firstColumn="1" w:lastColumn="0" w:noHBand="0" w:noVBand="1"/>
+      </w:tblPr>
+      <w:tblGrid>
+        <w:gridCol w:w="4939"/>
+        <w:gridCol w:w="4985"/>
+      </w:tblGrid>
+      <w:tr>
+        <w:tc>
+          <w:tcPr>
+            <w:tcW w:w="4939" w:type="dxa"/>
+            <w:vAlign w:val="bottom"/>
+          </w:tcPr>
+          <w:p>
+            <w:pPr>
+              <w:tabs>
+                <w:tab w:val="left" w:pos="1140"/>
+              </w:tabs>
+              <w:jc w:val="center"/>
+              <w:rPr>
+                <w:rFonts w:ascii="Times New Roman" w:eastAsia="Times New Roman" w:hAnsi="Times New Roman" w:cs="Times New Roman"/>
+                <w:sz w:val="24"/>
+                <w:szCs w:val="24"/>
+              </w:rPr>
+            </w:pPr>
+            <w:r>
+              <w:rPr>
+                <w:lang w:val="sv-SE"/>
+              </w:rPr>
+              <w:t>{%photo_</w:t>
+            </w:r>
+            <w:r>
+              <w:rPr>
+                <w:lang w:val="sv-SE"/>
+              </w:rPr>
+              <w:t>50</w:t>
+            </w:r>
+            <w:r>
+              <w:rPr>
+                <w:lang w:val="sv-SE"/>
+              </w:rPr>
+              <w:t>}</w:t>
+            </w:r>
+          </w:p>
+          <w:p>
+            <w:pPr>
+              <w:tabs>
+                <w:tab w:val="left" w:pos="1140"/>
+              </w:tabs>
+              <w:jc w:val="center"/>
+              <w:rPr>
+                <w:rFonts w:ascii="Times New Roman" w:eastAsia="Times New Roman" w:hAnsi="Times New Roman" w:cs="Times New Roman"/>
+                <w:sz w:val="24"/>
+                <w:szCs w:val="24"/>
+              </w:rPr>
+            </w:pPr>
+            <w:r>
+              <w:rPr>
+                <w:rFonts w:ascii="Times New Roman" w:eastAsia="Times New Roman" w:hAnsi="Times New Roman" w:cs="Times New Roman"/>
+                <w:sz w:val="24"/>
+                <w:szCs w:val="24"/>
+              </w:rPr>
+              <w:t xml:space="preserve">PROSES PEMASANGAN CCTV </w:t>
+            </w:r>
+            <w:r>
+              <w:rPr>
+                <w:rFonts w:ascii="Times New Roman" w:eastAsia="Times New Roman" w:hAnsi="Times New Roman" w:cs="Times New Roman"/>
+                <w:sz w:val="24"/>
+                <w:szCs w:val="24"/>
+              </w:rPr>
+              <w:t>1</w:t>
+            </w:r>
+          </w:p>
+        </w:tc>
+        <w:tc>
+          <w:tcPr>
+            <w:tcW w:w="4985" w:type="dxa"/>
+            <w:vAlign w:val="center"/>
+          </w:tcPr>
+          <w:p>
+            <w:pPr>
+              <w:tabs>
+                <w:tab w:val="left" w:pos="1140"/>
+              </w:tabs>
+              <w:jc w:val="center"/>
+              <w:rPr>
+                <w:rFonts w:ascii="Times New Roman" w:eastAsia="Times New Roman" w:hAnsi="Times New Roman" w:cs="Times New Roman"/>
+                <w:sz w:val="24"/>
+                <w:szCs w:val="24"/>
+              </w:rPr>
+            </w:pPr>
+            <w:r>
+              <w:rPr>
+                <w:lang w:val="sv-SE"/>
+              </w:rPr>
+              <w:t>{%photo_</w:t>
+            </w:r>
+            <w:r>
+              <w:rPr>
+                <w:lang w:val="sv-SE"/>
+              </w:rPr>
+              <w:t>51</w:t>
+            </w:r>
+            <w:r>
+              <w:rPr>
+                <w:lang w:val="sv-SE"/>
+              </w:rPr>
+              <w:t>}</w:t>
+            </w:r>
+          </w:p>
+          <w:p>
+            <w:pPr>
+              <w:tabs>
+                <w:tab w:val="left" w:pos="1140"/>
+              </w:tabs>
+              <w:jc w:val="center"/>
+              <w:rPr>
+                <w:rFonts w:ascii="Times New Roman" w:eastAsia="Times New Roman" w:hAnsi="Times New Roman" w:cs="Times New Roman"/>
+                <w:sz w:val="24"/>
+                <w:szCs w:val="24"/>
+              </w:rPr>
+            </w:pPr>
+            <w:r>
+              <w:rPr>
+                <w:rFonts w:ascii="Times New Roman" w:eastAsia="Times New Roman" w:hAnsi="Times New Roman" w:cs="Times New Roman"/>
+                <w:sz w:val="24"/>
+                <w:szCs w:val="24"/>
+              </w:rPr>
+              <w:t xml:space="preserve">PROSES PEMASANGAN CCTV </w:t>
+            </w:r>
+            <w:r>
+              <w:rPr>
+                <w:rFonts w:ascii="Times New Roman" w:eastAsia="Times New Roman" w:hAnsi="Times New Roman" w:cs="Times New Roman"/>
+                <w:sz w:val="24"/>
+                <w:szCs w:val="24"/>
+              </w:rPr>
+              <w:t>2</w:t>
+            </w:r>
+          </w:p>
+        </w:tc>
+      </w:tr>
+      <w:tr>
+        <w:tc>
+          <w:tcPr>
+            <w:tcW w:w="4939" w:type="dxa"/>
+            <w:vAlign w:val="bottom"/>
+          </w:tcPr>
+          <w:p>
+            <w:pPr>
+              <w:tabs>
+                <w:tab w:val="left" w:pos="1140"/>
+              </w:tabs>
+              <w:jc w:val="center"/>
+              <w:rPr>
+                <w:rFonts w:ascii="Times New Roman" w:eastAsia="Times New Roman" w:hAnsi="Times New Roman" w:cs="Times New Roman"/>
+                <w:sz w:val="24"/>
+                <w:szCs w:val="24"/>
+              </w:rPr>
+            </w:pPr>
+            <w:r>
+              <w:rPr>
+                <w:lang w:val="sv-SE"/>
+              </w:rPr>
+              <w:t>{%photo_</w:t>
+            </w:r>
+            <w:r>
+              <w:rPr>
+                <w:lang w:val="sv-SE"/>
+              </w:rPr>
+              <w:t>52</w:t>
+            </w:r>
+            <w:r>
+              <w:rPr>
+                <w:lang w:val="sv-SE"/>
+              </w:rPr>
+              <w:t>}</w:t>
+            </w:r>
+          </w:p>
+          <w:p>
+            <w:pPr>
+              <w:tabs>
+                <w:tab w:val="left" w:pos="1140"/>
+              </w:tabs>
+              <w:jc w:val="center"/>
+              <w:rPr>
+                <w:rFonts w:ascii="Times New Roman" w:eastAsia="Times New Roman" w:hAnsi="Times New Roman" w:cs="Times New Roman"/>
+                <w:sz w:val="24"/>
+                <w:szCs w:val="24"/>
+              </w:rPr>
+            </w:pPr>
+            <w:r>
+              <w:rPr>
+                <w:rFonts w:ascii="Times New Roman" w:eastAsia="Times New Roman" w:hAnsi="Times New Roman" w:cs="Times New Roman"/>
+                <w:sz w:val="24"/>
+                <w:szCs w:val="24"/>
+              </w:rPr>
+              <w:t>PROSES PEMASANGAN CCTV 3</w:t>
+            </w:r>
+          </w:p>
+        </w:tc>
+        <w:tc>
+          <w:tcPr>
+            <w:tcW w:w="4985" w:type="dxa"/>
+          </w:tcPr>
+          <w:p>
+            <w:pPr>
+              <w:tabs>
+                <w:tab w:val="left" w:pos="1140"/>
+              </w:tabs>
+              <w:jc w:val="center"/>
+              <w:rPr>
+                <w:rFonts w:ascii="Times New Roman" w:eastAsia="Times New Roman" w:hAnsi="Times New Roman" w:cs="Times New Roman"/>
+                <w:sz w:val="24"/>
+                <w:szCs w:val="24"/>
+              </w:rPr>
+            </w:pPr>
+            <w:r>
+              <w:rPr>
+                <w:lang w:val="sv-SE"/>
+              </w:rPr>
+              <w:t>{%photo_</w:t>
+            </w:r>
+            <w:r>
+              <w:rPr>
+                <w:lang w:val="sv-SE"/>
+              </w:rPr>
+              <w:t>53</w:t>
+            </w:r>
+            <w:r>
+              <w:rPr>
+                <w:lang w:val="sv-SE"/>
+              </w:rPr>
+              <w:t>}</w:t>
+            </w:r>
+          </w:p>
+          <w:p>
+            <w:pPr>
+              <w:tabs>
+                <w:tab w:val="left" w:pos="1140"/>
+              </w:tabs>
+              <w:jc w:val="center"/>
+              <w:rPr>
+                <w:rFonts w:ascii="Times New Roman" w:eastAsia="Times New Roman" w:hAnsi="Times New Roman" w:cs="Times New Roman"/>
+                <w:sz w:val="24"/>
+                <w:szCs w:val="24"/>
+              </w:rPr>
+            </w:pPr>
+            <w:r>
+              <w:rPr>
+                <w:rFonts w:ascii="Times New Roman" w:eastAsia="Times New Roman" w:hAnsi="Times New Roman" w:cs="Times New Roman"/>
+                <w:sz w:val="24"/>
+                <w:szCs w:val="24"/>
+              </w:rPr>
+              <w:t>PROSES PEMASANGAN CCTV 4</w:t>
+            </w:r>
+          </w:p>
+        </w:tc>
+      </w:tr>
+    </w:tbl>
+    <w:p>
+      <w:pPr>
+        <w:tabs>
+          <w:tab w:val="left" w:pos="1140"/>
+        </w:tabs>
+        <w:spacing w:after="0" w:line="360" w:lineRule="auto"/>
+        <w:rPr>
+          <w:rFonts w:ascii="Times New Roman" w:eastAsia="Times New Roman" w:hAnsi="Times New Roman" w:cs="Times New Roman"/>
+          <w:sz w:val="24"/>
+          <w:szCs w:val="24"/>
+        </w:rPr>
+      </w:pPr>
+    </w:p>
+    <w:p>
+      <w:pPr>
+        <w:tabs>
+          <w:tab w:val="left" w:pos="1140"/>
+        </w:tabs>
+        <w:spacing w:after="0" w:line="360" w:lineRule="auto"/>
+        <w:rPr>
+          <w:rFonts w:ascii="Times New Roman" w:eastAsia="Times New Roman" w:hAnsi="Times New Roman" w:cs="Times New Roman"/>
+          <w:sz w:val="24"/>
+          <w:szCs w:val="24"/>
+        </w:rPr>
+      </w:pPr>
+    </w:p>
+    <w:p>
+      <w:pPr>
+        <w:tabs>
+          <w:tab w:val="left" w:pos="1140"/>
+        </w:tabs>
+        <w:spacing w:after="0" w:line="360" w:lineRule="auto"/>
+        <w:rPr>
+          <w:rFonts w:ascii="Times New Roman" w:eastAsia="Times New Roman" w:hAnsi="Times New Roman" w:cs="Times New Roman"/>
+          <w:sz w:val="24"/>
+          <w:szCs w:val="24"/>
+        </w:rPr>
+      </w:pPr>
+    </w:p>
+    <w:p>
+      <w:pPr>
+        <w:pStyle w:val="Heading1"/>
+        <w:numPr>
+          <w:ilvl w:val="0"/>
+          <w:numId w:val="2"/>
+        </w:numPr>
+        <w:spacing w:before="0" w:after="0" w:line="360" w:lineRule="auto"/>
+        <w:ind w:left="567" w:hanging="567"/>
+        <w:rPr>
+          <w:rFonts w:ascii="Times New Roman" w:hAnsi="Times New Roman" w:cs="Times New Roman"/>
+          <w:sz w:val="24"/>
+          <w:szCs w:val="24"/>
+        </w:rPr>
+      </w:pPr>
+      <w:r>
+        <w:rPr>
+          <w:rFonts w:ascii="Times New Roman" w:hAnsi="Times New Roman" w:cs="Times New Roman"/>
+          <w:sz w:val="24"/>
+          <w:szCs w:val="24"/>
+        </w:rPr>
+        <w:t>VIEW KESELURUHAN</w:t>
+      </w:r>
+    </w:p>
+    <w:tbl>
+      <w:tblPr>
+        <w:tblStyle w:val="TableGrid"/>
+        <w:tblW w:w="0" w:type="auto"/>
+        <w:tblCellMar>
+          <w:top w:w="85" w:type="dxa"/>
+          <w:left w:w="85" w:type="dxa"/>
+          <w:bottom w:w="85" w:type="dxa"/>
+          <w:right w:w="85" w:type="dxa"/>
+        </w:tblCellMar>
+        <w:tblLook w:val="04A0" w:firstRow="1" w:lastRow="0" w:firstColumn="1" w:lastColumn="0" w:noHBand="0" w:noVBand="1"/>
+      </w:tblPr>
+      <w:tblGrid>
+        <w:gridCol w:w="9017"/>
+      </w:tblGrid>
+      <w:tr>
+        <w:tc>
+          <w:tcPr>
+            <w:tcW w:w="9017" w:type="dxa"/>
+            <w:vAlign w:val="center"/>
+          </w:tcPr>
+          <w:p>
+            <w:pPr>
+              <w:tabs>
+                <w:tab w:val="left" w:pos="1140"/>
+              </w:tabs>
+              <w:spacing w:line="360" w:lineRule="auto"/>
+              <w:jc w:val="center"/>
+              <w:rPr>
+                <w:rFonts w:ascii="Times New Roman" w:eastAsia="Times New Roman" w:hAnsi="Times New Roman" w:cs="Times New Roman"/>
+                <w:sz w:val="24"/>
+                <w:szCs w:val="24"/>
+              </w:rPr>
+            </w:pPr>
+            <w:r>
+              <w:rPr>
+                <w:lang w:val="sv-SE"/>
+              </w:rPr>
+              <w:t>{%photo_</w:t>
+            </w:r>
+            <w:r>
+              <w:rPr>
+                <w:lang w:val="sv-SE"/>
+              </w:rPr>
+              <w:t>54</w:t>
+            </w:r>
+            <w:r>
+              <w:rPr>
+                <w:lang w:val="sv-SE"/>
+              </w:rPr>
+              <w:t>}</w:t>
+            </w:r>
+          </w:p>
+        </w:tc>
+      </w:tr>
+    </w:tbl>
+    <w:p>
+      <w:pPr>
+        <w:tabs>
+          <w:tab w:val="left" w:pos="1140"/>
+        </w:tabs>
+        <w:spacing w:after="0" w:line="360" w:lineRule="auto"/>
+        <w:rPr>
+          <w:rFonts w:ascii="Times New Roman" w:eastAsia="Times New Roman" w:hAnsi="Times New Roman" w:cs="Times New Roman"/>
+          <w:sz w:val="24"/>
+          <w:szCs w:val="24"/>
+        </w:rPr>
+      </w:pPr>
+    </w:p>
+    <w:p>
+      <w:pPr>
+        <w:tabs>
+          <w:tab w:val="left" w:pos="1140"/>
+        </w:tabs>
+        <w:spacing w:after="0" w:line="360" w:lineRule="auto"/>
+        <w:rPr>
+          <w:rFonts w:ascii="Times New Roman" w:eastAsia="Times New Roman" w:hAnsi="Times New Roman" w:cs="Times New Roman"/>
+          <w:sz w:val="24"/>
+          <w:szCs w:val="24"/>
+        </w:rPr>
+      </w:pPr>
+    </w:p>
+    <w:p>
+      <w:pPr>
+        <w:tabs>
+          <w:tab w:val="left" w:pos="1140"/>
+        </w:tabs>
+        <w:spacing w:after="0" w:line="360" w:lineRule="auto"/>
+        <w:rPr>
+          <w:rFonts w:ascii="Times New Roman" w:eastAsia="Times New Roman" w:hAnsi="Times New Roman" w:cs="Times New Roman"/>
+          <w:sz w:val="24"/>
+          <w:szCs w:val="24"/>
+        </w:rPr>
+      </w:pPr>
+    </w:p>
+    <w:p>
+      <w:pPr>
+        <w:pStyle w:val="Heading1"/>
+        <w:numPr>
+          <w:ilvl w:val="0"/>
+          <w:numId w:val="2"/>
+        </w:numPr>
+        <w:spacing w:before="0" w:after="0" w:line="360" w:lineRule="auto"/>
+        <w:ind w:left="567" w:hanging="567"/>
+        <w:rPr>
+          <w:rFonts w:ascii="Times New Roman" w:hAnsi="Times New Roman" w:cs="Times New Roman"/>
+          <w:sz w:val="24"/>
+          <w:szCs w:val="24"/>
+        </w:rPr>
+      </w:pPr>
+      <w:r>
+        <w:rPr>
+          <w:rFonts w:ascii="Times New Roman" w:hAnsi="Times New Roman" w:cs="Times New Roman"/>
+          <w:sz w:val="24"/>
+          <w:szCs w:val="24"/>
+        </w:rPr>
+        <w:t>PELATIHAN</w:t>
+      </w:r>
+    </w:p>
+    <w:tbl>
+      <w:tblPr>
+        <w:tblStyle w:val="TableGrid"/>
+        <w:tblW w:w="0" w:type="auto"/>
+        <w:tblCellMar>
+          <w:top w:w="85" w:type="dxa"/>
+          <w:left w:w="85" w:type="dxa"/>
+          <w:bottom w:w="85" w:type="dxa"/>
+          <w:right w:w="85" w:type="dxa"/>
+        </w:tblCellMar>
+        <w:tblLook w:val="04A0" w:firstRow="1" w:lastRow="0" w:firstColumn="1" w:lastColumn="0" w:noHBand="0" w:noVBand="1"/>
+      </w:tblPr>
+      <w:tblGrid>
+        <w:gridCol w:w="9017"/>
+      </w:tblGrid>
+      <w:tr>
+        <w:tc>
+          <w:tcPr>
+            <w:tcW w:w="9017" w:type="dxa"/>
+            <w:vAlign w:val="center"/>
+          </w:tcPr>
+          <w:p>
+            <w:pPr>
+              <w:tabs>
+                <w:tab w:val="left" w:pos="1140"/>
+              </w:tabs>
+              <w:jc w:val="center"/>
+              <w:rPr>
+                <w:rFonts w:ascii="Times New Roman" w:eastAsia="Times New Roman" w:hAnsi="Times New Roman" w:cs="Times New Roman"/>
+                <w:sz w:val="24"/>
+                <w:szCs w:val="24"/>
+              </w:rPr>
+            </w:pPr>
+            <w:r>
+              <w:rPr>
+                <w:lang w:val="sv-SE"/>
+              </w:rPr>
+              <w:t>{%photo_</w:t>
+            </w:r>
+            <w:r>
+              <w:rPr>
+                <w:lang w:val="sv-SE"/>
+              </w:rPr>
+              <w:t>55</w:t>
+            </w:r>
+            <w:r>
+              <w:rPr>
+                <w:lang w:val="sv-SE"/>
+              </w:rPr>
+              <w:t>}</w:t>
+            </w:r>
+          </w:p>
+          <w:p>
+            <w:pPr>
+              <w:tabs>
+                <w:tab w:val="left" w:pos="1140"/>
+              </w:tabs>
+              <w:jc w:val="center"/>
+              <w:rPr>
+                <w:rFonts w:ascii="Times New Roman" w:eastAsia="Times New Roman" w:hAnsi="Times New Roman" w:cs="Times New Roman"/>
+                <w:sz w:val="24"/>
+                <w:szCs w:val="24"/>
+              </w:rPr>
+            </w:pPr>
+            <w:r>
+              <w:rPr>
+                <w:rFonts w:ascii="Times New Roman" w:eastAsia="Times New Roman" w:hAnsi="Times New Roman" w:cs="Times New Roman"/>
+                <w:sz w:val="24"/>
+                <w:szCs w:val="24"/>
+              </w:rPr>
+              <w:t xml:space="preserve">Gambar </w:t>
+            </w:r>
+            <w:proofErr w:type="spellStart"/>
+            <w:r>
+              <w:rPr>
+                <w:rFonts w:ascii="Times New Roman" w:eastAsia="Times New Roman" w:hAnsi="Times New Roman" w:cs="Times New Roman"/>
+                <w:sz w:val="24"/>
+                <w:szCs w:val="24"/>
+              </w:rPr>
+              <w:t>Deskripsi</w:t>
+            </w:r>
+            <w:proofErr w:type="spellEnd"/>
+            <w:r>
+              <w:rPr>
+                <w:rFonts w:ascii="Times New Roman" w:eastAsia="Times New Roman" w:hAnsi="Times New Roman" w:cs="Times New Roman"/>
+                <w:sz w:val="24"/>
+                <w:szCs w:val="24"/>
+              </w:rPr>
+              <w:t xml:space="preserve"> : </w:t>
+            </w:r>
+            <w:proofErr w:type="spellStart"/>
+            <w:r>
+              <w:rPr>
+                <w:rFonts w:ascii="Times New Roman" w:eastAsia="Times New Roman" w:hAnsi="Times New Roman" w:cs="Times New Roman"/>
+                <w:sz w:val="24"/>
+                <w:szCs w:val="24"/>
+              </w:rPr>
+              <w:t>Pelatihan</w:t>
+            </w:r>
+            <w:proofErr w:type="spellEnd"/>
+          </w:p>
+        </w:tc>
+      </w:tr>
+    </w:tbl>
     <w:p>
       <w:pPr>
         <w:tabs>
@@ -2539,28 +8873,28 @@
 </file>
 
 <file path=customXml/item1.xml><?xml version="1.0" encoding="utf-8"?>
-<b:Sources xmlns:b="http://schemas.openxmlformats.org/officeDocument/2006/bibliography" xmlns="http://schemas.openxmlformats.org/officeDocument/2006/bibliography" SelectedStyle="\APASixthEditionOfficeOnline.xsl" StyleName="APA" Version="6"/>
-</file>
-
-<file path=customXml/item2.xml><?xml version="1.0" encoding="utf-8"?>
 <go:gDocsCustomXmlDataStorage xmlns:go="http://customooxmlschemas.google.com/" xmlns:r="http://schemas.openxmlformats.org/officeDocument/2006/relationships" uri="GoogleDocsCustomDataVersion2">
   <go:docsCustomData xmlns:go="http://customooxmlschemas.google.com/" roundtripDataSignature="AMtx7mjAEx0BawReXsiu058bTvWTHWOw5Q==">CgMxLjAyDmguY2Y4aG5pZHBjOGt0MghoLmdqZGd4czgAciExaGt3cnRSbzhHNWZNaGFVdG5ldlZkNFZQOExaQ2I3YTY=</go:docsCustomData>
 </go:gDocsCustomXmlDataStorage>
 </file>
 
-<file path=customXml/itemProps1.xml><?xml version="1.0" encoding="utf-8"?>
-<ds:datastoreItem xmlns:ds="http://schemas.openxmlformats.org/officeDocument/2006/customXml" ds:itemID="{E4C1BB43-CAAB-49F4-A97D-16B5292AC504}">
-  <ds:schemaRefs>
-    <ds:schemaRef ds:uri="http://schemas.openxmlformats.org/officeDocument/2006/bibliography"/>
-  </ds:schemaRefs>
-</ds:datastoreItem>
+<file path=customXml/item2.xml><?xml version="1.0" encoding="utf-8"?>
+<b:Sources xmlns:b="http://schemas.openxmlformats.org/officeDocument/2006/bibliography" xmlns="http://schemas.openxmlformats.org/officeDocument/2006/bibliography" SelectedStyle="\APASixthEditionOfficeOnline.xsl" StyleName="APA" Version="6"/>
 </file>
 
-<file path=customXml/itemProps2.xml><?xml version="1.0" encoding="utf-8"?>
+<file path=customXml/itemProps1.xml><?xml version="1.0" encoding="utf-8"?>
 <ds:datastoreItem xmlns:ds="http://schemas.openxmlformats.org/officeDocument/2006/customXml" ds:itemID="{11111111-1234-1234-1234-123412341234}">
   <ds:schemaRefs>
     <ds:schemaRef ds:uri="http://customooxmlschemas.google.com/"/>
     <ds:schemaRef ds:uri="http://schemas.openxmlformats.org/officeDocument/2006/relationships"/>
   </ds:schemaRefs>
 </ds:datastoreItem>
+</file>
+
+<file path=customXml/itemProps2.xml><?xml version="1.0" encoding="utf-8"?>
+<ds:datastoreItem xmlns:ds="http://schemas.openxmlformats.org/officeDocument/2006/customXml" ds:itemID="{E4C1BB43-CAAB-49F4-A97D-16B5292AC504}">
+  <ds:schemaRefs>
+    <ds:schemaRef ds:uri="http://schemas.openxmlformats.org/officeDocument/2006/bibliography"/>
+  </ds:schemaRefs>
+</ds:datastoreItem>
 </file>